--- a/docs/examples/doc_example.docx
+++ b/docs/examples/doc_example.docx
@@ -7,8 +7,10 @@
         <w:spacing w:before="100" w:beforeAutospacing="1" w:after="100" w:afterAutospacing="1" w:line="240" w:lineRule="auto"/>
         <w:rPr>
           <w:rFonts w:ascii="Times New Roman" w:eastAsia="Times New Roman" w:hAnsi="Times New Roman" w:cs="Times New Roman"/>
-          <w:sz w:val="32"/>
-          <w:szCs w:val="32"/>
+          <w:b/>
+          <w:bCs/>
+          <w:sz w:val="36"/>
+          <w:szCs w:val="36"/>
           <w:lang w:eastAsia="ru-RU"/>
         </w:rPr>
       </w:pPr>
@@ -18,29 +20,25 @@
           <w:rFonts w:ascii="Times New Roman" w:eastAsia="Times New Roman" w:hAnsi="Times New Roman" w:cs="Times New Roman"/>
           <w:b/>
           <w:bCs/>
-          <w:sz w:val="32"/>
-          <w:szCs w:val="32"/>
-          <w:lang w:eastAsia="ru-RU"/>
-        </w:rPr>
-        <w:t>Бифиформ</w:t>
+          <w:sz w:val="36"/>
+          <w:szCs w:val="36"/>
+          <w:lang w:eastAsia="ru-RU"/>
+        </w:rPr>
+        <w:t>Энтерофурил</w:t>
       </w:r>
       <w:proofErr w:type="spellEnd"/>
-      <w:r>
-        <w:rPr>
-          <w:rFonts w:ascii="Times New Roman" w:eastAsia="Times New Roman" w:hAnsi="Times New Roman" w:cs="Times New Roman"/>
-          <w:b/>
-          <w:bCs/>
-          <w:sz w:val="32"/>
-          <w:szCs w:val="32"/>
-          <w:lang w:eastAsia="ru-RU"/>
-        </w:rPr>
-        <w:t xml:space="preserve"> инструкция по применению</w:t>
-      </w:r>
-    </w:p>
-    <w:p>
-      <w:pPr>
-        <w:spacing w:before="100" w:beforeAutospacing="1" w:after="100" w:afterAutospacing="1" w:line="240" w:lineRule="auto"/>
-        <w:outlineLvl w:val="2"/>
+    </w:p>
+    <w:p>
+      <w:pPr>
+        <w:spacing w:before="100" w:beforeAutospacing="1" w:after="100" w:afterAutospacing="1" w:line="240" w:lineRule="auto"/>
+        <w:rPr>
+          <w:rFonts w:ascii="Times New Roman" w:eastAsia="Times New Roman" w:hAnsi="Times New Roman" w:cs="Times New Roman"/>
+          <w:sz w:val="24"/>
+          <w:szCs w:val="24"/>
+          <w:lang w:eastAsia="ru-RU"/>
+        </w:rPr>
+      </w:pPr>
+      <w:r>
         <w:rPr>
           <w:rFonts w:ascii="Times New Roman" w:eastAsia="Times New Roman" w:hAnsi="Times New Roman" w:cs="Times New Roman"/>
           <w:b/>
@@ -49,8 +47,84 @@
           <w:szCs w:val="27"/>
           <w:lang w:eastAsia="ru-RU"/>
         </w:rPr>
-      </w:pPr>
-      <w:r>
+        <w:t>Описание препарата</w:t>
+      </w:r>
+    </w:p>
+    <w:p>
+      <w:pPr>
+        <w:spacing w:before="100" w:beforeAutospacing="1" w:after="100" w:afterAutospacing="1" w:line="240" w:lineRule="auto"/>
+        <w:rPr>
+          <w:rFonts w:ascii="Times New Roman" w:eastAsia="Times New Roman" w:hAnsi="Times New Roman" w:cs="Times New Roman"/>
+          <w:sz w:val="24"/>
+          <w:szCs w:val="24"/>
+          <w:lang w:eastAsia="ru-RU"/>
+        </w:rPr>
+      </w:pPr>
+      <w:proofErr w:type="spellStart"/>
+      <w:r>
+        <w:rPr>
+          <w:rFonts w:ascii="Times New Roman" w:eastAsia="Times New Roman" w:hAnsi="Times New Roman" w:cs="Times New Roman"/>
+          <w:sz w:val="24"/>
+          <w:szCs w:val="24"/>
+          <w:lang w:eastAsia="ru-RU"/>
+        </w:rPr>
+        <w:t>Энтерофурил</w:t>
+      </w:r>
+      <w:proofErr w:type="spellEnd"/>
+      <w:r>
+        <w:rPr>
+          <w:rFonts w:ascii="Times New Roman" w:eastAsia="Times New Roman" w:hAnsi="Times New Roman" w:cs="Times New Roman"/>
+          <w:sz w:val="24"/>
+          <w:szCs w:val="24"/>
+          <w:lang w:eastAsia="ru-RU"/>
+        </w:rPr>
+        <w:t xml:space="preserve"> — это противомикробный препарат, который используется для лечения острой бактериальной диареи. Его действующее вещество, </w:t>
+      </w:r>
+      <w:proofErr w:type="spellStart"/>
+      <w:r>
+        <w:rPr>
+          <w:rFonts w:ascii="Times New Roman" w:eastAsia="Times New Roman" w:hAnsi="Times New Roman" w:cs="Times New Roman"/>
+          <w:sz w:val="24"/>
+          <w:szCs w:val="24"/>
+          <w:lang w:eastAsia="ru-RU"/>
+        </w:rPr>
+        <w:t>нифуроксазид</w:t>
+      </w:r>
+      <w:proofErr w:type="spellEnd"/>
+      <w:r>
+        <w:rPr>
+          <w:rFonts w:ascii="Times New Roman" w:eastAsia="Times New Roman" w:hAnsi="Times New Roman" w:cs="Times New Roman"/>
+          <w:sz w:val="24"/>
+          <w:szCs w:val="24"/>
+          <w:lang w:eastAsia="ru-RU"/>
+        </w:rPr>
+        <w:t xml:space="preserve">, относится к группе </w:t>
+      </w:r>
+      <w:proofErr w:type="spellStart"/>
+      <w:r>
+        <w:rPr>
+          <w:rFonts w:ascii="Times New Roman" w:eastAsia="Times New Roman" w:hAnsi="Times New Roman" w:cs="Times New Roman"/>
+          <w:sz w:val="24"/>
+          <w:szCs w:val="24"/>
+          <w:lang w:eastAsia="ru-RU"/>
+        </w:rPr>
+        <w:t>нитрофуранов</w:t>
+      </w:r>
+      <w:proofErr w:type="spellEnd"/>
+      <w:r>
+        <w:rPr>
+          <w:rFonts w:ascii="Times New Roman" w:eastAsia="Times New Roman" w:hAnsi="Times New Roman" w:cs="Times New Roman"/>
+          <w:sz w:val="24"/>
+          <w:szCs w:val="24"/>
+          <w:lang w:eastAsia="ru-RU"/>
+        </w:rPr>
+        <w:t xml:space="preserve"> и обладает высокой активностью в отношении различных патогенных микроорганизмов, поражающих кишечник. Препарат эффективно восстанавливает нормальную микрофлору кишечника и препятствует развитию бактериальной суперинфекции при вирусных инфекциях.</w:t>
+      </w:r>
+    </w:p>
+    <w:p>
+      <w:pPr>
+        <w:spacing w:before="100" w:beforeAutospacing="1" w:after="100" w:afterAutospacing="1" w:line="240" w:lineRule="auto"/>
+        <w:outlineLvl w:val="2"/>
         <w:rPr>
           <w:rFonts w:ascii="Times New Roman" w:eastAsia="Times New Roman" w:hAnsi="Times New Roman" w:cs="Times New Roman"/>
           <w:b/>
@@ -59,158 +133,8 @@
           <w:szCs w:val="27"/>
           <w:lang w:eastAsia="ru-RU"/>
         </w:rPr>
-        <w:t>Описание препарата</w:t>
-      </w:r>
-    </w:p>
-    <w:p>
-      <w:pPr>
-        <w:spacing w:before="100" w:beforeAutospacing="1" w:after="100" w:afterAutospacing="1" w:line="240" w:lineRule="auto"/>
-        <w:rPr>
-          <w:rFonts w:ascii="Times New Roman" w:eastAsia="Times New Roman" w:hAnsi="Times New Roman" w:cs="Times New Roman"/>
-          <w:sz w:val="24"/>
-          <w:szCs w:val="24"/>
-          <w:lang w:eastAsia="ru-RU"/>
-        </w:rPr>
-      </w:pPr>
-      <w:proofErr w:type="spellStart"/>
-      <w:r>
-        <w:rPr>
-          <w:rFonts w:ascii="Times New Roman" w:eastAsia="Times New Roman" w:hAnsi="Times New Roman" w:cs="Times New Roman"/>
-          <w:b/>
-          <w:bCs/>
-          <w:sz w:val="24"/>
-          <w:szCs w:val="24"/>
-          <w:lang w:eastAsia="ru-RU"/>
-        </w:rPr>
-        <w:t>Бифиформ</w:t>
-      </w:r>
-      <w:proofErr w:type="spellEnd"/>
-      <w:r>
-        <w:rPr>
-          <w:rFonts w:ascii="Times New Roman" w:eastAsia="Times New Roman" w:hAnsi="Times New Roman" w:cs="Times New Roman"/>
-          <w:sz w:val="24"/>
-          <w:szCs w:val="24"/>
-          <w:lang w:eastAsia="ru-RU"/>
-        </w:rPr>
-        <w:t xml:space="preserve"> — это препарат, содержащий симбиотические бактерии, предназначенный для нормализации микрофлоры кишечника. Применяется для профилактики и лечения </w:t>
-      </w:r>
-      <w:proofErr w:type="spellStart"/>
-      <w:r>
-        <w:rPr>
-          <w:rFonts w:ascii="Times New Roman" w:eastAsia="Times New Roman" w:hAnsi="Times New Roman" w:cs="Times New Roman"/>
-          <w:sz w:val="24"/>
-          <w:szCs w:val="24"/>
-          <w:lang w:eastAsia="ru-RU"/>
-        </w:rPr>
-        <w:t>дисбактериозов</w:t>
-      </w:r>
-      <w:proofErr w:type="spellEnd"/>
-      <w:r>
-        <w:rPr>
-          <w:rFonts w:ascii="Times New Roman" w:eastAsia="Times New Roman" w:hAnsi="Times New Roman" w:cs="Times New Roman"/>
-          <w:sz w:val="24"/>
-          <w:szCs w:val="24"/>
-          <w:lang w:eastAsia="ru-RU"/>
-        </w:rPr>
-        <w:t xml:space="preserve">, а также для поддержания иммунной системы. Действующие вещества препарата — </w:t>
-      </w:r>
-      <w:proofErr w:type="spellStart"/>
-      <w:r>
-        <w:rPr>
-          <w:rFonts w:ascii="Times New Roman" w:eastAsia="Times New Roman" w:hAnsi="Times New Roman" w:cs="Times New Roman"/>
-          <w:i/>
-          <w:iCs/>
-          <w:sz w:val="24"/>
-          <w:szCs w:val="24"/>
-          <w:lang w:eastAsia="ru-RU"/>
-        </w:rPr>
-        <w:t>Bifidobacterium</w:t>
-      </w:r>
-      <w:proofErr w:type="spellEnd"/>
-      <w:r>
-        <w:rPr>
-          <w:rFonts w:ascii="Times New Roman" w:eastAsia="Times New Roman" w:hAnsi="Times New Roman" w:cs="Times New Roman"/>
-          <w:i/>
-          <w:iCs/>
-          <w:sz w:val="24"/>
-          <w:szCs w:val="24"/>
-          <w:lang w:eastAsia="ru-RU"/>
-        </w:rPr>
-        <w:t xml:space="preserve"> </w:t>
-      </w:r>
-      <w:proofErr w:type="spellStart"/>
-      <w:r>
-        <w:rPr>
-          <w:rFonts w:ascii="Times New Roman" w:eastAsia="Times New Roman" w:hAnsi="Times New Roman" w:cs="Times New Roman"/>
-          <w:i/>
-          <w:iCs/>
-          <w:sz w:val="24"/>
-          <w:szCs w:val="24"/>
-          <w:lang w:eastAsia="ru-RU"/>
-        </w:rPr>
-        <w:t>longum</w:t>
-      </w:r>
-      <w:proofErr w:type="spellEnd"/>
-      <w:r>
-        <w:rPr>
-          <w:rFonts w:ascii="Times New Roman" w:eastAsia="Times New Roman" w:hAnsi="Times New Roman" w:cs="Times New Roman"/>
-          <w:sz w:val="24"/>
-          <w:szCs w:val="24"/>
-          <w:lang w:eastAsia="ru-RU"/>
-        </w:rPr>
-        <w:t xml:space="preserve"> и </w:t>
-      </w:r>
-      <w:proofErr w:type="spellStart"/>
-      <w:r>
-        <w:rPr>
-          <w:rFonts w:ascii="Times New Roman" w:eastAsia="Times New Roman" w:hAnsi="Times New Roman" w:cs="Times New Roman"/>
-          <w:i/>
-          <w:iCs/>
-          <w:sz w:val="24"/>
-          <w:szCs w:val="24"/>
-          <w:lang w:eastAsia="ru-RU"/>
-        </w:rPr>
-        <w:t>Enterococcus</w:t>
-      </w:r>
-      <w:proofErr w:type="spellEnd"/>
-      <w:r>
-        <w:rPr>
-          <w:rFonts w:ascii="Times New Roman" w:eastAsia="Times New Roman" w:hAnsi="Times New Roman" w:cs="Times New Roman"/>
-          <w:i/>
-          <w:iCs/>
-          <w:sz w:val="24"/>
-          <w:szCs w:val="24"/>
-          <w:lang w:eastAsia="ru-RU"/>
-        </w:rPr>
-        <w:t xml:space="preserve"> </w:t>
-      </w:r>
-      <w:proofErr w:type="spellStart"/>
-      <w:r>
-        <w:rPr>
-          <w:rFonts w:ascii="Times New Roman" w:eastAsia="Times New Roman" w:hAnsi="Times New Roman" w:cs="Times New Roman"/>
-          <w:i/>
-          <w:iCs/>
-          <w:sz w:val="24"/>
-          <w:szCs w:val="24"/>
-          <w:lang w:eastAsia="ru-RU"/>
-        </w:rPr>
-        <w:t>faecium</w:t>
-      </w:r>
-      <w:proofErr w:type="spellEnd"/>
-      <w:r>
-        <w:rPr>
-          <w:rFonts w:ascii="Times New Roman" w:eastAsia="Times New Roman" w:hAnsi="Times New Roman" w:cs="Times New Roman"/>
-          <w:sz w:val="24"/>
-          <w:szCs w:val="24"/>
-          <w:lang w:eastAsia="ru-RU"/>
-        </w:rPr>
-        <w:t xml:space="preserve"> — обеспечивают высокую антагонистическую активность против патогенных микроорганизмов, нормализуют пищеварительные функции кишечника.</w:t>
-      </w:r>
-    </w:p>
-    <w:p>
-      <w:pPr>
-        <w:spacing w:before="100" w:beforeAutospacing="1" w:after="100" w:afterAutospacing="1" w:line="240" w:lineRule="auto"/>
-        <w:outlineLvl w:val="2"/>
+      </w:pPr>
+      <w:r>
         <w:rPr>
           <w:rFonts w:ascii="Times New Roman" w:eastAsia="Times New Roman" w:hAnsi="Times New Roman" w:cs="Times New Roman"/>
           <w:b/>
@@ -219,16 +143,6 @@
           <w:szCs w:val="27"/>
           <w:lang w:eastAsia="ru-RU"/>
         </w:rPr>
-      </w:pPr>
-      <w:r>
-        <w:rPr>
-          <w:rFonts w:ascii="Times New Roman" w:eastAsia="Times New Roman" w:hAnsi="Times New Roman" w:cs="Times New Roman"/>
-          <w:b/>
-          <w:bCs/>
-          <w:sz w:val="27"/>
-          <w:szCs w:val="27"/>
-          <w:lang w:eastAsia="ru-RU"/>
-        </w:rPr>
         <w:t>Форма выпуска и состав</w:t>
       </w:r>
     </w:p>
@@ -246,13 +160,11 @@
       <w:r>
         <w:rPr>
           <w:rFonts w:ascii="Times New Roman" w:eastAsia="Times New Roman" w:hAnsi="Times New Roman" w:cs="Times New Roman"/>
-          <w:b/>
-          <w:bCs/>
-          <w:sz w:val="24"/>
-          <w:szCs w:val="24"/>
-          <w:lang w:eastAsia="ru-RU"/>
-        </w:rPr>
-        <w:t>Бифиформ</w:t>
+          <w:sz w:val="24"/>
+          <w:szCs w:val="24"/>
+          <w:lang w:eastAsia="ru-RU"/>
+        </w:rPr>
+        <w:t>Энтерофурил</w:t>
       </w:r>
       <w:proofErr w:type="spellEnd"/>
       <w:r>
@@ -262,7 +174,7 @@
           <w:szCs w:val="24"/>
           <w:lang w:eastAsia="ru-RU"/>
         </w:rPr>
-        <w:t xml:space="preserve"> доступен в нескольких формах выпуска:</w:t>
+        <w:t xml:space="preserve"> выпускается в двух формах:</w:t>
       </w:r>
     </w:p>
     <w:p>
@@ -288,130 +200,7 @@
           <w:szCs w:val="24"/>
           <w:lang w:eastAsia="ru-RU"/>
         </w:rPr>
-        <w:t>Капсулы кишечнорастворимые</w:t>
-      </w:r>
-      <w:r>
-        <w:rPr>
-          <w:rFonts w:ascii="Times New Roman" w:eastAsia="Times New Roman" w:hAnsi="Times New Roman" w:cs="Times New Roman"/>
-          <w:sz w:val="24"/>
-          <w:szCs w:val="24"/>
-          <w:lang w:eastAsia="ru-RU"/>
-        </w:rPr>
-        <w:t xml:space="preserve">: каждая капсула содержит </w:t>
-      </w:r>
-      <w:proofErr w:type="spellStart"/>
-      <w:r>
-        <w:rPr>
-          <w:rFonts w:ascii="Times New Roman" w:eastAsia="Times New Roman" w:hAnsi="Times New Roman" w:cs="Times New Roman"/>
-          <w:i/>
-          <w:iCs/>
-          <w:sz w:val="24"/>
-          <w:szCs w:val="24"/>
-          <w:lang w:eastAsia="ru-RU"/>
-        </w:rPr>
-        <w:t>Enterococcus</w:t>
-      </w:r>
-      <w:proofErr w:type="spellEnd"/>
-      <w:r>
-        <w:rPr>
-          <w:rFonts w:ascii="Times New Roman" w:eastAsia="Times New Roman" w:hAnsi="Times New Roman" w:cs="Times New Roman"/>
-          <w:i/>
-          <w:iCs/>
-          <w:sz w:val="24"/>
-          <w:szCs w:val="24"/>
-          <w:lang w:eastAsia="ru-RU"/>
-        </w:rPr>
-        <w:t xml:space="preserve"> </w:t>
-      </w:r>
-      <w:proofErr w:type="spellStart"/>
-      <w:r>
-        <w:rPr>
-          <w:rFonts w:ascii="Times New Roman" w:eastAsia="Times New Roman" w:hAnsi="Times New Roman" w:cs="Times New Roman"/>
-          <w:i/>
-          <w:iCs/>
-          <w:sz w:val="24"/>
-          <w:szCs w:val="24"/>
-          <w:lang w:eastAsia="ru-RU"/>
-        </w:rPr>
-        <w:t>faecium</w:t>
-      </w:r>
-      <w:proofErr w:type="spellEnd"/>
-      <w:r>
-        <w:rPr>
-          <w:rFonts w:ascii="Times New Roman" w:eastAsia="Times New Roman" w:hAnsi="Times New Roman" w:cs="Times New Roman"/>
-          <w:i/>
-          <w:iCs/>
-          <w:sz w:val="24"/>
-          <w:szCs w:val="24"/>
-          <w:lang w:eastAsia="ru-RU"/>
-        </w:rPr>
-        <w:t xml:space="preserve"> ENCfa-68</w:t>
-      </w:r>
-      <w:r>
-        <w:rPr>
-          <w:rFonts w:ascii="Times New Roman" w:eastAsia="Times New Roman" w:hAnsi="Times New Roman" w:cs="Times New Roman"/>
-          <w:sz w:val="24"/>
-          <w:szCs w:val="24"/>
-          <w:lang w:eastAsia="ru-RU"/>
-        </w:rPr>
-        <w:t xml:space="preserve"> и </w:t>
-      </w:r>
-      <w:proofErr w:type="spellStart"/>
-      <w:r>
-        <w:rPr>
-          <w:rFonts w:ascii="Times New Roman" w:eastAsia="Times New Roman" w:hAnsi="Times New Roman" w:cs="Times New Roman"/>
-          <w:i/>
-          <w:iCs/>
-          <w:sz w:val="24"/>
-          <w:szCs w:val="24"/>
-          <w:lang w:eastAsia="ru-RU"/>
-        </w:rPr>
-        <w:t>Bifidobacterium</w:t>
-      </w:r>
-      <w:proofErr w:type="spellEnd"/>
-      <w:r>
-        <w:rPr>
-          <w:rFonts w:ascii="Times New Roman" w:eastAsia="Times New Roman" w:hAnsi="Times New Roman" w:cs="Times New Roman"/>
-          <w:i/>
-          <w:iCs/>
-          <w:sz w:val="24"/>
-          <w:szCs w:val="24"/>
-          <w:lang w:eastAsia="ru-RU"/>
-        </w:rPr>
-        <w:t xml:space="preserve"> </w:t>
-      </w:r>
-      <w:proofErr w:type="spellStart"/>
-      <w:r>
-        <w:rPr>
-          <w:rFonts w:ascii="Times New Roman" w:eastAsia="Times New Roman" w:hAnsi="Times New Roman" w:cs="Times New Roman"/>
-          <w:i/>
-          <w:iCs/>
-          <w:sz w:val="24"/>
-          <w:szCs w:val="24"/>
-          <w:lang w:eastAsia="ru-RU"/>
-        </w:rPr>
-        <w:t>longum</w:t>
-      </w:r>
-      <w:proofErr w:type="spellEnd"/>
-      <w:r>
-        <w:rPr>
-          <w:rFonts w:ascii="Times New Roman" w:eastAsia="Times New Roman" w:hAnsi="Times New Roman" w:cs="Times New Roman"/>
-          <w:i/>
-          <w:iCs/>
-          <w:sz w:val="24"/>
-          <w:szCs w:val="24"/>
-          <w:lang w:eastAsia="ru-RU"/>
-        </w:rPr>
-        <w:t xml:space="preserve"> ВВ-46</w:t>
-      </w:r>
-      <w:r>
-        <w:rPr>
-          <w:rFonts w:ascii="Times New Roman" w:eastAsia="Times New Roman" w:hAnsi="Times New Roman" w:cs="Times New Roman"/>
-          <w:sz w:val="24"/>
-          <w:szCs w:val="24"/>
-          <w:lang w:eastAsia="ru-RU"/>
-        </w:rPr>
-        <w:t xml:space="preserve"> (по не менее 1×10^7 КОЕ).</w:t>
+        <w:t>Капсулы 100 мг и 200 мг</w:t>
       </w:r>
     </w:p>
     <w:p>
@@ -428,6 +217,37 @@
           <w:lang w:eastAsia="ru-RU"/>
         </w:rPr>
       </w:pPr>
+      <w:r>
+        <w:rPr>
+          <w:rFonts w:ascii="Times New Roman" w:eastAsia="Times New Roman" w:hAnsi="Times New Roman" w:cs="Times New Roman"/>
+          <w:b/>
+          <w:bCs/>
+          <w:sz w:val="24"/>
+          <w:szCs w:val="24"/>
+          <w:lang w:eastAsia="ru-RU"/>
+        </w:rPr>
+        <w:t>Суспензия для приема внутрь 200 мг/5 мл</w:t>
+      </w:r>
+    </w:p>
+    <w:p>
+      <w:pPr>
+        <w:spacing w:before="100" w:beforeAutospacing="1" w:after="100" w:afterAutospacing="1" w:line="240" w:lineRule="auto"/>
+        <w:rPr>
+          <w:rFonts w:ascii="Times New Roman" w:eastAsia="Times New Roman" w:hAnsi="Times New Roman" w:cs="Times New Roman"/>
+          <w:sz w:val="24"/>
+          <w:szCs w:val="24"/>
+          <w:lang w:eastAsia="ru-RU"/>
+        </w:rPr>
+      </w:pPr>
+      <w:r>
+        <w:rPr>
+          <w:rFonts w:ascii="Times New Roman" w:eastAsia="Times New Roman" w:hAnsi="Times New Roman" w:cs="Times New Roman"/>
+          <w:sz w:val="24"/>
+          <w:szCs w:val="24"/>
+          <w:lang w:eastAsia="ru-RU"/>
+        </w:rPr>
+        <w:t xml:space="preserve">Каждая капсула содержит активное вещество </w:t>
+      </w:r>
       <w:proofErr w:type="spellStart"/>
       <w:r>
         <w:rPr>
@@ -438,52 +258,151 @@
           <w:szCs w:val="24"/>
           <w:lang w:eastAsia="ru-RU"/>
         </w:rPr>
-        <w:t>Бифиформ</w:t>
+        <w:t>нифуроксазид</w:t>
       </w:r>
       <w:proofErr w:type="spellEnd"/>
       <w:r>
         <w:rPr>
           <w:rFonts w:ascii="Times New Roman" w:eastAsia="Times New Roman" w:hAnsi="Times New Roman" w:cs="Times New Roman"/>
-          <w:b/>
-          <w:bCs/>
-          <w:sz w:val="24"/>
-          <w:szCs w:val="24"/>
-          <w:lang w:eastAsia="ru-RU"/>
-        </w:rPr>
-        <w:t xml:space="preserve"> </w:t>
+          <w:sz w:val="24"/>
+          <w:szCs w:val="24"/>
+          <w:lang w:eastAsia="ru-RU"/>
+        </w:rPr>
+        <w:t xml:space="preserve"> в дозах 100 мг или 200 мг. Вспомогательные вещества включают сахарозу, крахмал, целлюлозу, магния </w:t>
       </w:r>
       <w:proofErr w:type="spellStart"/>
       <w:r>
         <w:rPr>
           <w:rFonts w:ascii="Times New Roman" w:eastAsia="Times New Roman" w:hAnsi="Times New Roman" w:cs="Times New Roman"/>
-          <w:b/>
-          <w:bCs/>
-          <w:sz w:val="24"/>
-          <w:szCs w:val="24"/>
-          <w:lang w:eastAsia="ru-RU"/>
-        </w:rPr>
-        <w:t>Кидс</w:t>
+          <w:sz w:val="24"/>
+          <w:szCs w:val="24"/>
+          <w:lang w:eastAsia="ru-RU"/>
+        </w:rPr>
+        <w:t>стеарат</w:t>
       </w:r>
       <w:proofErr w:type="spellEnd"/>
       <w:r>
         <w:rPr>
           <w:rFonts w:ascii="Times New Roman" w:eastAsia="Times New Roman" w:hAnsi="Times New Roman" w:cs="Times New Roman"/>
-          <w:b/>
-          <w:bCs/>
-          <w:sz w:val="24"/>
-          <w:szCs w:val="24"/>
-          <w:lang w:eastAsia="ru-RU"/>
-        </w:rPr>
-        <w:t xml:space="preserve"> таблетки жевательные</w:t>
-      </w:r>
-      <w:r>
-        <w:rPr>
-          <w:rFonts w:ascii="Times New Roman" w:eastAsia="Times New Roman" w:hAnsi="Times New Roman" w:cs="Times New Roman"/>
-          <w:sz w:val="24"/>
-          <w:szCs w:val="24"/>
-          <w:lang w:eastAsia="ru-RU"/>
-        </w:rPr>
-        <w:t xml:space="preserve">: каждая таблетка содержит </w:t>
+          <w:sz w:val="24"/>
+          <w:szCs w:val="24"/>
+          <w:lang w:eastAsia="ru-RU"/>
+        </w:rPr>
+        <w:t xml:space="preserve"> и красители.</w:t>
+      </w:r>
+    </w:p>
+    <w:p>
+      <w:pPr>
+        <w:spacing w:before="100" w:beforeAutospacing="1" w:after="100" w:afterAutospacing="1" w:line="240" w:lineRule="auto"/>
+        <w:outlineLvl w:val="2"/>
+        <w:rPr>
+          <w:rFonts w:ascii="Times New Roman" w:eastAsia="Times New Roman" w:hAnsi="Times New Roman" w:cs="Times New Roman"/>
+          <w:b/>
+          <w:bCs/>
+          <w:sz w:val="27"/>
+          <w:szCs w:val="27"/>
+          <w:lang w:eastAsia="ru-RU"/>
+        </w:rPr>
+      </w:pPr>
+      <w:r>
+        <w:rPr>
+          <w:rFonts w:ascii="Times New Roman" w:eastAsia="Times New Roman" w:hAnsi="Times New Roman" w:cs="Times New Roman"/>
+          <w:b/>
+          <w:bCs/>
+          <w:sz w:val="27"/>
+          <w:szCs w:val="27"/>
+          <w:lang w:eastAsia="ru-RU"/>
+        </w:rPr>
+        <w:t>Фармакологическое действие</w:t>
+      </w:r>
+    </w:p>
+    <w:p>
+      <w:pPr>
+        <w:spacing w:before="100" w:beforeAutospacing="1" w:after="100" w:afterAutospacing="1" w:line="240" w:lineRule="auto"/>
+        <w:rPr>
+          <w:rFonts w:ascii="Times New Roman" w:eastAsia="Times New Roman" w:hAnsi="Times New Roman" w:cs="Times New Roman"/>
+          <w:sz w:val="24"/>
+          <w:szCs w:val="24"/>
+          <w:lang w:eastAsia="ru-RU"/>
+        </w:rPr>
+      </w:pPr>
+      <w:proofErr w:type="spellStart"/>
+      <w:r>
+        <w:rPr>
+          <w:rFonts w:ascii="Times New Roman" w:eastAsia="Times New Roman" w:hAnsi="Times New Roman" w:cs="Times New Roman"/>
+          <w:sz w:val="24"/>
+          <w:szCs w:val="24"/>
+          <w:lang w:eastAsia="ru-RU"/>
+        </w:rPr>
+        <w:t>Энтерофурил</w:t>
+      </w:r>
+      <w:proofErr w:type="spellEnd"/>
+      <w:r>
+        <w:rPr>
+          <w:rFonts w:ascii="Times New Roman" w:eastAsia="Times New Roman" w:hAnsi="Times New Roman" w:cs="Times New Roman"/>
+          <w:sz w:val="24"/>
+          <w:szCs w:val="24"/>
+          <w:lang w:eastAsia="ru-RU"/>
+        </w:rPr>
+        <w:t xml:space="preserve"> оказывает антибактериальное действие в просвете кишечника, не всасываясь в кровоток. Это позволяет препарату эффективно бороться с патогенными микроорганизмами, вызывающими диарею, при этом не нарушая равновесие кишечной микрофлоры.</w:t>
+      </w:r>
+    </w:p>
+    <w:p>
+      <w:pPr>
+        <w:spacing w:before="100" w:beforeAutospacing="1" w:after="100" w:afterAutospacing="1" w:line="240" w:lineRule="auto"/>
+        <w:outlineLvl w:val="2"/>
+        <w:rPr>
+          <w:rFonts w:ascii="Times New Roman" w:eastAsia="Times New Roman" w:hAnsi="Times New Roman" w:cs="Times New Roman"/>
+          <w:b/>
+          <w:bCs/>
+          <w:sz w:val="27"/>
+          <w:szCs w:val="27"/>
+          <w:lang w:eastAsia="ru-RU"/>
+        </w:rPr>
+      </w:pPr>
+      <w:proofErr w:type="spellStart"/>
+      <w:r>
+        <w:rPr>
+          <w:rFonts w:ascii="Times New Roman" w:eastAsia="Times New Roman" w:hAnsi="Times New Roman" w:cs="Times New Roman"/>
+          <w:b/>
+          <w:bCs/>
+          <w:sz w:val="27"/>
+          <w:szCs w:val="27"/>
+          <w:lang w:eastAsia="ru-RU"/>
+        </w:rPr>
+        <w:t>Фармакодинамика</w:t>
+      </w:r>
+      <w:proofErr w:type="spellEnd"/>
+    </w:p>
+    <w:p>
+      <w:pPr>
+        <w:spacing w:before="100" w:beforeAutospacing="1" w:after="100" w:afterAutospacing="1" w:line="240" w:lineRule="auto"/>
+        <w:rPr>
+          <w:rFonts w:ascii="Times New Roman" w:eastAsia="Times New Roman" w:hAnsi="Times New Roman" w:cs="Times New Roman"/>
+          <w:sz w:val="24"/>
+          <w:szCs w:val="24"/>
+          <w:lang w:eastAsia="ru-RU"/>
+        </w:rPr>
+      </w:pPr>
+      <w:proofErr w:type="spellStart"/>
+      <w:r>
+        <w:rPr>
+          <w:rFonts w:ascii="Times New Roman" w:eastAsia="Times New Roman" w:hAnsi="Times New Roman" w:cs="Times New Roman"/>
+          <w:sz w:val="24"/>
+          <w:szCs w:val="24"/>
+          <w:lang w:eastAsia="ru-RU"/>
+        </w:rPr>
+        <w:t>Нифуроксазид</w:t>
+      </w:r>
+      <w:proofErr w:type="spellEnd"/>
+      <w:r>
+        <w:rPr>
+          <w:rFonts w:ascii="Times New Roman" w:eastAsia="Times New Roman" w:hAnsi="Times New Roman" w:cs="Times New Roman"/>
+          <w:sz w:val="24"/>
+          <w:szCs w:val="24"/>
+          <w:lang w:eastAsia="ru-RU"/>
+        </w:rPr>
+        <w:t xml:space="preserve"> блокирует активность дегидрогеназ и угнетает важные биохимические процессы в микробной клетке, включая цикл трикарбоновых кислот. Это приводит к разрушению мембран микробных клеток и снижению продукции токсинов. Он активно действует на </w:t>
       </w:r>
       <w:proofErr w:type="spellStart"/>
       <w:r>
@@ -495,7 +414,7 @@
           <w:szCs w:val="24"/>
           <w:lang w:eastAsia="ru-RU"/>
         </w:rPr>
-        <w:t>Lactobacillus</w:t>
+        <w:t>Campylobacter</w:t>
       </w:r>
       <w:proofErr w:type="spellEnd"/>
       <w:r>
@@ -519,9 +438,19 @@
           <w:szCs w:val="24"/>
           <w:lang w:eastAsia="ru-RU"/>
         </w:rPr>
-        <w:t>rhamnosus</w:t>
+        <w:t>jejuni</w:t>
       </w:r>
       <w:proofErr w:type="spellEnd"/>
+      <w:r>
+        <w:rPr>
+          <w:rFonts w:ascii="Times New Roman" w:eastAsia="Times New Roman" w:hAnsi="Times New Roman" w:cs="Times New Roman"/>
+          <w:sz w:val="24"/>
+          <w:szCs w:val="24"/>
+          <w:lang w:eastAsia="ru-RU"/>
+        </w:rPr>
+        <w:t xml:space="preserve">, </w:t>
+      </w:r>
+      <w:proofErr w:type="spellStart"/>
       <w:r>
         <w:rPr>
           <w:rFonts w:ascii="Times New Roman" w:eastAsia="Times New Roman" w:hAnsi="Times New Roman" w:cs="Times New Roman"/>
@@ -531,18 +460,9 @@
           <w:szCs w:val="24"/>
           <w:lang w:eastAsia="ru-RU"/>
         </w:rPr>
-        <w:t xml:space="preserve"> LGG</w:t>
-      </w:r>
-      <w:r>
-        <w:rPr>
-          <w:rFonts w:ascii="Times New Roman" w:eastAsia="Times New Roman" w:hAnsi="Times New Roman" w:cs="Times New Roman"/>
-          <w:sz w:val="24"/>
-          <w:szCs w:val="24"/>
-          <w:lang w:eastAsia="ru-RU"/>
-        </w:rPr>
-        <w:t xml:space="preserve"> и </w:t>
-      </w:r>
-      <w:proofErr w:type="spellStart"/>
+        <w:t>Escherichia</w:t>
+      </w:r>
+      <w:proofErr w:type="spellEnd"/>
       <w:r>
         <w:rPr>
           <w:rFonts w:ascii="Times New Roman" w:eastAsia="Times New Roman" w:hAnsi="Times New Roman" w:cs="Times New Roman"/>
@@ -552,9 +472,9 @@
           <w:szCs w:val="24"/>
           <w:lang w:eastAsia="ru-RU"/>
         </w:rPr>
-        <w:t>Bifidobacterium</w:t>
-      </w:r>
-      <w:proofErr w:type="spellEnd"/>
+        <w:t xml:space="preserve"> </w:t>
+      </w:r>
+      <w:proofErr w:type="spellStart"/>
       <w:r>
         <w:rPr>
           <w:rFonts w:ascii="Times New Roman" w:eastAsia="Times New Roman" w:hAnsi="Times New Roman" w:cs="Times New Roman"/>
@@ -564,7 +484,17 @@
           <w:szCs w:val="24"/>
           <w:lang w:eastAsia="ru-RU"/>
         </w:rPr>
-        <w:t xml:space="preserve"> </w:t>
+        <w:t>coli</w:t>
+      </w:r>
+      <w:proofErr w:type="spellEnd"/>
+      <w:r>
+        <w:rPr>
+          <w:rFonts w:ascii="Times New Roman" w:eastAsia="Times New Roman" w:hAnsi="Times New Roman" w:cs="Times New Roman"/>
+          <w:sz w:val="24"/>
+          <w:szCs w:val="24"/>
+          <w:lang w:eastAsia="ru-RU"/>
+        </w:rPr>
+        <w:t xml:space="preserve">, </w:t>
       </w:r>
       <w:proofErr w:type="spellStart"/>
       <w:r>
@@ -576,7 +506,7 @@
           <w:szCs w:val="24"/>
           <w:lang w:eastAsia="ru-RU"/>
         </w:rPr>
-        <w:t>animalis</w:t>
+        <w:t>Salmonella</w:t>
       </w:r>
       <w:proofErr w:type="spellEnd"/>
       <w:r>
@@ -588,71 +518,59 @@
           <w:szCs w:val="24"/>
           <w:lang w:eastAsia="ru-RU"/>
         </w:rPr>
-        <w:t xml:space="preserve"> BB-12</w:t>
-      </w:r>
-      <w:r>
-        <w:rPr>
-          <w:rFonts w:ascii="Times New Roman" w:eastAsia="Times New Roman" w:hAnsi="Times New Roman" w:cs="Times New Roman"/>
-          <w:sz w:val="24"/>
-          <w:szCs w:val="24"/>
-          <w:lang w:eastAsia="ru-RU"/>
-        </w:rPr>
-        <w:t>, а также витамины группы В — тиамин и пиридоксин.</w:t>
-      </w:r>
-    </w:p>
-    <w:p>
-      <w:pPr>
-        <w:spacing w:before="100" w:beforeAutospacing="1" w:after="100" w:afterAutospacing="1" w:line="240" w:lineRule="auto"/>
-        <w:rPr>
-          <w:rFonts w:ascii="Times New Roman" w:eastAsia="Times New Roman" w:hAnsi="Times New Roman" w:cs="Times New Roman"/>
-          <w:sz w:val="24"/>
-          <w:szCs w:val="24"/>
-          <w:lang w:eastAsia="ru-RU"/>
-        </w:rPr>
-      </w:pPr>
-      <w:r>
-        <w:rPr>
-          <w:rFonts w:ascii="Times New Roman" w:eastAsia="Times New Roman" w:hAnsi="Times New Roman" w:cs="Times New Roman"/>
-          <w:sz w:val="24"/>
-          <w:szCs w:val="24"/>
-          <w:lang w:eastAsia="ru-RU"/>
-        </w:rPr>
-        <w:t xml:space="preserve">Каждая форма содержит вспомогательные компоненты, такие как декстроза, магний </w:t>
+        <w:t xml:space="preserve"> </w:t>
       </w:r>
       <w:proofErr w:type="spellStart"/>
       <w:r>
         <w:rPr>
           <w:rFonts w:ascii="Times New Roman" w:eastAsia="Times New Roman" w:hAnsi="Times New Roman" w:cs="Times New Roman"/>
-          <w:sz w:val="24"/>
-          <w:szCs w:val="24"/>
-          <w:lang w:eastAsia="ru-RU"/>
-        </w:rPr>
-        <w:t>стеарат</w:t>
+          <w:i/>
+          <w:iCs/>
+          <w:sz w:val="24"/>
+          <w:szCs w:val="24"/>
+          <w:lang w:eastAsia="ru-RU"/>
+        </w:rPr>
+        <w:t>spp</w:t>
       </w:r>
       <w:proofErr w:type="spellEnd"/>
       <w:r>
         <w:rPr>
           <w:rFonts w:ascii="Times New Roman" w:eastAsia="Times New Roman" w:hAnsi="Times New Roman" w:cs="Times New Roman"/>
-          <w:sz w:val="24"/>
-          <w:szCs w:val="24"/>
-          <w:lang w:eastAsia="ru-RU"/>
-        </w:rPr>
-        <w:t xml:space="preserve">, лактулоза, а также оболочку капсул и добавки в жевательных таблетках (ароматизаторы, </w:t>
+          <w:i/>
+          <w:iCs/>
+          <w:sz w:val="24"/>
+          <w:szCs w:val="24"/>
+          <w:lang w:eastAsia="ru-RU"/>
+        </w:rPr>
+        <w:t>.</w:t>
+      </w:r>
+      <w:r>
+        <w:rPr>
+          <w:rFonts w:ascii="Times New Roman" w:eastAsia="Times New Roman" w:hAnsi="Times New Roman" w:cs="Times New Roman"/>
+          <w:sz w:val="24"/>
+          <w:szCs w:val="24"/>
+          <w:lang w:eastAsia="ru-RU"/>
+        </w:rPr>
+        <w:t xml:space="preserve">, </w:t>
       </w:r>
       <w:proofErr w:type="spellStart"/>
       <w:r>
         <w:rPr>
           <w:rFonts w:ascii="Times New Roman" w:eastAsia="Times New Roman" w:hAnsi="Times New Roman" w:cs="Times New Roman"/>
-          <w:sz w:val="24"/>
-          <w:szCs w:val="24"/>
-          <w:lang w:eastAsia="ru-RU"/>
-        </w:rPr>
-        <w:t>глицерил</w:t>
+          <w:i/>
+          <w:iCs/>
+          <w:sz w:val="24"/>
+          <w:szCs w:val="24"/>
+          <w:lang w:eastAsia="ru-RU"/>
+        </w:rPr>
+        <w:t>Shigella</w:t>
       </w:r>
       <w:proofErr w:type="spellEnd"/>
       <w:r>
         <w:rPr>
           <w:rFonts w:ascii="Times New Roman" w:eastAsia="Times New Roman" w:hAnsi="Times New Roman" w:cs="Times New Roman"/>
+          <w:i/>
+          <w:iCs/>
           <w:sz w:val="24"/>
           <w:szCs w:val="24"/>
           <w:lang w:eastAsia="ru-RU"/>
@@ -663,41 +581,34 @@
       <w:r>
         <w:rPr>
           <w:rFonts w:ascii="Times New Roman" w:eastAsia="Times New Roman" w:hAnsi="Times New Roman" w:cs="Times New Roman"/>
-          <w:sz w:val="24"/>
-          <w:szCs w:val="24"/>
-          <w:lang w:eastAsia="ru-RU"/>
-        </w:rPr>
-        <w:t>бегенат</w:t>
+          <w:i/>
+          <w:iCs/>
+          <w:sz w:val="24"/>
+          <w:szCs w:val="24"/>
+          <w:lang w:eastAsia="ru-RU"/>
+        </w:rPr>
+        <w:t>spp</w:t>
       </w:r>
       <w:proofErr w:type="spellEnd"/>
       <w:r>
         <w:rPr>
           <w:rFonts w:ascii="Times New Roman" w:eastAsia="Times New Roman" w:hAnsi="Times New Roman" w:cs="Times New Roman"/>
-          <w:sz w:val="24"/>
-          <w:szCs w:val="24"/>
-          <w:lang w:eastAsia="ru-RU"/>
-        </w:rPr>
-        <w:t xml:space="preserve">, </w:t>
-      </w:r>
-      <w:proofErr w:type="spellStart"/>
-      <w:r>
-        <w:rPr>
-          <w:rFonts w:ascii="Times New Roman" w:eastAsia="Times New Roman" w:hAnsi="Times New Roman" w:cs="Times New Roman"/>
-          <w:sz w:val="24"/>
-          <w:szCs w:val="24"/>
-          <w:lang w:eastAsia="ru-RU"/>
-        </w:rPr>
-        <w:t>фруктоолигосахариды</w:t>
-      </w:r>
-      <w:proofErr w:type="spellEnd"/>
-      <w:r>
-        <w:rPr>
-          <w:rFonts w:ascii="Times New Roman" w:eastAsia="Times New Roman" w:hAnsi="Times New Roman" w:cs="Times New Roman"/>
-          <w:sz w:val="24"/>
-          <w:szCs w:val="24"/>
-          <w:lang w:eastAsia="ru-RU"/>
-        </w:rPr>
-        <w:t>).</w:t>
+          <w:i/>
+          <w:iCs/>
+          <w:sz w:val="24"/>
+          <w:szCs w:val="24"/>
+          <w:lang w:eastAsia="ru-RU"/>
+        </w:rPr>
+        <w:t>.</w:t>
+      </w:r>
+      <w:r>
+        <w:rPr>
+          <w:rFonts w:ascii="Times New Roman" w:eastAsia="Times New Roman" w:hAnsi="Times New Roman" w:cs="Times New Roman"/>
+          <w:sz w:val="24"/>
+          <w:szCs w:val="24"/>
+          <w:lang w:eastAsia="ru-RU"/>
+        </w:rPr>
+        <w:t xml:space="preserve"> и другие микроорганизмы, вызывающие кишечные инфекции.</w:t>
       </w:r>
     </w:p>
     <w:p>
@@ -722,30 +633,37 @@
           <w:szCs w:val="27"/>
           <w:lang w:eastAsia="ru-RU"/>
         </w:rPr>
-        <w:t>Фармакологическое действие</w:t>
-      </w:r>
-    </w:p>
-    <w:p>
-      <w:pPr>
-        <w:spacing w:before="100" w:beforeAutospacing="1" w:after="100" w:afterAutospacing="1" w:line="240" w:lineRule="auto"/>
-        <w:rPr>
-          <w:rFonts w:ascii="Times New Roman" w:eastAsia="Times New Roman" w:hAnsi="Times New Roman" w:cs="Times New Roman"/>
-          <w:sz w:val="24"/>
-          <w:szCs w:val="24"/>
-          <w:lang w:eastAsia="ru-RU"/>
-        </w:rPr>
-      </w:pPr>
+        <w:t>Фармакокинетика</w:t>
+      </w:r>
+    </w:p>
+    <w:p>
+      <w:pPr>
+        <w:spacing w:before="100" w:beforeAutospacing="1" w:after="100" w:afterAutospacing="1" w:line="240" w:lineRule="auto"/>
+        <w:rPr>
+          <w:rFonts w:ascii="Times New Roman" w:eastAsia="Times New Roman" w:hAnsi="Times New Roman" w:cs="Times New Roman"/>
+          <w:sz w:val="24"/>
+          <w:szCs w:val="24"/>
+          <w:lang w:eastAsia="ru-RU"/>
+        </w:rPr>
+      </w:pPr>
+      <w:r>
+        <w:rPr>
+          <w:rFonts w:ascii="Times New Roman" w:eastAsia="Times New Roman" w:hAnsi="Times New Roman" w:cs="Times New Roman"/>
+          <w:sz w:val="24"/>
+          <w:szCs w:val="24"/>
+          <w:lang w:eastAsia="ru-RU"/>
+        </w:rPr>
+        <w:t xml:space="preserve">После перорального применения </w:t>
+      </w:r>
       <w:proofErr w:type="spellStart"/>
       <w:r>
         <w:rPr>
           <w:rFonts w:ascii="Times New Roman" w:eastAsia="Times New Roman" w:hAnsi="Times New Roman" w:cs="Times New Roman"/>
-          <w:b/>
-          <w:bCs/>
-          <w:sz w:val="24"/>
-          <w:szCs w:val="24"/>
-          <w:lang w:eastAsia="ru-RU"/>
-        </w:rPr>
-        <w:t>Бифиформ</w:t>
+          <w:sz w:val="24"/>
+          <w:szCs w:val="24"/>
+          <w:lang w:eastAsia="ru-RU"/>
+        </w:rPr>
+        <w:t>нифуроксазид</w:t>
       </w:r>
       <w:proofErr w:type="spellEnd"/>
       <w:r>
@@ -755,119 +673,7 @@
           <w:szCs w:val="24"/>
           <w:lang w:eastAsia="ru-RU"/>
         </w:rPr>
-        <w:t xml:space="preserve"> — </w:t>
-      </w:r>
-      <w:proofErr w:type="spellStart"/>
-      <w:r>
-        <w:rPr>
-          <w:rFonts w:ascii="Times New Roman" w:eastAsia="Times New Roman" w:hAnsi="Times New Roman" w:cs="Times New Roman"/>
-          <w:sz w:val="24"/>
-          <w:szCs w:val="24"/>
-          <w:lang w:eastAsia="ru-RU"/>
-        </w:rPr>
-        <w:t>эубиотик</w:t>
-      </w:r>
-      <w:proofErr w:type="spellEnd"/>
-      <w:r>
-        <w:rPr>
-          <w:rFonts w:ascii="Times New Roman" w:eastAsia="Times New Roman" w:hAnsi="Times New Roman" w:cs="Times New Roman"/>
-          <w:sz w:val="24"/>
-          <w:szCs w:val="24"/>
-          <w:lang w:eastAsia="ru-RU"/>
-        </w:rPr>
-        <w:t xml:space="preserve">, нормализующий баланс микрофлоры кишечника. Его компоненты — </w:t>
-      </w:r>
-      <w:proofErr w:type="spellStart"/>
-      <w:r>
-        <w:rPr>
-          <w:rFonts w:ascii="Times New Roman" w:eastAsia="Times New Roman" w:hAnsi="Times New Roman" w:cs="Times New Roman"/>
-          <w:i/>
-          <w:iCs/>
-          <w:sz w:val="24"/>
-          <w:szCs w:val="24"/>
-          <w:lang w:eastAsia="ru-RU"/>
-        </w:rPr>
-        <w:t>Bifidobacterium</w:t>
-      </w:r>
-      <w:proofErr w:type="spellEnd"/>
-      <w:r>
-        <w:rPr>
-          <w:rFonts w:ascii="Times New Roman" w:eastAsia="Times New Roman" w:hAnsi="Times New Roman" w:cs="Times New Roman"/>
-          <w:i/>
-          <w:iCs/>
-          <w:sz w:val="24"/>
-          <w:szCs w:val="24"/>
-          <w:lang w:eastAsia="ru-RU"/>
-        </w:rPr>
-        <w:t xml:space="preserve"> </w:t>
-      </w:r>
-      <w:proofErr w:type="spellStart"/>
-      <w:r>
-        <w:rPr>
-          <w:rFonts w:ascii="Times New Roman" w:eastAsia="Times New Roman" w:hAnsi="Times New Roman" w:cs="Times New Roman"/>
-          <w:i/>
-          <w:iCs/>
-          <w:sz w:val="24"/>
-          <w:szCs w:val="24"/>
-          <w:lang w:eastAsia="ru-RU"/>
-        </w:rPr>
-        <w:t>longum</w:t>
-      </w:r>
-      <w:proofErr w:type="spellEnd"/>
-      <w:r>
-        <w:rPr>
-          <w:rFonts w:ascii="Times New Roman" w:eastAsia="Times New Roman" w:hAnsi="Times New Roman" w:cs="Times New Roman"/>
-          <w:sz w:val="24"/>
-          <w:szCs w:val="24"/>
-          <w:lang w:eastAsia="ru-RU"/>
-        </w:rPr>
-        <w:t xml:space="preserve"> и </w:t>
-      </w:r>
-      <w:proofErr w:type="spellStart"/>
-      <w:r>
-        <w:rPr>
-          <w:rFonts w:ascii="Times New Roman" w:eastAsia="Times New Roman" w:hAnsi="Times New Roman" w:cs="Times New Roman"/>
-          <w:i/>
-          <w:iCs/>
-          <w:sz w:val="24"/>
-          <w:szCs w:val="24"/>
-          <w:lang w:eastAsia="ru-RU"/>
-        </w:rPr>
-        <w:t>Enterococcus</w:t>
-      </w:r>
-      <w:proofErr w:type="spellEnd"/>
-      <w:r>
-        <w:rPr>
-          <w:rFonts w:ascii="Times New Roman" w:eastAsia="Times New Roman" w:hAnsi="Times New Roman" w:cs="Times New Roman"/>
-          <w:i/>
-          <w:iCs/>
-          <w:sz w:val="24"/>
-          <w:szCs w:val="24"/>
-          <w:lang w:eastAsia="ru-RU"/>
-        </w:rPr>
-        <w:t xml:space="preserve"> </w:t>
-      </w:r>
-      <w:proofErr w:type="spellStart"/>
-      <w:r>
-        <w:rPr>
-          <w:rFonts w:ascii="Times New Roman" w:eastAsia="Times New Roman" w:hAnsi="Times New Roman" w:cs="Times New Roman"/>
-          <w:i/>
-          <w:iCs/>
-          <w:sz w:val="24"/>
-          <w:szCs w:val="24"/>
-          <w:lang w:eastAsia="ru-RU"/>
-        </w:rPr>
-        <w:t>faecium</w:t>
-      </w:r>
-      <w:proofErr w:type="spellEnd"/>
-      <w:r>
-        <w:rPr>
-          <w:rFonts w:ascii="Times New Roman" w:eastAsia="Times New Roman" w:hAnsi="Times New Roman" w:cs="Times New Roman"/>
-          <w:sz w:val="24"/>
-          <w:szCs w:val="24"/>
-          <w:lang w:eastAsia="ru-RU"/>
-        </w:rPr>
-        <w:t xml:space="preserve"> — обеспечивают антагонистическую активность против патогенных и условно-патогенных микроорганизмов, способствуют нормализации пищеварения и поддержанию иммунной системы. Также они ингибируют транслокацию бактерий в кишечнике, улучшая барьерные функции слизистой.</w:t>
+        <w:t xml:space="preserve"> практически не всасывается из кишечника, а его антибактериальное действие проявляется исключительно в просвете кишечника. Препарат выводится из организма кишечником: 20% в неизменном виде и остаток — химически измененным.</w:t>
       </w:r>
     </w:p>
     <w:p>
@@ -883,7 +689,6 @@
           <w:lang w:eastAsia="ru-RU"/>
         </w:rPr>
       </w:pPr>
-      <w:proofErr w:type="spellStart"/>
       <w:r>
         <w:rPr>
           <w:rFonts w:ascii="Times New Roman" w:eastAsia="Times New Roman" w:hAnsi="Times New Roman" w:cs="Times New Roman"/>
@@ -893,28 +698,38 @@
           <w:szCs w:val="27"/>
           <w:lang w:eastAsia="ru-RU"/>
         </w:rPr>
-        <w:t>Фармакодинамика</w:t>
+        <w:t>Показания к применению</w:t>
+      </w:r>
+    </w:p>
+    <w:p>
+      <w:pPr>
+        <w:spacing w:before="100" w:beforeAutospacing="1" w:after="100" w:afterAutospacing="1" w:line="240" w:lineRule="auto"/>
+        <w:rPr>
+          <w:rFonts w:ascii="Times New Roman" w:eastAsia="Times New Roman" w:hAnsi="Times New Roman" w:cs="Times New Roman"/>
+          <w:sz w:val="24"/>
+          <w:szCs w:val="24"/>
+          <w:lang w:eastAsia="ru-RU"/>
+        </w:rPr>
+      </w:pPr>
+      <w:proofErr w:type="spellStart"/>
+      <w:r>
+        <w:rPr>
+          <w:rFonts w:ascii="Times New Roman" w:eastAsia="Times New Roman" w:hAnsi="Times New Roman" w:cs="Times New Roman"/>
+          <w:sz w:val="24"/>
+          <w:szCs w:val="24"/>
+          <w:lang w:eastAsia="ru-RU"/>
+        </w:rPr>
+        <w:t>Энтерофурил</w:t>
       </w:r>
       <w:proofErr w:type="spellEnd"/>
-    </w:p>
-    <w:p>
-      <w:pPr>
-        <w:spacing w:before="100" w:beforeAutospacing="1" w:after="100" w:afterAutospacing="1" w:line="240" w:lineRule="auto"/>
-        <w:rPr>
-          <w:rFonts w:ascii="Times New Roman" w:eastAsia="Times New Roman" w:hAnsi="Times New Roman" w:cs="Times New Roman"/>
-          <w:sz w:val="24"/>
-          <w:szCs w:val="24"/>
-          <w:lang w:eastAsia="ru-RU"/>
-        </w:rPr>
-      </w:pPr>
-      <w:r>
-        <w:rPr>
-          <w:rFonts w:ascii="Times New Roman" w:eastAsia="Times New Roman" w:hAnsi="Times New Roman" w:cs="Times New Roman"/>
-          <w:sz w:val="24"/>
-          <w:szCs w:val="24"/>
-          <w:lang w:eastAsia="ru-RU"/>
-        </w:rPr>
-        <w:t>Бифидобактерии и энтерококки в составе препарата оказывают положительное воздействие на кишечную микрофлору, регулируя её состав и повышая устойчивость слизистой оболочки кишечника. Это способствует улучшению состояния как толстого, так и тонкого кишечника, особенно при наличии диспепсии и метеоризма.</w:t>
+      <w:r>
+        <w:rPr>
+          <w:rFonts w:ascii="Times New Roman" w:eastAsia="Times New Roman" w:hAnsi="Times New Roman" w:cs="Times New Roman"/>
+          <w:sz w:val="24"/>
+          <w:szCs w:val="24"/>
+          <w:lang w:eastAsia="ru-RU"/>
+        </w:rPr>
+        <w:t xml:space="preserve"> используется для лечения острой бактериальной диареи, которая протекает без ухудшения общего состояния пациента. Он эффективен при инфекциях, вызванных патогенными микроорганизмами, и используется для предотвращения бактериальной суперинфекции при вирусных кишечных заболеваниях. Препарат помогает при диарее, не сопровождающейся повышением температуры и интоксикацией.</w:t>
       </w:r>
     </w:p>
     <w:p>
@@ -939,106 +754,28 @@
           <w:szCs w:val="27"/>
           <w:lang w:eastAsia="ru-RU"/>
         </w:rPr>
-        <w:t>Фармакокинетика</w:t>
-      </w:r>
-    </w:p>
-    <w:p>
-      <w:pPr>
-        <w:spacing w:before="100" w:beforeAutospacing="1" w:after="100" w:afterAutospacing="1" w:line="240" w:lineRule="auto"/>
-        <w:rPr>
-          <w:rFonts w:ascii="Times New Roman" w:eastAsia="Times New Roman" w:hAnsi="Times New Roman" w:cs="Times New Roman"/>
-          <w:sz w:val="24"/>
-          <w:szCs w:val="24"/>
-          <w:lang w:eastAsia="ru-RU"/>
-        </w:rPr>
-      </w:pPr>
-      <w:r>
-        <w:rPr>
-          <w:rFonts w:ascii="Times New Roman" w:eastAsia="Times New Roman" w:hAnsi="Times New Roman" w:cs="Times New Roman"/>
-          <w:sz w:val="24"/>
-          <w:szCs w:val="24"/>
-          <w:lang w:eastAsia="ru-RU"/>
-        </w:rPr>
-        <w:t xml:space="preserve">Из-за того, что </w:t>
-      </w:r>
-      <w:proofErr w:type="spellStart"/>
-      <w:r>
-        <w:rPr>
-          <w:rFonts w:ascii="Times New Roman" w:eastAsia="Times New Roman" w:hAnsi="Times New Roman" w:cs="Times New Roman"/>
-          <w:bCs/>
-          <w:sz w:val="24"/>
-          <w:szCs w:val="24"/>
-          <w:lang w:eastAsia="ru-RU"/>
-        </w:rPr>
-        <w:t>Бифиформ</w:t>
-      </w:r>
-      <w:proofErr w:type="spellEnd"/>
-      <w:r>
-        <w:rPr>
-          <w:rFonts w:ascii="Times New Roman" w:eastAsia="Times New Roman" w:hAnsi="Times New Roman" w:cs="Times New Roman"/>
-          <w:sz w:val="24"/>
-          <w:szCs w:val="24"/>
-          <w:lang w:eastAsia="ru-RU"/>
-        </w:rPr>
-        <w:t xml:space="preserve"> работает непосредственно в кишечнике и не всасывается в кровь, фармакокинетика препарата не имеет значимых характеристик для системного эффекта. Компоненты препарата действуют локально, поддерживая микрофлору кишечника и не оказывая системного воздействия.</w:t>
-      </w:r>
-    </w:p>
-    <w:p>
-      <w:pPr>
-        <w:spacing w:before="100" w:beforeAutospacing="1" w:after="100" w:afterAutospacing="1" w:line="240" w:lineRule="auto"/>
-        <w:outlineLvl w:val="2"/>
-        <w:rPr>
-          <w:rFonts w:ascii="Times New Roman" w:eastAsia="Times New Roman" w:hAnsi="Times New Roman" w:cs="Times New Roman"/>
-          <w:b/>
-          <w:bCs/>
-          <w:sz w:val="27"/>
-          <w:szCs w:val="27"/>
-          <w:lang w:eastAsia="ru-RU"/>
-        </w:rPr>
-      </w:pPr>
-      <w:r>
-        <w:rPr>
-          <w:rFonts w:ascii="Times New Roman" w:eastAsia="Times New Roman" w:hAnsi="Times New Roman" w:cs="Times New Roman"/>
-          <w:b/>
-          <w:bCs/>
-          <w:sz w:val="27"/>
-          <w:szCs w:val="27"/>
-          <w:lang w:eastAsia="ru-RU"/>
-        </w:rPr>
-        <w:t>Показания к применению</w:t>
-      </w:r>
-    </w:p>
-    <w:p>
-      <w:pPr>
-        <w:spacing w:before="100" w:beforeAutospacing="1" w:after="100" w:afterAutospacing="1" w:line="240" w:lineRule="auto"/>
-        <w:rPr>
-          <w:rFonts w:ascii="Times New Roman" w:eastAsia="Times New Roman" w:hAnsi="Times New Roman" w:cs="Times New Roman"/>
-          <w:sz w:val="24"/>
-          <w:szCs w:val="24"/>
-          <w:lang w:eastAsia="ru-RU"/>
-        </w:rPr>
-      </w:pPr>
-      <w:proofErr w:type="spellStart"/>
-      <w:r>
-        <w:rPr>
-          <w:rFonts w:ascii="Times New Roman" w:eastAsia="Times New Roman" w:hAnsi="Times New Roman" w:cs="Times New Roman"/>
-          <w:b/>
-          <w:bCs/>
-          <w:sz w:val="24"/>
-          <w:szCs w:val="24"/>
-          <w:lang w:eastAsia="ru-RU"/>
-        </w:rPr>
-        <w:t>Бифиформ</w:t>
-      </w:r>
-      <w:proofErr w:type="spellEnd"/>
-      <w:r>
-        <w:rPr>
-          <w:rFonts w:ascii="Times New Roman" w:eastAsia="Times New Roman" w:hAnsi="Times New Roman" w:cs="Times New Roman"/>
-          <w:sz w:val="24"/>
-          <w:szCs w:val="24"/>
-          <w:lang w:eastAsia="ru-RU"/>
-        </w:rPr>
-        <w:t xml:space="preserve"> применяется для лечения и профилактики:</w:t>
+        <w:lastRenderedPageBreak/>
+        <w:t>Противопоказания</w:t>
+      </w:r>
+    </w:p>
+    <w:p>
+      <w:pPr>
+        <w:spacing w:before="100" w:beforeAutospacing="1" w:after="100" w:afterAutospacing="1" w:line="240" w:lineRule="auto"/>
+        <w:rPr>
+          <w:rFonts w:ascii="Times New Roman" w:eastAsia="Times New Roman" w:hAnsi="Times New Roman" w:cs="Times New Roman"/>
+          <w:sz w:val="24"/>
+          <w:szCs w:val="24"/>
+          <w:lang w:eastAsia="ru-RU"/>
+        </w:rPr>
+      </w:pPr>
+      <w:r>
+        <w:rPr>
+          <w:rFonts w:ascii="Times New Roman" w:eastAsia="Times New Roman" w:hAnsi="Times New Roman" w:cs="Times New Roman"/>
+          <w:sz w:val="24"/>
+          <w:szCs w:val="24"/>
+          <w:lang w:eastAsia="ru-RU"/>
+        </w:rPr>
+        <w:t>Препарат не следует применять в следующих случаях:</w:t>
       </w:r>
     </w:p>
     <w:p>
@@ -1055,6 +792,15 @@
           <w:lang w:eastAsia="ru-RU"/>
         </w:rPr>
       </w:pPr>
+      <w:r>
+        <w:rPr>
+          <w:rFonts w:ascii="Times New Roman" w:eastAsia="Times New Roman" w:hAnsi="Times New Roman" w:cs="Times New Roman"/>
+          <w:sz w:val="24"/>
+          <w:szCs w:val="24"/>
+          <w:lang w:eastAsia="ru-RU"/>
+        </w:rPr>
+        <w:t xml:space="preserve">Повышенная чувствительность к </w:t>
+      </w:r>
       <w:proofErr w:type="spellStart"/>
       <w:r>
         <w:rPr>
@@ -1063,8 +809,7 @@
           <w:szCs w:val="24"/>
           <w:lang w:eastAsia="ru-RU"/>
         </w:rPr>
-        <w:lastRenderedPageBreak/>
-        <w:t>Дисбактериозов</w:t>
+        <w:t>нифуроксазиду</w:t>
       </w:r>
       <w:proofErr w:type="spellEnd"/>
       <w:r>
@@ -1074,7 +819,27 @@
           <w:szCs w:val="24"/>
           <w:lang w:eastAsia="ru-RU"/>
         </w:rPr>
-        <w:t xml:space="preserve"> кишечника различной этиологии.</w:t>
+        <w:t xml:space="preserve"> или производным </w:t>
+      </w:r>
+      <w:proofErr w:type="spellStart"/>
+      <w:r>
+        <w:rPr>
+          <w:rFonts w:ascii="Times New Roman" w:eastAsia="Times New Roman" w:hAnsi="Times New Roman" w:cs="Times New Roman"/>
+          <w:sz w:val="24"/>
+          <w:szCs w:val="24"/>
+          <w:lang w:eastAsia="ru-RU"/>
+        </w:rPr>
+        <w:t>нитрофурана</w:t>
+      </w:r>
+      <w:proofErr w:type="spellEnd"/>
+      <w:r>
+        <w:rPr>
+          <w:rFonts w:ascii="Times New Roman" w:eastAsia="Times New Roman" w:hAnsi="Times New Roman" w:cs="Times New Roman"/>
+          <w:sz w:val="24"/>
+          <w:szCs w:val="24"/>
+          <w:lang w:eastAsia="ru-RU"/>
+        </w:rPr>
+        <w:t>.</w:t>
       </w:r>
     </w:p>
     <w:p>
@@ -1098,7 +863,7 @@
           <w:szCs w:val="24"/>
           <w:lang w:eastAsia="ru-RU"/>
         </w:rPr>
-        <w:t>Диарей, включая вирусные и антибиотик-ассоциированные.</w:t>
+        <w:t>Беременность (особенно в первом триместре) и период новорожденности до 1 месяца.</w:t>
       </w:r>
     </w:p>
     <w:p>
@@ -1122,7 +887,47 @@
           <w:szCs w:val="24"/>
           <w:lang w:eastAsia="ru-RU"/>
         </w:rPr>
-        <w:t>Синдрома раздраженного кишечника.</w:t>
+        <w:t xml:space="preserve">Недоношенность, непереносимость фруктозы, синдром </w:t>
+      </w:r>
+      <w:proofErr w:type="spellStart"/>
+      <w:r>
+        <w:rPr>
+          <w:rFonts w:ascii="Times New Roman" w:eastAsia="Times New Roman" w:hAnsi="Times New Roman" w:cs="Times New Roman"/>
+          <w:sz w:val="24"/>
+          <w:szCs w:val="24"/>
+          <w:lang w:eastAsia="ru-RU"/>
+        </w:rPr>
+        <w:t>глюкозо-галактозной</w:t>
+      </w:r>
+      <w:proofErr w:type="spellEnd"/>
+      <w:r>
+        <w:rPr>
+          <w:rFonts w:ascii="Times New Roman" w:eastAsia="Times New Roman" w:hAnsi="Times New Roman" w:cs="Times New Roman"/>
+          <w:sz w:val="24"/>
+          <w:szCs w:val="24"/>
+          <w:lang w:eastAsia="ru-RU"/>
+        </w:rPr>
+        <w:t xml:space="preserve"> </w:t>
+      </w:r>
+      <w:proofErr w:type="spellStart"/>
+      <w:r>
+        <w:rPr>
+          <w:rFonts w:ascii="Times New Roman" w:eastAsia="Times New Roman" w:hAnsi="Times New Roman" w:cs="Times New Roman"/>
+          <w:sz w:val="24"/>
+          <w:szCs w:val="24"/>
+          <w:lang w:eastAsia="ru-RU"/>
+        </w:rPr>
+        <w:t>мальабсорбции</w:t>
+      </w:r>
+      <w:proofErr w:type="spellEnd"/>
+      <w:r>
+        <w:rPr>
+          <w:rFonts w:ascii="Times New Roman" w:eastAsia="Times New Roman" w:hAnsi="Times New Roman" w:cs="Times New Roman"/>
+          <w:sz w:val="24"/>
+          <w:szCs w:val="24"/>
+          <w:lang w:eastAsia="ru-RU"/>
+        </w:rPr>
+        <w:t>.</w:t>
       </w:r>
     </w:p>
     <w:p>
@@ -1146,75 +951,7 @@
           <w:szCs w:val="24"/>
           <w:lang w:eastAsia="ru-RU"/>
         </w:rPr>
-        <w:t>Метеоризма и других расстройств пищеварения.</w:t>
-      </w:r>
-    </w:p>
-    <w:p>
-      <w:pPr>
-        <w:numPr>
-          <w:ilvl w:val="0"/>
-          <w:numId w:val="2"/>
-        </w:numPr>
-        <w:spacing w:before="100" w:beforeAutospacing="1" w:after="100" w:afterAutospacing="1" w:line="240" w:lineRule="auto"/>
-        <w:rPr>
-          <w:rFonts w:ascii="Times New Roman" w:eastAsia="Times New Roman" w:hAnsi="Times New Roman" w:cs="Times New Roman"/>
-          <w:sz w:val="24"/>
-          <w:szCs w:val="24"/>
-          <w:lang w:eastAsia="ru-RU"/>
-        </w:rPr>
-      </w:pPr>
-      <w:r>
-        <w:rPr>
-          <w:rFonts w:ascii="Times New Roman" w:eastAsia="Times New Roman" w:hAnsi="Times New Roman" w:cs="Times New Roman"/>
-          <w:sz w:val="24"/>
-          <w:szCs w:val="24"/>
-          <w:lang w:eastAsia="ru-RU"/>
-        </w:rPr>
-        <w:t>Профилактики антибиотик-ассоциированной диареи.</w:t>
-      </w:r>
-    </w:p>
-    <w:p>
-      <w:pPr>
-        <w:numPr>
-          <w:ilvl w:val="0"/>
-          <w:numId w:val="2"/>
-        </w:numPr>
-        <w:spacing w:before="100" w:beforeAutospacing="1" w:after="100" w:afterAutospacing="1" w:line="240" w:lineRule="auto"/>
-        <w:rPr>
-          <w:rFonts w:ascii="Times New Roman" w:eastAsia="Times New Roman" w:hAnsi="Times New Roman" w:cs="Times New Roman"/>
-          <w:sz w:val="24"/>
-          <w:szCs w:val="24"/>
-          <w:lang w:eastAsia="ru-RU"/>
-        </w:rPr>
-      </w:pPr>
-      <w:r>
-        <w:rPr>
-          <w:rFonts w:ascii="Times New Roman" w:eastAsia="Times New Roman" w:hAnsi="Times New Roman" w:cs="Times New Roman"/>
-          <w:sz w:val="24"/>
-          <w:szCs w:val="24"/>
-          <w:lang w:eastAsia="ru-RU"/>
-        </w:rPr>
-        <w:t>Поддержания иммунной системы.</w:t>
-      </w:r>
-    </w:p>
-    <w:p>
-      <w:pPr>
-        <w:spacing w:before="100" w:beforeAutospacing="1" w:after="100" w:afterAutospacing="1" w:line="240" w:lineRule="auto"/>
-        <w:rPr>
-          <w:rFonts w:ascii="Times New Roman" w:eastAsia="Times New Roman" w:hAnsi="Times New Roman" w:cs="Times New Roman"/>
-          <w:sz w:val="24"/>
-          <w:szCs w:val="24"/>
-          <w:lang w:eastAsia="ru-RU"/>
-        </w:rPr>
-      </w:pPr>
-      <w:r>
-        <w:rPr>
-          <w:rFonts w:ascii="Times New Roman" w:eastAsia="Times New Roman" w:hAnsi="Times New Roman" w:cs="Times New Roman"/>
-          <w:sz w:val="24"/>
-          <w:szCs w:val="24"/>
-          <w:lang w:eastAsia="ru-RU"/>
-        </w:rPr>
-        <w:t>Препарат помогает восстановить нормальный баланс кишечной микрофлоры и улучшить функции желудочно-кишечного тракта.</w:t>
+        <w:t>Наличие хронических заболеваний печени и алкоголизма.</w:t>
       </w:r>
     </w:p>
     <w:p>
@@ -1239,38 +976,37 @@
           <w:szCs w:val="27"/>
           <w:lang w:eastAsia="ru-RU"/>
         </w:rPr>
-        <w:t>Противопоказания</w:t>
-      </w:r>
-    </w:p>
-    <w:p>
-      <w:pPr>
-        <w:spacing w:before="100" w:beforeAutospacing="1" w:after="100" w:afterAutospacing="1" w:line="240" w:lineRule="auto"/>
-        <w:rPr>
-          <w:rFonts w:ascii="Times New Roman" w:eastAsia="Times New Roman" w:hAnsi="Times New Roman" w:cs="Times New Roman"/>
-          <w:sz w:val="24"/>
-          <w:szCs w:val="24"/>
-          <w:lang w:eastAsia="ru-RU"/>
-        </w:rPr>
-      </w:pPr>
-      <w:r>
-        <w:rPr>
-          <w:rFonts w:ascii="Times New Roman" w:eastAsia="Times New Roman" w:hAnsi="Times New Roman" w:cs="Times New Roman"/>
-          <w:sz w:val="24"/>
-          <w:szCs w:val="24"/>
-          <w:lang w:eastAsia="ru-RU"/>
-        </w:rPr>
-        <w:t xml:space="preserve">Противопоказаниями к применению </w:t>
+        <w:t>Побочные эффекты</w:t>
+      </w:r>
+    </w:p>
+    <w:p>
+      <w:pPr>
+        <w:spacing w:before="100" w:beforeAutospacing="1" w:after="100" w:afterAutospacing="1" w:line="240" w:lineRule="auto"/>
+        <w:rPr>
+          <w:rFonts w:ascii="Times New Roman" w:eastAsia="Times New Roman" w:hAnsi="Times New Roman" w:cs="Times New Roman"/>
+          <w:sz w:val="24"/>
+          <w:szCs w:val="24"/>
+          <w:lang w:eastAsia="ru-RU"/>
+        </w:rPr>
+      </w:pPr>
+      <w:r>
+        <w:rPr>
+          <w:rFonts w:ascii="Times New Roman" w:eastAsia="Times New Roman" w:hAnsi="Times New Roman" w:cs="Times New Roman"/>
+          <w:sz w:val="24"/>
+          <w:szCs w:val="24"/>
+          <w:lang w:eastAsia="ru-RU"/>
+        </w:rPr>
+        <w:t xml:space="preserve">Побочные действия </w:t>
       </w:r>
       <w:proofErr w:type="spellStart"/>
       <w:r>
         <w:rPr>
           <w:rFonts w:ascii="Times New Roman" w:eastAsia="Times New Roman" w:hAnsi="Times New Roman" w:cs="Times New Roman"/>
-          <w:bCs/>
-          <w:sz w:val="24"/>
-          <w:szCs w:val="24"/>
-          <w:lang w:eastAsia="ru-RU"/>
-        </w:rPr>
-        <w:t>Бифиформа</w:t>
+          <w:sz w:val="24"/>
+          <w:szCs w:val="24"/>
+          <w:lang w:eastAsia="ru-RU"/>
+        </w:rPr>
+        <w:t>Энтерофурила</w:t>
       </w:r>
       <w:proofErr w:type="spellEnd"/>
       <w:r>
@@ -1280,7 +1016,7 @@
           <w:szCs w:val="24"/>
           <w:lang w:eastAsia="ru-RU"/>
         </w:rPr>
-        <w:t xml:space="preserve"> являются:</w:t>
+        <w:t xml:space="preserve"> могут включать:</w:t>
       </w:r>
     </w:p>
     <w:p>
@@ -1304,7 +1040,7 @@
           <w:szCs w:val="24"/>
           <w:lang w:eastAsia="ru-RU"/>
         </w:rPr>
-        <w:t>Индивидуальная непереносимость компонентов препарата.</w:t>
+        <w:t>Аллергические реакции, такие как сыпь, крапивница, отек Квинке.</w:t>
       </w:r>
     </w:p>
     <w:p>
@@ -1328,87 +1064,31 @@
           <w:szCs w:val="24"/>
           <w:lang w:eastAsia="ru-RU"/>
         </w:rPr>
-        <w:t>Аллергические реакции на дрожжи или другие вспомогательные вещества.</w:t>
-      </w:r>
-    </w:p>
-    <w:p>
-      <w:pPr>
-        <w:spacing w:before="100" w:beforeAutospacing="1" w:after="100" w:afterAutospacing="1" w:line="240" w:lineRule="auto"/>
-        <w:rPr>
-          <w:rFonts w:ascii="Times New Roman" w:eastAsia="Times New Roman" w:hAnsi="Times New Roman" w:cs="Times New Roman"/>
-          <w:sz w:val="24"/>
-          <w:szCs w:val="24"/>
-          <w:lang w:eastAsia="ru-RU"/>
-        </w:rPr>
-      </w:pPr>
-      <w:r>
-        <w:rPr>
-          <w:rFonts w:ascii="Times New Roman" w:eastAsia="Times New Roman" w:hAnsi="Times New Roman" w:cs="Times New Roman"/>
-          <w:sz w:val="24"/>
-          <w:szCs w:val="24"/>
-          <w:lang w:eastAsia="ru-RU"/>
-        </w:rPr>
-        <w:t>Применение с осторожностью при наличии непереносимости фруктозы, сахаразы/</w:t>
-      </w:r>
-      <w:proofErr w:type="spellStart"/>
-      <w:r>
-        <w:rPr>
-          <w:rFonts w:ascii="Times New Roman" w:eastAsia="Times New Roman" w:hAnsi="Times New Roman" w:cs="Times New Roman"/>
-          <w:sz w:val="24"/>
-          <w:szCs w:val="24"/>
-          <w:lang w:eastAsia="ru-RU"/>
-        </w:rPr>
-        <w:t>изомальтазы</w:t>
-      </w:r>
-      <w:proofErr w:type="spellEnd"/>
-      <w:r>
-        <w:rPr>
-          <w:rFonts w:ascii="Times New Roman" w:eastAsia="Times New Roman" w:hAnsi="Times New Roman" w:cs="Times New Roman"/>
-          <w:sz w:val="24"/>
-          <w:szCs w:val="24"/>
-          <w:lang w:eastAsia="ru-RU"/>
-        </w:rPr>
-        <w:t xml:space="preserve">, а также в случае </w:t>
-      </w:r>
-      <w:proofErr w:type="spellStart"/>
-      <w:r>
-        <w:rPr>
-          <w:rFonts w:ascii="Times New Roman" w:eastAsia="Times New Roman" w:hAnsi="Times New Roman" w:cs="Times New Roman"/>
-          <w:sz w:val="24"/>
-          <w:szCs w:val="24"/>
-          <w:lang w:eastAsia="ru-RU"/>
-        </w:rPr>
-        <w:t>глюкозо-галактозной</w:t>
-      </w:r>
-      <w:proofErr w:type="spellEnd"/>
-      <w:r>
-        <w:rPr>
-          <w:rFonts w:ascii="Times New Roman" w:eastAsia="Times New Roman" w:hAnsi="Times New Roman" w:cs="Times New Roman"/>
-          <w:sz w:val="24"/>
-          <w:szCs w:val="24"/>
-          <w:lang w:eastAsia="ru-RU"/>
-        </w:rPr>
-        <w:t xml:space="preserve"> </w:t>
-      </w:r>
-      <w:proofErr w:type="spellStart"/>
-      <w:r>
-        <w:rPr>
-          <w:rFonts w:ascii="Times New Roman" w:eastAsia="Times New Roman" w:hAnsi="Times New Roman" w:cs="Times New Roman"/>
-          <w:sz w:val="24"/>
-          <w:szCs w:val="24"/>
-          <w:lang w:eastAsia="ru-RU"/>
-        </w:rPr>
-        <w:t>мальабсорбции</w:t>
-      </w:r>
-      <w:proofErr w:type="spellEnd"/>
-      <w:r>
-        <w:rPr>
-          <w:rFonts w:ascii="Times New Roman" w:eastAsia="Times New Roman" w:hAnsi="Times New Roman" w:cs="Times New Roman"/>
-          <w:sz w:val="24"/>
-          <w:szCs w:val="24"/>
-          <w:lang w:eastAsia="ru-RU"/>
-        </w:rPr>
-        <w:t>.</w:t>
+        <w:t>В редких случаях могут возникать симптомы анафилактического шока.</w:t>
+      </w:r>
+    </w:p>
+    <w:p>
+      <w:pPr>
+        <w:numPr>
+          <w:ilvl w:val="0"/>
+          <w:numId w:val="3"/>
+        </w:numPr>
+        <w:spacing w:before="100" w:beforeAutospacing="1" w:after="100" w:afterAutospacing="1" w:line="240" w:lineRule="auto"/>
+        <w:rPr>
+          <w:rFonts w:ascii="Times New Roman" w:eastAsia="Times New Roman" w:hAnsi="Times New Roman" w:cs="Times New Roman"/>
+          <w:sz w:val="24"/>
+          <w:szCs w:val="24"/>
+          <w:lang w:eastAsia="ru-RU"/>
+        </w:rPr>
+      </w:pPr>
+      <w:r>
+        <w:rPr>
+          <w:rFonts w:ascii="Times New Roman" w:eastAsia="Times New Roman" w:hAnsi="Times New Roman" w:cs="Times New Roman"/>
+          <w:sz w:val="24"/>
+          <w:szCs w:val="24"/>
+          <w:lang w:eastAsia="ru-RU"/>
+        </w:rPr>
+        <w:t>Могут наблюдаться реакции со стороны желудочно-кишечного тракта, такие как тошнота или боли в животе.</w:t>
       </w:r>
     </w:p>
     <w:p>
@@ -1433,38 +1113,28 @@
           <w:szCs w:val="27"/>
           <w:lang w:eastAsia="ru-RU"/>
         </w:rPr>
-        <w:t>Побочные эффекты</w:t>
-      </w:r>
-    </w:p>
-    <w:p>
-      <w:pPr>
-        <w:spacing w:before="100" w:beforeAutospacing="1" w:after="100" w:afterAutospacing="1" w:line="240" w:lineRule="auto"/>
-        <w:rPr>
-          <w:rFonts w:ascii="Times New Roman" w:eastAsia="Times New Roman" w:hAnsi="Times New Roman" w:cs="Times New Roman"/>
-          <w:sz w:val="24"/>
-          <w:szCs w:val="24"/>
-          <w:lang w:eastAsia="ru-RU"/>
-        </w:rPr>
-      </w:pPr>
-      <w:r>
-        <w:rPr>
-          <w:rFonts w:ascii="Times New Roman" w:eastAsia="Times New Roman" w:hAnsi="Times New Roman" w:cs="Times New Roman"/>
-          <w:sz w:val="24"/>
-          <w:szCs w:val="24"/>
-          <w:lang w:eastAsia="ru-RU"/>
-        </w:rPr>
-        <w:t xml:space="preserve">При применении </w:t>
-      </w:r>
+        <w:t>Как принимать и дозировка</w:t>
+      </w:r>
+    </w:p>
+    <w:p>
+      <w:pPr>
+        <w:spacing w:before="100" w:beforeAutospacing="1" w:after="100" w:afterAutospacing="1" w:line="240" w:lineRule="auto"/>
+        <w:rPr>
+          <w:rFonts w:ascii="Times New Roman" w:eastAsia="Times New Roman" w:hAnsi="Times New Roman" w:cs="Times New Roman"/>
+          <w:sz w:val="24"/>
+          <w:szCs w:val="24"/>
+          <w:lang w:eastAsia="ru-RU"/>
+        </w:rPr>
+      </w:pPr>
       <w:proofErr w:type="spellStart"/>
       <w:r>
         <w:rPr>
           <w:rFonts w:ascii="Times New Roman" w:eastAsia="Times New Roman" w:hAnsi="Times New Roman" w:cs="Times New Roman"/>
-          <w:bCs/>
-          <w:sz w:val="24"/>
-          <w:szCs w:val="24"/>
-          <w:lang w:eastAsia="ru-RU"/>
-        </w:rPr>
-        <w:t>Бифиформа</w:t>
+          <w:sz w:val="24"/>
+          <w:szCs w:val="24"/>
+          <w:lang w:eastAsia="ru-RU"/>
+        </w:rPr>
+        <w:t>Энтерофурил</w:t>
       </w:r>
       <w:proofErr w:type="spellEnd"/>
       <w:r>
@@ -1474,64 +1144,7 @@
           <w:szCs w:val="24"/>
           <w:lang w:eastAsia="ru-RU"/>
         </w:rPr>
-        <w:t xml:space="preserve"> в рекомендованных дозах побочные эффекты не наблюдаются. Препарат считается безопасным для применения в терапевтических дозах, при этом могут возникать индивидуальные реакции, такие как легкая тошнота или метеоризм.</w:t>
-      </w:r>
-    </w:p>
-    <w:p>
-      <w:pPr>
-        <w:spacing w:before="100" w:beforeAutospacing="1" w:after="100" w:afterAutospacing="1" w:line="240" w:lineRule="auto"/>
-        <w:outlineLvl w:val="2"/>
-        <w:rPr>
-          <w:rFonts w:ascii="Times New Roman" w:eastAsia="Times New Roman" w:hAnsi="Times New Roman" w:cs="Times New Roman"/>
-          <w:b/>
-          <w:bCs/>
-          <w:sz w:val="27"/>
-          <w:szCs w:val="27"/>
-          <w:lang w:eastAsia="ru-RU"/>
-        </w:rPr>
-      </w:pPr>
-      <w:r>
-        <w:rPr>
-          <w:rFonts w:ascii="Times New Roman" w:eastAsia="Times New Roman" w:hAnsi="Times New Roman" w:cs="Times New Roman"/>
-          <w:b/>
-          <w:bCs/>
-          <w:sz w:val="27"/>
-          <w:szCs w:val="27"/>
-          <w:lang w:eastAsia="ru-RU"/>
-        </w:rPr>
-        <w:t>Как принимать и дозировка</w:t>
-      </w:r>
-    </w:p>
-    <w:p>
-      <w:pPr>
-        <w:spacing w:before="100" w:beforeAutospacing="1" w:after="100" w:afterAutospacing="1" w:line="240" w:lineRule="auto"/>
-        <w:rPr>
-          <w:rFonts w:ascii="Times New Roman" w:eastAsia="Times New Roman" w:hAnsi="Times New Roman" w:cs="Times New Roman"/>
-          <w:sz w:val="24"/>
-          <w:szCs w:val="24"/>
-          <w:lang w:eastAsia="ru-RU"/>
-        </w:rPr>
-      </w:pPr>
-      <w:proofErr w:type="spellStart"/>
-      <w:r>
-        <w:rPr>
-          <w:rFonts w:ascii="Times New Roman" w:eastAsia="Times New Roman" w:hAnsi="Times New Roman" w:cs="Times New Roman"/>
-          <w:bCs/>
-          <w:sz w:val="24"/>
-          <w:szCs w:val="24"/>
-          <w:lang w:eastAsia="ru-RU"/>
-        </w:rPr>
-        <w:t>Бифиформ</w:t>
-      </w:r>
-      <w:proofErr w:type="spellEnd"/>
-      <w:r>
-        <w:rPr>
-          <w:rFonts w:ascii="Times New Roman" w:eastAsia="Times New Roman" w:hAnsi="Times New Roman" w:cs="Times New Roman"/>
-          <w:sz w:val="24"/>
-          <w:szCs w:val="24"/>
-          <w:lang w:eastAsia="ru-RU"/>
-        </w:rPr>
-        <w:t xml:space="preserve"> рекомендуется принимать внутрь:</w:t>
+        <w:t xml:space="preserve"> принимают внутрь. Суспензию перед приемом нужно тщательно встряхивать. Дозировка зависит от возраста пациента:</w:t>
       </w:r>
     </w:p>
     <w:p>
@@ -1551,22 +1164,11 @@
       <w:r>
         <w:rPr>
           <w:rFonts w:ascii="Times New Roman" w:eastAsia="Times New Roman" w:hAnsi="Times New Roman" w:cs="Times New Roman"/>
-          <w:b/>
-          <w:bCs/>
-          <w:sz w:val="24"/>
-          <w:szCs w:val="24"/>
-          <w:lang w:eastAsia="ru-RU"/>
-        </w:rPr>
-        <w:t>Взрослым</w:t>
-      </w:r>
-      <w:r>
-        <w:rPr>
-          <w:rFonts w:ascii="Times New Roman" w:eastAsia="Times New Roman" w:hAnsi="Times New Roman" w:cs="Times New Roman"/>
-          <w:sz w:val="24"/>
-          <w:szCs w:val="24"/>
-          <w:lang w:eastAsia="ru-RU"/>
-        </w:rPr>
-        <w:t xml:space="preserve"> и детям старше 12 лет: по 1 капсуле 2-3 раза в день.</w:t>
+          <w:sz w:val="24"/>
+          <w:szCs w:val="24"/>
+          <w:lang w:eastAsia="ru-RU"/>
+        </w:rPr>
+        <w:t>Детям от 1 до 6 месяцев: по 2,5 мл суспензии (100 мг) 2-3 раза в сутки.</w:t>
       </w:r>
     </w:p>
     <w:p>
@@ -1586,69 +1188,179 @@
       <w:r>
         <w:rPr>
           <w:rFonts w:ascii="Times New Roman" w:eastAsia="Times New Roman" w:hAnsi="Times New Roman" w:cs="Times New Roman"/>
-          <w:b/>
-          <w:bCs/>
-          <w:sz w:val="24"/>
-          <w:szCs w:val="24"/>
-          <w:lang w:eastAsia="ru-RU"/>
-        </w:rPr>
-        <w:t>Детям от 2 лет</w:t>
-      </w:r>
-      <w:r>
-        <w:rPr>
-          <w:rFonts w:ascii="Times New Roman" w:eastAsia="Times New Roman" w:hAnsi="Times New Roman" w:cs="Times New Roman"/>
-          <w:sz w:val="24"/>
-          <w:szCs w:val="24"/>
-          <w:lang w:eastAsia="ru-RU"/>
-        </w:rPr>
-        <w:t>: по 1 капсуле 2-3 раза в день. Если ребенок не может проглотить капсулу, содержимое можно развести в небольшой дозе жидкости.</w:t>
-      </w:r>
-    </w:p>
-    <w:p>
-      <w:pPr>
-        <w:spacing w:before="100" w:beforeAutospacing="1" w:after="100" w:afterAutospacing="1" w:line="240" w:lineRule="auto"/>
-        <w:rPr>
-          <w:rFonts w:ascii="Times New Roman" w:eastAsia="Times New Roman" w:hAnsi="Times New Roman" w:cs="Times New Roman"/>
-          <w:sz w:val="24"/>
-          <w:szCs w:val="24"/>
-          <w:lang w:eastAsia="ru-RU"/>
-        </w:rPr>
-      </w:pPr>
+          <w:sz w:val="24"/>
+          <w:szCs w:val="24"/>
+          <w:lang w:eastAsia="ru-RU"/>
+        </w:rPr>
+        <w:t>Детям от 6 месяцев до 3 лет: по 2,5 мл суспензии 3 раза в сутки.</w:t>
+      </w:r>
+    </w:p>
+    <w:p>
+      <w:pPr>
+        <w:numPr>
+          <w:ilvl w:val="0"/>
+          <w:numId w:val="4"/>
+        </w:numPr>
+        <w:spacing w:before="100" w:beforeAutospacing="1" w:after="100" w:afterAutospacing="1" w:line="240" w:lineRule="auto"/>
+        <w:rPr>
+          <w:rFonts w:ascii="Times New Roman" w:eastAsia="Times New Roman" w:hAnsi="Times New Roman" w:cs="Times New Roman"/>
+          <w:sz w:val="24"/>
+          <w:szCs w:val="24"/>
+          <w:lang w:eastAsia="ru-RU"/>
+        </w:rPr>
+      </w:pPr>
+      <w:r>
+        <w:rPr>
+          <w:rFonts w:ascii="Times New Roman" w:eastAsia="Times New Roman" w:hAnsi="Times New Roman" w:cs="Times New Roman"/>
+          <w:sz w:val="24"/>
+          <w:szCs w:val="24"/>
+          <w:lang w:eastAsia="ru-RU"/>
+        </w:rPr>
+        <w:t>Детям от 3 до 6 лет: по 5 мл суспензии 3 раза в сутки.</w:t>
+      </w:r>
+    </w:p>
+    <w:p>
+      <w:pPr>
+        <w:numPr>
+          <w:ilvl w:val="0"/>
+          <w:numId w:val="4"/>
+        </w:numPr>
+        <w:spacing w:before="100" w:beforeAutospacing="1" w:after="100" w:afterAutospacing="1" w:line="240" w:lineRule="auto"/>
+        <w:rPr>
+          <w:rFonts w:ascii="Times New Roman" w:eastAsia="Times New Roman" w:hAnsi="Times New Roman" w:cs="Times New Roman"/>
+          <w:sz w:val="24"/>
+          <w:szCs w:val="24"/>
+          <w:lang w:eastAsia="ru-RU"/>
+        </w:rPr>
+      </w:pPr>
+      <w:r>
+        <w:rPr>
+          <w:rFonts w:ascii="Times New Roman" w:eastAsia="Times New Roman" w:hAnsi="Times New Roman" w:cs="Times New Roman"/>
+          <w:sz w:val="24"/>
+          <w:szCs w:val="24"/>
+          <w:lang w:eastAsia="ru-RU"/>
+        </w:rPr>
+        <w:t>Взрослым и детям старше 6 лет: по 5 мл суспензии 4 раза в сутки.</w:t>
+      </w:r>
+    </w:p>
+    <w:p>
+      <w:pPr>
+        <w:spacing w:before="100" w:beforeAutospacing="1" w:after="100" w:afterAutospacing="1" w:line="240" w:lineRule="auto"/>
+        <w:outlineLvl w:val="2"/>
+        <w:rPr>
+          <w:rFonts w:ascii="Times New Roman" w:eastAsia="Times New Roman" w:hAnsi="Times New Roman" w:cs="Times New Roman"/>
+          <w:b/>
+          <w:bCs/>
+          <w:sz w:val="27"/>
+          <w:szCs w:val="27"/>
+          <w:lang w:eastAsia="ru-RU"/>
+        </w:rPr>
+      </w:pPr>
+      <w:r>
+        <w:rPr>
+          <w:rFonts w:ascii="Times New Roman" w:eastAsia="Times New Roman" w:hAnsi="Times New Roman" w:cs="Times New Roman"/>
+          <w:b/>
+          <w:bCs/>
+          <w:sz w:val="27"/>
+          <w:szCs w:val="27"/>
+          <w:lang w:eastAsia="ru-RU"/>
+        </w:rPr>
+        <w:t>Передозировка</w:t>
+      </w:r>
+    </w:p>
+    <w:p>
+      <w:pPr>
+        <w:spacing w:before="100" w:beforeAutospacing="1" w:after="100" w:afterAutospacing="1" w:line="240" w:lineRule="auto"/>
+        <w:rPr>
+          <w:rFonts w:ascii="Times New Roman" w:eastAsia="Times New Roman" w:hAnsi="Times New Roman" w:cs="Times New Roman"/>
+          <w:sz w:val="24"/>
+          <w:szCs w:val="24"/>
+          <w:lang w:eastAsia="ru-RU"/>
+        </w:rPr>
+      </w:pPr>
+      <w:r>
+        <w:rPr>
+          <w:rFonts w:ascii="Times New Roman" w:eastAsia="Times New Roman" w:hAnsi="Times New Roman" w:cs="Times New Roman"/>
+          <w:sz w:val="24"/>
+          <w:szCs w:val="24"/>
+          <w:lang w:eastAsia="ru-RU"/>
+        </w:rPr>
+        <w:t>Симптомы передозировки неизвестны. В случае передозировки рекомендуется симптоматическое лечение.</w:t>
+      </w:r>
+    </w:p>
+    <w:p>
+      <w:pPr>
+        <w:spacing w:before="100" w:beforeAutospacing="1" w:after="100" w:afterAutospacing="1" w:line="240" w:lineRule="auto"/>
+        <w:outlineLvl w:val="2"/>
+        <w:rPr>
+          <w:rFonts w:ascii="Times New Roman" w:eastAsia="Times New Roman" w:hAnsi="Times New Roman" w:cs="Times New Roman"/>
+          <w:b/>
+          <w:bCs/>
+          <w:sz w:val="27"/>
+          <w:szCs w:val="27"/>
+          <w:lang w:eastAsia="ru-RU"/>
+        </w:rPr>
+      </w:pPr>
+      <w:r>
+        <w:rPr>
+          <w:rFonts w:ascii="Times New Roman" w:eastAsia="Times New Roman" w:hAnsi="Times New Roman" w:cs="Times New Roman"/>
+          <w:b/>
+          <w:bCs/>
+          <w:sz w:val="27"/>
+          <w:szCs w:val="27"/>
+          <w:lang w:eastAsia="ru-RU"/>
+        </w:rPr>
+        <w:t>Взаимодействие с другими препаратами</w:t>
+      </w:r>
+    </w:p>
+    <w:p>
+      <w:pPr>
+        <w:spacing w:before="100" w:beforeAutospacing="1" w:after="100" w:afterAutospacing="1" w:line="240" w:lineRule="auto"/>
+        <w:rPr>
+          <w:rFonts w:ascii="Times New Roman" w:eastAsia="Times New Roman" w:hAnsi="Times New Roman" w:cs="Times New Roman"/>
+          <w:sz w:val="24"/>
+          <w:szCs w:val="24"/>
+          <w:lang w:eastAsia="ru-RU"/>
+        </w:rPr>
+      </w:pPr>
+      <w:r>
+        <w:rPr>
+          <w:rFonts w:ascii="Times New Roman" w:eastAsia="Times New Roman" w:hAnsi="Times New Roman" w:cs="Times New Roman"/>
+          <w:sz w:val="24"/>
+          <w:szCs w:val="24"/>
+          <w:lang w:eastAsia="ru-RU"/>
+        </w:rPr>
+        <w:t xml:space="preserve">Не следует применять </w:t>
+      </w:r>
       <w:proofErr w:type="spellStart"/>
       <w:r>
         <w:rPr>
           <w:rFonts w:ascii="Times New Roman" w:eastAsia="Times New Roman" w:hAnsi="Times New Roman" w:cs="Times New Roman"/>
-          <w:b/>
-          <w:bCs/>
-          <w:sz w:val="24"/>
-          <w:szCs w:val="24"/>
-          <w:lang w:eastAsia="ru-RU"/>
-        </w:rPr>
-        <w:t>Бифиформ</w:t>
+          <w:sz w:val="24"/>
+          <w:szCs w:val="24"/>
+          <w:lang w:eastAsia="ru-RU"/>
+        </w:rPr>
+        <w:t>Энтерофурил</w:t>
       </w:r>
       <w:proofErr w:type="spellEnd"/>
       <w:r>
         <w:rPr>
           <w:rFonts w:ascii="Times New Roman" w:eastAsia="Times New Roman" w:hAnsi="Times New Roman" w:cs="Times New Roman"/>
-          <w:b/>
-          <w:bCs/>
-          <w:sz w:val="24"/>
-          <w:szCs w:val="24"/>
-          <w:lang w:eastAsia="ru-RU"/>
-        </w:rPr>
-        <w:t xml:space="preserve"> </w:t>
+          <w:sz w:val="24"/>
+          <w:szCs w:val="24"/>
+          <w:lang w:eastAsia="ru-RU"/>
+        </w:rPr>
+        <w:t xml:space="preserve"> одновременно с препаратами, вызывающими </w:t>
       </w:r>
       <w:proofErr w:type="spellStart"/>
       <w:r>
         <w:rPr>
           <w:rFonts w:ascii="Times New Roman" w:eastAsia="Times New Roman" w:hAnsi="Times New Roman" w:cs="Times New Roman"/>
-          <w:b/>
-          <w:bCs/>
-          <w:sz w:val="24"/>
-          <w:szCs w:val="24"/>
-          <w:lang w:eastAsia="ru-RU"/>
-        </w:rPr>
-        <w:t>Кидс</w:t>
+          <w:sz w:val="24"/>
+          <w:szCs w:val="24"/>
+          <w:lang w:eastAsia="ru-RU"/>
+        </w:rPr>
+        <w:t>дисульфирамоподобные</w:t>
       </w:r>
       <w:proofErr w:type="spellEnd"/>
       <w:r>
@@ -1658,7 +1370,85 @@
           <w:szCs w:val="24"/>
           <w:lang w:eastAsia="ru-RU"/>
         </w:rPr>
-        <w:t>:</w:t>
+        <w:t xml:space="preserve"> реакции, а также с лекарственными средствами, угнетающими центральную нервную систему.</w:t>
+      </w:r>
+    </w:p>
+    <w:p>
+      <w:pPr>
+        <w:spacing w:before="100" w:beforeAutospacing="1" w:after="100" w:afterAutospacing="1" w:line="240" w:lineRule="auto"/>
+        <w:outlineLvl w:val="2"/>
+        <w:rPr>
+          <w:rFonts w:ascii="Times New Roman" w:eastAsia="Times New Roman" w:hAnsi="Times New Roman" w:cs="Times New Roman"/>
+          <w:b/>
+          <w:bCs/>
+          <w:sz w:val="27"/>
+          <w:szCs w:val="27"/>
+          <w:lang w:eastAsia="ru-RU"/>
+        </w:rPr>
+      </w:pPr>
+      <w:r>
+        <w:rPr>
+          <w:rFonts w:ascii="Times New Roman" w:eastAsia="Times New Roman" w:hAnsi="Times New Roman" w:cs="Times New Roman"/>
+          <w:b/>
+          <w:bCs/>
+          <w:sz w:val="27"/>
+          <w:szCs w:val="27"/>
+          <w:lang w:eastAsia="ru-RU"/>
+        </w:rPr>
+        <w:t xml:space="preserve">Аналоги </w:t>
+      </w:r>
+      <w:proofErr w:type="spellStart"/>
+      <w:r>
+        <w:rPr>
+          <w:rFonts w:ascii="Times New Roman" w:eastAsia="Times New Roman" w:hAnsi="Times New Roman" w:cs="Times New Roman"/>
+          <w:b/>
+          <w:bCs/>
+          <w:sz w:val="27"/>
+          <w:szCs w:val="27"/>
+          <w:lang w:eastAsia="ru-RU"/>
+        </w:rPr>
+        <w:t>Энтерофурила</w:t>
+      </w:r>
+      <w:proofErr w:type="spellEnd"/>
+    </w:p>
+    <w:p>
+      <w:pPr>
+        <w:spacing w:before="100" w:beforeAutospacing="1" w:after="100" w:afterAutospacing="1" w:line="240" w:lineRule="auto"/>
+        <w:rPr>
+          <w:rFonts w:ascii="Times New Roman" w:eastAsia="Times New Roman" w:hAnsi="Times New Roman" w:cs="Times New Roman"/>
+          <w:sz w:val="24"/>
+          <w:szCs w:val="24"/>
+          <w:lang w:eastAsia="ru-RU"/>
+        </w:rPr>
+      </w:pPr>
+      <w:r>
+        <w:rPr>
+          <w:rFonts w:ascii="Times New Roman" w:eastAsia="Times New Roman" w:hAnsi="Times New Roman" w:cs="Times New Roman"/>
+          <w:sz w:val="24"/>
+          <w:szCs w:val="24"/>
+          <w:lang w:eastAsia="ru-RU"/>
+        </w:rPr>
+        <w:t xml:space="preserve">К препаратам с аналогичным действием (с тем же МНН — </w:t>
+      </w:r>
+      <w:proofErr w:type="spellStart"/>
+      <w:r>
+        <w:rPr>
+          <w:rFonts w:ascii="Times New Roman" w:eastAsia="Times New Roman" w:hAnsi="Times New Roman" w:cs="Times New Roman"/>
+          <w:sz w:val="24"/>
+          <w:szCs w:val="24"/>
+          <w:lang w:eastAsia="ru-RU"/>
+        </w:rPr>
+        <w:t>нифуроксазид</w:t>
+      </w:r>
+      <w:proofErr w:type="spellEnd"/>
+      <w:r>
+        <w:rPr>
+          <w:rFonts w:ascii="Times New Roman" w:eastAsia="Times New Roman" w:hAnsi="Times New Roman" w:cs="Times New Roman"/>
+          <w:sz w:val="24"/>
+          <w:szCs w:val="24"/>
+          <w:lang w:eastAsia="ru-RU"/>
+        </w:rPr>
+        <w:t>) относятся:</w:t>
       </w:r>
     </w:p>
     <w:p>
@@ -1675,35 +1465,231 @@
           <w:lang w:eastAsia="ru-RU"/>
         </w:rPr>
       </w:pPr>
-      <w:r>
-        <w:rPr>
-          <w:rFonts w:ascii="Times New Roman" w:eastAsia="Times New Roman" w:hAnsi="Times New Roman" w:cs="Times New Roman"/>
-          <w:sz w:val="24"/>
-          <w:szCs w:val="24"/>
-          <w:lang w:eastAsia="ru-RU"/>
-        </w:rPr>
-        <w:t>Детям от 3 лет: по 1 таблетке 2 раза в день.</w:t>
-      </w:r>
-    </w:p>
-    <w:p>
-      <w:pPr>
-        <w:spacing w:before="100" w:beforeAutospacing="1" w:after="100" w:afterAutospacing="1" w:line="240" w:lineRule="auto"/>
-        <w:rPr>
-          <w:rFonts w:ascii="Times New Roman" w:eastAsia="Times New Roman" w:hAnsi="Times New Roman" w:cs="Times New Roman"/>
-          <w:sz w:val="24"/>
-          <w:szCs w:val="24"/>
-          <w:lang w:eastAsia="ru-RU"/>
-        </w:rPr>
-      </w:pPr>
-      <w:r>
-        <w:rPr>
-          <w:rFonts w:ascii="Times New Roman" w:eastAsia="Times New Roman" w:hAnsi="Times New Roman" w:cs="Times New Roman"/>
-          <w:sz w:val="24"/>
-          <w:szCs w:val="24"/>
-          <w:lang w:eastAsia="ru-RU"/>
-        </w:rPr>
-        <w:t>Дозировка и продолжительность приема могут быть скорректированы врачом в зависимости от состояния пациента.</w:t>
-      </w:r>
+      <w:proofErr w:type="spellStart"/>
+      <w:r>
+        <w:rPr>
+          <w:rFonts w:ascii="Times New Roman" w:eastAsia="Times New Roman" w:hAnsi="Times New Roman" w:cs="Times New Roman"/>
+          <w:b/>
+          <w:bCs/>
+          <w:sz w:val="24"/>
+          <w:szCs w:val="24"/>
+          <w:lang w:eastAsia="ru-RU"/>
+        </w:rPr>
+        <w:t>Нифуроксазид</w:t>
+      </w:r>
+      <w:proofErr w:type="spellEnd"/>
+      <w:r>
+        <w:rPr>
+          <w:rFonts w:ascii="Times New Roman" w:eastAsia="Times New Roman" w:hAnsi="Times New Roman" w:cs="Times New Roman"/>
+          <w:b/>
+          <w:bCs/>
+          <w:sz w:val="24"/>
+          <w:szCs w:val="24"/>
+          <w:lang w:eastAsia="ru-RU"/>
+        </w:rPr>
+        <w:t xml:space="preserve"> разных производителей</w:t>
+      </w:r>
+      <w:r>
+        <w:rPr>
+          <w:rFonts w:ascii="Times New Roman" w:eastAsia="Times New Roman" w:hAnsi="Times New Roman" w:cs="Times New Roman"/>
+          <w:sz w:val="24"/>
+          <w:szCs w:val="24"/>
+          <w:lang w:eastAsia="ru-RU"/>
+        </w:rPr>
+        <w:t xml:space="preserve"> — препарат с тем же действующим веществом, применяемый для лечения бактериальной диареи.</w:t>
+      </w:r>
+    </w:p>
+    <w:p>
+      <w:pPr>
+        <w:numPr>
+          <w:ilvl w:val="0"/>
+          <w:numId w:val="5"/>
+        </w:numPr>
+        <w:spacing w:before="100" w:beforeAutospacing="1" w:after="100" w:afterAutospacing="1" w:line="240" w:lineRule="auto"/>
+        <w:rPr>
+          <w:rFonts w:ascii="Times New Roman" w:eastAsia="Times New Roman" w:hAnsi="Times New Roman" w:cs="Times New Roman"/>
+          <w:sz w:val="24"/>
+          <w:szCs w:val="24"/>
+          <w:lang w:eastAsia="ru-RU"/>
+        </w:rPr>
+      </w:pPr>
+      <w:proofErr w:type="spellStart"/>
+      <w:r>
+        <w:rPr>
+          <w:rFonts w:ascii="Times New Roman" w:eastAsia="Times New Roman" w:hAnsi="Times New Roman" w:cs="Times New Roman"/>
+          <w:b/>
+          <w:bCs/>
+          <w:sz w:val="24"/>
+          <w:szCs w:val="24"/>
+          <w:lang w:eastAsia="ru-RU"/>
+        </w:rPr>
+        <w:t>Стопдиар</w:t>
+      </w:r>
+      <w:proofErr w:type="spellEnd"/>
+      <w:r>
+        <w:rPr>
+          <w:rFonts w:ascii="Times New Roman" w:eastAsia="Times New Roman" w:hAnsi="Times New Roman" w:cs="Times New Roman"/>
+          <w:sz w:val="24"/>
+          <w:szCs w:val="24"/>
+          <w:lang w:eastAsia="ru-RU"/>
+        </w:rPr>
+        <w:t xml:space="preserve"> — противомикробное средство, также использующее </w:t>
+      </w:r>
+      <w:proofErr w:type="spellStart"/>
+      <w:r>
+        <w:rPr>
+          <w:rFonts w:ascii="Times New Roman" w:eastAsia="Times New Roman" w:hAnsi="Times New Roman" w:cs="Times New Roman"/>
+          <w:sz w:val="24"/>
+          <w:szCs w:val="24"/>
+          <w:lang w:eastAsia="ru-RU"/>
+        </w:rPr>
+        <w:t>нифуроксазид</w:t>
+      </w:r>
+      <w:proofErr w:type="spellEnd"/>
+      <w:r>
+        <w:rPr>
+          <w:rFonts w:ascii="Times New Roman" w:eastAsia="Times New Roman" w:hAnsi="Times New Roman" w:cs="Times New Roman"/>
+          <w:sz w:val="24"/>
+          <w:szCs w:val="24"/>
+          <w:lang w:eastAsia="ru-RU"/>
+        </w:rPr>
+        <w:t xml:space="preserve"> для устранения симптомов диареи.</w:t>
+      </w:r>
+    </w:p>
+    <w:p>
+      <w:pPr>
+        <w:numPr>
+          <w:ilvl w:val="0"/>
+          <w:numId w:val="5"/>
+        </w:numPr>
+        <w:spacing w:before="100" w:beforeAutospacing="1" w:after="100" w:afterAutospacing="1" w:line="240" w:lineRule="auto"/>
+        <w:rPr>
+          <w:rFonts w:ascii="Times New Roman" w:eastAsia="Times New Roman" w:hAnsi="Times New Roman" w:cs="Times New Roman"/>
+          <w:sz w:val="24"/>
+          <w:szCs w:val="24"/>
+          <w:lang w:eastAsia="ru-RU"/>
+        </w:rPr>
+      </w:pPr>
+      <w:proofErr w:type="spellStart"/>
+      <w:r>
+        <w:rPr>
+          <w:rFonts w:ascii="Times New Roman" w:eastAsia="Times New Roman" w:hAnsi="Times New Roman" w:cs="Times New Roman"/>
+          <w:b/>
+          <w:bCs/>
+          <w:sz w:val="24"/>
+          <w:szCs w:val="24"/>
+          <w:lang w:eastAsia="ru-RU"/>
+        </w:rPr>
+        <w:t>Экофурил</w:t>
+      </w:r>
+      <w:proofErr w:type="spellEnd"/>
+      <w:r>
+        <w:rPr>
+          <w:rFonts w:ascii="Times New Roman" w:eastAsia="Times New Roman" w:hAnsi="Times New Roman" w:cs="Times New Roman"/>
+          <w:sz w:val="24"/>
+          <w:szCs w:val="24"/>
+          <w:lang w:eastAsia="ru-RU"/>
+        </w:rPr>
+        <w:t xml:space="preserve"> — аналог </w:t>
+      </w:r>
+      <w:proofErr w:type="spellStart"/>
+      <w:r>
+        <w:rPr>
+          <w:rFonts w:ascii="Times New Roman" w:eastAsia="Times New Roman" w:hAnsi="Times New Roman" w:cs="Times New Roman"/>
+          <w:sz w:val="24"/>
+          <w:szCs w:val="24"/>
+          <w:lang w:eastAsia="ru-RU"/>
+        </w:rPr>
+        <w:t>Энтерофурила</w:t>
+      </w:r>
+      <w:proofErr w:type="spellEnd"/>
+      <w:r>
+        <w:rPr>
+          <w:rFonts w:ascii="Times New Roman" w:eastAsia="Times New Roman" w:hAnsi="Times New Roman" w:cs="Times New Roman"/>
+          <w:sz w:val="24"/>
+          <w:szCs w:val="24"/>
+          <w:lang w:eastAsia="ru-RU"/>
+        </w:rPr>
+        <w:t xml:space="preserve"> с тем же активным компонентом.</w:t>
+      </w:r>
+    </w:p>
+    <w:p>
+      <w:pPr>
+        <w:numPr>
+          <w:ilvl w:val="0"/>
+          <w:numId w:val="5"/>
+        </w:numPr>
+        <w:spacing w:before="100" w:beforeAutospacing="1" w:after="100" w:afterAutospacing="1" w:line="240" w:lineRule="auto"/>
+        <w:rPr>
+          <w:rFonts w:ascii="Times New Roman" w:eastAsia="Times New Roman" w:hAnsi="Times New Roman" w:cs="Times New Roman"/>
+          <w:sz w:val="24"/>
+          <w:szCs w:val="24"/>
+          <w:lang w:eastAsia="ru-RU"/>
+        </w:rPr>
+      </w:pPr>
+      <w:proofErr w:type="spellStart"/>
+      <w:r>
+        <w:rPr>
+          <w:rFonts w:ascii="Times New Roman" w:eastAsia="Times New Roman" w:hAnsi="Times New Roman" w:cs="Times New Roman"/>
+          <w:b/>
+          <w:bCs/>
+          <w:sz w:val="24"/>
+          <w:szCs w:val="24"/>
+          <w:lang w:eastAsia="ru-RU"/>
+        </w:rPr>
+        <w:lastRenderedPageBreak/>
+        <w:t>Элюфор</w:t>
+      </w:r>
+      <w:proofErr w:type="spellEnd"/>
+      <w:r>
+        <w:rPr>
+          <w:rFonts w:ascii="Times New Roman" w:eastAsia="Times New Roman" w:hAnsi="Times New Roman" w:cs="Times New Roman"/>
+          <w:sz w:val="24"/>
+          <w:szCs w:val="24"/>
+          <w:lang w:eastAsia="ru-RU"/>
+        </w:rPr>
+        <w:t xml:space="preserve"> — еще один препарат на основе </w:t>
+      </w:r>
+      <w:proofErr w:type="spellStart"/>
+      <w:r>
+        <w:rPr>
+          <w:rFonts w:ascii="Times New Roman" w:eastAsia="Times New Roman" w:hAnsi="Times New Roman" w:cs="Times New Roman"/>
+          <w:sz w:val="24"/>
+          <w:szCs w:val="24"/>
+          <w:lang w:eastAsia="ru-RU"/>
+        </w:rPr>
+        <w:t>нифуроксазида</w:t>
+      </w:r>
+      <w:proofErr w:type="spellEnd"/>
+      <w:r>
+        <w:rPr>
+          <w:rFonts w:ascii="Times New Roman" w:eastAsia="Times New Roman" w:hAnsi="Times New Roman" w:cs="Times New Roman"/>
+          <w:sz w:val="24"/>
+          <w:szCs w:val="24"/>
+          <w:lang w:eastAsia="ru-RU"/>
+        </w:rPr>
+        <w:t>, обладающий аналогичным действием.</w:t>
+      </w:r>
+    </w:p>
+    <w:p>
+      <w:pPr>
+        <w:rPr>
+          <w:rFonts w:ascii="Times New Roman" w:hAnsi="Times New Roman" w:cs="Times New Roman"/>
+          <w:sz w:val="24"/>
+          <w:szCs w:val="24"/>
+        </w:rPr>
+      </w:pPr>
+      <w:hyperlink r:id="rId5" w:history="1">
+        <w:r>
+          <w:rPr>
+            <w:rStyle w:val="a6"/>
+            <w:rFonts w:ascii="Times New Roman" w:hAnsi="Times New Roman" w:cs="Times New Roman"/>
+            <w:sz w:val="24"/>
+            <w:szCs w:val="24"/>
+          </w:rPr>
+          <w:t>Смотреть все аналоги &gt;&gt;</w:t>
+        </w:r>
+      </w:hyperlink>
     </w:p>
     <w:p>
       <w:pPr>
@@ -1727,38 +1713,28 @@
           <w:szCs w:val="27"/>
           <w:lang w:eastAsia="ru-RU"/>
         </w:rPr>
-        <w:t>Передозировка</w:t>
-      </w:r>
-    </w:p>
-    <w:p>
-      <w:pPr>
-        <w:spacing w:before="100" w:beforeAutospacing="1" w:after="100" w:afterAutospacing="1" w:line="240" w:lineRule="auto"/>
-        <w:rPr>
-          <w:rFonts w:ascii="Times New Roman" w:eastAsia="Times New Roman" w:hAnsi="Times New Roman" w:cs="Times New Roman"/>
-          <w:sz w:val="24"/>
-          <w:szCs w:val="24"/>
-          <w:lang w:eastAsia="ru-RU"/>
-        </w:rPr>
-      </w:pPr>
-      <w:r>
-        <w:rPr>
-          <w:rFonts w:ascii="Times New Roman" w:eastAsia="Times New Roman" w:hAnsi="Times New Roman" w:cs="Times New Roman"/>
-          <w:sz w:val="24"/>
-          <w:szCs w:val="24"/>
-          <w:lang w:eastAsia="ru-RU"/>
-        </w:rPr>
-        <w:t xml:space="preserve">Передозировка </w:t>
-      </w:r>
+        <w:t>Можно ли принимать детям</w:t>
+      </w:r>
+    </w:p>
+    <w:p>
+      <w:pPr>
+        <w:spacing w:before="100" w:beforeAutospacing="1" w:after="100" w:afterAutospacing="1" w:line="240" w:lineRule="auto"/>
+        <w:rPr>
+          <w:rFonts w:ascii="Times New Roman" w:eastAsia="Times New Roman" w:hAnsi="Times New Roman" w:cs="Times New Roman"/>
+          <w:sz w:val="24"/>
+          <w:szCs w:val="24"/>
+          <w:lang w:eastAsia="ru-RU"/>
+        </w:rPr>
+      </w:pPr>
       <w:proofErr w:type="spellStart"/>
       <w:r>
         <w:rPr>
           <w:rFonts w:ascii="Times New Roman" w:eastAsia="Times New Roman" w:hAnsi="Times New Roman" w:cs="Times New Roman"/>
-          <w:bCs/>
-          <w:sz w:val="24"/>
-          <w:szCs w:val="24"/>
-          <w:lang w:eastAsia="ru-RU"/>
-        </w:rPr>
-        <w:t>Бифиформом</w:t>
+          <w:sz w:val="24"/>
+          <w:szCs w:val="24"/>
+          <w:lang w:eastAsia="ru-RU"/>
+        </w:rPr>
+        <w:t>Энтерофурил</w:t>
       </w:r>
       <w:proofErr w:type="spellEnd"/>
       <w:r>
@@ -1768,7 +1744,7 @@
           <w:szCs w:val="24"/>
           <w:lang w:eastAsia="ru-RU"/>
         </w:rPr>
-        <w:t xml:space="preserve"> не приводит к тяжелым последствиям, так как препарат действует только локально в кишечнике. В случае значительного превышения дозы рекомендуется медицинское наблюдение.</w:t>
+        <w:t xml:space="preserve"> разрешен к применению у детей от 1 месяца в соответствующих дозах, согласно инструкции.</w:t>
       </w:r>
     </w:p>
     <w:p>
@@ -1793,40 +1769,417 @@
           <w:szCs w:val="27"/>
           <w:lang w:eastAsia="ru-RU"/>
         </w:rPr>
-        <w:t>Взаимодействие с другими препаратами</w:t>
-      </w:r>
-    </w:p>
-    <w:p>
-      <w:pPr>
-        <w:spacing w:before="100" w:beforeAutospacing="1" w:after="100" w:afterAutospacing="1" w:line="240" w:lineRule="auto"/>
-        <w:rPr>
-          <w:rFonts w:ascii="Times New Roman" w:eastAsia="Times New Roman" w:hAnsi="Times New Roman" w:cs="Times New Roman"/>
-          <w:sz w:val="24"/>
-          <w:szCs w:val="24"/>
-          <w:lang w:eastAsia="ru-RU"/>
-        </w:rPr>
-      </w:pPr>
+        <w:t xml:space="preserve">Можно ли принимать </w:t>
+      </w:r>
       <w:proofErr w:type="spellStart"/>
       <w:r>
         <w:rPr>
           <w:rFonts w:ascii="Times New Roman" w:eastAsia="Times New Roman" w:hAnsi="Times New Roman" w:cs="Times New Roman"/>
-          <w:bCs/>
-          <w:sz w:val="24"/>
-          <w:szCs w:val="24"/>
-          <w:lang w:eastAsia="ru-RU"/>
-        </w:rPr>
-        <w:lastRenderedPageBreak/>
-        <w:t>Бифиформ</w:t>
+          <w:b/>
+          <w:bCs/>
+          <w:sz w:val="27"/>
+          <w:szCs w:val="27"/>
+          <w:lang w:eastAsia="ru-RU"/>
+        </w:rPr>
+        <w:t>Энтерофурил</w:t>
       </w:r>
       <w:proofErr w:type="spellEnd"/>
       <w:r>
         <w:rPr>
           <w:rFonts w:ascii="Times New Roman" w:eastAsia="Times New Roman" w:hAnsi="Times New Roman" w:cs="Times New Roman"/>
-          <w:sz w:val="24"/>
-          <w:szCs w:val="24"/>
-          <w:lang w:eastAsia="ru-RU"/>
-        </w:rPr>
-        <w:t xml:space="preserve"> можно принимать одновременно с антибиотиками для профилактики антибиотик-ассоциированной диареи. Препарат не взаимодействует с другими лекарственными средствами, так как действует локально и не всасывается в кровь.</w:t>
+          <w:b/>
+          <w:bCs/>
+          <w:sz w:val="27"/>
+          <w:szCs w:val="27"/>
+          <w:lang w:eastAsia="ru-RU"/>
+        </w:rPr>
+        <w:t xml:space="preserve"> при беременности и кормлении грудью</w:t>
+      </w:r>
+    </w:p>
+    <w:p>
+      <w:pPr>
+        <w:spacing w:before="100" w:beforeAutospacing="1" w:after="100" w:afterAutospacing="1" w:line="240" w:lineRule="auto"/>
+        <w:rPr>
+          <w:rFonts w:ascii="Times New Roman" w:eastAsia="Times New Roman" w:hAnsi="Times New Roman" w:cs="Times New Roman"/>
+          <w:sz w:val="24"/>
+          <w:szCs w:val="24"/>
+          <w:lang w:eastAsia="ru-RU"/>
+        </w:rPr>
+      </w:pPr>
+      <w:r>
+        <w:rPr>
+          <w:rFonts w:ascii="Times New Roman" w:eastAsia="Times New Roman" w:hAnsi="Times New Roman" w:cs="Times New Roman"/>
+          <w:sz w:val="24"/>
+          <w:szCs w:val="24"/>
+          <w:lang w:eastAsia="ru-RU"/>
+        </w:rPr>
+        <w:t>Применение препарата в период беременности не рекомендуется. Во время лактации использование возможно при коротком курсе лечения и только по назначению врача.</w:t>
+      </w:r>
+    </w:p>
+    <w:p>
+      <w:pPr>
+        <w:spacing w:before="100" w:beforeAutospacing="1" w:after="100" w:afterAutospacing="1" w:line="240" w:lineRule="auto"/>
+        <w:outlineLvl w:val="2"/>
+        <w:rPr>
+          <w:rFonts w:ascii="Times New Roman" w:eastAsia="Times New Roman" w:hAnsi="Times New Roman" w:cs="Times New Roman"/>
+          <w:b/>
+          <w:bCs/>
+          <w:sz w:val="27"/>
+          <w:szCs w:val="27"/>
+          <w:lang w:eastAsia="ru-RU"/>
+        </w:rPr>
+      </w:pPr>
+      <w:r>
+        <w:rPr>
+          <w:rFonts w:ascii="Times New Roman" w:eastAsia="Times New Roman" w:hAnsi="Times New Roman" w:cs="Times New Roman"/>
+          <w:b/>
+          <w:bCs/>
+          <w:sz w:val="27"/>
+          <w:szCs w:val="27"/>
+          <w:lang w:eastAsia="ru-RU"/>
+        </w:rPr>
+        <w:t xml:space="preserve">Совместим ли </w:t>
+      </w:r>
+      <w:proofErr w:type="spellStart"/>
+      <w:r>
+        <w:rPr>
+          <w:rFonts w:ascii="Times New Roman" w:eastAsia="Times New Roman" w:hAnsi="Times New Roman" w:cs="Times New Roman"/>
+          <w:b/>
+          <w:bCs/>
+          <w:sz w:val="27"/>
+          <w:szCs w:val="27"/>
+          <w:lang w:eastAsia="ru-RU"/>
+        </w:rPr>
+        <w:t>Энтерофурил</w:t>
+      </w:r>
+      <w:proofErr w:type="spellEnd"/>
+      <w:r>
+        <w:rPr>
+          <w:rFonts w:ascii="Times New Roman" w:eastAsia="Times New Roman" w:hAnsi="Times New Roman" w:cs="Times New Roman"/>
+          <w:b/>
+          <w:bCs/>
+          <w:sz w:val="27"/>
+          <w:szCs w:val="27"/>
+          <w:lang w:eastAsia="ru-RU"/>
+        </w:rPr>
+        <w:t xml:space="preserve"> и алкоголь</w:t>
+      </w:r>
+    </w:p>
+    <w:p>
+      <w:pPr>
+        <w:spacing w:before="100" w:beforeAutospacing="1" w:after="100" w:afterAutospacing="1" w:line="240" w:lineRule="auto"/>
+        <w:rPr>
+          <w:rFonts w:ascii="Times New Roman" w:eastAsia="Times New Roman" w:hAnsi="Times New Roman" w:cs="Times New Roman"/>
+          <w:sz w:val="24"/>
+          <w:szCs w:val="24"/>
+          <w:lang w:eastAsia="ru-RU"/>
+        </w:rPr>
+      </w:pPr>
+      <w:r>
+        <w:rPr>
+          <w:rFonts w:ascii="Times New Roman" w:eastAsia="Times New Roman" w:hAnsi="Times New Roman" w:cs="Times New Roman"/>
+          <w:sz w:val="24"/>
+          <w:szCs w:val="24"/>
+          <w:lang w:eastAsia="ru-RU"/>
+        </w:rPr>
+        <w:t xml:space="preserve">Употребление алкоголя в период лечения </w:t>
+      </w:r>
+      <w:proofErr w:type="spellStart"/>
+      <w:r>
+        <w:rPr>
+          <w:rFonts w:ascii="Times New Roman" w:eastAsia="Times New Roman" w:hAnsi="Times New Roman" w:cs="Times New Roman"/>
+          <w:sz w:val="24"/>
+          <w:szCs w:val="24"/>
+          <w:lang w:eastAsia="ru-RU"/>
+        </w:rPr>
+        <w:t>Энтерофурилом</w:t>
+      </w:r>
+      <w:proofErr w:type="spellEnd"/>
+      <w:r>
+        <w:rPr>
+          <w:rFonts w:ascii="Times New Roman" w:eastAsia="Times New Roman" w:hAnsi="Times New Roman" w:cs="Times New Roman"/>
+          <w:sz w:val="24"/>
+          <w:szCs w:val="24"/>
+          <w:lang w:eastAsia="ru-RU"/>
+        </w:rPr>
+        <w:t xml:space="preserve"> не рекомендуется, так как это может ухудшить эффективность лечения и повысить риск побочных эффектов.</w:t>
+      </w:r>
+    </w:p>
+    <w:p>
+      <w:pPr>
+        <w:spacing w:before="100" w:beforeAutospacing="1" w:after="100" w:afterAutospacing="1" w:line="240" w:lineRule="auto"/>
+        <w:outlineLvl w:val="2"/>
+        <w:rPr>
+          <w:rFonts w:ascii="Times New Roman" w:eastAsia="Times New Roman" w:hAnsi="Times New Roman" w:cs="Times New Roman"/>
+          <w:b/>
+          <w:bCs/>
+          <w:sz w:val="27"/>
+          <w:szCs w:val="27"/>
+          <w:lang w:eastAsia="ru-RU"/>
+        </w:rPr>
+      </w:pPr>
+      <w:r>
+        <w:rPr>
+          <w:rFonts w:ascii="Times New Roman" w:eastAsia="Times New Roman" w:hAnsi="Times New Roman" w:cs="Times New Roman"/>
+          <w:b/>
+          <w:bCs/>
+          <w:sz w:val="27"/>
+          <w:szCs w:val="27"/>
+          <w:lang w:eastAsia="ru-RU"/>
+        </w:rPr>
+        <w:t>Отпускается по рецепту или нет</w:t>
+      </w:r>
+    </w:p>
+    <w:p>
+      <w:pPr>
+        <w:spacing w:before="100" w:beforeAutospacing="1" w:after="100" w:afterAutospacing="1" w:line="240" w:lineRule="auto"/>
+        <w:rPr>
+          <w:rFonts w:ascii="Times New Roman" w:eastAsia="Times New Roman" w:hAnsi="Times New Roman" w:cs="Times New Roman"/>
+          <w:sz w:val="24"/>
+          <w:szCs w:val="24"/>
+          <w:lang w:eastAsia="ru-RU"/>
+        </w:rPr>
+      </w:pPr>
+      <w:proofErr w:type="spellStart"/>
+      <w:r>
+        <w:rPr>
+          <w:rFonts w:ascii="Times New Roman" w:eastAsia="Times New Roman" w:hAnsi="Times New Roman" w:cs="Times New Roman"/>
+          <w:sz w:val="24"/>
+          <w:szCs w:val="24"/>
+          <w:lang w:eastAsia="ru-RU"/>
+        </w:rPr>
+        <w:t>Энтерофурил</w:t>
+      </w:r>
+      <w:proofErr w:type="spellEnd"/>
+      <w:r>
+        <w:rPr>
+          <w:rFonts w:ascii="Times New Roman" w:eastAsia="Times New Roman" w:hAnsi="Times New Roman" w:cs="Times New Roman"/>
+          <w:sz w:val="24"/>
+          <w:szCs w:val="24"/>
+          <w:lang w:eastAsia="ru-RU"/>
+        </w:rPr>
+        <w:t xml:space="preserve"> отпускается без рецепта.</w:t>
+      </w:r>
+    </w:p>
+    <w:p>
+      <w:pPr>
+        <w:spacing w:before="100" w:beforeAutospacing="1" w:after="100" w:afterAutospacing="1" w:line="240" w:lineRule="auto"/>
+        <w:outlineLvl w:val="2"/>
+        <w:rPr>
+          <w:rFonts w:ascii="Times New Roman" w:eastAsia="Times New Roman" w:hAnsi="Times New Roman" w:cs="Times New Roman"/>
+          <w:b/>
+          <w:bCs/>
+          <w:sz w:val="27"/>
+          <w:szCs w:val="27"/>
+          <w:lang w:eastAsia="ru-RU"/>
+        </w:rPr>
+      </w:pPr>
+      <w:r>
+        <w:rPr>
+          <w:rFonts w:ascii="Times New Roman" w:eastAsia="Times New Roman" w:hAnsi="Times New Roman" w:cs="Times New Roman"/>
+          <w:b/>
+          <w:bCs/>
+          <w:sz w:val="27"/>
+          <w:szCs w:val="27"/>
+          <w:lang w:eastAsia="ru-RU"/>
+        </w:rPr>
+        <w:t xml:space="preserve">Как хранить </w:t>
+      </w:r>
+      <w:proofErr w:type="spellStart"/>
+      <w:r>
+        <w:rPr>
+          <w:rFonts w:ascii="Times New Roman" w:eastAsia="Times New Roman" w:hAnsi="Times New Roman" w:cs="Times New Roman"/>
+          <w:b/>
+          <w:bCs/>
+          <w:sz w:val="27"/>
+          <w:szCs w:val="27"/>
+          <w:lang w:eastAsia="ru-RU"/>
+        </w:rPr>
+        <w:t>Энтерофурил</w:t>
+      </w:r>
+      <w:proofErr w:type="spellEnd"/>
+    </w:p>
+    <w:p>
+      <w:pPr>
+        <w:spacing w:before="100" w:beforeAutospacing="1" w:after="100" w:afterAutospacing="1" w:line="240" w:lineRule="auto"/>
+        <w:rPr>
+          <w:rFonts w:ascii="Times New Roman" w:eastAsia="Times New Roman" w:hAnsi="Times New Roman" w:cs="Times New Roman"/>
+          <w:sz w:val="24"/>
+          <w:szCs w:val="24"/>
+          <w:lang w:eastAsia="ru-RU"/>
+        </w:rPr>
+      </w:pPr>
+      <w:r>
+        <w:rPr>
+          <w:rFonts w:ascii="Times New Roman" w:eastAsia="Times New Roman" w:hAnsi="Times New Roman" w:cs="Times New Roman"/>
+          <w:sz w:val="24"/>
+          <w:szCs w:val="24"/>
+          <w:lang w:eastAsia="ru-RU"/>
+        </w:rPr>
+        <w:t>Препарат следует хранить при температуре не выше 25°C в недоступном для детей месте. Не замораживать.</w:t>
+      </w:r>
+    </w:p>
+    <w:p>
+      <w:pPr>
+        <w:spacing w:before="100" w:beforeAutospacing="1" w:after="100" w:afterAutospacing="1" w:line="240" w:lineRule="auto"/>
+        <w:outlineLvl w:val="2"/>
+        <w:rPr>
+          <w:rFonts w:ascii="Times New Roman" w:eastAsia="Times New Roman" w:hAnsi="Times New Roman" w:cs="Times New Roman"/>
+          <w:b/>
+          <w:bCs/>
+          <w:sz w:val="27"/>
+          <w:szCs w:val="27"/>
+          <w:lang w:eastAsia="ru-RU"/>
+        </w:rPr>
+      </w:pPr>
+      <w:r>
+        <w:rPr>
+          <w:rFonts w:ascii="Times New Roman" w:eastAsia="Times New Roman" w:hAnsi="Times New Roman" w:cs="Times New Roman"/>
+          <w:b/>
+          <w:bCs/>
+          <w:sz w:val="27"/>
+          <w:szCs w:val="27"/>
+          <w:lang w:eastAsia="ru-RU"/>
+        </w:rPr>
+        <w:t>Срок годности</w:t>
+      </w:r>
+    </w:p>
+    <w:p>
+      <w:pPr>
+        <w:spacing w:before="100" w:beforeAutospacing="1" w:after="100" w:afterAutospacing="1" w:line="240" w:lineRule="auto"/>
+        <w:rPr>
+          <w:rFonts w:ascii="Times New Roman" w:eastAsia="Times New Roman" w:hAnsi="Times New Roman" w:cs="Times New Roman"/>
+          <w:sz w:val="24"/>
+          <w:szCs w:val="24"/>
+          <w:lang w:eastAsia="ru-RU"/>
+        </w:rPr>
+      </w:pPr>
+      <w:r>
+        <w:rPr>
+          <w:rFonts w:ascii="Times New Roman" w:eastAsia="Times New Roman" w:hAnsi="Times New Roman" w:cs="Times New Roman"/>
+          <w:sz w:val="24"/>
+          <w:szCs w:val="24"/>
+          <w:lang w:eastAsia="ru-RU"/>
+        </w:rPr>
+        <w:t xml:space="preserve">Срок годности </w:t>
+      </w:r>
+      <w:proofErr w:type="spellStart"/>
+      <w:r>
+        <w:rPr>
+          <w:rFonts w:ascii="Times New Roman" w:eastAsia="Times New Roman" w:hAnsi="Times New Roman" w:cs="Times New Roman"/>
+          <w:sz w:val="24"/>
+          <w:szCs w:val="24"/>
+          <w:lang w:eastAsia="ru-RU"/>
+        </w:rPr>
+        <w:t>Энтерофурила</w:t>
+      </w:r>
+      <w:proofErr w:type="spellEnd"/>
+      <w:r>
+        <w:rPr>
+          <w:rFonts w:ascii="Times New Roman" w:eastAsia="Times New Roman" w:hAnsi="Times New Roman" w:cs="Times New Roman"/>
+          <w:sz w:val="24"/>
+          <w:szCs w:val="24"/>
+          <w:lang w:eastAsia="ru-RU"/>
+        </w:rPr>
+        <w:t xml:space="preserve"> составляет 3 года. Не применять по истечении срока годности.</w:t>
+      </w:r>
+    </w:p>
+    <w:p>
+      <w:pPr>
+        <w:spacing w:before="100" w:beforeAutospacing="1" w:after="100" w:afterAutospacing="1" w:line="240" w:lineRule="auto"/>
+        <w:outlineLvl w:val="2"/>
+        <w:rPr>
+          <w:rFonts w:ascii="Times New Roman" w:eastAsia="Times New Roman" w:hAnsi="Times New Roman" w:cs="Times New Roman"/>
+          <w:b/>
+          <w:bCs/>
+          <w:sz w:val="27"/>
+          <w:szCs w:val="27"/>
+          <w:lang w:eastAsia="ru-RU"/>
+        </w:rPr>
+      </w:pPr>
+      <w:r>
+        <w:rPr>
+          <w:rFonts w:ascii="Times New Roman" w:eastAsia="Times New Roman" w:hAnsi="Times New Roman" w:cs="Times New Roman"/>
+          <w:b/>
+          <w:bCs/>
+          <w:sz w:val="27"/>
+          <w:szCs w:val="27"/>
+          <w:lang w:eastAsia="ru-RU"/>
+        </w:rPr>
+        <w:t>Производитель</w:t>
+      </w:r>
+    </w:p>
+    <w:p>
+      <w:pPr>
+        <w:spacing w:before="100" w:beforeAutospacing="1" w:after="100" w:afterAutospacing="1" w:line="240" w:lineRule="auto"/>
+        <w:rPr>
+          <w:rFonts w:ascii="Times New Roman" w:eastAsia="Times New Roman" w:hAnsi="Times New Roman" w:cs="Times New Roman"/>
+          <w:sz w:val="24"/>
+          <w:szCs w:val="24"/>
+          <w:lang w:eastAsia="ru-RU"/>
+        </w:rPr>
+      </w:pPr>
+      <w:r>
+        <w:rPr>
+          <w:rFonts w:ascii="Times New Roman" w:eastAsia="Times New Roman" w:hAnsi="Times New Roman" w:cs="Times New Roman"/>
+          <w:sz w:val="24"/>
+          <w:szCs w:val="24"/>
+          <w:lang w:eastAsia="ru-RU"/>
+        </w:rPr>
+        <w:t xml:space="preserve">Производителем </w:t>
+      </w:r>
+      <w:proofErr w:type="spellStart"/>
+      <w:r>
+        <w:rPr>
+          <w:rFonts w:ascii="Times New Roman" w:eastAsia="Times New Roman" w:hAnsi="Times New Roman" w:cs="Times New Roman"/>
+          <w:sz w:val="24"/>
+          <w:szCs w:val="24"/>
+          <w:lang w:eastAsia="ru-RU"/>
+        </w:rPr>
+        <w:t>Энтерофурила</w:t>
+      </w:r>
+      <w:proofErr w:type="spellEnd"/>
+      <w:r>
+        <w:rPr>
+          <w:rFonts w:ascii="Times New Roman" w:eastAsia="Times New Roman" w:hAnsi="Times New Roman" w:cs="Times New Roman"/>
+          <w:sz w:val="24"/>
+          <w:szCs w:val="24"/>
+          <w:lang w:eastAsia="ru-RU"/>
+        </w:rPr>
+        <w:t xml:space="preserve"> является компания </w:t>
+      </w:r>
+      <w:r>
+        <w:rPr>
+          <w:rFonts w:ascii="Times New Roman" w:eastAsia="Times New Roman" w:hAnsi="Times New Roman" w:cs="Times New Roman"/>
+          <w:b/>
+          <w:bCs/>
+          <w:sz w:val="24"/>
+          <w:szCs w:val="24"/>
+          <w:lang w:eastAsia="ru-RU"/>
+        </w:rPr>
+        <w:t xml:space="preserve">BOSNALIJEK D </w:t>
+      </w:r>
+      <w:proofErr w:type="spellStart"/>
+      <w:r>
+        <w:rPr>
+          <w:rFonts w:ascii="Times New Roman" w:eastAsia="Times New Roman" w:hAnsi="Times New Roman" w:cs="Times New Roman"/>
+          <w:b/>
+          <w:bCs/>
+          <w:sz w:val="24"/>
+          <w:szCs w:val="24"/>
+          <w:lang w:eastAsia="ru-RU"/>
+        </w:rPr>
+        <w:t>D</w:t>
+      </w:r>
+      <w:proofErr w:type="spellEnd"/>
+      <w:r>
+        <w:rPr>
+          <w:rFonts w:ascii="Times New Roman" w:eastAsia="Times New Roman" w:hAnsi="Times New Roman" w:cs="Times New Roman"/>
+          <w:sz w:val="24"/>
+          <w:szCs w:val="24"/>
+          <w:lang w:eastAsia="ru-RU"/>
+        </w:rPr>
+        <w:t xml:space="preserve"> из Боснии и Герцеговины. Производственная площадка (завод-производитель) может быть изменена держателем регистрационного удостоверения.</w:t>
       </w:r>
     </w:p>
     <w:tbl>
@@ -1927,512 +2280,6 @@
       </w:tr>
       <w:tr>
         <w:trPr>
-          <w:trHeight w:val="1248"/>
-        </w:trPr>
-        <w:tc>
-          <w:tcPr>
-            <w:tcW w:w="3823" w:type="dxa"/>
-            <w:tcBorders>
-              <w:top w:val="nil"/>
-              <w:left w:val="single" w:sz="4" w:space="0" w:color="auto"/>
-              <w:bottom w:val="single" w:sz="4" w:space="0" w:color="auto"/>
-              <w:right w:val="single" w:sz="4" w:space="0" w:color="auto"/>
-            </w:tcBorders>
-            <w:shd w:val="clear" w:color="000000" w:fill="FFFFFF"/>
-            <w:vAlign w:val="center"/>
-            <w:hideMark/>
-          </w:tcPr>
-          <w:p>
-            <w:pPr>
-              <w:spacing w:after="0" w:line="240" w:lineRule="auto"/>
-              <w:rPr>
-                <w:rFonts w:ascii="Times New Roman" w:eastAsia="Times New Roman" w:hAnsi="Times New Roman" w:cs="Times New Roman"/>
-                <w:color w:val="000000"/>
-                <w:sz w:val="24"/>
-                <w:szCs w:val="24"/>
-                <w:lang w:eastAsia="ru-RU"/>
-              </w:rPr>
-            </w:pPr>
-            <w:r>
-              <w:rPr>
-                <w:rFonts w:ascii="Times New Roman" w:eastAsia="Times New Roman" w:hAnsi="Times New Roman" w:cs="Times New Roman"/>
-                <w:color w:val="000000"/>
-                <w:sz w:val="24"/>
-                <w:szCs w:val="24"/>
-                <w:lang w:eastAsia="ru-RU"/>
-              </w:rPr>
-              <w:t xml:space="preserve">Стимулирование синтеза </w:t>
-            </w:r>
-            <w:proofErr w:type="spellStart"/>
-            <w:r>
-              <w:rPr>
-                <w:rFonts w:ascii="Times New Roman" w:eastAsia="Times New Roman" w:hAnsi="Times New Roman" w:cs="Times New Roman"/>
-                <w:color w:val="000000"/>
-                <w:sz w:val="24"/>
-                <w:szCs w:val="24"/>
-                <w:lang w:eastAsia="ru-RU"/>
-              </w:rPr>
-              <w:t>гидроксилированных</w:t>
-            </w:r>
-            <w:proofErr w:type="spellEnd"/>
-            <w:r>
-              <w:rPr>
-                <w:rFonts w:ascii="Times New Roman" w:eastAsia="Times New Roman" w:hAnsi="Times New Roman" w:cs="Times New Roman"/>
-                <w:color w:val="000000"/>
-                <w:sz w:val="24"/>
-                <w:szCs w:val="24"/>
-                <w:lang w:eastAsia="ru-RU"/>
-              </w:rPr>
-              <w:t xml:space="preserve"> активных метаболитов, что приводит к тяжелым интоксикациям.</w:t>
-            </w:r>
-          </w:p>
-        </w:tc>
-        <w:tc>
-          <w:tcPr>
-            <w:tcW w:w="4677" w:type="dxa"/>
-            <w:tcBorders>
-              <w:top w:val="nil"/>
-              <w:left w:val="nil"/>
-              <w:bottom w:val="single" w:sz="4" w:space="0" w:color="auto"/>
-              <w:right w:val="single" w:sz="4" w:space="0" w:color="auto"/>
-            </w:tcBorders>
-            <w:shd w:val="clear" w:color="000000" w:fill="FFFFFF"/>
-            <w:vAlign w:val="center"/>
-            <w:hideMark/>
-          </w:tcPr>
-          <w:p>
-            <w:pPr>
-              <w:spacing w:after="0" w:line="240" w:lineRule="auto"/>
-              <w:rPr>
-                <w:rFonts w:ascii="Times New Roman" w:eastAsia="Times New Roman" w:hAnsi="Times New Roman" w:cs="Times New Roman"/>
-                <w:color w:val="000000"/>
-                <w:sz w:val="24"/>
-                <w:szCs w:val="24"/>
-                <w:lang w:eastAsia="ru-RU"/>
-              </w:rPr>
-            </w:pPr>
-            <w:r>
-              <w:rPr>
-                <w:rFonts w:ascii="Times New Roman" w:eastAsia="Times New Roman" w:hAnsi="Times New Roman" w:cs="Times New Roman"/>
-                <w:color w:val="000000"/>
-                <w:sz w:val="24"/>
-                <w:szCs w:val="24"/>
-                <w:lang w:eastAsia="ru-RU"/>
-              </w:rPr>
-              <w:t xml:space="preserve">Индукторы ферментов </w:t>
-            </w:r>
-            <w:proofErr w:type="spellStart"/>
-            <w:r>
-              <w:rPr>
-                <w:rFonts w:ascii="Times New Roman" w:eastAsia="Times New Roman" w:hAnsi="Times New Roman" w:cs="Times New Roman"/>
-                <w:color w:val="000000"/>
-                <w:sz w:val="24"/>
-                <w:szCs w:val="24"/>
-                <w:lang w:eastAsia="ru-RU"/>
-              </w:rPr>
-              <w:t>микросомального</w:t>
-            </w:r>
-            <w:proofErr w:type="spellEnd"/>
-            <w:r>
-              <w:rPr>
-                <w:rFonts w:ascii="Times New Roman" w:eastAsia="Times New Roman" w:hAnsi="Times New Roman" w:cs="Times New Roman"/>
-                <w:color w:val="000000"/>
-                <w:sz w:val="24"/>
-                <w:szCs w:val="24"/>
-                <w:lang w:eastAsia="ru-RU"/>
-              </w:rPr>
-              <w:t xml:space="preserve"> окисления в печени: фенитоин, этанол, барбитураты, </w:t>
-            </w:r>
-            <w:proofErr w:type="spellStart"/>
-            <w:r>
-              <w:rPr>
-                <w:rFonts w:ascii="Times New Roman" w:eastAsia="Times New Roman" w:hAnsi="Times New Roman" w:cs="Times New Roman"/>
-                <w:color w:val="000000"/>
-                <w:sz w:val="24"/>
-                <w:szCs w:val="24"/>
-                <w:lang w:eastAsia="ru-RU"/>
-              </w:rPr>
-              <w:t>флумецинол</w:t>
-            </w:r>
-            <w:proofErr w:type="spellEnd"/>
-            <w:r>
-              <w:rPr>
-                <w:rFonts w:ascii="Times New Roman" w:eastAsia="Times New Roman" w:hAnsi="Times New Roman" w:cs="Times New Roman"/>
-                <w:color w:val="000000"/>
-                <w:sz w:val="24"/>
-                <w:szCs w:val="24"/>
-                <w:lang w:eastAsia="ru-RU"/>
-              </w:rPr>
-              <w:t xml:space="preserve">, </w:t>
-            </w:r>
-            <w:proofErr w:type="spellStart"/>
-            <w:r>
-              <w:rPr>
-                <w:rFonts w:ascii="Times New Roman" w:eastAsia="Times New Roman" w:hAnsi="Times New Roman" w:cs="Times New Roman"/>
-                <w:color w:val="000000"/>
-                <w:sz w:val="24"/>
-                <w:szCs w:val="24"/>
-                <w:lang w:eastAsia="ru-RU"/>
-              </w:rPr>
-              <w:t>рифампицин</w:t>
-            </w:r>
-            <w:proofErr w:type="spellEnd"/>
-            <w:r>
-              <w:rPr>
-                <w:rFonts w:ascii="Times New Roman" w:eastAsia="Times New Roman" w:hAnsi="Times New Roman" w:cs="Times New Roman"/>
-                <w:color w:val="000000"/>
-                <w:sz w:val="24"/>
-                <w:szCs w:val="24"/>
-                <w:lang w:eastAsia="ru-RU"/>
-              </w:rPr>
-              <w:t>, фенилбутазон, трициклические антидепрессанты.</w:t>
-            </w:r>
-          </w:p>
-        </w:tc>
-      </w:tr>
-      <w:tr>
-        <w:trPr>
-          <w:trHeight w:val="936"/>
-        </w:trPr>
-        <w:tc>
-          <w:tcPr>
-            <w:tcW w:w="3823" w:type="dxa"/>
-            <w:tcBorders>
-              <w:top w:val="nil"/>
-              <w:left w:val="single" w:sz="4" w:space="0" w:color="auto"/>
-              <w:bottom w:val="single" w:sz="4" w:space="0" w:color="auto"/>
-              <w:right w:val="single" w:sz="4" w:space="0" w:color="auto"/>
-            </w:tcBorders>
-            <w:shd w:val="clear" w:color="000000" w:fill="FFFFFF"/>
-            <w:vAlign w:val="center"/>
-            <w:hideMark/>
-          </w:tcPr>
-          <w:p>
-            <w:pPr>
-              <w:spacing w:after="0" w:line="240" w:lineRule="auto"/>
-              <w:rPr>
-                <w:rFonts w:ascii="Times New Roman" w:eastAsia="Times New Roman" w:hAnsi="Times New Roman" w:cs="Times New Roman"/>
-                <w:color w:val="000000"/>
-                <w:sz w:val="24"/>
-                <w:szCs w:val="24"/>
-                <w:lang w:eastAsia="ru-RU"/>
-              </w:rPr>
-            </w:pPr>
-            <w:r>
-              <w:rPr>
-                <w:rFonts w:ascii="Times New Roman" w:eastAsia="Times New Roman" w:hAnsi="Times New Roman" w:cs="Times New Roman"/>
-                <w:color w:val="000000"/>
-                <w:sz w:val="24"/>
-                <w:szCs w:val="24"/>
-                <w:lang w:eastAsia="ru-RU"/>
-              </w:rPr>
-              <w:t>Минимизация вероятности формирования гепатотоксического эффекта.</w:t>
-            </w:r>
-          </w:p>
-        </w:tc>
-        <w:tc>
-          <w:tcPr>
-            <w:tcW w:w="4677" w:type="dxa"/>
-            <w:tcBorders>
-              <w:top w:val="nil"/>
-              <w:left w:val="nil"/>
-              <w:bottom w:val="single" w:sz="4" w:space="0" w:color="auto"/>
-              <w:right w:val="single" w:sz="4" w:space="0" w:color="auto"/>
-            </w:tcBorders>
-            <w:shd w:val="clear" w:color="000000" w:fill="FFFFFF"/>
-            <w:vAlign w:val="center"/>
-            <w:hideMark/>
-          </w:tcPr>
-          <w:p>
-            <w:pPr>
-              <w:spacing w:after="0" w:line="240" w:lineRule="auto"/>
-              <w:rPr>
-                <w:rFonts w:ascii="Times New Roman" w:eastAsia="Times New Roman" w:hAnsi="Times New Roman" w:cs="Times New Roman"/>
-                <w:color w:val="000000"/>
-                <w:sz w:val="24"/>
-                <w:szCs w:val="24"/>
-                <w:lang w:eastAsia="ru-RU"/>
-              </w:rPr>
-            </w:pPr>
-            <w:r>
-              <w:rPr>
-                <w:rFonts w:ascii="Times New Roman" w:eastAsia="Times New Roman" w:hAnsi="Times New Roman" w:cs="Times New Roman"/>
-                <w:color w:val="000000"/>
-                <w:sz w:val="24"/>
-                <w:szCs w:val="24"/>
-                <w:lang w:eastAsia="ru-RU"/>
-              </w:rPr>
-              <w:t xml:space="preserve">Ингибиторы </w:t>
-            </w:r>
-            <w:proofErr w:type="spellStart"/>
-            <w:r>
-              <w:rPr>
-                <w:rFonts w:ascii="Times New Roman" w:eastAsia="Times New Roman" w:hAnsi="Times New Roman" w:cs="Times New Roman"/>
-                <w:color w:val="000000"/>
-                <w:sz w:val="24"/>
-                <w:szCs w:val="24"/>
-                <w:lang w:eastAsia="ru-RU"/>
-              </w:rPr>
-              <w:t>микросомального</w:t>
-            </w:r>
-            <w:proofErr w:type="spellEnd"/>
-            <w:r>
-              <w:rPr>
-                <w:rFonts w:ascii="Times New Roman" w:eastAsia="Times New Roman" w:hAnsi="Times New Roman" w:cs="Times New Roman"/>
-                <w:color w:val="000000"/>
-                <w:sz w:val="24"/>
-                <w:szCs w:val="24"/>
-                <w:lang w:eastAsia="ru-RU"/>
-              </w:rPr>
-              <w:t xml:space="preserve"> окисления.</w:t>
-            </w:r>
-          </w:p>
-        </w:tc>
-      </w:tr>
-      <w:tr>
-        <w:trPr>
-          <w:trHeight w:val="936"/>
-        </w:trPr>
-        <w:tc>
-          <w:tcPr>
-            <w:tcW w:w="3823" w:type="dxa"/>
-            <w:tcBorders>
-              <w:top w:val="nil"/>
-              <w:left w:val="single" w:sz="4" w:space="0" w:color="auto"/>
-              <w:bottom w:val="single" w:sz="4" w:space="0" w:color="auto"/>
-              <w:right w:val="single" w:sz="4" w:space="0" w:color="auto"/>
-            </w:tcBorders>
-            <w:shd w:val="clear" w:color="000000" w:fill="FFFFFF"/>
-            <w:vAlign w:val="center"/>
-            <w:hideMark/>
-          </w:tcPr>
-          <w:p>
-            <w:pPr>
-              <w:spacing w:after="0" w:line="240" w:lineRule="auto"/>
-              <w:rPr>
-                <w:rFonts w:ascii="Times New Roman" w:eastAsia="Times New Roman" w:hAnsi="Times New Roman" w:cs="Times New Roman"/>
-                <w:color w:val="000000"/>
-                <w:sz w:val="24"/>
-                <w:szCs w:val="24"/>
-                <w:lang w:eastAsia="ru-RU"/>
-              </w:rPr>
-            </w:pPr>
-            <w:r>
-              <w:rPr>
-                <w:rFonts w:ascii="Times New Roman" w:eastAsia="Times New Roman" w:hAnsi="Times New Roman" w:cs="Times New Roman"/>
-                <w:color w:val="000000"/>
-                <w:sz w:val="24"/>
-                <w:szCs w:val="24"/>
-                <w:lang w:eastAsia="ru-RU"/>
-              </w:rPr>
-              <w:t>Ибупрофен оказывает негативное влияние на эффективность работы указанных средств.</w:t>
-            </w:r>
-          </w:p>
-        </w:tc>
-        <w:tc>
-          <w:tcPr>
-            <w:tcW w:w="4677" w:type="dxa"/>
-            <w:tcBorders>
-              <w:top w:val="nil"/>
-              <w:left w:val="nil"/>
-              <w:bottom w:val="single" w:sz="4" w:space="0" w:color="auto"/>
-              <w:right w:val="single" w:sz="4" w:space="0" w:color="auto"/>
-            </w:tcBorders>
-            <w:shd w:val="clear" w:color="000000" w:fill="FFFFFF"/>
-            <w:vAlign w:val="center"/>
-            <w:hideMark/>
-          </w:tcPr>
-          <w:p>
-            <w:pPr>
-              <w:spacing w:after="0" w:line="240" w:lineRule="auto"/>
-              <w:rPr>
-                <w:rFonts w:ascii="Times New Roman" w:eastAsia="Times New Roman" w:hAnsi="Times New Roman" w:cs="Times New Roman"/>
-                <w:color w:val="000000"/>
-                <w:sz w:val="24"/>
-                <w:szCs w:val="24"/>
-                <w:lang w:eastAsia="ru-RU"/>
-              </w:rPr>
-            </w:pPr>
-            <w:r>
-              <w:rPr>
-                <w:rFonts w:ascii="Times New Roman" w:eastAsia="Times New Roman" w:hAnsi="Times New Roman" w:cs="Times New Roman"/>
-                <w:color w:val="000000"/>
-                <w:sz w:val="24"/>
-                <w:szCs w:val="24"/>
-                <w:lang w:eastAsia="ru-RU"/>
-              </w:rPr>
-              <w:t xml:space="preserve">Вазодилататоры, фуросемид, </w:t>
-            </w:r>
-            <w:proofErr w:type="spellStart"/>
-            <w:r>
-              <w:rPr>
-                <w:rFonts w:ascii="Times New Roman" w:eastAsia="Times New Roman" w:hAnsi="Times New Roman" w:cs="Times New Roman"/>
-                <w:color w:val="000000"/>
-                <w:sz w:val="24"/>
-                <w:szCs w:val="24"/>
-                <w:lang w:eastAsia="ru-RU"/>
-              </w:rPr>
-              <w:t>гидрохлоротиазиды</w:t>
-            </w:r>
-            <w:proofErr w:type="spellEnd"/>
-            <w:r>
-              <w:rPr>
-                <w:rFonts w:ascii="Times New Roman" w:eastAsia="Times New Roman" w:hAnsi="Times New Roman" w:cs="Times New Roman"/>
-                <w:color w:val="000000"/>
-                <w:sz w:val="24"/>
-                <w:szCs w:val="24"/>
-                <w:lang w:eastAsia="ru-RU"/>
-              </w:rPr>
-              <w:t xml:space="preserve">, </w:t>
-            </w:r>
-            <w:proofErr w:type="spellStart"/>
-            <w:r>
-              <w:rPr>
-                <w:rFonts w:ascii="Times New Roman" w:eastAsia="Times New Roman" w:hAnsi="Times New Roman" w:cs="Times New Roman"/>
-                <w:color w:val="000000"/>
-                <w:sz w:val="24"/>
-                <w:szCs w:val="24"/>
-                <w:lang w:eastAsia="ru-RU"/>
-              </w:rPr>
-              <w:t>урикозурические</w:t>
-            </w:r>
-            <w:proofErr w:type="spellEnd"/>
-            <w:r>
-              <w:rPr>
-                <w:rFonts w:ascii="Times New Roman" w:eastAsia="Times New Roman" w:hAnsi="Times New Roman" w:cs="Times New Roman"/>
-                <w:color w:val="000000"/>
-                <w:sz w:val="24"/>
-                <w:szCs w:val="24"/>
-                <w:lang w:eastAsia="ru-RU"/>
-              </w:rPr>
-              <w:t xml:space="preserve"> препараты.</w:t>
-            </w:r>
-          </w:p>
-        </w:tc>
-      </w:tr>
-      <w:tr>
-        <w:trPr>
-          <w:trHeight w:val="624"/>
-        </w:trPr>
-        <w:tc>
-          <w:tcPr>
-            <w:tcW w:w="3823" w:type="dxa"/>
-            <w:tcBorders>
-              <w:top w:val="nil"/>
-              <w:left w:val="single" w:sz="4" w:space="0" w:color="auto"/>
-              <w:bottom w:val="single" w:sz="4" w:space="0" w:color="auto"/>
-              <w:right w:val="single" w:sz="4" w:space="0" w:color="auto"/>
-            </w:tcBorders>
-            <w:shd w:val="clear" w:color="000000" w:fill="FFFFFF"/>
-            <w:vAlign w:val="center"/>
-            <w:hideMark/>
-          </w:tcPr>
-          <w:p>
-            <w:pPr>
-              <w:spacing w:after="0" w:line="240" w:lineRule="auto"/>
-              <w:rPr>
-                <w:rFonts w:ascii="Times New Roman" w:eastAsia="Times New Roman" w:hAnsi="Times New Roman" w:cs="Times New Roman"/>
-                <w:color w:val="000000"/>
-                <w:sz w:val="24"/>
-                <w:szCs w:val="24"/>
-                <w:lang w:eastAsia="ru-RU"/>
-              </w:rPr>
-            </w:pPr>
-            <w:r>
-              <w:rPr>
-                <w:rFonts w:ascii="Times New Roman" w:eastAsia="Times New Roman" w:hAnsi="Times New Roman" w:cs="Times New Roman"/>
-                <w:color w:val="000000"/>
-                <w:sz w:val="24"/>
-                <w:szCs w:val="24"/>
-                <w:lang w:eastAsia="ru-RU"/>
-              </w:rPr>
-              <w:t>Повышение риска возникновения кровотечений.</w:t>
-            </w:r>
-          </w:p>
-        </w:tc>
-        <w:tc>
-          <w:tcPr>
-            <w:tcW w:w="4677" w:type="dxa"/>
-            <w:tcBorders>
-              <w:top w:val="nil"/>
-              <w:left w:val="nil"/>
-              <w:bottom w:val="single" w:sz="4" w:space="0" w:color="auto"/>
-              <w:right w:val="single" w:sz="4" w:space="0" w:color="auto"/>
-            </w:tcBorders>
-            <w:shd w:val="clear" w:color="000000" w:fill="FFFFFF"/>
-            <w:vAlign w:val="center"/>
-            <w:hideMark/>
-          </w:tcPr>
-          <w:p>
-            <w:pPr>
-              <w:spacing w:after="0" w:line="240" w:lineRule="auto"/>
-              <w:rPr>
-                <w:rFonts w:ascii="Times New Roman" w:eastAsia="Times New Roman" w:hAnsi="Times New Roman" w:cs="Times New Roman"/>
-                <w:color w:val="000000"/>
-                <w:sz w:val="24"/>
-                <w:szCs w:val="24"/>
-                <w:lang w:eastAsia="ru-RU"/>
-              </w:rPr>
-            </w:pPr>
-            <w:r>
-              <w:rPr>
-                <w:rFonts w:ascii="Times New Roman" w:eastAsia="Times New Roman" w:hAnsi="Times New Roman" w:cs="Times New Roman"/>
-                <w:color w:val="000000"/>
-                <w:sz w:val="24"/>
-                <w:szCs w:val="24"/>
-                <w:lang w:eastAsia="ru-RU"/>
-              </w:rPr>
-              <w:t xml:space="preserve">Антикоагулянты, </w:t>
-            </w:r>
-            <w:proofErr w:type="spellStart"/>
-            <w:r>
-              <w:rPr>
-                <w:rFonts w:ascii="Times New Roman" w:eastAsia="Times New Roman" w:hAnsi="Times New Roman" w:cs="Times New Roman"/>
-                <w:color w:val="000000"/>
-                <w:sz w:val="24"/>
-                <w:szCs w:val="24"/>
-                <w:lang w:eastAsia="ru-RU"/>
-              </w:rPr>
-              <w:t>антиагреганты</w:t>
-            </w:r>
-            <w:proofErr w:type="spellEnd"/>
-            <w:r>
-              <w:rPr>
-                <w:rFonts w:ascii="Times New Roman" w:eastAsia="Times New Roman" w:hAnsi="Times New Roman" w:cs="Times New Roman"/>
-                <w:color w:val="000000"/>
-                <w:sz w:val="24"/>
-                <w:szCs w:val="24"/>
-                <w:lang w:eastAsia="ru-RU"/>
-              </w:rPr>
-              <w:t xml:space="preserve">, </w:t>
-            </w:r>
-            <w:proofErr w:type="spellStart"/>
-            <w:r>
-              <w:rPr>
-                <w:rFonts w:ascii="Times New Roman" w:eastAsia="Times New Roman" w:hAnsi="Times New Roman" w:cs="Times New Roman"/>
-                <w:color w:val="000000"/>
-                <w:sz w:val="24"/>
-                <w:szCs w:val="24"/>
-                <w:lang w:eastAsia="ru-RU"/>
-              </w:rPr>
-              <w:t>фибринолитики</w:t>
-            </w:r>
-            <w:proofErr w:type="spellEnd"/>
-            <w:r>
-              <w:rPr>
-                <w:rFonts w:ascii="Times New Roman" w:eastAsia="Times New Roman" w:hAnsi="Times New Roman" w:cs="Times New Roman"/>
-                <w:color w:val="000000"/>
-                <w:sz w:val="24"/>
-                <w:szCs w:val="24"/>
-                <w:lang w:eastAsia="ru-RU"/>
-              </w:rPr>
-              <w:t>.</w:t>
-            </w:r>
-          </w:p>
-        </w:tc>
-      </w:tr>
-      <w:tr>
-        <w:trPr>
           <w:trHeight w:val="312"/>
         </w:trPr>
         <w:tc>
@@ -2754,6 +2601,7 @@
                 <w:szCs w:val="24"/>
                 <w:lang w:eastAsia="ru-RU"/>
               </w:rPr>
+              <w:lastRenderedPageBreak/>
               <w:t>Риск возникновения и выраженность побочных эффектов.</w:t>
             </w:r>
           </w:p>
@@ -3427,696 +3275,13 @@
     <w:p>
       <w:pPr>
         <w:spacing w:before="100" w:beforeAutospacing="1" w:after="100" w:afterAutospacing="1" w:line="240" w:lineRule="auto"/>
-        <w:outlineLvl w:val="2"/>
-        <w:rPr>
-          <w:rFonts w:ascii="Times New Roman" w:eastAsia="Times New Roman" w:hAnsi="Times New Roman" w:cs="Times New Roman"/>
-          <w:b/>
-          <w:bCs/>
-          <w:sz w:val="27"/>
-          <w:szCs w:val="27"/>
-          <w:lang w:eastAsia="ru-RU"/>
-        </w:rPr>
-      </w:pPr>
-      <w:r>
-        <w:rPr>
-          <w:rFonts w:ascii="Times New Roman" w:eastAsia="Times New Roman" w:hAnsi="Times New Roman" w:cs="Times New Roman"/>
-          <w:b/>
-          <w:bCs/>
-          <w:sz w:val="27"/>
-          <w:szCs w:val="27"/>
-          <w:lang w:eastAsia="ru-RU"/>
-        </w:rPr>
-        <w:t xml:space="preserve">Аналоги </w:t>
-      </w:r>
-      <w:proofErr w:type="spellStart"/>
-      <w:r>
-        <w:rPr>
-          <w:rFonts w:ascii="Times New Roman" w:eastAsia="Times New Roman" w:hAnsi="Times New Roman" w:cs="Times New Roman"/>
-          <w:b/>
-          <w:bCs/>
-          <w:sz w:val="27"/>
-          <w:szCs w:val="27"/>
-          <w:lang w:eastAsia="ru-RU"/>
-        </w:rPr>
-        <w:t>Бифиформ</w:t>
-      </w:r>
-      <w:proofErr w:type="spellEnd"/>
-    </w:p>
-    <w:p>
-      <w:pPr>
-        <w:spacing w:before="100" w:beforeAutospacing="1" w:after="100" w:afterAutospacing="1" w:line="240" w:lineRule="auto"/>
-        <w:rPr>
-          <w:rFonts w:ascii="Times New Roman" w:eastAsia="Times New Roman" w:hAnsi="Times New Roman" w:cs="Times New Roman"/>
-          <w:sz w:val="24"/>
-          <w:szCs w:val="24"/>
-          <w:lang w:eastAsia="ru-RU"/>
-        </w:rPr>
-      </w:pPr>
-      <w:r>
-        <w:rPr>
-          <w:rFonts w:ascii="Times New Roman" w:eastAsia="Times New Roman" w:hAnsi="Times New Roman" w:cs="Times New Roman"/>
-          <w:sz w:val="24"/>
-          <w:szCs w:val="24"/>
-          <w:lang w:eastAsia="ru-RU"/>
-        </w:rPr>
-        <w:t xml:space="preserve">Структурных аналогов </w:t>
-      </w:r>
-      <w:proofErr w:type="spellStart"/>
-      <w:r>
-        <w:rPr>
-          <w:rFonts w:ascii="Times New Roman" w:eastAsia="Times New Roman" w:hAnsi="Times New Roman" w:cs="Times New Roman"/>
-          <w:bCs/>
-          <w:sz w:val="24"/>
-          <w:szCs w:val="24"/>
-          <w:lang w:eastAsia="ru-RU"/>
-        </w:rPr>
-        <w:t>Бифиформ</w:t>
-      </w:r>
-      <w:proofErr w:type="spellEnd"/>
-      <w:r>
-        <w:rPr>
-          <w:rFonts w:ascii="Times New Roman" w:eastAsia="Times New Roman" w:hAnsi="Times New Roman" w:cs="Times New Roman"/>
-          <w:sz w:val="24"/>
-          <w:szCs w:val="24"/>
-          <w:lang w:eastAsia="ru-RU"/>
-        </w:rPr>
-        <w:t xml:space="preserve"> с точно таким же МНН нет. Однако на рынке имеются </w:t>
-      </w:r>
-      <w:hyperlink r:id="rId5" w:history="1">
-        <w:r>
-          <w:rPr>
-            <w:rStyle w:val="a6"/>
-            <w:rFonts w:ascii="Times New Roman" w:eastAsia="Times New Roman" w:hAnsi="Times New Roman" w:cs="Times New Roman"/>
-            <w:sz w:val="24"/>
-            <w:szCs w:val="24"/>
-            <w:lang w:eastAsia="ru-RU"/>
-          </w:rPr>
-          <w:t>другие препараты</w:t>
-        </w:r>
-      </w:hyperlink>
-      <w:r>
-        <w:rPr>
-          <w:rFonts w:ascii="Times New Roman" w:eastAsia="Times New Roman" w:hAnsi="Times New Roman" w:cs="Times New Roman"/>
-          <w:sz w:val="24"/>
-          <w:szCs w:val="24"/>
-          <w:lang w:eastAsia="ru-RU"/>
-        </w:rPr>
-        <w:t xml:space="preserve"> с похожим действием, содержащие пробиотики и </w:t>
-      </w:r>
-      <w:proofErr w:type="spellStart"/>
-      <w:r>
-        <w:rPr>
-          <w:rFonts w:ascii="Times New Roman" w:eastAsia="Times New Roman" w:hAnsi="Times New Roman" w:cs="Times New Roman"/>
-          <w:sz w:val="24"/>
-          <w:szCs w:val="24"/>
-          <w:lang w:eastAsia="ru-RU"/>
-        </w:rPr>
-        <w:t>симбиотики</w:t>
-      </w:r>
-      <w:proofErr w:type="spellEnd"/>
-      <w:r>
-        <w:rPr>
-          <w:rFonts w:ascii="Times New Roman" w:eastAsia="Times New Roman" w:hAnsi="Times New Roman" w:cs="Times New Roman"/>
-          <w:sz w:val="24"/>
-          <w:szCs w:val="24"/>
-          <w:lang w:eastAsia="ru-RU"/>
-        </w:rPr>
-        <w:t xml:space="preserve">, </w:t>
-      </w:r>
-      <w:r>
-        <w:rPr>
-          <w:rFonts w:ascii="Times New Roman" w:eastAsia="Times New Roman" w:hAnsi="Times New Roman" w:cs="Times New Roman"/>
-          <w:sz w:val="24"/>
-          <w:szCs w:val="24"/>
-          <w:lang w:eastAsia="ru-RU"/>
-        </w:rPr>
-        <w:t>которые может назначить врач.</w:t>
-      </w:r>
-    </w:p>
-    <w:p>
-      <w:pPr>
-        <w:spacing w:before="100" w:beforeAutospacing="1" w:after="100" w:afterAutospacing="1" w:line="240" w:lineRule="auto"/>
-        <w:outlineLvl w:val="2"/>
-        <w:rPr>
-          <w:rFonts w:ascii="Times New Roman" w:eastAsia="Times New Roman" w:hAnsi="Times New Roman" w:cs="Times New Roman"/>
-          <w:b/>
-          <w:bCs/>
-          <w:sz w:val="27"/>
-          <w:szCs w:val="27"/>
-          <w:lang w:eastAsia="ru-RU"/>
-        </w:rPr>
-      </w:pPr>
-      <w:r>
-        <w:rPr>
-          <w:rFonts w:ascii="Times New Roman" w:eastAsia="Times New Roman" w:hAnsi="Times New Roman" w:cs="Times New Roman"/>
-          <w:b/>
-          <w:bCs/>
-          <w:sz w:val="27"/>
-          <w:szCs w:val="27"/>
-          <w:lang w:eastAsia="ru-RU"/>
-        </w:rPr>
-        <w:lastRenderedPageBreak/>
-        <w:t>Можно ли принимать детям</w:t>
-      </w:r>
-    </w:p>
-    <w:p>
-      <w:pPr>
-        <w:spacing w:before="100" w:beforeAutospacing="1" w:after="100" w:afterAutospacing="1" w:line="240" w:lineRule="auto"/>
-        <w:rPr>
-          <w:rFonts w:ascii="Times New Roman" w:eastAsia="Times New Roman" w:hAnsi="Times New Roman" w:cs="Times New Roman"/>
-          <w:sz w:val="24"/>
-          <w:szCs w:val="24"/>
-          <w:lang w:eastAsia="ru-RU"/>
-        </w:rPr>
-      </w:pPr>
-      <w:proofErr w:type="spellStart"/>
-      <w:r>
-        <w:rPr>
-          <w:rFonts w:ascii="Times New Roman" w:eastAsia="Times New Roman" w:hAnsi="Times New Roman" w:cs="Times New Roman"/>
-          <w:bCs/>
-          <w:sz w:val="24"/>
-          <w:szCs w:val="24"/>
-          <w:lang w:eastAsia="ru-RU"/>
-        </w:rPr>
-        <w:t>Бифиформ</w:t>
-      </w:r>
-      <w:proofErr w:type="spellEnd"/>
-      <w:r>
-        <w:rPr>
-          <w:rFonts w:ascii="Times New Roman" w:eastAsia="Times New Roman" w:hAnsi="Times New Roman" w:cs="Times New Roman"/>
-          <w:sz w:val="24"/>
-          <w:szCs w:val="24"/>
-          <w:lang w:eastAsia="ru-RU"/>
-        </w:rPr>
-        <w:t xml:space="preserve"> можно применять у детей с 2 лет. Детям младше 2 лет препарат не рекомендуется без консультации с врачом.</w:t>
-      </w:r>
-    </w:p>
-    <w:p>
-      <w:pPr>
-        <w:spacing w:before="100" w:beforeAutospacing="1" w:after="100" w:afterAutospacing="1" w:line="240" w:lineRule="auto"/>
-        <w:outlineLvl w:val="2"/>
-        <w:rPr>
-          <w:rFonts w:ascii="Times New Roman" w:eastAsia="Times New Roman" w:hAnsi="Times New Roman" w:cs="Times New Roman"/>
-          <w:b/>
-          <w:bCs/>
-          <w:sz w:val="27"/>
-          <w:szCs w:val="27"/>
-          <w:lang w:eastAsia="ru-RU"/>
-        </w:rPr>
-      </w:pPr>
-      <w:r>
-        <w:rPr>
-          <w:rFonts w:ascii="Times New Roman" w:eastAsia="Times New Roman" w:hAnsi="Times New Roman" w:cs="Times New Roman"/>
-          <w:b/>
-          <w:bCs/>
-          <w:sz w:val="27"/>
-          <w:szCs w:val="27"/>
-          <w:lang w:eastAsia="ru-RU"/>
-        </w:rPr>
-        <w:t xml:space="preserve">Можно ли принимать </w:t>
-      </w:r>
-      <w:proofErr w:type="spellStart"/>
-      <w:r>
-        <w:rPr>
-          <w:rFonts w:ascii="Times New Roman" w:eastAsia="Times New Roman" w:hAnsi="Times New Roman" w:cs="Times New Roman"/>
-          <w:b/>
-          <w:bCs/>
-          <w:sz w:val="27"/>
-          <w:szCs w:val="27"/>
-          <w:lang w:eastAsia="ru-RU"/>
-        </w:rPr>
-        <w:t>Бифиформ</w:t>
-      </w:r>
-      <w:proofErr w:type="spellEnd"/>
-      <w:r>
-        <w:rPr>
-          <w:rFonts w:ascii="Times New Roman" w:eastAsia="Times New Roman" w:hAnsi="Times New Roman" w:cs="Times New Roman"/>
-          <w:b/>
-          <w:bCs/>
-          <w:sz w:val="27"/>
-          <w:szCs w:val="27"/>
-          <w:lang w:eastAsia="ru-RU"/>
-        </w:rPr>
-        <w:t xml:space="preserve"> при беременности и кормлении грудью</w:t>
-      </w:r>
-    </w:p>
-    <w:p>
-      <w:pPr>
-        <w:spacing w:before="100" w:beforeAutospacing="1" w:after="100" w:afterAutospacing="1" w:line="240" w:lineRule="auto"/>
-        <w:rPr>
-          <w:rFonts w:ascii="Times New Roman" w:eastAsia="Times New Roman" w:hAnsi="Times New Roman" w:cs="Times New Roman"/>
-          <w:sz w:val="24"/>
-          <w:szCs w:val="24"/>
-          <w:lang w:eastAsia="ru-RU"/>
-        </w:rPr>
-      </w:pPr>
-      <w:r>
-        <w:rPr>
-          <w:rFonts w:ascii="Times New Roman" w:eastAsia="Times New Roman" w:hAnsi="Times New Roman" w:cs="Times New Roman"/>
-          <w:sz w:val="24"/>
-          <w:szCs w:val="24"/>
-          <w:lang w:eastAsia="ru-RU"/>
-        </w:rPr>
-        <w:t xml:space="preserve">Применение </w:t>
-      </w:r>
-      <w:proofErr w:type="spellStart"/>
-      <w:r>
-        <w:rPr>
-          <w:rFonts w:ascii="Times New Roman" w:eastAsia="Times New Roman" w:hAnsi="Times New Roman" w:cs="Times New Roman"/>
-          <w:bCs/>
-          <w:sz w:val="24"/>
-          <w:szCs w:val="24"/>
-          <w:lang w:eastAsia="ru-RU"/>
-        </w:rPr>
-        <w:t>Бифиформа</w:t>
-      </w:r>
-      <w:proofErr w:type="spellEnd"/>
-      <w:r>
-        <w:rPr>
-          <w:rFonts w:ascii="Times New Roman" w:eastAsia="Times New Roman" w:hAnsi="Times New Roman" w:cs="Times New Roman"/>
-          <w:sz w:val="24"/>
-          <w:szCs w:val="24"/>
-          <w:lang w:eastAsia="ru-RU"/>
-        </w:rPr>
-        <w:t xml:space="preserve"> при беременности и лактации безопасно, так как препарат не всасывается и не оказывает системного воздействия.</w:t>
-      </w:r>
-    </w:p>
-    <w:p>
-      <w:pPr>
-        <w:spacing w:before="100" w:beforeAutospacing="1" w:after="100" w:afterAutospacing="1" w:line="240" w:lineRule="auto"/>
-        <w:outlineLvl w:val="2"/>
-        <w:rPr>
-          <w:rFonts w:ascii="Times New Roman" w:eastAsia="Times New Roman" w:hAnsi="Times New Roman" w:cs="Times New Roman"/>
-          <w:b/>
-          <w:bCs/>
-          <w:sz w:val="27"/>
-          <w:szCs w:val="27"/>
-          <w:lang w:eastAsia="ru-RU"/>
-        </w:rPr>
-      </w:pPr>
-      <w:r>
-        <w:rPr>
-          <w:rFonts w:ascii="Times New Roman" w:eastAsia="Times New Roman" w:hAnsi="Times New Roman" w:cs="Times New Roman"/>
-          <w:b/>
-          <w:bCs/>
-          <w:sz w:val="27"/>
-          <w:szCs w:val="27"/>
-          <w:lang w:eastAsia="ru-RU"/>
-        </w:rPr>
-        <w:t xml:space="preserve">Совместим ли </w:t>
-      </w:r>
-      <w:proofErr w:type="spellStart"/>
-      <w:r>
-        <w:rPr>
-          <w:rFonts w:ascii="Times New Roman" w:eastAsia="Times New Roman" w:hAnsi="Times New Roman" w:cs="Times New Roman"/>
-          <w:b/>
-          <w:bCs/>
-          <w:sz w:val="27"/>
-          <w:szCs w:val="27"/>
-          <w:lang w:eastAsia="ru-RU"/>
-        </w:rPr>
-        <w:t>Бифиформ</w:t>
-      </w:r>
-      <w:proofErr w:type="spellEnd"/>
-      <w:r>
-        <w:rPr>
-          <w:rFonts w:ascii="Times New Roman" w:eastAsia="Times New Roman" w:hAnsi="Times New Roman" w:cs="Times New Roman"/>
-          <w:b/>
-          <w:bCs/>
-          <w:sz w:val="27"/>
-          <w:szCs w:val="27"/>
-          <w:lang w:eastAsia="ru-RU"/>
-        </w:rPr>
-        <w:t xml:space="preserve"> и алкоголь</w:t>
-      </w:r>
-    </w:p>
-    <w:p>
-      <w:pPr>
-        <w:spacing w:before="100" w:beforeAutospacing="1" w:after="100" w:afterAutospacing="1" w:line="240" w:lineRule="auto"/>
-        <w:rPr>
-          <w:rFonts w:ascii="Times New Roman" w:eastAsia="Times New Roman" w:hAnsi="Times New Roman" w:cs="Times New Roman"/>
-          <w:sz w:val="24"/>
-          <w:szCs w:val="24"/>
-          <w:lang w:eastAsia="ru-RU"/>
-        </w:rPr>
-      </w:pPr>
-      <w:r>
-        <w:rPr>
-          <w:rFonts w:ascii="Times New Roman" w:eastAsia="Times New Roman" w:hAnsi="Times New Roman" w:cs="Times New Roman"/>
-          <w:sz w:val="24"/>
-          <w:szCs w:val="24"/>
-          <w:lang w:eastAsia="ru-RU"/>
-        </w:rPr>
-        <w:t xml:space="preserve">Употребление алкоголя во время применения </w:t>
-      </w:r>
-      <w:proofErr w:type="spellStart"/>
-      <w:r>
-        <w:rPr>
-          <w:rFonts w:ascii="Times New Roman" w:eastAsia="Times New Roman" w:hAnsi="Times New Roman" w:cs="Times New Roman"/>
-          <w:bCs/>
-          <w:sz w:val="24"/>
-          <w:szCs w:val="24"/>
-          <w:lang w:eastAsia="ru-RU"/>
-        </w:rPr>
-        <w:t>Бифиорма</w:t>
-      </w:r>
-      <w:proofErr w:type="spellEnd"/>
-      <w:r>
-        <w:rPr>
-          <w:rFonts w:ascii="Times New Roman" w:eastAsia="Times New Roman" w:hAnsi="Times New Roman" w:cs="Times New Roman"/>
-          <w:sz w:val="24"/>
-          <w:szCs w:val="24"/>
-          <w:lang w:eastAsia="ru-RU"/>
-        </w:rPr>
-        <w:t xml:space="preserve"> не противопоказано, так как препарат не оказывает системного воздействия и не взаимодействует с алкоголем.</w:t>
-      </w:r>
-    </w:p>
-    <w:p>
-      <w:pPr>
-        <w:spacing w:before="100" w:beforeAutospacing="1" w:after="100" w:afterAutospacing="1" w:line="240" w:lineRule="auto"/>
-        <w:outlineLvl w:val="2"/>
-        <w:rPr>
-          <w:rFonts w:ascii="Times New Roman" w:eastAsia="Times New Roman" w:hAnsi="Times New Roman" w:cs="Times New Roman"/>
-          <w:b/>
-          <w:bCs/>
-          <w:sz w:val="27"/>
-          <w:szCs w:val="27"/>
-          <w:lang w:eastAsia="ru-RU"/>
-        </w:rPr>
-      </w:pPr>
-      <w:r>
-        <w:rPr>
-          <w:rFonts w:ascii="Times New Roman" w:eastAsia="Times New Roman" w:hAnsi="Times New Roman" w:cs="Times New Roman"/>
-          <w:b/>
-          <w:bCs/>
-          <w:sz w:val="27"/>
-          <w:szCs w:val="27"/>
-          <w:lang w:eastAsia="ru-RU"/>
-        </w:rPr>
-        <w:t>Отпускается по рецепту или нет</w:t>
-      </w:r>
-    </w:p>
-    <w:p>
-      <w:pPr>
-        <w:spacing w:before="100" w:beforeAutospacing="1" w:after="100" w:afterAutospacing="1" w:line="240" w:lineRule="auto"/>
-        <w:rPr>
-          <w:rFonts w:ascii="Times New Roman" w:eastAsia="Times New Roman" w:hAnsi="Times New Roman" w:cs="Times New Roman"/>
-          <w:sz w:val="24"/>
-          <w:szCs w:val="24"/>
-          <w:lang w:eastAsia="ru-RU"/>
-        </w:rPr>
-      </w:pPr>
-      <w:proofErr w:type="spellStart"/>
-      <w:r>
-        <w:rPr>
-          <w:rFonts w:ascii="Times New Roman" w:eastAsia="Times New Roman" w:hAnsi="Times New Roman" w:cs="Times New Roman"/>
-          <w:bCs/>
-          <w:sz w:val="24"/>
-          <w:szCs w:val="24"/>
-          <w:lang w:eastAsia="ru-RU"/>
-        </w:rPr>
-        <w:t>Бифиформ</w:t>
-      </w:r>
-      <w:proofErr w:type="spellEnd"/>
-      <w:r>
-        <w:rPr>
-          <w:rFonts w:ascii="Times New Roman" w:eastAsia="Times New Roman" w:hAnsi="Times New Roman" w:cs="Times New Roman"/>
-          <w:sz w:val="24"/>
-          <w:szCs w:val="24"/>
-          <w:lang w:eastAsia="ru-RU"/>
-        </w:rPr>
-        <w:t xml:space="preserve"> отпускается без рецепта.</w:t>
-      </w:r>
-    </w:p>
-    <w:p>
-      <w:pPr>
-        <w:spacing w:before="100" w:beforeAutospacing="1" w:after="100" w:afterAutospacing="1" w:line="240" w:lineRule="auto"/>
-        <w:outlineLvl w:val="2"/>
-        <w:rPr>
-          <w:rFonts w:ascii="Times New Roman" w:eastAsia="Times New Roman" w:hAnsi="Times New Roman" w:cs="Times New Roman"/>
-          <w:b/>
-          <w:bCs/>
-          <w:sz w:val="27"/>
-          <w:szCs w:val="27"/>
-          <w:lang w:eastAsia="ru-RU"/>
-        </w:rPr>
-      </w:pPr>
-      <w:r>
-        <w:rPr>
-          <w:rFonts w:ascii="Times New Roman" w:eastAsia="Times New Roman" w:hAnsi="Times New Roman" w:cs="Times New Roman"/>
-          <w:b/>
-          <w:bCs/>
-          <w:sz w:val="27"/>
-          <w:szCs w:val="27"/>
-          <w:lang w:eastAsia="ru-RU"/>
-        </w:rPr>
-        <w:t xml:space="preserve">Как хранить </w:t>
-      </w:r>
-      <w:proofErr w:type="spellStart"/>
-      <w:r>
-        <w:rPr>
-          <w:rFonts w:ascii="Times New Roman" w:eastAsia="Times New Roman" w:hAnsi="Times New Roman" w:cs="Times New Roman"/>
-          <w:b/>
-          <w:bCs/>
-          <w:sz w:val="27"/>
-          <w:szCs w:val="27"/>
-          <w:lang w:eastAsia="ru-RU"/>
-        </w:rPr>
-        <w:t>Бифиформ</w:t>
-      </w:r>
-      <w:proofErr w:type="spellEnd"/>
-    </w:p>
-    <w:p>
-      <w:pPr>
-        <w:spacing w:before="100" w:beforeAutospacing="1" w:after="100" w:afterAutospacing="1" w:line="240" w:lineRule="auto"/>
-        <w:rPr>
-          <w:rFonts w:ascii="Times New Roman" w:eastAsia="Times New Roman" w:hAnsi="Times New Roman" w:cs="Times New Roman"/>
-          <w:sz w:val="24"/>
-          <w:szCs w:val="24"/>
-          <w:lang w:eastAsia="ru-RU"/>
-        </w:rPr>
-      </w:pPr>
-      <w:r>
-        <w:rPr>
-          <w:rFonts w:ascii="Times New Roman" w:eastAsia="Times New Roman" w:hAnsi="Times New Roman" w:cs="Times New Roman"/>
-          <w:sz w:val="24"/>
-          <w:szCs w:val="24"/>
-          <w:lang w:eastAsia="ru-RU"/>
-        </w:rPr>
-        <w:t>Препарат следует хранить при температуре не выше 25°C в сухом месте, недоступном для детей.</w:t>
-      </w:r>
-    </w:p>
-    <w:p>
-      <w:pPr>
-        <w:spacing w:before="100" w:beforeAutospacing="1" w:after="100" w:afterAutospacing="1" w:line="240" w:lineRule="auto"/>
-        <w:outlineLvl w:val="2"/>
-        <w:rPr>
-          <w:rFonts w:ascii="Times New Roman" w:eastAsia="Times New Roman" w:hAnsi="Times New Roman" w:cs="Times New Roman"/>
-          <w:b/>
-          <w:bCs/>
-          <w:sz w:val="27"/>
-          <w:szCs w:val="27"/>
-          <w:lang w:eastAsia="ru-RU"/>
-        </w:rPr>
-      </w:pPr>
-      <w:r>
-        <w:rPr>
-          <w:rFonts w:ascii="Times New Roman" w:eastAsia="Times New Roman" w:hAnsi="Times New Roman" w:cs="Times New Roman"/>
-          <w:b/>
-          <w:bCs/>
-          <w:sz w:val="27"/>
-          <w:szCs w:val="27"/>
-          <w:lang w:eastAsia="ru-RU"/>
-        </w:rPr>
-        <w:t>Срок годности</w:t>
-      </w:r>
-    </w:p>
-    <w:p>
-      <w:pPr>
-        <w:spacing w:before="100" w:beforeAutospacing="1" w:after="100" w:afterAutospacing="1" w:line="240" w:lineRule="auto"/>
-        <w:rPr>
-          <w:rFonts w:ascii="Times New Roman" w:eastAsia="Times New Roman" w:hAnsi="Times New Roman" w:cs="Times New Roman"/>
-          <w:sz w:val="24"/>
-          <w:szCs w:val="24"/>
-          <w:lang w:eastAsia="ru-RU"/>
-        </w:rPr>
-      </w:pPr>
-      <w:r>
-        <w:rPr>
-          <w:rFonts w:ascii="Times New Roman" w:eastAsia="Times New Roman" w:hAnsi="Times New Roman" w:cs="Times New Roman"/>
-          <w:sz w:val="24"/>
-          <w:szCs w:val="24"/>
-          <w:lang w:eastAsia="ru-RU"/>
-        </w:rPr>
-        <w:t xml:space="preserve">Срок годности </w:t>
-      </w:r>
-      <w:proofErr w:type="spellStart"/>
-      <w:r>
-        <w:rPr>
-          <w:rFonts w:ascii="Times New Roman" w:eastAsia="Times New Roman" w:hAnsi="Times New Roman" w:cs="Times New Roman"/>
-          <w:bCs/>
-          <w:sz w:val="24"/>
-          <w:szCs w:val="24"/>
-          <w:lang w:eastAsia="ru-RU"/>
-        </w:rPr>
-        <w:t>Бифиформа</w:t>
-      </w:r>
-      <w:proofErr w:type="spellEnd"/>
-      <w:r>
-        <w:rPr>
-          <w:rFonts w:ascii="Times New Roman" w:eastAsia="Times New Roman" w:hAnsi="Times New Roman" w:cs="Times New Roman"/>
-          <w:sz w:val="24"/>
-          <w:szCs w:val="24"/>
-          <w:lang w:eastAsia="ru-RU"/>
-        </w:rPr>
-        <w:t xml:space="preserve"> </w:t>
-      </w:r>
-      <w:r>
-        <w:rPr>
-          <w:rFonts w:ascii="Times New Roman" w:eastAsia="Times New Roman" w:hAnsi="Times New Roman" w:cs="Times New Roman"/>
-          <w:sz w:val="24"/>
-          <w:szCs w:val="24"/>
-          <w:lang w:eastAsia="ru-RU"/>
-        </w:rPr>
-        <w:t xml:space="preserve">– </w:t>
-      </w:r>
-      <w:r>
-        <w:rPr>
-          <w:rFonts w:ascii="Times New Roman" w:eastAsia="Times New Roman" w:hAnsi="Times New Roman" w:cs="Times New Roman"/>
-          <w:sz w:val="24"/>
-          <w:szCs w:val="24"/>
-          <w:lang w:eastAsia="ru-RU"/>
-        </w:rPr>
-        <w:t>2 года. Не использовать после истечения срока годности.</w:t>
-      </w:r>
-    </w:p>
-    <w:p>
-      <w:pPr>
-        <w:spacing w:before="100" w:beforeAutospacing="1" w:after="100" w:afterAutospacing="1" w:line="240" w:lineRule="auto"/>
-        <w:outlineLvl w:val="2"/>
-        <w:rPr>
-          <w:rFonts w:ascii="Times New Roman" w:eastAsia="Times New Roman" w:hAnsi="Times New Roman" w:cs="Times New Roman"/>
-          <w:b/>
-          <w:bCs/>
-          <w:sz w:val="27"/>
-          <w:szCs w:val="27"/>
-          <w:lang w:eastAsia="ru-RU"/>
-        </w:rPr>
-      </w:pPr>
-      <w:r>
-        <w:rPr>
-          <w:rFonts w:ascii="Times New Roman" w:eastAsia="Times New Roman" w:hAnsi="Times New Roman" w:cs="Times New Roman"/>
-          <w:b/>
-          <w:bCs/>
-          <w:sz w:val="27"/>
-          <w:szCs w:val="27"/>
-          <w:lang w:eastAsia="ru-RU"/>
-        </w:rPr>
-        <w:t>Производитель</w:t>
-      </w:r>
-    </w:p>
-    <w:p>
-      <w:pPr>
-        <w:spacing w:before="100" w:beforeAutospacing="1" w:after="100" w:afterAutospacing="1" w:line="240" w:lineRule="auto"/>
-        <w:rPr>
-          <w:rFonts w:ascii="Times New Roman" w:eastAsia="Times New Roman" w:hAnsi="Times New Roman" w:cs="Times New Roman"/>
-          <w:sz w:val="24"/>
-          <w:szCs w:val="24"/>
-          <w:lang w:eastAsia="ru-RU"/>
-        </w:rPr>
-      </w:pPr>
-      <w:r>
-        <w:rPr>
-          <w:rFonts w:ascii="Times New Roman" w:eastAsia="Times New Roman" w:hAnsi="Times New Roman" w:cs="Times New Roman"/>
-          <w:sz w:val="24"/>
-          <w:szCs w:val="24"/>
-          <w:lang w:eastAsia="ru-RU"/>
-        </w:rPr>
-        <w:t xml:space="preserve">Производителем </w:t>
-      </w:r>
-      <w:proofErr w:type="spellStart"/>
-      <w:r>
-        <w:rPr>
-          <w:rFonts w:ascii="Times New Roman" w:eastAsia="Times New Roman" w:hAnsi="Times New Roman" w:cs="Times New Roman"/>
-          <w:bCs/>
-          <w:sz w:val="24"/>
-          <w:szCs w:val="24"/>
-          <w:lang w:eastAsia="ru-RU"/>
-        </w:rPr>
-        <w:t>Бифиформа</w:t>
-      </w:r>
-      <w:proofErr w:type="spellEnd"/>
-      <w:r>
-        <w:rPr>
-          <w:rFonts w:ascii="Times New Roman" w:eastAsia="Times New Roman" w:hAnsi="Times New Roman" w:cs="Times New Roman"/>
-          <w:sz w:val="24"/>
-          <w:szCs w:val="24"/>
-          <w:lang w:eastAsia="ru-RU"/>
-        </w:rPr>
-        <w:t xml:space="preserve"> является компания </w:t>
-      </w:r>
-      <w:r>
-        <w:rPr>
-          <w:rFonts w:ascii="Times New Roman" w:eastAsia="Times New Roman" w:hAnsi="Times New Roman" w:cs="Times New Roman"/>
-          <w:bCs/>
-          <w:sz w:val="24"/>
-          <w:szCs w:val="24"/>
-          <w:lang w:eastAsia="ru-RU"/>
-        </w:rPr>
-        <w:t xml:space="preserve">Pfizer Consumer Manufacturing </w:t>
-      </w:r>
-      <w:proofErr w:type="spellStart"/>
-      <w:r>
-        <w:rPr>
-          <w:rFonts w:ascii="Times New Roman" w:eastAsia="Times New Roman" w:hAnsi="Times New Roman" w:cs="Times New Roman"/>
-          <w:bCs/>
-          <w:sz w:val="24"/>
-          <w:szCs w:val="24"/>
-          <w:lang w:eastAsia="ru-RU"/>
-        </w:rPr>
-        <w:t>Italy</w:t>
-      </w:r>
-      <w:proofErr w:type="spellEnd"/>
-      <w:r>
-        <w:rPr>
-          <w:rFonts w:ascii="Times New Roman" w:eastAsia="Times New Roman" w:hAnsi="Times New Roman" w:cs="Times New Roman"/>
-          <w:bCs/>
-          <w:sz w:val="24"/>
-          <w:szCs w:val="24"/>
-          <w:lang w:eastAsia="ru-RU"/>
-        </w:rPr>
-        <w:t xml:space="preserve"> S R</w:t>
-      </w:r>
-      <w:r>
-        <w:rPr>
-          <w:rFonts w:ascii="Times New Roman" w:eastAsia="Times New Roman" w:hAnsi="Times New Roman" w:cs="Times New Roman"/>
-          <w:b/>
-          <w:bCs/>
-          <w:sz w:val="24"/>
-          <w:szCs w:val="24"/>
-          <w:lang w:eastAsia="ru-RU"/>
-        </w:rPr>
-        <w:t xml:space="preserve"> </w:t>
-      </w:r>
-      <w:r>
-        <w:rPr>
-          <w:rFonts w:ascii="Times New Roman" w:eastAsia="Times New Roman" w:hAnsi="Times New Roman" w:cs="Times New Roman"/>
-          <w:bCs/>
-          <w:sz w:val="24"/>
-          <w:szCs w:val="24"/>
-          <w:lang w:eastAsia="ru-RU"/>
-        </w:rPr>
-        <w:t>L</w:t>
-      </w:r>
-      <w:r>
-        <w:rPr>
-          <w:rFonts w:ascii="Times New Roman" w:eastAsia="Times New Roman" w:hAnsi="Times New Roman" w:cs="Times New Roman"/>
-          <w:sz w:val="24"/>
-          <w:szCs w:val="24"/>
-          <w:lang w:eastAsia="ru-RU"/>
-        </w:rPr>
-        <w:t>, Италия. Производственная площадка (завод-производитель) может быть изменена держателем регистрационного удостоверения.</w:t>
-      </w:r>
+        <w:rPr>
+          <w:rFonts w:ascii="Times New Roman" w:eastAsia="Times New Roman" w:hAnsi="Times New Roman" w:cs="Times New Roman"/>
+          <w:sz w:val="24"/>
+          <w:szCs w:val="24"/>
+          <w:lang w:eastAsia="ru-RU"/>
+        </w:rPr>
+      </w:pPr>
     </w:p>
     <w:sectPr>
       <w:pgSz w:w="11906" w:h="16838"/>
@@ -4131,9 +3296,9 @@
 <file path=word/numbering.xml><?xml version="1.0" encoding="utf-8"?>
 <w:numbering xmlns:wpc="http://schemas.microsoft.com/office/word/2010/wordprocessingCanvas" xmlns:cx="http://schemas.microsoft.com/office/drawing/2014/chartex" xmlns:cx1="http://schemas.microsoft.com/office/drawing/2015/9/8/chartex" xmlns:cx2="http://schemas.microsoft.com/office/drawing/2015/10/21/chartex" xmlns:cx3="http://schemas.microsoft.com/office/drawing/2016/5/9/chartex" xmlns:cx4="http://schemas.microsoft.com/office/drawing/2016/5/10/chartex" xmlns:cx5="http://schemas.microsoft.com/office/drawing/2016/5/11/chartex" xmlns:cx6="http://schemas.microsoft.com/office/drawing/2016/5/12/chartex" xmlns:cx7="http://schemas.microsoft.com/office/drawing/2016/5/13/chartex" xmlns:cx8="http://schemas.microsoft.com/office/drawing/2016/5/14/chartex" xmlns:mc="http://schemas.openxmlformats.org/markup-compatibility/2006" xmlns:aink="http://schemas.microsoft.com/office/drawing/2016/ink" xmlns:am3d="http://schemas.microsoft.com/office/drawing/2017/model3d" xmlns:o="urn:schemas-microsoft-com:office:office" xmlns:r="http://schemas.openxmlformats.org/officeDocument/2006/relationships" xmlns:m="http://schemas.openxmlformats.org/officeDocument/2006/math" xmlns:v="urn:schemas-microsoft-com:vml" xmlns:wp14="http://schemas.microsoft.com/office/word/2010/wordprocessingDrawing" xmlns:wp="http://schemas.openxmlformats.org/drawingml/2006/wordprocessingDrawing" xmlns:w10="urn:schemas-microsoft-com:office:word" xmlns:w="http://schemas.openxmlformats.org/wordprocessingml/2006/main" xmlns:w14="http://schemas.microsoft.com/office/word/2010/wordml" xmlns:w15="http://schemas.microsoft.com/office/word/2012/wordml" xmlns:w16cex="http://schemas.microsoft.com/office/word/2018/wordml/cex" xmlns:w16cid="http://schemas.microsoft.com/office/word/2016/wordml/cid" xmlns:w16="http://schemas.microsoft.com/office/word/2018/wordml" xmlns:w16sdtdh="http://schemas.microsoft.com/office/word/2020/wordml/sdtdatahash" xmlns:w16se="http://schemas.microsoft.com/office/word/2015/wordml/symex" xmlns:wpg="http://schemas.microsoft.com/office/word/2010/wordprocessingGroup" xmlns:wpi="http://schemas.microsoft.com/office/word/2010/wordprocessingInk" xmlns:wne="http://schemas.microsoft.com/office/word/2006/wordml" xmlns:wps="http://schemas.microsoft.com/office/word/2010/wordprocessingShape" mc:Ignorable="w14 w15 w16se w16cid w16 w16cex w16sdtdh wp14">
   <w:abstractNum w:abstractNumId="0" w15:restartNumberingAfterBreak="0">
-    <w:nsid w:val="0851336A"/>
+    <w:nsid w:val="129E78D1"/>
     <w:multiLevelType w:val="multilevel"/>
-    <w:tmpl w:val="5420B9D0"/>
+    <w:tmpl w:val="676ABFC8"/>
     <w:lvl w:ilvl="0">
       <w:start w:val="1"/>
       <w:numFmt w:val="bullet"/>
@@ -4280,9 +3445,9 @@
     </w:lvl>
   </w:abstractNum>
   <w:abstractNum w:abstractNumId="1" w15:restartNumberingAfterBreak="0">
-    <w:nsid w:val="254F7666"/>
+    <w:nsid w:val="43E9062D"/>
     <w:multiLevelType w:val="multilevel"/>
-    <w:tmpl w:val="F2AA0316"/>
+    <w:tmpl w:val="4C3AA0D4"/>
     <w:lvl w:ilvl="0">
       <w:start w:val="1"/>
       <w:numFmt w:val="bullet"/>
@@ -4429,9 +3594,9 @@
     </w:lvl>
   </w:abstractNum>
   <w:abstractNum w:abstractNumId="2" w15:restartNumberingAfterBreak="0">
-    <w:nsid w:val="46712C1D"/>
+    <w:nsid w:val="49C13A74"/>
     <w:multiLevelType w:val="multilevel"/>
-    <w:tmpl w:val="3328F2EE"/>
+    <w:tmpl w:val="5FB293B8"/>
     <w:lvl w:ilvl="0">
       <w:start w:val="1"/>
       <w:numFmt w:val="bullet"/>
@@ -4578,9 +3743,9 @@
     </w:lvl>
   </w:abstractNum>
   <w:abstractNum w:abstractNumId="3" w15:restartNumberingAfterBreak="0">
-    <w:nsid w:val="59747722"/>
+    <w:nsid w:val="4D074D86"/>
     <w:multiLevelType w:val="multilevel"/>
-    <w:tmpl w:val="70BA02DC"/>
+    <w:tmpl w:val="9E04A80C"/>
     <w:lvl w:ilvl="0">
       <w:start w:val="1"/>
       <w:numFmt w:val="bullet"/>
@@ -4727,9 +3892,9 @@
     </w:lvl>
   </w:abstractNum>
   <w:abstractNum w:abstractNumId="4" w15:restartNumberingAfterBreak="0">
-    <w:nsid w:val="730852F0"/>
+    <w:nsid w:val="67AC772A"/>
     <w:multiLevelType w:val="multilevel"/>
-    <w:tmpl w:val="1160125A"/>
+    <w:tmpl w:val="CC9CFD50"/>
     <w:lvl w:ilvl="0">
       <w:start w:val="1"/>
       <w:numFmt w:val="bullet"/>
@@ -4875,171 +4040,19 @@
       </w:rPr>
     </w:lvl>
   </w:abstractNum>
-  <w:abstractNum w:abstractNumId="5" w15:restartNumberingAfterBreak="0">
-    <w:nsid w:val="78761848"/>
-    <w:multiLevelType w:val="multilevel"/>
-    <w:tmpl w:val="7E2CF0B0"/>
-    <w:lvl w:ilvl="0">
-      <w:start w:val="1"/>
-      <w:numFmt w:val="bullet"/>
-      <w:lvlText w:val=""/>
-      <w:lvlJc w:val="left"/>
-      <w:pPr>
-        <w:tabs>
-          <w:tab w:val="num" w:pos="720"/>
-        </w:tabs>
-        <w:ind w:left="720" w:hanging="360"/>
-      </w:pPr>
-      <w:rPr>
-        <w:rFonts w:ascii="Symbol" w:hAnsi="Symbol" w:hint="default"/>
-        <w:sz w:val="20"/>
-      </w:rPr>
-    </w:lvl>
-    <w:lvl w:ilvl="1" w:tentative="1">
-      <w:start w:val="1"/>
-      <w:numFmt w:val="bullet"/>
-      <w:lvlText w:val="o"/>
-      <w:lvlJc w:val="left"/>
-      <w:pPr>
-        <w:tabs>
-          <w:tab w:val="num" w:pos="1440"/>
-        </w:tabs>
-        <w:ind w:left="1440" w:hanging="360"/>
-      </w:pPr>
-      <w:rPr>
-        <w:rFonts w:ascii="Courier New" w:hAnsi="Courier New" w:hint="default"/>
-        <w:sz w:val="20"/>
-      </w:rPr>
-    </w:lvl>
-    <w:lvl w:ilvl="2" w:tentative="1">
-      <w:start w:val="1"/>
-      <w:numFmt w:val="bullet"/>
-      <w:lvlText w:val=""/>
-      <w:lvlJc w:val="left"/>
-      <w:pPr>
-        <w:tabs>
-          <w:tab w:val="num" w:pos="2160"/>
-        </w:tabs>
-        <w:ind w:left="2160" w:hanging="360"/>
-      </w:pPr>
-      <w:rPr>
-        <w:rFonts w:ascii="Wingdings" w:hAnsi="Wingdings" w:hint="default"/>
-        <w:sz w:val="20"/>
-      </w:rPr>
-    </w:lvl>
-    <w:lvl w:ilvl="3" w:tentative="1">
-      <w:start w:val="1"/>
-      <w:numFmt w:val="bullet"/>
-      <w:lvlText w:val=""/>
-      <w:lvlJc w:val="left"/>
-      <w:pPr>
-        <w:tabs>
-          <w:tab w:val="num" w:pos="2880"/>
-        </w:tabs>
-        <w:ind w:left="2880" w:hanging="360"/>
-      </w:pPr>
-      <w:rPr>
-        <w:rFonts w:ascii="Wingdings" w:hAnsi="Wingdings" w:hint="default"/>
-        <w:sz w:val="20"/>
-      </w:rPr>
-    </w:lvl>
-    <w:lvl w:ilvl="4" w:tentative="1">
-      <w:start w:val="1"/>
-      <w:numFmt w:val="bullet"/>
-      <w:lvlText w:val=""/>
-      <w:lvlJc w:val="left"/>
-      <w:pPr>
-        <w:tabs>
-          <w:tab w:val="num" w:pos="3600"/>
-        </w:tabs>
-        <w:ind w:left="3600" w:hanging="360"/>
-      </w:pPr>
-      <w:rPr>
-        <w:rFonts w:ascii="Wingdings" w:hAnsi="Wingdings" w:hint="default"/>
-        <w:sz w:val="20"/>
-      </w:rPr>
-    </w:lvl>
-    <w:lvl w:ilvl="5" w:tentative="1">
-      <w:start w:val="1"/>
-      <w:numFmt w:val="bullet"/>
-      <w:lvlText w:val=""/>
-      <w:lvlJc w:val="left"/>
-      <w:pPr>
-        <w:tabs>
-          <w:tab w:val="num" w:pos="4320"/>
-        </w:tabs>
-        <w:ind w:left="4320" w:hanging="360"/>
-      </w:pPr>
-      <w:rPr>
-        <w:rFonts w:ascii="Wingdings" w:hAnsi="Wingdings" w:hint="default"/>
-        <w:sz w:val="20"/>
-      </w:rPr>
-    </w:lvl>
-    <w:lvl w:ilvl="6" w:tentative="1">
-      <w:start w:val="1"/>
-      <w:numFmt w:val="bullet"/>
-      <w:lvlText w:val=""/>
-      <w:lvlJc w:val="left"/>
-      <w:pPr>
-        <w:tabs>
-          <w:tab w:val="num" w:pos="5040"/>
-        </w:tabs>
-        <w:ind w:left="5040" w:hanging="360"/>
-      </w:pPr>
-      <w:rPr>
-        <w:rFonts w:ascii="Wingdings" w:hAnsi="Wingdings" w:hint="default"/>
-        <w:sz w:val="20"/>
-      </w:rPr>
-    </w:lvl>
-    <w:lvl w:ilvl="7" w:tentative="1">
-      <w:start w:val="1"/>
-      <w:numFmt w:val="bullet"/>
-      <w:lvlText w:val=""/>
-      <w:lvlJc w:val="left"/>
-      <w:pPr>
-        <w:tabs>
-          <w:tab w:val="num" w:pos="5760"/>
-        </w:tabs>
-        <w:ind w:left="5760" w:hanging="360"/>
-      </w:pPr>
-      <w:rPr>
-        <w:rFonts w:ascii="Wingdings" w:hAnsi="Wingdings" w:hint="default"/>
-        <w:sz w:val="20"/>
-      </w:rPr>
-    </w:lvl>
-    <w:lvl w:ilvl="8" w:tentative="1">
-      <w:start w:val="1"/>
-      <w:numFmt w:val="bullet"/>
-      <w:lvlText w:val=""/>
-      <w:lvlJc w:val="left"/>
-      <w:pPr>
-        <w:tabs>
-          <w:tab w:val="num" w:pos="6480"/>
-        </w:tabs>
-        <w:ind w:left="6480" w:hanging="360"/>
-      </w:pPr>
-      <w:rPr>
-        <w:rFonts w:ascii="Wingdings" w:hAnsi="Wingdings" w:hint="default"/>
-        <w:sz w:val="20"/>
-      </w:rPr>
-    </w:lvl>
-  </w:abstractNum>
   <w:num w:numId="1">
+    <w:abstractNumId w:val="0"/>
+  </w:num>
+  <w:num w:numId="2">
+    <w:abstractNumId w:val="4"/>
+  </w:num>
+  <w:num w:numId="3">
+    <w:abstractNumId w:val="2"/>
+  </w:num>
+  <w:num w:numId="4">
     <w:abstractNumId w:val="3"/>
   </w:num>
-  <w:num w:numId="2">
-    <w:abstractNumId w:val="5"/>
-  </w:num>
-  <w:num w:numId="3">
-    <w:abstractNumId w:val="0"/>
-  </w:num>
-  <w:num w:numId="4">
-    <w:abstractNumId w:val="4"/>
-  </w:num>
   <w:num w:numId="5">
-    <w:abstractNumId w:val="2"/>
-  </w:num>
-  <w:num w:numId="6">
     <w:abstractNumId w:val="1"/>
   </w:num>
 </w:numbering>
@@ -5168,7 +4181,6 @@
     <w:lsdException w:name="HTML Sample" w:semiHidden="1" w:unhideWhenUsed="1"/>
     <w:lsdException w:name="HTML Typewriter" w:semiHidden="1" w:unhideWhenUsed="1"/>
     <w:lsdException w:name="HTML Variable" w:semiHidden="1" w:unhideWhenUsed="1"/>
-    <w:lsdException w:name="Normal Table" w:semiHidden="1" w:unhideWhenUsed="1"/>
     <w:lsdException w:name="annotation subject" w:semiHidden="1" w:unhideWhenUsed="1"/>
     <w:lsdException w:name="No List" w:semiHidden="1" w:unhideWhenUsed="1"/>
     <w:lsdException w:name="Outline List 1" w:semiHidden="1" w:unhideWhenUsed="1"/>
@@ -5211,11 +4223,8 @@
     <w:lsdException w:name="Table Contemporary" w:semiHidden="1" w:unhideWhenUsed="1"/>
     <w:lsdException w:name="Table Elegant" w:semiHidden="1" w:unhideWhenUsed="1"/>
     <w:lsdException w:name="Table Professional" w:semiHidden="1" w:unhideWhenUsed="1"/>
-    <w:lsdException w:name="Table Subtle 1" w:semiHidden="1" w:unhideWhenUsed="1"/>
     <w:lsdException w:name="Table Subtle 2" w:semiHidden="1" w:unhideWhenUsed="1"/>
     <w:lsdException w:name="Table Web 1" w:semiHidden="1" w:unhideWhenUsed="1"/>
-    <w:lsdException w:name="Table Web 2" w:semiHidden="1" w:unhideWhenUsed="1"/>
-    <w:lsdException w:name="Table Web 3" w:semiHidden="1" w:unhideWhenUsed="1"/>
     <w:lsdException w:name="Balloon Text" w:semiHidden="1" w:unhideWhenUsed="1"/>
     <w:lsdException w:name="Table Grid" w:uiPriority="39"/>
     <w:lsdException w:name="Table Theme" w:semiHidden="1" w:unhideWhenUsed="1"/>
@@ -5450,7 +4459,7 @@
     <w:link w:val="30"/>
     <w:uiPriority w:val="9"/>
     <w:qFormat/>
-    <w:rsid w:val="007A6F52"/>
+    <w:rsid w:val="006E0428"/>
     <w:pPr>
       <w:spacing w:before="100" w:beforeAutospacing="1" w:after="100" w:afterAutospacing="1" w:line="240" w:lineRule="auto"/>
       <w:outlineLvl w:val="2"/>
@@ -5496,7 +4505,7 @@
     <w:basedOn w:val="a0"/>
     <w:link w:val="3"/>
     <w:uiPriority w:val="9"/>
-    <w:rsid w:val="007A6F52"/>
+    <w:rsid w:val="006E0428"/>
     <w:rPr>
       <w:rFonts w:ascii="Times New Roman" w:eastAsia="Times New Roman" w:hAnsi="Times New Roman" w:cs="Times New Roman"/>
       <w:b/>
@@ -5512,7 +4521,7 @@
     <w:uiPriority w:val="99"/>
     <w:semiHidden/>
     <w:unhideWhenUsed/>
-    <w:rsid w:val="007A6F52"/>
+    <w:rsid w:val="006E0428"/>
     <w:pPr>
       <w:spacing w:before="100" w:beforeAutospacing="1" w:after="100" w:afterAutospacing="1" w:line="240" w:lineRule="auto"/>
     </w:pPr>
@@ -5528,7 +4537,7 @@
     <w:basedOn w:val="a0"/>
     <w:uiPriority w:val="22"/>
     <w:qFormat/>
-    <w:rsid w:val="007A6F52"/>
+    <w:rsid w:val="006E0428"/>
     <w:rPr>
       <w:b/>
       <w:bCs/>
@@ -5539,7 +4548,7 @@
     <w:basedOn w:val="a0"/>
     <w:uiPriority w:val="20"/>
     <w:qFormat/>
-    <w:rsid w:val="007A6F52"/>
+    <w:rsid w:val="006E0428"/>
     <w:rPr>
       <w:i/>
       <w:iCs/>
@@ -5550,22 +4559,10 @@
     <w:basedOn w:val="a0"/>
     <w:uiPriority w:val="99"/>
     <w:unhideWhenUsed/>
-    <w:rsid w:val="00B87963"/>
+    <w:rsid w:val="004530A1"/>
     <w:rPr>
       <w:color w:val="0563C1" w:themeColor="hyperlink"/>
       <w:u w:val="single"/>
-    </w:rPr>
-  </w:style>
-  <w:style w:type="character" w:styleId="a7">
-    <w:name w:val="Unresolved Mention"/>
-    <w:basedOn w:val="a0"/>
-    <w:uiPriority w:val="99"/>
-    <w:semiHidden/>
-    <w:unhideWhenUsed/>
-    <w:rsid w:val="00B87963"/>
-    <w:rPr>
-      <w:color w:val="605E5C"/>
-      <w:shd w:val="clear" w:color="auto" w:fill="E1DFDD"/>
     </w:rPr>
   </w:style>
 </w:styles>

--- a/docs/examples/doc_example.docx
+++ b/docs/examples/doc_example.docx
@@ -7,10 +7,8 @@
         <w:spacing w:before="100" w:beforeAutospacing="1" w:after="100" w:afterAutospacing="1" w:line="240" w:lineRule="auto"/>
         <w:rPr>
           <w:rFonts w:ascii="Times New Roman" w:eastAsia="Times New Roman" w:hAnsi="Times New Roman" w:cs="Times New Roman"/>
-          <w:b/>
-          <w:bCs/>
-          <w:sz w:val="36"/>
-          <w:szCs w:val="36"/>
+          <w:sz w:val="32"/>
+          <w:szCs w:val="32"/>
           <w:lang w:eastAsia="ru-RU"/>
         </w:rPr>
       </w:pPr>
@@ -20,25 +18,29 @@
           <w:rFonts w:ascii="Times New Roman" w:eastAsia="Times New Roman" w:hAnsi="Times New Roman" w:cs="Times New Roman"/>
           <w:b/>
           <w:bCs/>
-          <w:sz w:val="36"/>
-          <w:szCs w:val="36"/>
-          <w:lang w:eastAsia="ru-RU"/>
-        </w:rPr>
-        <w:t>Энтерофурил</w:t>
+          <w:sz w:val="32"/>
+          <w:szCs w:val="32"/>
+          <w:lang w:eastAsia="ru-RU"/>
+        </w:rPr>
+        <w:t>Бифиформ</w:t>
       </w:r>
       <w:proofErr w:type="spellEnd"/>
+      <w:r>
+        <w:rPr>
+          <w:rFonts w:ascii="Times New Roman" w:eastAsia="Times New Roman" w:hAnsi="Times New Roman" w:cs="Times New Roman"/>
+          <w:b/>
+          <w:bCs/>
+          <w:sz w:val="32"/>
+          <w:szCs w:val="32"/>
+          <w:lang w:eastAsia="ru-RU"/>
+        </w:rPr>
+        <w:t xml:space="preserve"> инструкция по применению</w:t>
+      </w:r>
     </w:p>
     <w:p>
       <w:pPr>
         <w:spacing w:before="100" w:beforeAutospacing="1" w:after="100" w:afterAutospacing="1" w:line="240" w:lineRule="auto"/>
-        <w:rPr>
-          <w:rFonts w:ascii="Times New Roman" w:eastAsia="Times New Roman" w:hAnsi="Times New Roman" w:cs="Times New Roman"/>
-          <w:sz w:val="24"/>
-          <w:szCs w:val="24"/>
-          <w:lang w:eastAsia="ru-RU"/>
-        </w:rPr>
-      </w:pPr>
-      <w:r>
+        <w:outlineLvl w:val="2"/>
         <w:rPr>
           <w:rFonts w:ascii="Times New Roman" w:eastAsia="Times New Roman" w:hAnsi="Times New Roman" w:cs="Times New Roman"/>
           <w:b/>
@@ -47,6 +49,16 @@
           <w:szCs w:val="27"/>
           <w:lang w:eastAsia="ru-RU"/>
         </w:rPr>
+      </w:pPr>
+      <w:r>
+        <w:rPr>
+          <w:rFonts w:ascii="Times New Roman" w:eastAsia="Times New Roman" w:hAnsi="Times New Roman" w:cs="Times New Roman"/>
+          <w:b/>
+          <w:bCs/>
+          <w:sz w:val="27"/>
+          <w:szCs w:val="27"/>
+          <w:lang w:eastAsia="ru-RU"/>
+        </w:rPr>
         <w:t>Описание препарата</w:t>
       </w:r>
     </w:p>
@@ -64,11 +76,13 @@
       <w:r>
         <w:rPr>
           <w:rFonts w:ascii="Times New Roman" w:eastAsia="Times New Roman" w:hAnsi="Times New Roman" w:cs="Times New Roman"/>
-          <w:sz w:val="24"/>
-          <w:szCs w:val="24"/>
-          <w:lang w:eastAsia="ru-RU"/>
-        </w:rPr>
-        <w:t>Энтерофурил</w:t>
+          <w:b/>
+          <w:bCs/>
+          <w:sz w:val="24"/>
+          <w:szCs w:val="24"/>
+          <w:lang w:eastAsia="ru-RU"/>
+        </w:rPr>
+        <w:t>Бифиформ</w:t>
       </w:r>
       <w:proofErr w:type="spellEnd"/>
       <w:r>
@@ -78,7 +92,7 @@
           <w:szCs w:val="24"/>
           <w:lang w:eastAsia="ru-RU"/>
         </w:rPr>
-        <w:t xml:space="preserve"> — это противомикробный препарат, который используется для лечения острой бактериальной диареи. Его действующее вещество, </w:t>
+        <w:t xml:space="preserve"> — это препарат, содержащий симбиотические бактерии, предназначенный для нормализации микрофлоры кишечника. Применяется для профилактики и лечения </w:t>
       </w:r>
       <w:proofErr w:type="spellStart"/>
       <w:r>
@@ -88,7 +102,7 @@
           <w:szCs w:val="24"/>
           <w:lang w:eastAsia="ru-RU"/>
         </w:rPr>
-        <w:t>нифуроксазид</w:t>
+        <w:t>дисбактериозов</w:t>
       </w:r>
       <w:proofErr w:type="spellEnd"/>
       <w:r>
@@ -98,27 +112,99 @@
           <w:szCs w:val="24"/>
           <w:lang w:eastAsia="ru-RU"/>
         </w:rPr>
-        <w:t xml:space="preserve">, относится к группе </w:t>
+        <w:t xml:space="preserve">, а также для поддержания иммунной системы. Действующие вещества препарата — </w:t>
       </w:r>
       <w:proofErr w:type="spellStart"/>
       <w:r>
         <w:rPr>
           <w:rFonts w:ascii="Times New Roman" w:eastAsia="Times New Roman" w:hAnsi="Times New Roman" w:cs="Times New Roman"/>
-          <w:sz w:val="24"/>
-          <w:szCs w:val="24"/>
-          <w:lang w:eastAsia="ru-RU"/>
-        </w:rPr>
-        <w:t>нитрофуранов</w:t>
+          <w:i/>
+          <w:iCs/>
+          <w:sz w:val="24"/>
+          <w:szCs w:val="24"/>
+          <w:lang w:eastAsia="ru-RU"/>
+        </w:rPr>
+        <w:t>Bifidobacterium</w:t>
       </w:r>
       <w:proofErr w:type="spellEnd"/>
       <w:r>
         <w:rPr>
           <w:rFonts w:ascii="Times New Roman" w:eastAsia="Times New Roman" w:hAnsi="Times New Roman" w:cs="Times New Roman"/>
-          <w:sz w:val="24"/>
-          <w:szCs w:val="24"/>
-          <w:lang w:eastAsia="ru-RU"/>
-        </w:rPr>
-        <w:t xml:space="preserve"> и обладает высокой активностью в отношении различных патогенных микроорганизмов, поражающих кишечник. Препарат эффективно восстанавливает нормальную микрофлору кишечника и препятствует развитию бактериальной суперинфекции при вирусных инфекциях.</w:t>
+          <w:i/>
+          <w:iCs/>
+          <w:sz w:val="24"/>
+          <w:szCs w:val="24"/>
+          <w:lang w:eastAsia="ru-RU"/>
+        </w:rPr>
+        <w:t xml:space="preserve"> </w:t>
+      </w:r>
+      <w:proofErr w:type="spellStart"/>
+      <w:r>
+        <w:rPr>
+          <w:rFonts w:ascii="Times New Roman" w:eastAsia="Times New Roman" w:hAnsi="Times New Roman" w:cs="Times New Roman"/>
+          <w:i/>
+          <w:iCs/>
+          <w:sz w:val="24"/>
+          <w:szCs w:val="24"/>
+          <w:lang w:eastAsia="ru-RU"/>
+        </w:rPr>
+        <w:t>longum</w:t>
+      </w:r>
+      <w:proofErr w:type="spellEnd"/>
+      <w:r>
+        <w:rPr>
+          <w:rFonts w:ascii="Times New Roman" w:eastAsia="Times New Roman" w:hAnsi="Times New Roman" w:cs="Times New Roman"/>
+          <w:sz w:val="24"/>
+          <w:szCs w:val="24"/>
+          <w:lang w:eastAsia="ru-RU"/>
+        </w:rPr>
+        <w:t xml:space="preserve"> и </w:t>
+      </w:r>
+      <w:proofErr w:type="spellStart"/>
+      <w:r>
+        <w:rPr>
+          <w:rFonts w:ascii="Times New Roman" w:eastAsia="Times New Roman" w:hAnsi="Times New Roman" w:cs="Times New Roman"/>
+          <w:i/>
+          <w:iCs/>
+          <w:sz w:val="24"/>
+          <w:szCs w:val="24"/>
+          <w:lang w:eastAsia="ru-RU"/>
+        </w:rPr>
+        <w:t>Enterococcus</w:t>
+      </w:r>
+      <w:proofErr w:type="spellEnd"/>
+      <w:r>
+        <w:rPr>
+          <w:rFonts w:ascii="Times New Roman" w:eastAsia="Times New Roman" w:hAnsi="Times New Roman" w:cs="Times New Roman"/>
+          <w:i/>
+          <w:iCs/>
+          <w:sz w:val="24"/>
+          <w:szCs w:val="24"/>
+          <w:lang w:eastAsia="ru-RU"/>
+        </w:rPr>
+        <w:t xml:space="preserve"> </w:t>
+      </w:r>
+      <w:proofErr w:type="spellStart"/>
+      <w:r>
+        <w:rPr>
+          <w:rFonts w:ascii="Times New Roman" w:eastAsia="Times New Roman" w:hAnsi="Times New Roman" w:cs="Times New Roman"/>
+          <w:i/>
+          <w:iCs/>
+          <w:sz w:val="24"/>
+          <w:szCs w:val="24"/>
+          <w:lang w:eastAsia="ru-RU"/>
+        </w:rPr>
+        <w:t>faecium</w:t>
+      </w:r>
+      <w:proofErr w:type="spellEnd"/>
+      <w:r>
+        <w:rPr>
+          <w:rFonts w:ascii="Times New Roman" w:eastAsia="Times New Roman" w:hAnsi="Times New Roman" w:cs="Times New Roman"/>
+          <w:sz w:val="24"/>
+          <w:szCs w:val="24"/>
+          <w:lang w:eastAsia="ru-RU"/>
+        </w:rPr>
+        <w:t xml:space="preserve"> — обеспечивают высокую антагонистическую активность против патогенных микроорганизмов, нормализуют пищеварительные функции кишечника.</w:t>
       </w:r>
     </w:p>
     <w:p>
@@ -160,11 +246,13 @@
       <w:r>
         <w:rPr>
           <w:rFonts w:ascii="Times New Roman" w:eastAsia="Times New Roman" w:hAnsi="Times New Roman" w:cs="Times New Roman"/>
-          <w:sz w:val="24"/>
-          <w:szCs w:val="24"/>
-          <w:lang w:eastAsia="ru-RU"/>
-        </w:rPr>
-        <w:t>Энтерофурил</w:t>
+          <w:b/>
+          <w:bCs/>
+          <w:sz w:val="24"/>
+          <w:szCs w:val="24"/>
+          <w:lang w:eastAsia="ru-RU"/>
+        </w:rPr>
+        <w:t>Бифиформ</w:t>
       </w:r>
       <w:proofErr w:type="spellEnd"/>
       <w:r>
@@ -174,7 +262,7 @@
           <w:szCs w:val="24"/>
           <w:lang w:eastAsia="ru-RU"/>
         </w:rPr>
-        <w:t xml:space="preserve"> выпускается в двух формах:</w:t>
+        <w:t xml:space="preserve"> доступен в нескольких формах выпуска:</w:t>
       </w:r>
     </w:p>
     <w:p>
@@ -200,7 +288,130 @@
           <w:szCs w:val="24"/>
           <w:lang w:eastAsia="ru-RU"/>
         </w:rPr>
-        <w:t>Капсулы 100 мг и 200 мг</w:t>
+        <w:t>Капсулы кишечнорастворимые</w:t>
+      </w:r>
+      <w:r>
+        <w:rPr>
+          <w:rFonts w:ascii="Times New Roman" w:eastAsia="Times New Roman" w:hAnsi="Times New Roman" w:cs="Times New Roman"/>
+          <w:sz w:val="24"/>
+          <w:szCs w:val="24"/>
+          <w:lang w:eastAsia="ru-RU"/>
+        </w:rPr>
+        <w:t xml:space="preserve">: каждая капсула содержит </w:t>
+      </w:r>
+      <w:proofErr w:type="spellStart"/>
+      <w:r>
+        <w:rPr>
+          <w:rFonts w:ascii="Times New Roman" w:eastAsia="Times New Roman" w:hAnsi="Times New Roman" w:cs="Times New Roman"/>
+          <w:i/>
+          <w:iCs/>
+          <w:sz w:val="24"/>
+          <w:szCs w:val="24"/>
+          <w:lang w:eastAsia="ru-RU"/>
+        </w:rPr>
+        <w:t>Enterococcus</w:t>
+      </w:r>
+      <w:proofErr w:type="spellEnd"/>
+      <w:r>
+        <w:rPr>
+          <w:rFonts w:ascii="Times New Roman" w:eastAsia="Times New Roman" w:hAnsi="Times New Roman" w:cs="Times New Roman"/>
+          <w:i/>
+          <w:iCs/>
+          <w:sz w:val="24"/>
+          <w:szCs w:val="24"/>
+          <w:lang w:eastAsia="ru-RU"/>
+        </w:rPr>
+        <w:t xml:space="preserve"> </w:t>
+      </w:r>
+      <w:proofErr w:type="spellStart"/>
+      <w:r>
+        <w:rPr>
+          <w:rFonts w:ascii="Times New Roman" w:eastAsia="Times New Roman" w:hAnsi="Times New Roman" w:cs="Times New Roman"/>
+          <w:i/>
+          <w:iCs/>
+          <w:sz w:val="24"/>
+          <w:szCs w:val="24"/>
+          <w:lang w:eastAsia="ru-RU"/>
+        </w:rPr>
+        <w:t>faecium</w:t>
+      </w:r>
+      <w:proofErr w:type="spellEnd"/>
+      <w:r>
+        <w:rPr>
+          <w:rFonts w:ascii="Times New Roman" w:eastAsia="Times New Roman" w:hAnsi="Times New Roman" w:cs="Times New Roman"/>
+          <w:i/>
+          <w:iCs/>
+          <w:sz w:val="24"/>
+          <w:szCs w:val="24"/>
+          <w:lang w:eastAsia="ru-RU"/>
+        </w:rPr>
+        <w:t xml:space="preserve"> ENCfa-68</w:t>
+      </w:r>
+      <w:r>
+        <w:rPr>
+          <w:rFonts w:ascii="Times New Roman" w:eastAsia="Times New Roman" w:hAnsi="Times New Roman" w:cs="Times New Roman"/>
+          <w:sz w:val="24"/>
+          <w:szCs w:val="24"/>
+          <w:lang w:eastAsia="ru-RU"/>
+        </w:rPr>
+        <w:t xml:space="preserve"> и </w:t>
+      </w:r>
+      <w:proofErr w:type="spellStart"/>
+      <w:r>
+        <w:rPr>
+          <w:rFonts w:ascii="Times New Roman" w:eastAsia="Times New Roman" w:hAnsi="Times New Roman" w:cs="Times New Roman"/>
+          <w:i/>
+          <w:iCs/>
+          <w:sz w:val="24"/>
+          <w:szCs w:val="24"/>
+          <w:lang w:eastAsia="ru-RU"/>
+        </w:rPr>
+        <w:t>Bifidobacterium</w:t>
+      </w:r>
+      <w:proofErr w:type="spellEnd"/>
+      <w:r>
+        <w:rPr>
+          <w:rFonts w:ascii="Times New Roman" w:eastAsia="Times New Roman" w:hAnsi="Times New Roman" w:cs="Times New Roman"/>
+          <w:i/>
+          <w:iCs/>
+          <w:sz w:val="24"/>
+          <w:szCs w:val="24"/>
+          <w:lang w:eastAsia="ru-RU"/>
+        </w:rPr>
+        <w:t xml:space="preserve"> </w:t>
+      </w:r>
+      <w:proofErr w:type="spellStart"/>
+      <w:r>
+        <w:rPr>
+          <w:rFonts w:ascii="Times New Roman" w:eastAsia="Times New Roman" w:hAnsi="Times New Roman" w:cs="Times New Roman"/>
+          <w:i/>
+          <w:iCs/>
+          <w:sz w:val="24"/>
+          <w:szCs w:val="24"/>
+          <w:lang w:eastAsia="ru-RU"/>
+        </w:rPr>
+        <w:t>longum</w:t>
+      </w:r>
+      <w:proofErr w:type="spellEnd"/>
+      <w:r>
+        <w:rPr>
+          <w:rFonts w:ascii="Times New Roman" w:eastAsia="Times New Roman" w:hAnsi="Times New Roman" w:cs="Times New Roman"/>
+          <w:i/>
+          <w:iCs/>
+          <w:sz w:val="24"/>
+          <w:szCs w:val="24"/>
+          <w:lang w:eastAsia="ru-RU"/>
+        </w:rPr>
+        <w:t xml:space="preserve"> ВВ-46</w:t>
+      </w:r>
+      <w:r>
+        <w:rPr>
+          <w:rFonts w:ascii="Times New Roman" w:eastAsia="Times New Roman" w:hAnsi="Times New Roman" w:cs="Times New Roman"/>
+          <w:sz w:val="24"/>
+          <w:szCs w:val="24"/>
+          <w:lang w:eastAsia="ru-RU"/>
+        </w:rPr>
+        <w:t xml:space="preserve"> (по не менее 1×10^7 КОЕ).</w:t>
       </w:r>
     </w:p>
     <w:p>
@@ -217,16 +428,176 @@
           <w:lang w:eastAsia="ru-RU"/>
         </w:rPr>
       </w:pPr>
-      <w:r>
-        <w:rPr>
-          <w:rFonts w:ascii="Times New Roman" w:eastAsia="Times New Roman" w:hAnsi="Times New Roman" w:cs="Times New Roman"/>
-          <w:b/>
-          <w:bCs/>
-          <w:sz w:val="24"/>
-          <w:szCs w:val="24"/>
-          <w:lang w:eastAsia="ru-RU"/>
-        </w:rPr>
-        <w:t>Суспензия для приема внутрь 200 мг/5 мл</w:t>
+      <w:proofErr w:type="spellStart"/>
+      <w:r>
+        <w:rPr>
+          <w:rFonts w:ascii="Times New Roman" w:eastAsia="Times New Roman" w:hAnsi="Times New Roman" w:cs="Times New Roman"/>
+          <w:b/>
+          <w:bCs/>
+          <w:sz w:val="24"/>
+          <w:szCs w:val="24"/>
+          <w:lang w:eastAsia="ru-RU"/>
+        </w:rPr>
+        <w:t>Бифиформ</w:t>
+      </w:r>
+      <w:proofErr w:type="spellEnd"/>
+      <w:r>
+        <w:rPr>
+          <w:rFonts w:ascii="Times New Roman" w:eastAsia="Times New Roman" w:hAnsi="Times New Roman" w:cs="Times New Roman"/>
+          <w:b/>
+          <w:bCs/>
+          <w:sz w:val="24"/>
+          <w:szCs w:val="24"/>
+          <w:lang w:eastAsia="ru-RU"/>
+        </w:rPr>
+        <w:t xml:space="preserve"> </w:t>
+      </w:r>
+      <w:proofErr w:type="spellStart"/>
+      <w:r>
+        <w:rPr>
+          <w:rFonts w:ascii="Times New Roman" w:eastAsia="Times New Roman" w:hAnsi="Times New Roman" w:cs="Times New Roman"/>
+          <w:b/>
+          <w:bCs/>
+          <w:sz w:val="24"/>
+          <w:szCs w:val="24"/>
+          <w:lang w:eastAsia="ru-RU"/>
+        </w:rPr>
+        <w:t>Кидс</w:t>
+      </w:r>
+      <w:proofErr w:type="spellEnd"/>
+      <w:r>
+        <w:rPr>
+          <w:rFonts w:ascii="Times New Roman" w:eastAsia="Times New Roman" w:hAnsi="Times New Roman" w:cs="Times New Roman"/>
+          <w:b/>
+          <w:bCs/>
+          <w:sz w:val="24"/>
+          <w:szCs w:val="24"/>
+          <w:lang w:eastAsia="ru-RU"/>
+        </w:rPr>
+        <w:t xml:space="preserve"> таблетки жевательные</w:t>
+      </w:r>
+      <w:r>
+        <w:rPr>
+          <w:rFonts w:ascii="Times New Roman" w:eastAsia="Times New Roman" w:hAnsi="Times New Roman" w:cs="Times New Roman"/>
+          <w:sz w:val="24"/>
+          <w:szCs w:val="24"/>
+          <w:lang w:eastAsia="ru-RU"/>
+        </w:rPr>
+        <w:t xml:space="preserve">: каждая таблетка содержит </w:t>
+      </w:r>
+      <w:proofErr w:type="spellStart"/>
+      <w:r>
+        <w:rPr>
+          <w:rFonts w:ascii="Times New Roman" w:eastAsia="Times New Roman" w:hAnsi="Times New Roman" w:cs="Times New Roman"/>
+          <w:i/>
+          <w:iCs/>
+          <w:sz w:val="24"/>
+          <w:szCs w:val="24"/>
+          <w:lang w:eastAsia="ru-RU"/>
+        </w:rPr>
+        <w:t>Lactobacillus</w:t>
+      </w:r>
+      <w:proofErr w:type="spellEnd"/>
+      <w:r>
+        <w:rPr>
+          <w:rFonts w:ascii="Times New Roman" w:eastAsia="Times New Roman" w:hAnsi="Times New Roman" w:cs="Times New Roman"/>
+          <w:i/>
+          <w:iCs/>
+          <w:sz w:val="24"/>
+          <w:szCs w:val="24"/>
+          <w:lang w:eastAsia="ru-RU"/>
+        </w:rPr>
+        <w:t xml:space="preserve"> </w:t>
+      </w:r>
+      <w:proofErr w:type="spellStart"/>
+      <w:r>
+        <w:rPr>
+          <w:rFonts w:ascii="Times New Roman" w:eastAsia="Times New Roman" w:hAnsi="Times New Roman" w:cs="Times New Roman"/>
+          <w:i/>
+          <w:iCs/>
+          <w:sz w:val="24"/>
+          <w:szCs w:val="24"/>
+          <w:lang w:eastAsia="ru-RU"/>
+        </w:rPr>
+        <w:t>rhamnosus</w:t>
+      </w:r>
+      <w:proofErr w:type="spellEnd"/>
+      <w:r>
+        <w:rPr>
+          <w:rFonts w:ascii="Times New Roman" w:eastAsia="Times New Roman" w:hAnsi="Times New Roman" w:cs="Times New Roman"/>
+          <w:i/>
+          <w:iCs/>
+          <w:sz w:val="24"/>
+          <w:szCs w:val="24"/>
+          <w:lang w:eastAsia="ru-RU"/>
+        </w:rPr>
+        <w:t xml:space="preserve"> LGG</w:t>
+      </w:r>
+      <w:r>
+        <w:rPr>
+          <w:rFonts w:ascii="Times New Roman" w:eastAsia="Times New Roman" w:hAnsi="Times New Roman" w:cs="Times New Roman"/>
+          <w:sz w:val="24"/>
+          <w:szCs w:val="24"/>
+          <w:lang w:eastAsia="ru-RU"/>
+        </w:rPr>
+        <w:t xml:space="preserve"> и </w:t>
+      </w:r>
+      <w:proofErr w:type="spellStart"/>
+      <w:r>
+        <w:rPr>
+          <w:rFonts w:ascii="Times New Roman" w:eastAsia="Times New Roman" w:hAnsi="Times New Roman" w:cs="Times New Roman"/>
+          <w:i/>
+          <w:iCs/>
+          <w:sz w:val="24"/>
+          <w:szCs w:val="24"/>
+          <w:lang w:eastAsia="ru-RU"/>
+        </w:rPr>
+        <w:t>Bifidobacterium</w:t>
+      </w:r>
+      <w:proofErr w:type="spellEnd"/>
+      <w:r>
+        <w:rPr>
+          <w:rFonts w:ascii="Times New Roman" w:eastAsia="Times New Roman" w:hAnsi="Times New Roman" w:cs="Times New Roman"/>
+          <w:i/>
+          <w:iCs/>
+          <w:sz w:val="24"/>
+          <w:szCs w:val="24"/>
+          <w:lang w:eastAsia="ru-RU"/>
+        </w:rPr>
+        <w:t xml:space="preserve"> </w:t>
+      </w:r>
+      <w:proofErr w:type="spellStart"/>
+      <w:r>
+        <w:rPr>
+          <w:rFonts w:ascii="Times New Roman" w:eastAsia="Times New Roman" w:hAnsi="Times New Roman" w:cs="Times New Roman"/>
+          <w:i/>
+          <w:iCs/>
+          <w:sz w:val="24"/>
+          <w:szCs w:val="24"/>
+          <w:lang w:eastAsia="ru-RU"/>
+        </w:rPr>
+        <w:t>animalis</w:t>
+      </w:r>
+      <w:proofErr w:type="spellEnd"/>
+      <w:r>
+        <w:rPr>
+          <w:rFonts w:ascii="Times New Roman" w:eastAsia="Times New Roman" w:hAnsi="Times New Roman" w:cs="Times New Roman"/>
+          <w:i/>
+          <w:iCs/>
+          <w:sz w:val="24"/>
+          <w:szCs w:val="24"/>
+          <w:lang w:eastAsia="ru-RU"/>
+        </w:rPr>
+        <w:t xml:space="preserve"> BB-12</w:t>
+      </w:r>
+      <w:r>
+        <w:rPr>
+          <w:rFonts w:ascii="Times New Roman" w:eastAsia="Times New Roman" w:hAnsi="Times New Roman" w:cs="Times New Roman"/>
+          <w:sz w:val="24"/>
+          <w:szCs w:val="24"/>
+          <w:lang w:eastAsia="ru-RU"/>
+        </w:rPr>
+        <w:t>, а также витамины группы В — тиамин и пиридоксин.</w:t>
       </w:r>
     </w:p>
     <w:p>
@@ -246,19 +617,17 @@
           <w:szCs w:val="24"/>
           <w:lang w:eastAsia="ru-RU"/>
         </w:rPr>
-        <w:t xml:space="preserve">Каждая капсула содержит активное вещество </w:t>
+        <w:t xml:space="preserve">Каждая форма содержит вспомогательные компоненты, такие как декстроза, магний </w:t>
       </w:r>
       <w:proofErr w:type="spellStart"/>
       <w:r>
         <w:rPr>
           <w:rFonts w:ascii="Times New Roman" w:eastAsia="Times New Roman" w:hAnsi="Times New Roman" w:cs="Times New Roman"/>
-          <w:b/>
-          <w:bCs/>
-          <w:sz w:val="24"/>
-          <w:szCs w:val="24"/>
-          <w:lang w:eastAsia="ru-RU"/>
-        </w:rPr>
-        <w:t>нифуроксазид</w:t>
+          <w:sz w:val="24"/>
+          <w:szCs w:val="24"/>
+          <w:lang w:eastAsia="ru-RU"/>
+        </w:rPr>
+        <w:t>стеарат</w:t>
       </w:r>
       <w:proofErr w:type="spellEnd"/>
       <w:r>
@@ -268,7 +637,7 @@
           <w:szCs w:val="24"/>
           <w:lang w:eastAsia="ru-RU"/>
         </w:rPr>
-        <w:t xml:space="preserve"> в дозах 100 мг или 200 мг. Вспомогательные вещества включают сахарозу, крахмал, целлюлозу, магния </w:t>
+        <w:t xml:space="preserve">, лактулоза, а также оболочку капсул и добавки в жевательных таблетках (ароматизаторы, </w:t>
       </w:r>
       <w:proofErr w:type="spellStart"/>
       <w:r>
@@ -278,7 +647,7 @@
           <w:szCs w:val="24"/>
           <w:lang w:eastAsia="ru-RU"/>
         </w:rPr>
-        <w:t>стеарат</w:t>
+        <w:t>глицерил</w:t>
       </w:r>
       <w:proofErr w:type="spellEnd"/>
       <w:r>
@@ -288,7 +657,47 @@
           <w:szCs w:val="24"/>
           <w:lang w:eastAsia="ru-RU"/>
         </w:rPr>
-        <w:t xml:space="preserve"> и красители.</w:t>
+        <w:t xml:space="preserve"> </w:t>
+      </w:r>
+      <w:proofErr w:type="spellStart"/>
+      <w:r>
+        <w:rPr>
+          <w:rFonts w:ascii="Times New Roman" w:eastAsia="Times New Roman" w:hAnsi="Times New Roman" w:cs="Times New Roman"/>
+          <w:sz w:val="24"/>
+          <w:szCs w:val="24"/>
+          <w:lang w:eastAsia="ru-RU"/>
+        </w:rPr>
+        <w:t>бегенат</w:t>
+      </w:r>
+      <w:proofErr w:type="spellEnd"/>
+      <w:r>
+        <w:rPr>
+          <w:rFonts w:ascii="Times New Roman" w:eastAsia="Times New Roman" w:hAnsi="Times New Roman" w:cs="Times New Roman"/>
+          <w:sz w:val="24"/>
+          <w:szCs w:val="24"/>
+          <w:lang w:eastAsia="ru-RU"/>
+        </w:rPr>
+        <w:t xml:space="preserve">, </w:t>
+      </w:r>
+      <w:proofErr w:type="spellStart"/>
+      <w:r>
+        <w:rPr>
+          <w:rFonts w:ascii="Times New Roman" w:eastAsia="Times New Roman" w:hAnsi="Times New Roman" w:cs="Times New Roman"/>
+          <w:sz w:val="24"/>
+          <w:szCs w:val="24"/>
+          <w:lang w:eastAsia="ru-RU"/>
+        </w:rPr>
+        <w:t>фруктоолигосахариды</w:t>
+      </w:r>
+      <w:proofErr w:type="spellEnd"/>
+      <w:r>
+        <w:rPr>
+          <w:rFonts w:ascii="Times New Roman" w:eastAsia="Times New Roman" w:hAnsi="Times New Roman" w:cs="Times New Roman"/>
+          <w:sz w:val="24"/>
+          <w:szCs w:val="24"/>
+          <w:lang w:eastAsia="ru-RU"/>
+        </w:rPr>
+        <w:t>).</w:t>
       </w:r>
     </w:p>
     <w:p>
@@ -330,11 +739,13 @@
       <w:r>
         <w:rPr>
           <w:rFonts w:ascii="Times New Roman" w:eastAsia="Times New Roman" w:hAnsi="Times New Roman" w:cs="Times New Roman"/>
-          <w:sz w:val="24"/>
-          <w:szCs w:val="24"/>
-          <w:lang w:eastAsia="ru-RU"/>
-        </w:rPr>
-        <w:t>Энтерофурил</w:t>
+          <w:b/>
+          <w:bCs/>
+          <w:sz w:val="24"/>
+          <w:szCs w:val="24"/>
+          <w:lang w:eastAsia="ru-RU"/>
+        </w:rPr>
+        <w:t>Бифиформ</w:t>
       </w:r>
       <w:proofErr w:type="spellEnd"/>
       <w:r>
@@ -344,7 +755,119 @@
           <w:szCs w:val="24"/>
           <w:lang w:eastAsia="ru-RU"/>
         </w:rPr>
-        <w:t xml:space="preserve"> оказывает антибактериальное действие в просвете кишечника, не всасываясь в кровоток. Это позволяет препарату эффективно бороться с патогенными микроорганизмами, вызывающими диарею, при этом не нарушая равновесие кишечной микрофлоры.</w:t>
+        <w:t xml:space="preserve"> — </w:t>
+      </w:r>
+      <w:proofErr w:type="spellStart"/>
+      <w:r>
+        <w:rPr>
+          <w:rFonts w:ascii="Times New Roman" w:eastAsia="Times New Roman" w:hAnsi="Times New Roman" w:cs="Times New Roman"/>
+          <w:sz w:val="24"/>
+          <w:szCs w:val="24"/>
+          <w:lang w:eastAsia="ru-RU"/>
+        </w:rPr>
+        <w:t>эубиотик</w:t>
+      </w:r>
+      <w:proofErr w:type="spellEnd"/>
+      <w:r>
+        <w:rPr>
+          <w:rFonts w:ascii="Times New Roman" w:eastAsia="Times New Roman" w:hAnsi="Times New Roman" w:cs="Times New Roman"/>
+          <w:sz w:val="24"/>
+          <w:szCs w:val="24"/>
+          <w:lang w:eastAsia="ru-RU"/>
+        </w:rPr>
+        <w:t xml:space="preserve">, нормализующий баланс микрофлоры кишечника. Его компоненты — </w:t>
+      </w:r>
+      <w:proofErr w:type="spellStart"/>
+      <w:r>
+        <w:rPr>
+          <w:rFonts w:ascii="Times New Roman" w:eastAsia="Times New Roman" w:hAnsi="Times New Roman" w:cs="Times New Roman"/>
+          <w:i/>
+          <w:iCs/>
+          <w:sz w:val="24"/>
+          <w:szCs w:val="24"/>
+          <w:lang w:eastAsia="ru-RU"/>
+        </w:rPr>
+        <w:t>Bifidobacterium</w:t>
+      </w:r>
+      <w:proofErr w:type="spellEnd"/>
+      <w:r>
+        <w:rPr>
+          <w:rFonts w:ascii="Times New Roman" w:eastAsia="Times New Roman" w:hAnsi="Times New Roman" w:cs="Times New Roman"/>
+          <w:i/>
+          <w:iCs/>
+          <w:sz w:val="24"/>
+          <w:szCs w:val="24"/>
+          <w:lang w:eastAsia="ru-RU"/>
+        </w:rPr>
+        <w:t xml:space="preserve"> </w:t>
+      </w:r>
+      <w:proofErr w:type="spellStart"/>
+      <w:r>
+        <w:rPr>
+          <w:rFonts w:ascii="Times New Roman" w:eastAsia="Times New Roman" w:hAnsi="Times New Roman" w:cs="Times New Roman"/>
+          <w:i/>
+          <w:iCs/>
+          <w:sz w:val="24"/>
+          <w:szCs w:val="24"/>
+          <w:lang w:eastAsia="ru-RU"/>
+        </w:rPr>
+        <w:t>longum</w:t>
+      </w:r>
+      <w:proofErr w:type="spellEnd"/>
+      <w:r>
+        <w:rPr>
+          <w:rFonts w:ascii="Times New Roman" w:eastAsia="Times New Roman" w:hAnsi="Times New Roman" w:cs="Times New Roman"/>
+          <w:sz w:val="24"/>
+          <w:szCs w:val="24"/>
+          <w:lang w:eastAsia="ru-RU"/>
+        </w:rPr>
+        <w:t xml:space="preserve"> и </w:t>
+      </w:r>
+      <w:proofErr w:type="spellStart"/>
+      <w:r>
+        <w:rPr>
+          <w:rFonts w:ascii="Times New Roman" w:eastAsia="Times New Roman" w:hAnsi="Times New Roman" w:cs="Times New Roman"/>
+          <w:i/>
+          <w:iCs/>
+          <w:sz w:val="24"/>
+          <w:szCs w:val="24"/>
+          <w:lang w:eastAsia="ru-RU"/>
+        </w:rPr>
+        <w:t>Enterococcus</w:t>
+      </w:r>
+      <w:proofErr w:type="spellEnd"/>
+      <w:r>
+        <w:rPr>
+          <w:rFonts w:ascii="Times New Roman" w:eastAsia="Times New Roman" w:hAnsi="Times New Roman" w:cs="Times New Roman"/>
+          <w:i/>
+          <w:iCs/>
+          <w:sz w:val="24"/>
+          <w:szCs w:val="24"/>
+          <w:lang w:eastAsia="ru-RU"/>
+        </w:rPr>
+        <w:t xml:space="preserve"> </w:t>
+      </w:r>
+      <w:proofErr w:type="spellStart"/>
+      <w:r>
+        <w:rPr>
+          <w:rFonts w:ascii="Times New Roman" w:eastAsia="Times New Roman" w:hAnsi="Times New Roman" w:cs="Times New Roman"/>
+          <w:i/>
+          <w:iCs/>
+          <w:sz w:val="24"/>
+          <w:szCs w:val="24"/>
+          <w:lang w:eastAsia="ru-RU"/>
+        </w:rPr>
+        <w:t>faecium</w:t>
+      </w:r>
+      <w:proofErr w:type="spellEnd"/>
+      <w:r>
+        <w:rPr>
+          <w:rFonts w:ascii="Times New Roman" w:eastAsia="Times New Roman" w:hAnsi="Times New Roman" w:cs="Times New Roman"/>
+          <w:sz w:val="24"/>
+          <w:szCs w:val="24"/>
+          <w:lang w:eastAsia="ru-RU"/>
+        </w:rPr>
+        <w:t xml:space="preserve"> — обеспечивают антагонистическую активность против патогенных и условно-патогенных микроорганизмов, способствуют нормализации пищеварения и поддержанию иммунной системы. Также они ингибируют транслокацию бактерий в кишечнике, улучшая барьерные функции слизистой.</w:t>
       </w:r>
     </w:p>
     <w:p>
@@ -384,231 +907,14 @@
           <w:lang w:eastAsia="ru-RU"/>
         </w:rPr>
       </w:pPr>
-      <w:proofErr w:type="spellStart"/>
-      <w:r>
-        <w:rPr>
-          <w:rFonts w:ascii="Times New Roman" w:eastAsia="Times New Roman" w:hAnsi="Times New Roman" w:cs="Times New Roman"/>
-          <w:sz w:val="24"/>
-          <w:szCs w:val="24"/>
-          <w:lang w:eastAsia="ru-RU"/>
-        </w:rPr>
-        <w:t>Нифуроксазид</w:t>
-      </w:r>
-      <w:proofErr w:type="spellEnd"/>
-      <w:r>
-        <w:rPr>
-          <w:rFonts w:ascii="Times New Roman" w:eastAsia="Times New Roman" w:hAnsi="Times New Roman" w:cs="Times New Roman"/>
-          <w:sz w:val="24"/>
-          <w:szCs w:val="24"/>
-          <w:lang w:eastAsia="ru-RU"/>
-        </w:rPr>
-        <w:t xml:space="preserve"> блокирует активность дегидрогеназ и угнетает важные биохимические процессы в микробной клетке, включая цикл трикарбоновых кислот. Это приводит к разрушению мембран микробных клеток и снижению продукции токсинов. Он активно действует на </w:t>
-      </w:r>
-      <w:proofErr w:type="spellStart"/>
-      <w:r>
-        <w:rPr>
-          <w:rFonts w:ascii="Times New Roman" w:eastAsia="Times New Roman" w:hAnsi="Times New Roman" w:cs="Times New Roman"/>
-          <w:i/>
-          <w:iCs/>
-          <w:sz w:val="24"/>
-          <w:szCs w:val="24"/>
-          <w:lang w:eastAsia="ru-RU"/>
-        </w:rPr>
-        <w:t>Campylobacter</w:t>
-      </w:r>
-      <w:proofErr w:type="spellEnd"/>
-      <w:r>
-        <w:rPr>
-          <w:rFonts w:ascii="Times New Roman" w:eastAsia="Times New Roman" w:hAnsi="Times New Roman" w:cs="Times New Roman"/>
-          <w:i/>
-          <w:iCs/>
-          <w:sz w:val="24"/>
-          <w:szCs w:val="24"/>
-          <w:lang w:eastAsia="ru-RU"/>
-        </w:rPr>
-        <w:t xml:space="preserve"> </w:t>
-      </w:r>
-      <w:proofErr w:type="spellStart"/>
-      <w:r>
-        <w:rPr>
-          <w:rFonts w:ascii="Times New Roman" w:eastAsia="Times New Roman" w:hAnsi="Times New Roman" w:cs="Times New Roman"/>
-          <w:i/>
-          <w:iCs/>
-          <w:sz w:val="24"/>
-          <w:szCs w:val="24"/>
-          <w:lang w:eastAsia="ru-RU"/>
-        </w:rPr>
-        <w:t>jejuni</w:t>
-      </w:r>
-      <w:proofErr w:type="spellEnd"/>
-      <w:r>
-        <w:rPr>
-          <w:rFonts w:ascii="Times New Roman" w:eastAsia="Times New Roman" w:hAnsi="Times New Roman" w:cs="Times New Roman"/>
-          <w:sz w:val="24"/>
-          <w:szCs w:val="24"/>
-          <w:lang w:eastAsia="ru-RU"/>
-        </w:rPr>
-        <w:t xml:space="preserve">, </w:t>
-      </w:r>
-      <w:proofErr w:type="spellStart"/>
-      <w:r>
-        <w:rPr>
-          <w:rFonts w:ascii="Times New Roman" w:eastAsia="Times New Roman" w:hAnsi="Times New Roman" w:cs="Times New Roman"/>
-          <w:i/>
-          <w:iCs/>
-          <w:sz w:val="24"/>
-          <w:szCs w:val="24"/>
-          <w:lang w:eastAsia="ru-RU"/>
-        </w:rPr>
-        <w:t>Escherichia</w:t>
-      </w:r>
-      <w:proofErr w:type="spellEnd"/>
-      <w:r>
-        <w:rPr>
-          <w:rFonts w:ascii="Times New Roman" w:eastAsia="Times New Roman" w:hAnsi="Times New Roman" w:cs="Times New Roman"/>
-          <w:i/>
-          <w:iCs/>
-          <w:sz w:val="24"/>
-          <w:szCs w:val="24"/>
-          <w:lang w:eastAsia="ru-RU"/>
-        </w:rPr>
-        <w:t xml:space="preserve"> </w:t>
-      </w:r>
-      <w:proofErr w:type="spellStart"/>
-      <w:r>
-        <w:rPr>
-          <w:rFonts w:ascii="Times New Roman" w:eastAsia="Times New Roman" w:hAnsi="Times New Roman" w:cs="Times New Roman"/>
-          <w:i/>
-          <w:iCs/>
-          <w:sz w:val="24"/>
-          <w:szCs w:val="24"/>
-          <w:lang w:eastAsia="ru-RU"/>
-        </w:rPr>
-        <w:t>coli</w:t>
-      </w:r>
-      <w:proofErr w:type="spellEnd"/>
-      <w:r>
-        <w:rPr>
-          <w:rFonts w:ascii="Times New Roman" w:eastAsia="Times New Roman" w:hAnsi="Times New Roman" w:cs="Times New Roman"/>
-          <w:sz w:val="24"/>
-          <w:szCs w:val="24"/>
-          <w:lang w:eastAsia="ru-RU"/>
-        </w:rPr>
-        <w:t xml:space="preserve">, </w:t>
-      </w:r>
-      <w:proofErr w:type="spellStart"/>
-      <w:r>
-        <w:rPr>
-          <w:rFonts w:ascii="Times New Roman" w:eastAsia="Times New Roman" w:hAnsi="Times New Roman" w:cs="Times New Roman"/>
-          <w:i/>
-          <w:iCs/>
-          <w:sz w:val="24"/>
-          <w:szCs w:val="24"/>
-          <w:lang w:eastAsia="ru-RU"/>
-        </w:rPr>
-        <w:t>Salmonella</w:t>
-      </w:r>
-      <w:proofErr w:type="spellEnd"/>
-      <w:r>
-        <w:rPr>
-          <w:rFonts w:ascii="Times New Roman" w:eastAsia="Times New Roman" w:hAnsi="Times New Roman" w:cs="Times New Roman"/>
-          <w:i/>
-          <w:iCs/>
-          <w:sz w:val="24"/>
-          <w:szCs w:val="24"/>
-          <w:lang w:eastAsia="ru-RU"/>
-        </w:rPr>
-        <w:t xml:space="preserve"> </w:t>
-      </w:r>
-      <w:proofErr w:type="spellStart"/>
-      <w:r>
-        <w:rPr>
-          <w:rFonts w:ascii="Times New Roman" w:eastAsia="Times New Roman" w:hAnsi="Times New Roman" w:cs="Times New Roman"/>
-          <w:i/>
-          <w:iCs/>
-          <w:sz w:val="24"/>
-          <w:szCs w:val="24"/>
-          <w:lang w:eastAsia="ru-RU"/>
-        </w:rPr>
-        <w:t>spp</w:t>
-      </w:r>
-      <w:proofErr w:type="spellEnd"/>
-      <w:r>
-        <w:rPr>
-          <w:rFonts w:ascii="Times New Roman" w:eastAsia="Times New Roman" w:hAnsi="Times New Roman" w:cs="Times New Roman"/>
-          <w:i/>
-          <w:iCs/>
-          <w:sz w:val="24"/>
-          <w:szCs w:val="24"/>
-          <w:lang w:eastAsia="ru-RU"/>
-        </w:rPr>
-        <w:t>.</w:t>
-      </w:r>
-      <w:r>
-        <w:rPr>
-          <w:rFonts w:ascii="Times New Roman" w:eastAsia="Times New Roman" w:hAnsi="Times New Roman" w:cs="Times New Roman"/>
-          <w:sz w:val="24"/>
-          <w:szCs w:val="24"/>
-          <w:lang w:eastAsia="ru-RU"/>
-        </w:rPr>
-        <w:t xml:space="preserve">, </w:t>
-      </w:r>
-      <w:proofErr w:type="spellStart"/>
-      <w:r>
-        <w:rPr>
-          <w:rFonts w:ascii="Times New Roman" w:eastAsia="Times New Roman" w:hAnsi="Times New Roman" w:cs="Times New Roman"/>
-          <w:i/>
-          <w:iCs/>
-          <w:sz w:val="24"/>
-          <w:szCs w:val="24"/>
-          <w:lang w:eastAsia="ru-RU"/>
-        </w:rPr>
-        <w:t>Shigella</w:t>
-      </w:r>
-      <w:proofErr w:type="spellEnd"/>
-      <w:r>
-        <w:rPr>
-          <w:rFonts w:ascii="Times New Roman" w:eastAsia="Times New Roman" w:hAnsi="Times New Roman" w:cs="Times New Roman"/>
-          <w:i/>
-          <w:iCs/>
-          <w:sz w:val="24"/>
-          <w:szCs w:val="24"/>
-          <w:lang w:eastAsia="ru-RU"/>
-        </w:rPr>
-        <w:t xml:space="preserve"> </w:t>
-      </w:r>
-      <w:proofErr w:type="spellStart"/>
-      <w:r>
-        <w:rPr>
-          <w:rFonts w:ascii="Times New Roman" w:eastAsia="Times New Roman" w:hAnsi="Times New Roman" w:cs="Times New Roman"/>
-          <w:i/>
-          <w:iCs/>
-          <w:sz w:val="24"/>
-          <w:szCs w:val="24"/>
-          <w:lang w:eastAsia="ru-RU"/>
-        </w:rPr>
-        <w:t>spp</w:t>
-      </w:r>
-      <w:proofErr w:type="spellEnd"/>
-      <w:r>
-        <w:rPr>
-          <w:rFonts w:ascii="Times New Roman" w:eastAsia="Times New Roman" w:hAnsi="Times New Roman" w:cs="Times New Roman"/>
-          <w:i/>
-          <w:iCs/>
-          <w:sz w:val="24"/>
-          <w:szCs w:val="24"/>
-          <w:lang w:eastAsia="ru-RU"/>
-        </w:rPr>
-        <w:t>.</w:t>
-      </w:r>
-      <w:r>
-        <w:rPr>
-          <w:rFonts w:ascii="Times New Roman" w:eastAsia="Times New Roman" w:hAnsi="Times New Roman" w:cs="Times New Roman"/>
-          <w:sz w:val="24"/>
-          <w:szCs w:val="24"/>
-          <w:lang w:eastAsia="ru-RU"/>
-        </w:rPr>
-        <w:t xml:space="preserve"> и другие микроорганизмы, вызывающие кишечные инфекции.</w:t>
+      <w:r>
+        <w:rPr>
+          <w:rFonts w:ascii="Times New Roman" w:eastAsia="Times New Roman" w:hAnsi="Times New Roman" w:cs="Times New Roman"/>
+          <w:sz w:val="24"/>
+          <w:szCs w:val="24"/>
+          <w:lang w:eastAsia="ru-RU"/>
+        </w:rPr>
+        <w:t>Бифидобактерии и энтерококки в составе препарата оказывают положительное воздействие на кишечную микрофлору, регулируя её состав и повышая устойчивость слизистой оболочки кишечника. Это способствует улучшению состояния как толстого, так и тонкого кишечника, особенно при наличии диспепсии и метеоризма.</w:t>
       </w:r>
     </w:p>
     <w:p>
@@ -653,17 +959,18 @@
           <w:szCs w:val="24"/>
           <w:lang w:eastAsia="ru-RU"/>
         </w:rPr>
-        <w:t xml:space="preserve">После перорального применения </w:t>
+        <w:t xml:space="preserve">Из-за того, что </w:t>
       </w:r>
       <w:proofErr w:type="spellStart"/>
       <w:r>
         <w:rPr>
           <w:rFonts w:ascii="Times New Roman" w:eastAsia="Times New Roman" w:hAnsi="Times New Roman" w:cs="Times New Roman"/>
-          <w:sz w:val="24"/>
-          <w:szCs w:val="24"/>
-          <w:lang w:eastAsia="ru-RU"/>
-        </w:rPr>
-        <w:t>нифуроксазид</w:t>
+          <w:bCs/>
+          <w:sz w:val="24"/>
+          <w:szCs w:val="24"/>
+          <w:lang w:eastAsia="ru-RU"/>
+        </w:rPr>
+        <w:t>Бифиформ</w:t>
       </w:r>
       <w:proofErr w:type="spellEnd"/>
       <w:r>
@@ -673,7 +980,7 @@
           <w:szCs w:val="24"/>
           <w:lang w:eastAsia="ru-RU"/>
         </w:rPr>
-        <w:t xml:space="preserve"> практически не всасывается из кишечника, а его антибактериальное действие проявляется исключительно в просвете кишечника. Препарат выводится из организма кишечником: 20% в неизменном виде и остаток — химически измененным.</w:t>
+        <w:t xml:space="preserve"> работает непосредственно в кишечнике и не всасывается в кровь, фармакокинетика препарата не имеет значимых характеристик для системного эффекта. Компоненты препарата действуют локально, поддерживая микрофлору кишечника и не оказывая системного воздействия.</w:t>
       </w:r>
     </w:p>
     <w:p>
@@ -715,11 +1022,13 @@
       <w:r>
         <w:rPr>
           <w:rFonts w:ascii="Times New Roman" w:eastAsia="Times New Roman" w:hAnsi="Times New Roman" w:cs="Times New Roman"/>
-          <w:sz w:val="24"/>
-          <w:szCs w:val="24"/>
-          <w:lang w:eastAsia="ru-RU"/>
-        </w:rPr>
-        <w:t>Энтерофурил</w:t>
+          <w:b/>
+          <w:bCs/>
+          <w:sz w:val="24"/>
+          <w:szCs w:val="24"/>
+          <w:lang w:eastAsia="ru-RU"/>
+        </w:rPr>
+        <w:t>Бифиформ</w:t>
       </w:r>
       <w:proofErr w:type="spellEnd"/>
       <w:r>
@@ -729,53 +1038,7 @@
           <w:szCs w:val="24"/>
           <w:lang w:eastAsia="ru-RU"/>
         </w:rPr>
-        <w:t xml:space="preserve"> используется для лечения острой бактериальной диареи, которая протекает без ухудшения общего состояния пациента. Он эффективен при инфекциях, вызванных патогенными микроорганизмами, и используется для предотвращения бактериальной суперинфекции при вирусных кишечных заболеваниях. Препарат помогает при диарее, не сопровождающейся повышением температуры и интоксикацией.</w:t>
-      </w:r>
-    </w:p>
-    <w:p>
-      <w:pPr>
-        <w:spacing w:before="100" w:beforeAutospacing="1" w:after="100" w:afterAutospacing="1" w:line="240" w:lineRule="auto"/>
-        <w:outlineLvl w:val="2"/>
-        <w:rPr>
-          <w:rFonts w:ascii="Times New Roman" w:eastAsia="Times New Roman" w:hAnsi="Times New Roman" w:cs="Times New Roman"/>
-          <w:b/>
-          <w:bCs/>
-          <w:sz w:val="27"/>
-          <w:szCs w:val="27"/>
-          <w:lang w:eastAsia="ru-RU"/>
-        </w:rPr>
-      </w:pPr>
-      <w:r>
-        <w:rPr>
-          <w:rFonts w:ascii="Times New Roman" w:eastAsia="Times New Roman" w:hAnsi="Times New Roman" w:cs="Times New Roman"/>
-          <w:b/>
-          <w:bCs/>
-          <w:sz w:val="27"/>
-          <w:szCs w:val="27"/>
-          <w:lang w:eastAsia="ru-RU"/>
-        </w:rPr>
-        <w:lastRenderedPageBreak/>
-        <w:t>Противопоказания</w:t>
-      </w:r>
-    </w:p>
-    <w:p>
-      <w:pPr>
-        <w:spacing w:before="100" w:beforeAutospacing="1" w:after="100" w:afterAutospacing="1" w:line="240" w:lineRule="auto"/>
-        <w:rPr>
-          <w:rFonts w:ascii="Times New Roman" w:eastAsia="Times New Roman" w:hAnsi="Times New Roman" w:cs="Times New Roman"/>
-          <w:sz w:val="24"/>
-          <w:szCs w:val="24"/>
-          <w:lang w:eastAsia="ru-RU"/>
-        </w:rPr>
-      </w:pPr>
-      <w:r>
-        <w:rPr>
-          <w:rFonts w:ascii="Times New Roman" w:eastAsia="Times New Roman" w:hAnsi="Times New Roman" w:cs="Times New Roman"/>
-          <w:sz w:val="24"/>
-          <w:szCs w:val="24"/>
-          <w:lang w:eastAsia="ru-RU"/>
-        </w:rPr>
-        <w:t>Препарат не следует применять в следующих случаях:</w:t>
+        <w:t xml:space="preserve"> применяется для лечения и профилактики:</w:t>
       </w:r>
     </w:p>
     <w:p>
@@ -792,15 +1055,6 @@
           <w:lang w:eastAsia="ru-RU"/>
         </w:rPr>
       </w:pPr>
-      <w:r>
-        <w:rPr>
-          <w:rFonts w:ascii="Times New Roman" w:eastAsia="Times New Roman" w:hAnsi="Times New Roman" w:cs="Times New Roman"/>
-          <w:sz w:val="24"/>
-          <w:szCs w:val="24"/>
-          <w:lang w:eastAsia="ru-RU"/>
-        </w:rPr>
-        <w:t xml:space="preserve">Повышенная чувствительность к </w:t>
-      </w:r>
       <w:proofErr w:type="spellStart"/>
       <w:r>
         <w:rPr>
@@ -809,7 +1063,8 @@
           <w:szCs w:val="24"/>
           <w:lang w:eastAsia="ru-RU"/>
         </w:rPr>
-        <w:t>нифуроксазиду</w:t>
+        <w:lastRenderedPageBreak/>
+        <w:t>Дисбактериозов</w:t>
       </w:r>
       <w:proofErr w:type="spellEnd"/>
       <w:r>
@@ -819,27 +1074,7 @@
           <w:szCs w:val="24"/>
           <w:lang w:eastAsia="ru-RU"/>
         </w:rPr>
-        <w:t xml:space="preserve"> или производным </w:t>
-      </w:r>
-      <w:proofErr w:type="spellStart"/>
-      <w:r>
-        <w:rPr>
-          <w:rFonts w:ascii="Times New Roman" w:eastAsia="Times New Roman" w:hAnsi="Times New Roman" w:cs="Times New Roman"/>
-          <w:sz w:val="24"/>
-          <w:szCs w:val="24"/>
-          <w:lang w:eastAsia="ru-RU"/>
-        </w:rPr>
-        <w:t>нитрофурана</w:t>
-      </w:r>
-      <w:proofErr w:type="spellEnd"/>
-      <w:r>
-        <w:rPr>
-          <w:rFonts w:ascii="Times New Roman" w:eastAsia="Times New Roman" w:hAnsi="Times New Roman" w:cs="Times New Roman"/>
-          <w:sz w:val="24"/>
-          <w:szCs w:val="24"/>
-          <w:lang w:eastAsia="ru-RU"/>
-        </w:rPr>
-        <w:t>.</w:t>
+        <w:t xml:space="preserve"> кишечника различной этиологии.</w:t>
       </w:r>
     </w:p>
     <w:p>
@@ -863,7 +1098,7 @@
           <w:szCs w:val="24"/>
           <w:lang w:eastAsia="ru-RU"/>
         </w:rPr>
-        <w:t>Беременность (особенно в первом триместре) и период новорожденности до 1 месяца.</w:t>
+        <w:t>Диарей, включая вирусные и антибиотик-ассоциированные.</w:t>
       </w:r>
     </w:p>
     <w:p>
@@ -887,47 +1122,7 @@
           <w:szCs w:val="24"/>
           <w:lang w:eastAsia="ru-RU"/>
         </w:rPr>
-        <w:t xml:space="preserve">Недоношенность, непереносимость фруктозы, синдром </w:t>
-      </w:r>
-      <w:proofErr w:type="spellStart"/>
-      <w:r>
-        <w:rPr>
-          <w:rFonts w:ascii="Times New Roman" w:eastAsia="Times New Roman" w:hAnsi="Times New Roman" w:cs="Times New Roman"/>
-          <w:sz w:val="24"/>
-          <w:szCs w:val="24"/>
-          <w:lang w:eastAsia="ru-RU"/>
-        </w:rPr>
-        <w:t>глюкозо-галактозной</w:t>
-      </w:r>
-      <w:proofErr w:type="spellEnd"/>
-      <w:r>
-        <w:rPr>
-          <w:rFonts w:ascii="Times New Roman" w:eastAsia="Times New Roman" w:hAnsi="Times New Roman" w:cs="Times New Roman"/>
-          <w:sz w:val="24"/>
-          <w:szCs w:val="24"/>
-          <w:lang w:eastAsia="ru-RU"/>
-        </w:rPr>
-        <w:t xml:space="preserve"> </w:t>
-      </w:r>
-      <w:proofErr w:type="spellStart"/>
-      <w:r>
-        <w:rPr>
-          <w:rFonts w:ascii="Times New Roman" w:eastAsia="Times New Roman" w:hAnsi="Times New Roman" w:cs="Times New Roman"/>
-          <w:sz w:val="24"/>
-          <w:szCs w:val="24"/>
-          <w:lang w:eastAsia="ru-RU"/>
-        </w:rPr>
-        <w:t>мальабсорбции</w:t>
-      </w:r>
-      <w:proofErr w:type="spellEnd"/>
-      <w:r>
-        <w:rPr>
-          <w:rFonts w:ascii="Times New Roman" w:eastAsia="Times New Roman" w:hAnsi="Times New Roman" w:cs="Times New Roman"/>
-          <w:sz w:val="24"/>
-          <w:szCs w:val="24"/>
-          <w:lang w:eastAsia="ru-RU"/>
-        </w:rPr>
-        <w:t>.</w:t>
+        <w:t>Синдрома раздраженного кишечника.</w:t>
       </w:r>
     </w:p>
     <w:p>
@@ -951,11 +1146,79 @@
           <w:szCs w:val="24"/>
           <w:lang w:eastAsia="ru-RU"/>
         </w:rPr>
-        <w:t>Наличие хронических заболеваний печени и алкоголизма.</w:t>
+        <w:t>Метеоризма и других расстройств пищеварения.</w:t>
       </w:r>
     </w:p>
     <w:p>
       <w:pPr>
+        <w:numPr>
+          <w:ilvl w:val="0"/>
+          <w:numId w:val="2"/>
+        </w:numPr>
+        <w:spacing w:before="100" w:beforeAutospacing="1" w:after="100" w:afterAutospacing="1" w:line="240" w:lineRule="auto"/>
+        <w:rPr>
+          <w:rFonts w:ascii="Times New Roman" w:eastAsia="Times New Roman" w:hAnsi="Times New Roman" w:cs="Times New Roman"/>
+          <w:sz w:val="24"/>
+          <w:szCs w:val="24"/>
+          <w:lang w:eastAsia="ru-RU"/>
+        </w:rPr>
+      </w:pPr>
+      <w:r>
+        <w:rPr>
+          <w:rFonts w:ascii="Times New Roman" w:eastAsia="Times New Roman" w:hAnsi="Times New Roman" w:cs="Times New Roman"/>
+          <w:sz w:val="24"/>
+          <w:szCs w:val="24"/>
+          <w:lang w:eastAsia="ru-RU"/>
+        </w:rPr>
+        <w:t>Профилактики антибиотик-ассоциированной диареи.</w:t>
+      </w:r>
+    </w:p>
+    <w:p>
+      <w:pPr>
+        <w:numPr>
+          <w:ilvl w:val="0"/>
+          <w:numId w:val="2"/>
+        </w:numPr>
+        <w:spacing w:before="100" w:beforeAutospacing="1" w:after="100" w:afterAutospacing="1" w:line="240" w:lineRule="auto"/>
+        <w:rPr>
+          <w:rFonts w:ascii="Times New Roman" w:eastAsia="Times New Roman" w:hAnsi="Times New Roman" w:cs="Times New Roman"/>
+          <w:sz w:val="24"/>
+          <w:szCs w:val="24"/>
+          <w:lang w:eastAsia="ru-RU"/>
+        </w:rPr>
+      </w:pPr>
+      <w:r>
+        <w:rPr>
+          <w:rFonts w:ascii="Times New Roman" w:eastAsia="Times New Roman" w:hAnsi="Times New Roman" w:cs="Times New Roman"/>
+          <w:sz w:val="24"/>
+          <w:szCs w:val="24"/>
+          <w:lang w:eastAsia="ru-RU"/>
+        </w:rPr>
+        <w:t>Поддержания иммунной системы.</w:t>
+      </w:r>
+    </w:p>
+    <w:p>
+      <w:pPr>
+        <w:spacing w:before="100" w:beforeAutospacing="1" w:after="100" w:afterAutospacing="1" w:line="240" w:lineRule="auto"/>
+        <w:rPr>
+          <w:rFonts w:ascii="Times New Roman" w:eastAsia="Times New Roman" w:hAnsi="Times New Roman" w:cs="Times New Roman"/>
+          <w:sz w:val="24"/>
+          <w:szCs w:val="24"/>
+          <w:lang w:eastAsia="ru-RU"/>
+        </w:rPr>
+      </w:pPr>
+      <w:r>
+        <w:rPr>
+          <w:rFonts w:ascii="Times New Roman" w:eastAsia="Times New Roman" w:hAnsi="Times New Roman" w:cs="Times New Roman"/>
+          <w:sz w:val="24"/>
+          <w:szCs w:val="24"/>
+          <w:lang w:eastAsia="ru-RU"/>
+        </w:rPr>
+        <w:t>Препарат помогает восстановить нормальный баланс кишечной микрофлоры и улучшить функции желудочно-кишечного тракта.</w:t>
+      </w:r>
+    </w:p>
+    <w:p>
+      <w:pPr>
         <w:spacing w:before="100" w:beforeAutospacing="1" w:after="100" w:afterAutospacing="1" w:line="240" w:lineRule="auto"/>
         <w:outlineLvl w:val="2"/>
         <w:rPr>
@@ -976,7 +1239,7 @@
           <w:szCs w:val="27"/>
           <w:lang w:eastAsia="ru-RU"/>
         </w:rPr>
-        <w:t>Побочные эффекты</w:t>
+        <w:t>Противопоказания</w:t>
       </w:r>
     </w:p>
     <w:p>
@@ -996,17 +1259,18 @@
           <w:szCs w:val="24"/>
           <w:lang w:eastAsia="ru-RU"/>
         </w:rPr>
-        <w:t xml:space="preserve">Побочные действия </w:t>
+        <w:t xml:space="preserve">Противопоказаниями к применению </w:t>
       </w:r>
       <w:proofErr w:type="spellStart"/>
       <w:r>
         <w:rPr>
           <w:rFonts w:ascii="Times New Roman" w:eastAsia="Times New Roman" w:hAnsi="Times New Roman" w:cs="Times New Roman"/>
-          <w:sz w:val="24"/>
-          <w:szCs w:val="24"/>
-          <w:lang w:eastAsia="ru-RU"/>
-        </w:rPr>
-        <w:t>Энтерофурила</w:t>
+          <w:bCs/>
+          <w:sz w:val="24"/>
+          <w:szCs w:val="24"/>
+          <w:lang w:eastAsia="ru-RU"/>
+        </w:rPr>
+        <w:t>Бифиформа</w:t>
       </w:r>
       <w:proofErr w:type="spellEnd"/>
       <w:r>
@@ -1016,7 +1280,7 @@
           <w:szCs w:val="24"/>
           <w:lang w:eastAsia="ru-RU"/>
         </w:rPr>
-        <w:t xml:space="preserve"> могут включать:</w:t>
+        <w:t xml:space="preserve"> являются:</w:t>
       </w:r>
     </w:p>
     <w:p>
@@ -1040,7 +1304,7 @@
           <w:szCs w:val="24"/>
           <w:lang w:eastAsia="ru-RU"/>
         </w:rPr>
-        <w:t>Аллергические реакции, такие как сыпь, крапивница, отек Квинке.</w:t>
+        <w:t>Индивидуальная непереносимость компонентов препарата.</w:t>
       </w:r>
     </w:p>
     <w:p>
@@ -1064,15 +1328,11 @@
           <w:szCs w:val="24"/>
           <w:lang w:eastAsia="ru-RU"/>
         </w:rPr>
-        <w:t>В редких случаях могут возникать симптомы анафилактического шока.</w:t>
+        <w:t>Аллергические реакции на дрожжи или другие вспомогательные вещества.</w:t>
       </w:r>
     </w:p>
     <w:p>
       <w:pPr>
-        <w:numPr>
-          <w:ilvl w:val="0"/>
-          <w:numId w:val="3"/>
-        </w:numPr>
         <w:spacing w:before="100" w:beforeAutospacing="1" w:after="100" w:afterAutospacing="1" w:line="240" w:lineRule="auto"/>
         <w:rPr>
           <w:rFonts w:ascii="Times New Roman" w:eastAsia="Times New Roman" w:hAnsi="Times New Roman" w:cs="Times New Roman"/>
@@ -1088,7 +1348,67 @@
           <w:szCs w:val="24"/>
           <w:lang w:eastAsia="ru-RU"/>
         </w:rPr>
-        <w:t>Могут наблюдаться реакции со стороны желудочно-кишечного тракта, такие как тошнота или боли в животе.</w:t>
+        <w:t>Применение с осторожностью при наличии непереносимости фруктозы, сахаразы/</w:t>
+      </w:r>
+      <w:proofErr w:type="spellStart"/>
+      <w:r>
+        <w:rPr>
+          <w:rFonts w:ascii="Times New Roman" w:eastAsia="Times New Roman" w:hAnsi="Times New Roman" w:cs="Times New Roman"/>
+          <w:sz w:val="24"/>
+          <w:szCs w:val="24"/>
+          <w:lang w:eastAsia="ru-RU"/>
+        </w:rPr>
+        <w:t>изомальтазы</w:t>
+      </w:r>
+      <w:proofErr w:type="spellEnd"/>
+      <w:r>
+        <w:rPr>
+          <w:rFonts w:ascii="Times New Roman" w:eastAsia="Times New Roman" w:hAnsi="Times New Roman" w:cs="Times New Roman"/>
+          <w:sz w:val="24"/>
+          <w:szCs w:val="24"/>
+          <w:lang w:eastAsia="ru-RU"/>
+        </w:rPr>
+        <w:t xml:space="preserve">, а также в случае </w:t>
+      </w:r>
+      <w:proofErr w:type="spellStart"/>
+      <w:r>
+        <w:rPr>
+          <w:rFonts w:ascii="Times New Roman" w:eastAsia="Times New Roman" w:hAnsi="Times New Roman" w:cs="Times New Roman"/>
+          <w:sz w:val="24"/>
+          <w:szCs w:val="24"/>
+          <w:lang w:eastAsia="ru-RU"/>
+        </w:rPr>
+        <w:t>глюкозо-галактозной</w:t>
+      </w:r>
+      <w:proofErr w:type="spellEnd"/>
+      <w:r>
+        <w:rPr>
+          <w:rFonts w:ascii="Times New Roman" w:eastAsia="Times New Roman" w:hAnsi="Times New Roman" w:cs="Times New Roman"/>
+          <w:sz w:val="24"/>
+          <w:szCs w:val="24"/>
+          <w:lang w:eastAsia="ru-RU"/>
+        </w:rPr>
+        <w:t xml:space="preserve"> </w:t>
+      </w:r>
+      <w:proofErr w:type="spellStart"/>
+      <w:r>
+        <w:rPr>
+          <w:rFonts w:ascii="Times New Roman" w:eastAsia="Times New Roman" w:hAnsi="Times New Roman" w:cs="Times New Roman"/>
+          <w:sz w:val="24"/>
+          <w:szCs w:val="24"/>
+          <w:lang w:eastAsia="ru-RU"/>
+        </w:rPr>
+        <w:t>мальабсорбции</w:t>
+      </w:r>
+      <w:proofErr w:type="spellEnd"/>
+      <w:r>
+        <w:rPr>
+          <w:rFonts w:ascii="Times New Roman" w:eastAsia="Times New Roman" w:hAnsi="Times New Roman" w:cs="Times New Roman"/>
+          <w:sz w:val="24"/>
+          <w:szCs w:val="24"/>
+          <w:lang w:eastAsia="ru-RU"/>
+        </w:rPr>
+        <w:t>.</w:t>
       </w:r>
     </w:p>
     <w:p>
@@ -1113,7 +1433,7 @@
           <w:szCs w:val="27"/>
           <w:lang w:eastAsia="ru-RU"/>
         </w:rPr>
-        <w:t>Как принимать и дозировка</w:t>
+        <w:t>Побочные эффекты</w:t>
       </w:r>
     </w:p>
     <w:p>
@@ -1126,15 +1446,25 @@
           <w:lang w:eastAsia="ru-RU"/>
         </w:rPr>
       </w:pPr>
+      <w:r>
+        <w:rPr>
+          <w:rFonts w:ascii="Times New Roman" w:eastAsia="Times New Roman" w:hAnsi="Times New Roman" w:cs="Times New Roman"/>
+          <w:sz w:val="24"/>
+          <w:szCs w:val="24"/>
+          <w:lang w:eastAsia="ru-RU"/>
+        </w:rPr>
+        <w:t xml:space="preserve">При применении </w:t>
+      </w:r>
       <w:proofErr w:type="spellStart"/>
       <w:r>
         <w:rPr>
           <w:rFonts w:ascii="Times New Roman" w:eastAsia="Times New Roman" w:hAnsi="Times New Roman" w:cs="Times New Roman"/>
-          <w:sz w:val="24"/>
-          <w:szCs w:val="24"/>
-          <w:lang w:eastAsia="ru-RU"/>
-        </w:rPr>
-        <w:t>Энтерофурил</w:t>
+          <w:bCs/>
+          <w:sz w:val="24"/>
+          <w:szCs w:val="24"/>
+          <w:lang w:eastAsia="ru-RU"/>
+        </w:rPr>
+        <w:t>Бифиформа</w:t>
       </w:r>
       <w:proofErr w:type="spellEnd"/>
       <w:r>
@@ -1144,7 +1474,64 @@
           <w:szCs w:val="24"/>
           <w:lang w:eastAsia="ru-RU"/>
         </w:rPr>
-        <w:t xml:space="preserve"> принимают внутрь. Суспензию перед приемом нужно тщательно встряхивать. Дозировка зависит от возраста пациента:</w:t>
+        <w:t xml:space="preserve"> в рекомендованных дозах побочные эффекты не наблюдаются. Препарат считается безопасным для применения в терапевтических дозах, при этом могут возникать индивидуальные реакции, такие как легкая тошнота или метеоризм.</w:t>
+      </w:r>
+    </w:p>
+    <w:p>
+      <w:pPr>
+        <w:spacing w:before="100" w:beforeAutospacing="1" w:after="100" w:afterAutospacing="1" w:line="240" w:lineRule="auto"/>
+        <w:outlineLvl w:val="2"/>
+        <w:rPr>
+          <w:rFonts w:ascii="Times New Roman" w:eastAsia="Times New Roman" w:hAnsi="Times New Roman" w:cs="Times New Roman"/>
+          <w:b/>
+          <w:bCs/>
+          <w:sz w:val="27"/>
+          <w:szCs w:val="27"/>
+          <w:lang w:eastAsia="ru-RU"/>
+        </w:rPr>
+      </w:pPr>
+      <w:r>
+        <w:rPr>
+          <w:rFonts w:ascii="Times New Roman" w:eastAsia="Times New Roman" w:hAnsi="Times New Roman" w:cs="Times New Roman"/>
+          <w:b/>
+          <w:bCs/>
+          <w:sz w:val="27"/>
+          <w:szCs w:val="27"/>
+          <w:lang w:eastAsia="ru-RU"/>
+        </w:rPr>
+        <w:t>Как принимать и дозировка</w:t>
+      </w:r>
+    </w:p>
+    <w:p>
+      <w:pPr>
+        <w:spacing w:before="100" w:beforeAutospacing="1" w:after="100" w:afterAutospacing="1" w:line="240" w:lineRule="auto"/>
+        <w:rPr>
+          <w:rFonts w:ascii="Times New Roman" w:eastAsia="Times New Roman" w:hAnsi="Times New Roman" w:cs="Times New Roman"/>
+          <w:sz w:val="24"/>
+          <w:szCs w:val="24"/>
+          <w:lang w:eastAsia="ru-RU"/>
+        </w:rPr>
+      </w:pPr>
+      <w:proofErr w:type="spellStart"/>
+      <w:r>
+        <w:rPr>
+          <w:rFonts w:ascii="Times New Roman" w:eastAsia="Times New Roman" w:hAnsi="Times New Roman" w:cs="Times New Roman"/>
+          <w:bCs/>
+          <w:sz w:val="24"/>
+          <w:szCs w:val="24"/>
+          <w:lang w:eastAsia="ru-RU"/>
+        </w:rPr>
+        <w:t>Бифиформ</w:t>
+      </w:r>
+      <w:proofErr w:type="spellEnd"/>
+      <w:r>
+        <w:rPr>
+          <w:rFonts w:ascii="Times New Roman" w:eastAsia="Times New Roman" w:hAnsi="Times New Roman" w:cs="Times New Roman"/>
+          <w:sz w:val="24"/>
+          <w:szCs w:val="24"/>
+          <w:lang w:eastAsia="ru-RU"/>
+        </w:rPr>
+        <w:t xml:space="preserve"> рекомендуется принимать внутрь:</w:t>
       </w:r>
     </w:p>
     <w:p>
@@ -1164,11 +1551,22 @@
       <w:r>
         <w:rPr>
           <w:rFonts w:ascii="Times New Roman" w:eastAsia="Times New Roman" w:hAnsi="Times New Roman" w:cs="Times New Roman"/>
-          <w:sz w:val="24"/>
-          <w:szCs w:val="24"/>
-          <w:lang w:eastAsia="ru-RU"/>
-        </w:rPr>
-        <w:t>Детям от 1 до 6 месяцев: по 2,5 мл суспензии (100 мг) 2-3 раза в сутки.</w:t>
+          <w:b/>
+          <w:bCs/>
+          <w:sz w:val="24"/>
+          <w:szCs w:val="24"/>
+          <w:lang w:eastAsia="ru-RU"/>
+        </w:rPr>
+        <w:t>Взрослым</w:t>
+      </w:r>
+      <w:r>
+        <w:rPr>
+          <w:rFonts w:ascii="Times New Roman" w:eastAsia="Times New Roman" w:hAnsi="Times New Roman" w:cs="Times New Roman"/>
+          <w:sz w:val="24"/>
+          <w:szCs w:val="24"/>
+          <w:lang w:eastAsia="ru-RU"/>
+        </w:rPr>
+        <w:t xml:space="preserve"> и детям старше 12 лет: по 1 капсуле 2-3 раза в день.</w:t>
       </w:r>
     </w:p>
     <w:p>
@@ -1188,19 +1586,26 @@
       <w:r>
         <w:rPr>
           <w:rFonts w:ascii="Times New Roman" w:eastAsia="Times New Roman" w:hAnsi="Times New Roman" w:cs="Times New Roman"/>
-          <w:sz w:val="24"/>
-          <w:szCs w:val="24"/>
-          <w:lang w:eastAsia="ru-RU"/>
-        </w:rPr>
-        <w:t>Детям от 6 месяцев до 3 лет: по 2,5 мл суспензии 3 раза в сутки.</w:t>
+          <w:b/>
+          <w:bCs/>
+          <w:sz w:val="24"/>
+          <w:szCs w:val="24"/>
+          <w:lang w:eastAsia="ru-RU"/>
+        </w:rPr>
+        <w:t>Детям от 2 лет</w:t>
+      </w:r>
+      <w:r>
+        <w:rPr>
+          <w:rFonts w:ascii="Times New Roman" w:eastAsia="Times New Roman" w:hAnsi="Times New Roman" w:cs="Times New Roman"/>
+          <w:sz w:val="24"/>
+          <w:szCs w:val="24"/>
+          <w:lang w:eastAsia="ru-RU"/>
+        </w:rPr>
+        <w:t>: по 1 капсуле 2-3 раза в день. Если ребенок не может проглотить капсулу, содержимое можно развести в небольшой дозе жидкости.</w:t>
       </w:r>
     </w:p>
     <w:p>
       <w:pPr>
-        <w:numPr>
-          <w:ilvl w:val="0"/>
-          <w:numId w:val="4"/>
-        </w:numPr>
         <w:spacing w:before="100" w:beforeAutospacing="1" w:after="100" w:afterAutospacing="1" w:line="240" w:lineRule="auto"/>
         <w:rPr>
           <w:rFonts w:ascii="Times New Roman" w:eastAsia="Times New Roman" w:hAnsi="Times New Roman" w:cs="Times New Roman"/>
@@ -1209,158 +1614,41 @@
           <w:lang w:eastAsia="ru-RU"/>
         </w:rPr>
       </w:pPr>
-      <w:r>
-        <w:rPr>
-          <w:rFonts w:ascii="Times New Roman" w:eastAsia="Times New Roman" w:hAnsi="Times New Roman" w:cs="Times New Roman"/>
-          <w:sz w:val="24"/>
-          <w:szCs w:val="24"/>
-          <w:lang w:eastAsia="ru-RU"/>
-        </w:rPr>
-        <w:t>Детям от 3 до 6 лет: по 5 мл суспензии 3 раза в сутки.</w:t>
-      </w:r>
-    </w:p>
-    <w:p>
-      <w:pPr>
-        <w:numPr>
-          <w:ilvl w:val="0"/>
-          <w:numId w:val="4"/>
-        </w:numPr>
-        <w:spacing w:before="100" w:beforeAutospacing="1" w:after="100" w:afterAutospacing="1" w:line="240" w:lineRule="auto"/>
-        <w:rPr>
-          <w:rFonts w:ascii="Times New Roman" w:eastAsia="Times New Roman" w:hAnsi="Times New Roman" w:cs="Times New Roman"/>
-          <w:sz w:val="24"/>
-          <w:szCs w:val="24"/>
-          <w:lang w:eastAsia="ru-RU"/>
-        </w:rPr>
-      </w:pPr>
-      <w:r>
-        <w:rPr>
-          <w:rFonts w:ascii="Times New Roman" w:eastAsia="Times New Roman" w:hAnsi="Times New Roman" w:cs="Times New Roman"/>
-          <w:sz w:val="24"/>
-          <w:szCs w:val="24"/>
-          <w:lang w:eastAsia="ru-RU"/>
-        </w:rPr>
-        <w:t>Взрослым и детям старше 6 лет: по 5 мл суспензии 4 раза в сутки.</w:t>
-      </w:r>
-    </w:p>
-    <w:p>
-      <w:pPr>
-        <w:spacing w:before="100" w:beforeAutospacing="1" w:after="100" w:afterAutospacing="1" w:line="240" w:lineRule="auto"/>
-        <w:outlineLvl w:val="2"/>
-        <w:rPr>
-          <w:rFonts w:ascii="Times New Roman" w:eastAsia="Times New Roman" w:hAnsi="Times New Roman" w:cs="Times New Roman"/>
-          <w:b/>
-          <w:bCs/>
-          <w:sz w:val="27"/>
-          <w:szCs w:val="27"/>
-          <w:lang w:eastAsia="ru-RU"/>
-        </w:rPr>
-      </w:pPr>
-      <w:r>
-        <w:rPr>
-          <w:rFonts w:ascii="Times New Roman" w:eastAsia="Times New Roman" w:hAnsi="Times New Roman" w:cs="Times New Roman"/>
-          <w:b/>
-          <w:bCs/>
-          <w:sz w:val="27"/>
-          <w:szCs w:val="27"/>
-          <w:lang w:eastAsia="ru-RU"/>
-        </w:rPr>
-        <w:t>Передозировка</w:t>
-      </w:r>
-    </w:p>
-    <w:p>
-      <w:pPr>
-        <w:spacing w:before="100" w:beforeAutospacing="1" w:after="100" w:afterAutospacing="1" w:line="240" w:lineRule="auto"/>
-        <w:rPr>
-          <w:rFonts w:ascii="Times New Roman" w:eastAsia="Times New Roman" w:hAnsi="Times New Roman" w:cs="Times New Roman"/>
-          <w:sz w:val="24"/>
-          <w:szCs w:val="24"/>
-          <w:lang w:eastAsia="ru-RU"/>
-        </w:rPr>
-      </w:pPr>
-      <w:r>
-        <w:rPr>
-          <w:rFonts w:ascii="Times New Roman" w:eastAsia="Times New Roman" w:hAnsi="Times New Roman" w:cs="Times New Roman"/>
-          <w:sz w:val="24"/>
-          <w:szCs w:val="24"/>
-          <w:lang w:eastAsia="ru-RU"/>
-        </w:rPr>
-        <w:t>Симптомы передозировки неизвестны. В случае передозировки рекомендуется симптоматическое лечение.</w:t>
-      </w:r>
-    </w:p>
-    <w:p>
-      <w:pPr>
-        <w:spacing w:before="100" w:beforeAutospacing="1" w:after="100" w:afterAutospacing="1" w:line="240" w:lineRule="auto"/>
-        <w:outlineLvl w:val="2"/>
-        <w:rPr>
-          <w:rFonts w:ascii="Times New Roman" w:eastAsia="Times New Roman" w:hAnsi="Times New Roman" w:cs="Times New Roman"/>
-          <w:b/>
-          <w:bCs/>
-          <w:sz w:val="27"/>
-          <w:szCs w:val="27"/>
-          <w:lang w:eastAsia="ru-RU"/>
-        </w:rPr>
-      </w:pPr>
-      <w:r>
-        <w:rPr>
-          <w:rFonts w:ascii="Times New Roman" w:eastAsia="Times New Roman" w:hAnsi="Times New Roman" w:cs="Times New Roman"/>
-          <w:b/>
-          <w:bCs/>
-          <w:sz w:val="27"/>
-          <w:szCs w:val="27"/>
-          <w:lang w:eastAsia="ru-RU"/>
-        </w:rPr>
-        <w:t>Взаимодействие с другими препаратами</w:t>
-      </w:r>
-    </w:p>
-    <w:p>
-      <w:pPr>
-        <w:spacing w:before="100" w:beforeAutospacing="1" w:after="100" w:afterAutospacing="1" w:line="240" w:lineRule="auto"/>
-        <w:rPr>
-          <w:rFonts w:ascii="Times New Roman" w:eastAsia="Times New Roman" w:hAnsi="Times New Roman" w:cs="Times New Roman"/>
-          <w:sz w:val="24"/>
-          <w:szCs w:val="24"/>
-          <w:lang w:eastAsia="ru-RU"/>
-        </w:rPr>
-      </w:pPr>
-      <w:r>
-        <w:rPr>
-          <w:rFonts w:ascii="Times New Roman" w:eastAsia="Times New Roman" w:hAnsi="Times New Roman" w:cs="Times New Roman"/>
-          <w:sz w:val="24"/>
-          <w:szCs w:val="24"/>
-          <w:lang w:eastAsia="ru-RU"/>
-        </w:rPr>
-        <w:t xml:space="preserve">Не следует применять </w:t>
-      </w:r>
       <w:proofErr w:type="spellStart"/>
       <w:r>
         <w:rPr>
           <w:rFonts w:ascii="Times New Roman" w:eastAsia="Times New Roman" w:hAnsi="Times New Roman" w:cs="Times New Roman"/>
-          <w:sz w:val="24"/>
-          <w:szCs w:val="24"/>
-          <w:lang w:eastAsia="ru-RU"/>
-        </w:rPr>
-        <w:t>Энтерофурил</w:t>
+          <w:b/>
+          <w:bCs/>
+          <w:sz w:val="24"/>
+          <w:szCs w:val="24"/>
+          <w:lang w:eastAsia="ru-RU"/>
+        </w:rPr>
+        <w:t>Бифиформ</w:t>
       </w:r>
       <w:proofErr w:type="spellEnd"/>
       <w:r>
         <w:rPr>
           <w:rFonts w:ascii="Times New Roman" w:eastAsia="Times New Roman" w:hAnsi="Times New Roman" w:cs="Times New Roman"/>
-          <w:sz w:val="24"/>
-          <w:szCs w:val="24"/>
-          <w:lang w:eastAsia="ru-RU"/>
-        </w:rPr>
-        <w:t xml:space="preserve"> одновременно с препаратами, вызывающими </w:t>
+          <w:b/>
+          <w:bCs/>
+          <w:sz w:val="24"/>
+          <w:szCs w:val="24"/>
+          <w:lang w:eastAsia="ru-RU"/>
+        </w:rPr>
+        <w:t xml:space="preserve"> </w:t>
       </w:r>
       <w:proofErr w:type="spellStart"/>
       <w:r>
         <w:rPr>
           <w:rFonts w:ascii="Times New Roman" w:eastAsia="Times New Roman" w:hAnsi="Times New Roman" w:cs="Times New Roman"/>
-          <w:sz w:val="24"/>
-          <w:szCs w:val="24"/>
-          <w:lang w:eastAsia="ru-RU"/>
-        </w:rPr>
-        <w:t>дисульфирамоподобные</w:t>
+          <w:b/>
+          <w:bCs/>
+          <w:sz w:val="24"/>
+          <w:szCs w:val="24"/>
+          <w:lang w:eastAsia="ru-RU"/>
+        </w:rPr>
+        <w:t>Кидс</w:t>
       </w:r>
       <w:proofErr w:type="spellEnd"/>
       <w:r>
@@ -1370,85 +1658,7 @@
           <w:szCs w:val="24"/>
           <w:lang w:eastAsia="ru-RU"/>
         </w:rPr>
-        <w:t xml:space="preserve"> реакции, а также с лекарственными средствами, угнетающими центральную нервную систему.</w:t>
-      </w:r>
-    </w:p>
-    <w:p>
-      <w:pPr>
-        <w:spacing w:before="100" w:beforeAutospacing="1" w:after="100" w:afterAutospacing="1" w:line="240" w:lineRule="auto"/>
-        <w:outlineLvl w:val="2"/>
-        <w:rPr>
-          <w:rFonts w:ascii="Times New Roman" w:eastAsia="Times New Roman" w:hAnsi="Times New Roman" w:cs="Times New Roman"/>
-          <w:b/>
-          <w:bCs/>
-          <w:sz w:val="27"/>
-          <w:szCs w:val="27"/>
-          <w:lang w:eastAsia="ru-RU"/>
-        </w:rPr>
-      </w:pPr>
-      <w:r>
-        <w:rPr>
-          <w:rFonts w:ascii="Times New Roman" w:eastAsia="Times New Roman" w:hAnsi="Times New Roman" w:cs="Times New Roman"/>
-          <w:b/>
-          <w:bCs/>
-          <w:sz w:val="27"/>
-          <w:szCs w:val="27"/>
-          <w:lang w:eastAsia="ru-RU"/>
-        </w:rPr>
-        <w:t xml:space="preserve">Аналоги </w:t>
-      </w:r>
-      <w:proofErr w:type="spellStart"/>
-      <w:r>
-        <w:rPr>
-          <w:rFonts w:ascii="Times New Roman" w:eastAsia="Times New Roman" w:hAnsi="Times New Roman" w:cs="Times New Roman"/>
-          <w:b/>
-          <w:bCs/>
-          <w:sz w:val="27"/>
-          <w:szCs w:val="27"/>
-          <w:lang w:eastAsia="ru-RU"/>
-        </w:rPr>
-        <w:t>Энтерофурила</w:t>
-      </w:r>
-      <w:proofErr w:type="spellEnd"/>
-    </w:p>
-    <w:p>
-      <w:pPr>
-        <w:spacing w:before="100" w:beforeAutospacing="1" w:after="100" w:afterAutospacing="1" w:line="240" w:lineRule="auto"/>
-        <w:rPr>
-          <w:rFonts w:ascii="Times New Roman" w:eastAsia="Times New Roman" w:hAnsi="Times New Roman" w:cs="Times New Roman"/>
-          <w:sz w:val="24"/>
-          <w:szCs w:val="24"/>
-          <w:lang w:eastAsia="ru-RU"/>
-        </w:rPr>
-      </w:pPr>
-      <w:r>
-        <w:rPr>
-          <w:rFonts w:ascii="Times New Roman" w:eastAsia="Times New Roman" w:hAnsi="Times New Roman" w:cs="Times New Roman"/>
-          <w:sz w:val="24"/>
-          <w:szCs w:val="24"/>
-          <w:lang w:eastAsia="ru-RU"/>
-        </w:rPr>
-        <w:t xml:space="preserve">К препаратам с аналогичным действием (с тем же МНН — </w:t>
-      </w:r>
-      <w:proofErr w:type="spellStart"/>
-      <w:r>
-        <w:rPr>
-          <w:rFonts w:ascii="Times New Roman" w:eastAsia="Times New Roman" w:hAnsi="Times New Roman" w:cs="Times New Roman"/>
-          <w:sz w:val="24"/>
-          <w:szCs w:val="24"/>
-          <w:lang w:eastAsia="ru-RU"/>
-        </w:rPr>
-        <w:t>нифуроксазид</w:t>
-      </w:r>
-      <w:proofErr w:type="spellEnd"/>
-      <w:r>
-        <w:rPr>
-          <w:rFonts w:ascii="Times New Roman" w:eastAsia="Times New Roman" w:hAnsi="Times New Roman" w:cs="Times New Roman"/>
-          <w:sz w:val="24"/>
-          <w:szCs w:val="24"/>
-          <w:lang w:eastAsia="ru-RU"/>
-        </w:rPr>
-        <w:t>) относятся:</w:t>
+        <w:t>:</w:t>
       </w:r>
     </w:p>
     <w:p>
@@ -1465,46 +1675,18 @@
           <w:lang w:eastAsia="ru-RU"/>
         </w:rPr>
       </w:pPr>
-      <w:proofErr w:type="spellStart"/>
-      <w:r>
-        <w:rPr>
-          <w:rFonts w:ascii="Times New Roman" w:eastAsia="Times New Roman" w:hAnsi="Times New Roman" w:cs="Times New Roman"/>
-          <w:b/>
-          <w:bCs/>
-          <w:sz w:val="24"/>
-          <w:szCs w:val="24"/>
-          <w:lang w:eastAsia="ru-RU"/>
-        </w:rPr>
-        <w:t>Нифуроксазид</w:t>
-      </w:r>
-      <w:proofErr w:type="spellEnd"/>
-      <w:r>
-        <w:rPr>
-          <w:rFonts w:ascii="Times New Roman" w:eastAsia="Times New Roman" w:hAnsi="Times New Roman" w:cs="Times New Roman"/>
-          <w:b/>
-          <w:bCs/>
-          <w:sz w:val="24"/>
-          <w:szCs w:val="24"/>
-          <w:lang w:eastAsia="ru-RU"/>
-        </w:rPr>
-        <w:t xml:space="preserve"> разных производителей</w:t>
-      </w:r>
-      <w:r>
-        <w:rPr>
-          <w:rFonts w:ascii="Times New Roman" w:eastAsia="Times New Roman" w:hAnsi="Times New Roman" w:cs="Times New Roman"/>
-          <w:sz w:val="24"/>
-          <w:szCs w:val="24"/>
-          <w:lang w:eastAsia="ru-RU"/>
-        </w:rPr>
-        <w:t xml:space="preserve"> — препарат с тем же действующим веществом, применяемый для лечения бактериальной диареи.</w:t>
+      <w:r>
+        <w:rPr>
+          <w:rFonts w:ascii="Times New Roman" w:eastAsia="Times New Roman" w:hAnsi="Times New Roman" w:cs="Times New Roman"/>
+          <w:sz w:val="24"/>
+          <w:szCs w:val="24"/>
+          <w:lang w:eastAsia="ru-RU"/>
+        </w:rPr>
+        <w:t>Детям от 3 лет: по 1 таблетке 2 раза в день.</w:t>
       </w:r>
     </w:p>
     <w:p>
       <w:pPr>
-        <w:numPr>
-          <w:ilvl w:val="0"/>
-          <w:numId w:val="5"/>
-        </w:numPr>
         <w:spacing w:before="100" w:beforeAutospacing="1" w:after="100" w:afterAutospacing="1" w:line="240" w:lineRule="auto"/>
         <w:rPr>
           <w:rFonts w:ascii="Times New Roman" w:eastAsia="Times New Roman" w:hAnsi="Times New Roman" w:cs="Times New Roman"/>
@@ -1513,112 +1695,43 @@
           <w:lang w:eastAsia="ru-RU"/>
         </w:rPr>
       </w:pPr>
-      <w:proofErr w:type="spellStart"/>
-      <w:r>
-        <w:rPr>
-          <w:rFonts w:ascii="Times New Roman" w:eastAsia="Times New Roman" w:hAnsi="Times New Roman" w:cs="Times New Roman"/>
-          <w:b/>
-          <w:bCs/>
-          <w:sz w:val="24"/>
-          <w:szCs w:val="24"/>
-          <w:lang w:eastAsia="ru-RU"/>
-        </w:rPr>
-        <w:t>Стопдиар</w:t>
-      </w:r>
-      <w:proofErr w:type="spellEnd"/>
-      <w:r>
-        <w:rPr>
-          <w:rFonts w:ascii="Times New Roman" w:eastAsia="Times New Roman" w:hAnsi="Times New Roman" w:cs="Times New Roman"/>
-          <w:sz w:val="24"/>
-          <w:szCs w:val="24"/>
-          <w:lang w:eastAsia="ru-RU"/>
-        </w:rPr>
-        <w:t xml:space="preserve"> — противомикробное средство, также использующее </w:t>
-      </w:r>
-      <w:proofErr w:type="spellStart"/>
-      <w:r>
-        <w:rPr>
-          <w:rFonts w:ascii="Times New Roman" w:eastAsia="Times New Roman" w:hAnsi="Times New Roman" w:cs="Times New Roman"/>
-          <w:sz w:val="24"/>
-          <w:szCs w:val="24"/>
-          <w:lang w:eastAsia="ru-RU"/>
-        </w:rPr>
-        <w:t>нифуроксазид</w:t>
-      </w:r>
-      <w:proofErr w:type="spellEnd"/>
-      <w:r>
-        <w:rPr>
-          <w:rFonts w:ascii="Times New Roman" w:eastAsia="Times New Roman" w:hAnsi="Times New Roman" w:cs="Times New Roman"/>
-          <w:sz w:val="24"/>
-          <w:szCs w:val="24"/>
-          <w:lang w:eastAsia="ru-RU"/>
-        </w:rPr>
-        <w:t xml:space="preserve"> для устранения симптомов диареи.</w:t>
+      <w:r>
+        <w:rPr>
+          <w:rFonts w:ascii="Times New Roman" w:eastAsia="Times New Roman" w:hAnsi="Times New Roman" w:cs="Times New Roman"/>
+          <w:sz w:val="24"/>
+          <w:szCs w:val="24"/>
+          <w:lang w:eastAsia="ru-RU"/>
+        </w:rPr>
+        <w:t>Дозировка и продолжительность приема могут быть скорректированы врачом в зависимости от состояния пациента.</w:t>
       </w:r>
     </w:p>
     <w:p>
       <w:pPr>
-        <w:numPr>
-          <w:ilvl w:val="0"/>
-          <w:numId w:val="5"/>
-        </w:numPr>
         <w:spacing w:before="100" w:beforeAutospacing="1" w:after="100" w:afterAutospacing="1" w:line="240" w:lineRule="auto"/>
-        <w:rPr>
-          <w:rFonts w:ascii="Times New Roman" w:eastAsia="Times New Roman" w:hAnsi="Times New Roman" w:cs="Times New Roman"/>
-          <w:sz w:val="24"/>
-          <w:szCs w:val="24"/>
-          <w:lang w:eastAsia="ru-RU"/>
-        </w:rPr>
-      </w:pPr>
-      <w:proofErr w:type="spellStart"/>
-      <w:r>
-        <w:rPr>
-          <w:rFonts w:ascii="Times New Roman" w:eastAsia="Times New Roman" w:hAnsi="Times New Roman" w:cs="Times New Roman"/>
-          <w:b/>
-          <w:bCs/>
-          <w:sz w:val="24"/>
-          <w:szCs w:val="24"/>
-          <w:lang w:eastAsia="ru-RU"/>
-        </w:rPr>
-        <w:t>Экофурил</w:t>
-      </w:r>
-      <w:proofErr w:type="spellEnd"/>
-      <w:r>
-        <w:rPr>
-          <w:rFonts w:ascii="Times New Roman" w:eastAsia="Times New Roman" w:hAnsi="Times New Roman" w:cs="Times New Roman"/>
-          <w:sz w:val="24"/>
-          <w:szCs w:val="24"/>
-          <w:lang w:eastAsia="ru-RU"/>
-        </w:rPr>
-        <w:t xml:space="preserve"> — аналог </w:t>
-      </w:r>
-      <w:proofErr w:type="spellStart"/>
-      <w:r>
-        <w:rPr>
-          <w:rFonts w:ascii="Times New Roman" w:eastAsia="Times New Roman" w:hAnsi="Times New Roman" w:cs="Times New Roman"/>
-          <w:sz w:val="24"/>
-          <w:szCs w:val="24"/>
-          <w:lang w:eastAsia="ru-RU"/>
-        </w:rPr>
-        <w:t>Энтерофурила</w:t>
-      </w:r>
-      <w:proofErr w:type="spellEnd"/>
-      <w:r>
-        <w:rPr>
-          <w:rFonts w:ascii="Times New Roman" w:eastAsia="Times New Roman" w:hAnsi="Times New Roman" w:cs="Times New Roman"/>
-          <w:sz w:val="24"/>
-          <w:szCs w:val="24"/>
-          <w:lang w:eastAsia="ru-RU"/>
-        </w:rPr>
-        <w:t xml:space="preserve"> с тем же активным компонентом.</w:t>
+        <w:outlineLvl w:val="2"/>
+        <w:rPr>
+          <w:rFonts w:ascii="Times New Roman" w:eastAsia="Times New Roman" w:hAnsi="Times New Roman" w:cs="Times New Roman"/>
+          <w:b/>
+          <w:bCs/>
+          <w:sz w:val="27"/>
+          <w:szCs w:val="27"/>
+          <w:lang w:eastAsia="ru-RU"/>
+        </w:rPr>
+      </w:pPr>
+      <w:r>
+        <w:rPr>
+          <w:rFonts w:ascii="Times New Roman" w:eastAsia="Times New Roman" w:hAnsi="Times New Roman" w:cs="Times New Roman"/>
+          <w:b/>
+          <w:bCs/>
+          <w:sz w:val="27"/>
+          <w:szCs w:val="27"/>
+          <w:lang w:eastAsia="ru-RU"/>
+        </w:rPr>
+        <w:t>Передозировка</w:t>
       </w:r>
     </w:p>
     <w:p>
       <w:pPr>
-        <w:numPr>
-          <w:ilvl w:val="0"/>
-          <w:numId w:val="5"/>
-        </w:numPr>
         <w:spacing w:before="100" w:beforeAutospacing="1" w:after="100" w:afterAutospacing="1" w:line="240" w:lineRule="auto"/>
         <w:rPr>
           <w:rFonts w:ascii="Times New Roman" w:eastAsia="Times New Roman" w:hAnsi="Times New Roman" w:cs="Times New Roman"/>
@@ -1627,18 +1740,25 @@
           <w:lang w:eastAsia="ru-RU"/>
         </w:rPr>
       </w:pPr>
+      <w:r>
+        <w:rPr>
+          <w:rFonts w:ascii="Times New Roman" w:eastAsia="Times New Roman" w:hAnsi="Times New Roman" w:cs="Times New Roman"/>
+          <w:sz w:val="24"/>
+          <w:szCs w:val="24"/>
+          <w:lang w:eastAsia="ru-RU"/>
+        </w:rPr>
+        <w:t xml:space="preserve">Передозировка </w:t>
+      </w:r>
       <w:proofErr w:type="spellStart"/>
       <w:r>
         <w:rPr>
           <w:rFonts w:ascii="Times New Roman" w:eastAsia="Times New Roman" w:hAnsi="Times New Roman" w:cs="Times New Roman"/>
-          <w:b/>
-          <w:bCs/>
-          <w:sz w:val="24"/>
-          <w:szCs w:val="24"/>
-          <w:lang w:eastAsia="ru-RU"/>
-        </w:rPr>
-        <w:lastRenderedPageBreak/>
-        <w:t>Элюфор</w:t>
+          <w:bCs/>
+          <w:sz w:val="24"/>
+          <w:szCs w:val="24"/>
+          <w:lang w:eastAsia="ru-RU"/>
+        </w:rPr>
+        <w:t>Бифиформом</w:t>
       </w:r>
       <w:proofErr w:type="spellEnd"/>
       <w:r>
@@ -1648,77 +1768,37 @@
           <w:szCs w:val="24"/>
           <w:lang w:eastAsia="ru-RU"/>
         </w:rPr>
-        <w:t xml:space="preserve"> — еще один препарат на основе </w:t>
-      </w:r>
-      <w:proofErr w:type="spellStart"/>
-      <w:r>
-        <w:rPr>
-          <w:rFonts w:ascii="Times New Roman" w:eastAsia="Times New Roman" w:hAnsi="Times New Roman" w:cs="Times New Roman"/>
-          <w:sz w:val="24"/>
-          <w:szCs w:val="24"/>
-          <w:lang w:eastAsia="ru-RU"/>
-        </w:rPr>
-        <w:t>нифуроксазида</w:t>
-      </w:r>
-      <w:proofErr w:type="spellEnd"/>
-      <w:r>
-        <w:rPr>
-          <w:rFonts w:ascii="Times New Roman" w:eastAsia="Times New Roman" w:hAnsi="Times New Roman" w:cs="Times New Roman"/>
-          <w:sz w:val="24"/>
-          <w:szCs w:val="24"/>
-          <w:lang w:eastAsia="ru-RU"/>
-        </w:rPr>
-        <w:t>, обладающий аналогичным действием.</w:t>
+        <w:t xml:space="preserve"> не приводит к тяжелым последствиям, так как препарат действует только локально в кишечнике. В случае значительного превышения дозы рекомендуется медицинское наблюдение.</w:t>
       </w:r>
     </w:p>
     <w:p>
       <w:pPr>
-        <w:rPr>
-          <w:rFonts w:ascii="Times New Roman" w:hAnsi="Times New Roman" w:cs="Times New Roman"/>
-          <w:sz w:val="24"/>
-          <w:szCs w:val="24"/>
-        </w:rPr>
-      </w:pPr>
-      <w:hyperlink r:id="rId5" w:history="1">
-        <w:r>
-          <w:rPr>
-            <w:rStyle w:val="a6"/>
-            <w:rFonts w:ascii="Times New Roman" w:hAnsi="Times New Roman" w:cs="Times New Roman"/>
-            <w:sz w:val="24"/>
-            <w:szCs w:val="24"/>
-          </w:rPr>
-          <w:t>Смотреть все аналоги &gt;&gt;</w:t>
-        </w:r>
-      </w:hyperlink>
+        <w:spacing w:before="100" w:beforeAutospacing="1" w:after="100" w:afterAutospacing="1" w:line="240" w:lineRule="auto"/>
+        <w:outlineLvl w:val="2"/>
+        <w:rPr>
+          <w:rFonts w:ascii="Times New Roman" w:eastAsia="Times New Roman" w:hAnsi="Times New Roman" w:cs="Times New Roman"/>
+          <w:b/>
+          <w:bCs/>
+          <w:sz w:val="27"/>
+          <w:szCs w:val="27"/>
+          <w:lang w:eastAsia="ru-RU"/>
+        </w:rPr>
+      </w:pPr>
+      <w:r>
+        <w:rPr>
+          <w:rFonts w:ascii="Times New Roman" w:eastAsia="Times New Roman" w:hAnsi="Times New Roman" w:cs="Times New Roman"/>
+          <w:b/>
+          <w:bCs/>
+          <w:sz w:val="27"/>
+          <w:szCs w:val="27"/>
+          <w:lang w:eastAsia="ru-RU"/>
+        </w:rPr>
+        <w:t>Взаимодействие с другими препаратами</w:t>
+      </w:r>
     </w:p>
     <w:p>
       <w:pPr>
         <w:spacing w:before="100" w:beforeAutospacing="1" w:after="100" w:afterAutospacing="1" w:line="240" w:lineRule="auto"/>
-        <w:outlineLvl w:val="2"/>
-        <w:rPr>
-          <w:rFonts w:ascii="Times New Roman" w:eastAsia="Times New Roman" w:hAnsi="Times New Roman" w:cs="Times New Roman"/>
-          <w:b/>
-          <w:bCs/>
-          <w:sz w:val="27"/>
-          <w:szCs w:val="27"/>
-          <w:lang w:eastAsia="ru-RU"/>
-        </w:rPr>
-      </w:pPr>
-      <w:r>
-        <w:rPr>
-          <w:rFonts w:ascii="Times New Roman" w:eastAsia="Times New Roman" w:hAnsi="Times New Roman" w:cs="Times New Roman"/>
-          <w:b/>
-          <w:bCs/>
-          <w:sz w:val="27"/>
-          <w:szCs w:val="27"/>
-          <w:lang w:eastAsia="ru-RU"/>
-        </w:rPr>
-        <w:t>Можно ли принимать детям</w:t>
-      </w:r>
-    </w:p>
-    <w:p>
-      <w:pPr>
-        <w:spacing w:before="100" w:beforeAutospacing="1" w:after="100" w:afterAutospacing="1" w:line="240" w:lineRule="auto"/>
         <w:rPr>
           <w:rFonts w:ascii="Times New Roman" w:eastAsia="Times New Roman" w:hAnsi="Times New Roman" w:cs="Times New Roman"/>
           <w:sz w:val="24"/>
@@ -1730,11 +1810,13 @@
       <w:r>
         <w:rPr>
           <w:rFonts w:ascii="Times New Roman" w:eastAsia="Times New Roman" w:hAnsi="Times New Roman" w:cs="Times New Roman"/>
-          <w:sz w:val="24"/>
-          <w:szCs w:val="24"/>
-          <w:lang w:eastAsia="ru-RU"/>
-        </w:rPr>
-        <w:t>Энтерофурил</w:t>
+          <w:bCs/>
+          <w:sz w:val="24"/>
+          <w:szCs w:val="24"/>
+          <w:lang w:eastAsia="ru-RU"/>
+        </w:rPr>
+        <w:lastRenderedPageBreak/>
+        <w:t>Бифиформ</w:t>
       </w:r>
       <w:proofErr w:type="spellEnd"/>
       <w:r>
@@ -1744,442 +1826,7 @@
           <w:szCs w:val="24"/>
           <w:lang w:eastAsia="ru-RU"/>
         </w:rPr>
-        <w:t xml:space="preserve"> разрешен к применению у детей от 1 месяца в соответствующих дозах, согласно инструкции.</w:t>
-      </w:r>
-    </w:p>
-    <w:p>
-      <w:pPr>
-        <w:spacing w:before="100" w:beforeAutospacing="1" w:after="100" w:afterAutospacing="1" w:line="240" w:lineRule="auto"/>
-        <w:outlineLvl w:val="2"/>
-        <w:rPr>
-          <w:rFonts w:ascii="Times New Roman" w:eastAsia="Times New Roman" w:hAnsi="Times New Roman" w:cs="Times New Roman"/>
-          <w:b/>
-          <w:bCs/>
-          <w:sz w:val="27"/>
-          <w:szCs w:val="27"/>
-          <w:lang w:eastAsia="ru-RU"/>
-        </w:rPr>
-      </w:pPr>
-      <w:r>
-        <w:rPr>
-          <w:rFonts w:ascii="Times New Roman" w:eastAsia="Times New Roman" w:hAnsi="Times New Roman" w:cs="Times New Roman"/>
-          <w:b/>
-          <w:bCs/>
-          <w:sz w:val="27"/>
-          <w:szCs w:val="27"/>
-          <w:lang w:eastAsia="ru-RU"/>
-        </w:rPr>
-        <w:t xml:space="preserve">Можно ли принимать </w:t>
-      </w:r>
-      <w:proofErr w:type="spellStart"/>
-      <w:r>
-        <w:rPr>
-          <w:rFonts w:ascii="Times New Roman" w:eastAsia="Times New Roman" w:hAnsi="Times New Roman" w:cs="Times New Roman"/>
-          <w:b/>
-          <w:bCs/>
-          <w:sz w:val="27"/>
-          <w:szCs w:val="27"/>
-          <w:lang w:eastAsia="ru-RU"/>
-        </w:rPr>
-        <w:t>Энтерофурил</w:t>
-      </w:r>
-      <w:proofErr w:type="spellEnd"/>
-      <w:r>
-        <w:rPr>
-          <w:rFonts w:ascii="Times New Roman" w:eastAsia="Times New Roman" w:hAnsi="Times New Roman" w:cs="Times New Roman"/>
-          <w:b/>
-          <w:bCs/>
-          <w:sz w:val="27"/>
-          <w:szCs w:val="27"/>
-          <w:lang w:eastAsia="ru-RU"/>
-        </w:rPr>
-        <w:t xml:space="preserve"> при беременности и кормлении грудью</w:t>
-      </w:r>
-    </w:p>
-    <w:p>
-      <w:pPr>
-        <w:spacing w:before="100" w:beforeAutospacing="1" w:after="100" w:afterAutospacing="1" w:line="240" w:lineRule="auto"/>
-        <w:rPr>
-          <w:rFonts w:ascii="Times New Roman" w:eastAsia="Times New Roman" w:hAnsi="Times New Roman" w:cs="Times New Roman"/>
-          <w:sz w:val="24"/>
-          <w:szCs w:val="24"/>
-          <w:lang w:eastAsia="ru-RU"/>
-        </w:rPr>
-      </w:pPr>
-      <w:r>
-        <w:rPr>
-          <w:rFonts w:ascii="Times New Roman" w:eastAsia="Times New Roman" w:hAnsi="Times New Roman" w:cs="Times New Roman"/>
-          <w:sz w:val="24"/>
-          <w:szCs w:val="24"/>
-          <w:lang w:eastAsia="ru-RU"/>
-        </w:rPr>
-        <w:t>Применение препарата в период беременности не рекомендуется. Во время лактации использование возможно при коротком курсе лечения и только по назначению врача.</w:t>
-      </w:r>
-    </w:p>
-    <w:p>
-      <w:pPr>
-        <w:spacing w:before="100" w:beforeAutospacing="1" w:after="100" w:afterAutospacing="1" w:line="240" w:lineRule="auto"/>
-        <w:outlineLvl w:val="2"/>
-        <w:rPr>
-          <w:rFonts w:ascii="Times New Roman" w:eastAsia="Times New Roman" w:hAnsi="Times New Roman" w:cs="Times New Roman"/>
-          <w:b/>
-          <w:bCs/>
-          <w:sz w:val="27"/>
-          <w:szCs w:val="27"/>
-          <w:lang w:eastAsia="ru-RU"/>
-        </w:rPr>
-      </w:pPr>
-      <w:r>
-        <w:rPr>
-          <w:rFonts w:ascii="Times New Roman" w:eastAsia="Times New Roman" w:hAnsi="Times New Roman" w:cs="Times New Roman"/>
-          <w:b/>
-          <w:bCs/>
-          <w:sz w:val="27"/>
-          <w:szCs w:val="27"/>
-          <w:lang w:eastAsia="ru-RU"/>
-        </w:rPr>
-        <w:t xml:space="preserve">Совместим ли </w:t>
-      </w:r>
-      <w:proofErr w:type="spellStart"/>
-      <w:r>
-        <w:rPr>
-          <w:rFonts w:ascii="Times New Roman" w:eastAsia="Times New Roman" w:hAnsi="Times New Roman" w:cs="Times New Roman"/>
-          <w:b/>
-          <w:bCs/>
-          <w:sz w:val="27"/>
-          <w:szCs w:val="27"/>
-          <w:lang w:eastAsia="ru-RU"/>
-        </w:rPr>
-        <w:t>Энтерофурил</w:t>
-      </w:r>
-      <w:proofErr w:type="spellEnd"/>
-      <w:r>
-        <w:rPr>
-          <w:rFonts w:ascii="Times New Roman" w:eastAsia="Times New Roman" w:hAnsi="Times New Roman" w:cs="Times New Roman"/>
-          <w:b/>
-          <w:bCs/>
-          <w:sz w:val="27"/>
-          <w:szCs w:val="27"/>
-          <w:lang w:eastAsia="ru-RU"/>
-        </w:rPr>
-        <w:t xml:space="preserve"> и алкоголь</w:t>
-      </w:r>
-    </w:p>
-    <w:p>
-      <w:pPr>
-        <w:spacing w:before="100" w:beforeAutospacing="1" w:after="100" w:afterAutospacing="1" w:line="240" w:lineRule="auto"/>
-        <w:rPr>
-          <w:rFonts w:ascii="Times New Roman" w:eastAsia="Times New Roman" w:hAnsi="Times New Roman" w:cs="Times New Roman"/>
-          <w:sz w:val="24"/>
-          <w:szCs w:val="24"/>
-          <w:lang w:eastAsia="ru-RU"/>
-        </w:rPr>
-      </w:pPr>
-      <w:r>
-        <w:rPr>
-          <w:rFonts w:ascii="Times New Roman" w:eastAsia="Times New Roman" w:hAnsi="Times New Roman" w:cs="Times New Roman"/>
-          <w:sz w:val="24"/>
-          <w:szCs w:val="24"/>
-          <w:lang w:eastAsia="ru-RU"/>
-        </w:rPr>
-        <w:t xml:space="preserve">Употребление алкоголя в период лечения </w:t>
-      </w:r>
-      <w:proofErr w:type="spellStart"/>
-      <w:r>
-        <w:rPr>
-          <w:rFonts w:ascii="Times New Roman" w:eastAsia="Times New Roman" w:hAnsi="Times New Roman" w:cs="Times New Roman"/>
-          <w:sz w:val="24"/>
-          <w:szCs w:val="24"/>
-          <w:lang w:eastAsia="ru-RU"/>
-        </w:rPr>
-        <w:t>Энтерофурилом</w:t>
-      </w:r>
-      <w:proofErr w:type="spellEnd"/>
-      <w:r>
-        <w:rPr>
-          <w:rFonts w:ascii="Times New Roman" w:eastAsia="Times New Roman" w:hAnsi="Times New Roman" w:cs="Times New Roman"/>
-          <w:sz w:val="24"/>
-          <w:szCs w:val="24"/>
-          <w:lang w:eastAsia="ru-RU"/>
-        </w:rPr>
-        <w:t xml:space="preserve"> не рекомендуется, так как это может ухудшить эффективность лечения и повысить риск побочных эффектов.</w:t>
-      </w:r>
-    </w:p>
-    <w:p>
-      <w:pPr>
-        <w:spacing w:before="100" w:beforeAutospacing="1" w:after="100" w:afterAutospacing="1" w:line="240" w:lineRule="auto"/>
-        <w:outlineLvl w:val="2"/>
-        <w:rPr>
-          <w:rFonts w:ascii="Times New Roman" w:eastAsia="Times New Roman" w:hAnsi="Times New Roman" w:cs="Times New Roman"/>
-          <w:b/>
-          <w:bCs/>
-          <w:sz w:val="27"/>
-          <w:szCs w:val="27"/>
-          <w:lang w:eastAsia="ru-RU"/>
-        </w:rPr>
-      </w:pPr>
-      <w:r>
-        <w:rPr>
-          <w:rFonts w:ascii="Times New Roman" w:eastAsia="Times New Roman" w:hAnsi="Times New Roman" w:cs="Times New Roman"/>
-          <w:b/>
-          <w:bCs/>
-          <w:sz w:val="27"/>
-          <w:szCs w:val="27"/>
-          <w:lang w:eastAsia="ru-RU"/>
-        </w:rPr>
-        <w:t>Отпускается по рецепту или нет</w:t>
-      </w:r>
-    </w:p>
-    <w:p>
-      <w:pPr>
-        <w:spacing w:before="100" w:beforeAutospacing="1" w:after="100" w:afterAutospacing="1" w:line="240" w:lineRule="auto"/>
-        <w:rPr>
-          <w:rFonts w:ascii="Times New Roman" w:eastAsia="Times New Roman" w:hAnsi="Times New Roman" w:cs="Times New Roman"/>
-          <w:sz w:val="24"/>
-          <w:szCs w:val="24"/>
-          <w:lang w:eastAsia="ru-RU"/>
-        </w:rPr>
-      </w:pPr>
-      <w:proofErr w:type="spellStart"/>
-      <w:r>
-        <w:rPr>
-          <w:rFonts w:ascii="Times New Roman" w:eastAsia="Times New Roman" w:hAnsi="Times New Roman" w:cs="Times New Roman"/>
-          <w:sz w:val="24"/>
-          <w:szCs w:val="24"/>
-          <w:lang w:eastAsia="ru-RU"/>
-        </w:rPr>
-        <w:t>Энтерофурил</w:t>
-      </w:r>
-      <w:proofErr w:type="spellEnd"/>
-      <w:r>
-        <w:rPr>
-          <w:rFonts w:ascii="Times New Roman" w:eastAsia="Times New Roman" w:hAnsi="Times New Roman" w:cs="Times New Roman"/>
-          <w:sz w:val="24"/>
-          <w:szCs w:val="24"/>
-          <w:lang w:eastAsia="ru-RU"/>
-        </w:rPr>
-        <w:t xml:space="preserve"> отпускается без рецепта.</w:t>
-      </w:r>
-    </w:p>
-    <w:p>
-      <w:pPr>
-        <w:spacing w:before="100" w:beforeAutospacing="1" w:after="100" w:afterAutospacing="1" w:line="240" w:lineRule="auto"/>
-        <w:outlineLvl w:val="2"/>
-        <w:rPr>
-          <w:rFonts w:ascii="Times New Roman" w:eastAsia="Times New Roman" w:hAnsi="Times New Roman" w:cs="Times New Roman"/>
-          <w:b/>
-          <w:bCs/>
-          <w:sz w:val="27"/>
-          <w:szCs w:val="27"/>
-          <w:lang w:eastAsia="ru-RU"/>
-        </w:rPr>
-      </w:pPr>
-      <w:r>
-        <w:rPr>
-          <w:rFonts w:ascii="Times New Roman" w:eastAsia="Times New Roman" w:hAnsi="Times New Roman" w:cs="Times New Roman"/>
-          <w:b/>
-          <w:bCs/>
-          <w:sz w:val="27"/>
-          <w:szCs w:val="27"/>
-          <w:lang w:eastAsia="ru-RU"/>
-        </w:rPr>
-        <w:t xml:space="preserve">Как хранить </w:t>
-      </w:r>
-      <w:proofErr w:type="spellStart"/>
-      <w:r>
-        <w:rPr>
-          <w:rFonts w:ascii="Times New Roman" w:eastAsia="Times New Roman" w:hAnsi="Times New Roman" w:cs="Times New Roman"/>
-          <w:b/>
-          <w:bCs/>
-          <w:sz w:val="27"/>
-          <w:szCs w:val="27"/>
-          <w:lang w:eastAsia="ru-RU"/>
-        </w:rPr>
-        <w:t>Энтерофурил</w:t>
-      </w:r>
-      <w:proofErr w:type="spellEnd"/>
-    </w:p>
-    <w:p>
-      <w:pPr>
-        <w:spacing w:before="100" w:beforeAutospacing="1" w:after="100" w:afterAutospacing="1" w:line="240" w:lineRule="auto"/>
-        <w:rPr>
-          <w:rFonts w:ascii="Times New Roman" w:eastAsia="Times New Roman" w:hAnsi="Times New Roman" w:cs="Times New Roman"/>
-          <w:sz w:val="24"/>
-          <w:szCs w:val="24"/>
-          <w:lang w:eastAsia="ru-RU"/>
-        </w:rPr>
-      </w:pPr>
-      <w:r>
-        <w:rPr>
-          <w:rFonts w:ascii="Times New Roman" w:eastAsia="Times New Roman" w:hAnsi="Times New Roman" w:cs="Times New Roman"/>
-          <w:sz w:val="24"/>
-          <w:szCs w:val="24"/>
-          <w:lang w:eastAsia="ru-RU"/>
-        </w:rPr>
-        <w:t>Препарат следует хранить при температуре не выше 25°C в недоступном для детей месте. Не замораживать.</w:t>
-      </w:r>
-    </w:p>
-    <w:p>
-      <w:pPr>
-        <w:spacing w:before="100" w:beforeAutospacing="1" w:after="100" w:afterAutospacing="1" w:line="240" w:lineRule="auto"/>
-        <w:outlineLvl w:val="2"/>
-        <w:rPr>
-          <w:rFonts w:ascii="Times New Roman" w:eastAsia="Times New Roman" w:hAnsi="Times New Roman" w:cs="Times New Roman"/>
-          <w:b/>
-          <w:bCs/>
-          <w:sz w:val="27"/>
-          <w:szCs w:val="27"/>
-          <w:lang w:eastAsia="ru-RU"/>
-        </w:rPr>
-      </w:pPr>
-      <w:r>
-        <w:rPr>
-          <w:rFonts w:ascii="Times New Roman" w:eastAsia="Times New Roman" w:hAnsi="Times New Roman" w:cs="Times New Roman"/>
-          <w:b/>
-          <w:bCs/>
-          <w:sz w:val="27"/>
-          <w:szCs w:val="27"/>
-          <w:lang w:eastAsia="ru-RU"/>
-        </w:rPr>
-        <w:t>Срок годности</w:t>
-      </w:r>
-    </w:p>
-    <w:p>
-      <w:pPr>
-        <w:spacing w:before="100" w:beforeAutospacing="1" w:after="100" w:afterAutospacing="1" w:line="240" w:lineRule="auto"/>
-        <w:rPr>
-          <w:rFonts w:ascii="Times New Roman" w:eastAsia="Times New Roman" w:hAnsi="Times New Roman" w:cs="Times New Roman"/>
-          <w:sz w:val="24"/>
-          <w:szCs w:val="24"/>
-          <w:lang w:eastAsia="ru-RU"/>
-        </w:rPr>
-      </w:pPr>
-      <w:r>
-        <w:rPr>
-          <w:rFonts w:ascii="Times New Roman" w:eastAsia="Times New Roman" w:hAnsi="Times New Roman" w:cs="Times New Roman"/>
-          <w:sz w:val="24"/>
-          <w:szCs w:val="24"/>
-          <w:lang w:eastAsia="ru-RU"/>
-        </w:rPr>
-        <w:t xml:space="preserve">Срок годности </w:t>
-      </w:r>
-      <w:proofErr w:type="spellStart"/>
-      <w:r>
-        <w:rPr>
-          <w:rFonts w:ascii="Times New Roman" w:eastAsia="Times New Roman" w:hAnsi="Times New Roman" w:cs="Times New Roman"/>
-          <w:sz w:val="24"/>
-          <w:szCs w:val="24"/>
-          <w:lang w:eastAsia="ru-RU"/>
-        </w:rPr>
-        <w:t>Энтерофурила</w:t>
-      </w:r>
-      <w:proofErr w:type="spellEnd"/>
-      <w:r>
-        <w:rPr>
-          <w:rFonts w:ascii="Times New Roman" w:eastAsia="Times New Roman" w:hAnsi="Times New Roman" w:cs="Times New Roman"/>
-          <w:sz w:val="24"/>
-          <w:szCs w:val="24"/>
-          <w:lang w:eastAsia="ru-RU"/>
-        </w:rPr>
-        <w:t xml:space="preserve"> составляет 3 года. Не применять по истечении срока годности.</w:t>
-      </w:r>
-    </w:p>
-    <w:p>
-      <w:pPr>
-        <w:spacing w:before="100" w:beforeAutospacing="1" w:after="100" w:afterAutospacing="1" w:line="240" w:lineRule="auto"/>
-        <w:outlineLvl w:val="2"/>
-        <w:rPr>
-          <w:rFonts w:ascii="Times New Roman" w:eastAsia="Times New Roman" w:hAnsi="Times New Roman" w:cs="Times New Roman"/>
-          <w:b/>
-          <w:bCs/>
-          <w:sz w:val="27"/>
-          <w:szCs w:val="27"/>
-          <w:lang w:eastAsia="ru-RU"/>
-        </w:rPr>
-      </w:pPr>
-      <w:r>
-        <w:rPr>
-          <w:rFonts w:ascii="Times New Roman" w:eastAsia="Times New Roman" w:hAnsi="Times New Roman" w:cs="Times New Roman"/>
-          <w:b/>
-          <w:bCs/>
-          <w:sz w:val="27"/>
-          <w:szCs w:val="27"/>
-          <w:lang w:eastAsia="ru-RU"/>
-        </w:rPr>
-        <w:t>Производитель</w:t>
-      </w:r>
-    </w:p>
-    <w:p>
-      <w:pPr>
-        <w:spacing w:before="100" w:beforeAutospacing="1" w:after="100" w:afterAutospacing="1" w:line="240" w:lineRule="auto"/>
-        <w:rPr>
-          <w:rFonts w:ascii="Times New Roman" w:eastAsia="Times New Roman" w:hAnsi="Times New Roman" w:cs="Times New Roman"/>
-          <w:sz w:val="24"/>
-          <w:szCs w:val="24"/>
-          <w:lang w:eastAsia="ru-RU"/>
-        </w:rPr>
-      </w:pPr>
-      <w:r>
-        <w:rPr>
-          <w:rFonts w:ascii="Times New Roman" w:eastAsia="Times New Roman" w:hAnsi="Times New Roman" w:cs="Times New Roman"/>
-          <w:sz w:val="24"/>
-          <w:szCs w:val="24"/>
-          <w:lang w:eastAsia="ru-RU"/>
-        </w:rPr>
-        <w:t xml:space="preserve">Производителем </w:t>
-      </w:r>
-      <w:proofErr w:type="spellStart"/>
-      <w:r>
-        <w:rPr>
-          <w:rFonts w:ascii="Times New Roman" w:eastAsia="Times New Roman" w:hAnsi="Times New Roman" w:cs="Times New Roman"/>
-          <w:sz w:val="24"/>
-          <w:szCs w:val="24"/>
-          <w:lang w:eastAsia="ru-RU"/>
-        </w:rPr>
-        <w:t>Энтерофурила</w:t>
-      </w:r>
-      <w:proofErr w:type="spellEnd"/>
-      <w:r>
-        <w:rPr>
-          <w:rFonts w:ascii="Times New Roman" w:eastAsia="Times New Roman" w:hAnsi="Times New Roman" w:cs="Times New Roman"/>
-          <w:sz w:val="24"/>
-          <w:szCs w:val="24"/>
-          <w:lang w:eastAsia="ru-RU"/>
-        </w:rPr>
-        <w:t xml:space="preserve"> является компания </w:t>
-      </w:r>
-      <w:r>
-        <w:rPr>
-          <w:rFonts w:ascii="Times New Roman" w:eastAsia="Times New Roman" w:hAnsi="Times New Roman" w:cs="Times New Roman"/>
-          <w:b/>
-          <w:bCs/>
-          <w:sz w:val="24"/>
-          <w:szCs w:val="24"/>
-          <w:lang w:eastAsia="ru-RU"/>
-        </w:rPr>
-        <w:t xml:space="preserve">BOSNALIJEK D </w:t>
-      </w:r>
-      <w:proofErr w:type="spellStart"/>
-      <w:r>
-        <w:rPr>
-          <w:rFonts w:ascii="Times New Roman" w:eastAsia="Times New Roman" w:hAnsi="Times New Roman" w:cs="Times New Roman"/>
-          <w:b/>
-          <w:bCs/>
-          <w:sz w:val="24"/>
-          <w:szCs w:val="24"/>
-          <w:lang w:eastAsia="ru-RU"/>
-        </w:rPr>
-        <w:t>D</w:t>
-      </w:r>
-      <w:proofErr w:type="spellEnd"/>
-      <w:r>
-        <w:rPr>
-          <w:rFonts w:ascii="Times New Roman" w:eastAsia="Times New Roman" w:hAnsi="Times New Roman" w:cs="Times New Roman"/>
-          <w:sz w:val="24"/>
-          <w:szCs w:val="24"/>
-          <w:lang w:eastAsia="ru-RU"/>
-        </w:rPr>
-        <w:t xml:space="preserve"> из Боснии и Герцеговины. Производственная площадка (завод-производитель) может быть изменена держателем регистрационного удостоверения.</w:t>
+        <w:t xml:space="preserve"> можно принимать одновременно с антибиотиками для профилактики антибиотик-ассоциированной диареи. Препарат не взаимодействует с другими лекарственными средствами, так как действует локально и не всасывается в кровь.</w:t>
       </w:r>
     </w:p>
     <w:tbl>
@@ -2280,7 +1927,7 @@
       </w:tr>
       <w:tr>
         <w:trPr>
-          <w:trHeight w:val="312"/>
+          <w:trHeight w:val="1248"/>
         </w:trPr>
         <w:tc>
           <w:tcPr>
@@ -2314,7 +1961,29 @@
                 <w:szCs w:val="24"/>
                 <w:lang w:eastAsia="ru-RU"/>
               </w:rPr>
-              <w:t>Потеря эффективности Ибупрофена.</w:t>
+              <w:t xml:space="preserve">Стимулирование синтеза </w:t>
+            </w:r>
+            <w:proofErr w:type="spellStart"/>
+            <w:r>
+              <w:rPr>
+                <w:rFonts w:ascii="Times New Roman" w:eastAsia="Times New Roman" w:hAnsi="Times New Roman" w:cs="Times New Roman"/>
+                <w:color w:val="000000"/>
+                <w:sz w:val="24"/>
+                <w:szCs w:val="24"/>
+                <w:lang w:eastAsia="ru-RU"/>
+              </w:rPr>
+              <w:t>гидроксилированных</w:t>
+            </w:r>
+            <w:proofErr w:type="spellEnd"/>
+            <w:r>
+              <w:rPr>
+                <w:rFonts w:ascii="Times New Roman" w:eastAsia="Times New Roman" w:hAnsi="Times New Roman" w:cs="Times New Roman"/>
+                <w:color w:val="000000"/>
+                <w:sz w:val="24"/>
+                <w:szCs w:val="24"/>
+                <w:lang w:eastAsia="ru-RU"/>
+              </w:rPr>
+              <w:t xml:space="preserve"> активных метаболитов, что приводит к тяжелым интоксикациям.</w:t>
             </w:r>
           </w:p>
         </w:tc>
@@ -2350,7 +2019,293 @@
                 <w:szCs w:val="24"/>
                 <w:lang w:eastAsia="ru-RU"/>
               </w:rPr>
-              <w:t>Антациды.</w:t>
+              <w:t xml:space="preserve">Индукторы ферментов </w:t>
+            </w:r>
+            <w:proofErr w:type="spellStart"/>
+            <w:r>
+              <w:rPr>
+                <w:rFonts w:ascii="Times New Roman" w:eastAsia="Times New Roman" w:hAnsi="Times New Roman" w:cs="Times New Roman"/>
+                <w:color w:val="000000"/>
+                <w:sz w:val="24"/>
+                <w:szCs w:val="24"/>
+                <w:lang w:eastAsia="ru-RU"/>
+              </w:rPr>
+              <w:t>микросомального</w:t>
+            </w:r>
+            <w:proofErr w:type="spellEnd"/>
+            <w:r>
+              <w:rPr>
+                <w:rFonts w:ascii="Times New Roman" w:eastAsia="Times New Roman" w:hAnsi="Times New Roman" w:cs="Times New Roman"/>
+                <w:color w:val="000000"/>
+                <w:sz w:val="24"/>
+                <w:szCs w:val="24"/>
+                <w:lang w:eastAsia="ru-RU"/>
+              </w:rPr>
+              <w:t xml:space="preserve"> окисления в печени: фенитоин, этанол, барбитураты, </w:t>
+            </w:r>
+            <w:proofErr w:type="spellStart"/>
+            <w:r>
+              <w:rPr>
+                <w:rFonts w:ascii="Times New Roman" w:eastAsia="Times New Roman" w:hAnsi="Times New Roman" w:cs="Times New Roman"/>
+                <w:color w:val="000000"/>
+                <w:sz w:val="24"/>
+                <w:szCs w:val="24"/>
+                <w:lang w:eastAsia="ru-RU"/>
+              </w:rPr>
+              <w:t>флумецинол</w:t>
+            </w:r>
+            <w:proofErr w:type="spellEnd"/>
+            <w:r>
+              <w:rPr>
+                <w:rFonts w:ascii="Times New Roman" w:eastAsia="Times New Roman" w:hAnsi="Times New Roman" w:cs="Times New Roman"/>
+                <w:color w:val="000000"/>
+                <w:sz w:val="24"/>
+                <w:szCs w:val="24"/>
+                <w:lang w:eastAsia="ru-RU"/>
+              </w:rPr>
+              <w:t xml:space="preserve">, </w:t>
+            </w:r>
+            <w:proofErr w:type="spellStart"/>
+            <w:r>
+              <w:rPr>
+                <w:rFonts w:ascii="Times New Roman" w:eastAsia="Times New Roman" w:hAnsi="Times New Roman" w:cs="Times New Roman"/>
+                <w:color w:val="000000"/>
+                <w:sz w:val="24"/>
+                <w:szCs w:val="24"/>
+                <w:lang w:eastAsia="ru-RU"/>
+              </w:rPr>
+              <w:t>рифампицин</w:t>
+            </w:r>
+            <w:proofErr w:type="spellEnd"/>
+            <w:r>
+              <w:rPr>
+                <w:rFonts w:ascii="Times New Roman" w:eastAsia="Times New Roman" w:hAnsi="Times New Roman" w:cs="Times New Roman"/>
+                <w:color w:val="000000"/>
+                <w:sz w:val="24"/>
+                <w:szCs w:val="24"/>
+                <w:lang w:eastAsia="ru-RU"/>
+              </w:rPr>
+              <w:t>, фенилбутазон, трициклические антидепрессанты.</w:t>
+            </w:r>
+          </w:p>
+        </w:tc>
+      </w:tr>
+      <w:tr>
+        <w:trPr>
+          <w:trHeight w:val="936"/>
+        </w:trPr>
+        <w:tc>
+          <w:tcPr>
+            <w:tcW w:w="3823" w:type="dxa"/>
+            <w:tcBorders>
+              <w:top w:val="nil"/>
+              <w:left w:val="single" w:sz="4" w:space="0" w:color="auto"/>
+              <w:bottom w:val="single" w:sz="4" w:space="0" w:color="auto"/>
+              <w:right w:val="single" w:sz="4" w:space="0" w:color="auto"/>
+            </w:tcBorders>
+            <w:shd w:val="clear" w:color="000000" w:fill="FFFFFF"/>
+            <w:vAlign w:val="center"/>
+            <w:hideMark/>
+          </w:tcPr>
+          <w:p>
+            <w:pPr>
+              <w:spacing w:after="0" w:line="240" w:lineRule="auto"/>
+              <w:rPr>
+                <w:rFonts w:ascii="Times New Roman" w:eastAsia="Times New Roman" w:hAnsi="Times New Roman" w:cs="Times New Roman"/>
+                <w:color w:val="000000"/>
+                <w:sz w:val="24"/>
+                <w:szCs w:val="24"/>
+                <w:lang w:eastAsia="ru-RU"/>
+              </w:rPr>
+            </w:pPr>
+            <w:r>
+              <w:rPr>
+                <w:rFonts w:ascii="Times New Roman" w:eastAsia="Times New Roman" w:hAnsi="Times New Roman" w:cs="Times New Roman"/>
+                <w:color w:val="000000"/>
+                <w:sz w:val="24"/>
+                <w:szCs w:val="24"/>
+                <w:lang w:eastAsia="ru-RU"/>
+              </w:rPr>
+              <w:t>Минимизация вероятности формирования гепатотоксического эффекта.</w:t>
+            </w:r>
+          </w:p>
+        </w:tc>
+        <w:tc>
+          <w:tcPr>
+            <w:tcW w:w="4677" w:type="dxa"/>
+            <w:tcBorders>
+              <w:top w:val="nil"/>
+              <w:left w:val="nil"/>
+              <w:bottom w:val="single" w:sz="4" w:space="0" w:color="auto"/>
+              <w:right w:val="single" w:sz="4" w:space="0" w:color="auto"/>
+            </w:tcBorders>
+            <w:shd w:val="clear" w:color="000000" w:fill="FFFFFF"/>
+            <w:vAlign w:val="center"/>
+            <w:hideMark/>
+          </w:tcPr>
+          <w:p>
+            <w:pPr>
+              <w:spacing w:after="0" w:line="240" w:lineRule="auto"/>
+              <w:rPr>
+                <w:rFonts w:ascii="Times New Roman" w:eastAsia="Times New Roman" w:hAnsi="Times New Roman" w:cs="Times New Roman"/>
+                <w:color w:val="000000"/>
+                <w:sz w:val="24"/>
+                <w:szCs w:val="24"/>
+                <w:lang w:eastAsia="ru-RU"/>
+              </w:rPr>
+            </w:pPr>
+            <w:r>
+              <w:rPr>
+                <w:rFonts w:ascii="Times New Roman" w:eastAsia="Times New Roman" w:hAnsi="Times New Roman" w:cs="Times New Roman"/>
+                <w:color w:val="000000"/>
+                <w:sz w:val="24"/>
+                <w:szCs w:val="24"/>
+                <w:lang w:eastAsia="ru-RU"/>
+              </w:rPr>
+              <w:t xml:space="preserve">Ингибиторы </w:t>
+            </w:r>
+            <w:proofErr w:type="spellStart"/>
+            <w:r>
+              <w:rPr>
+                <w:rFonts w:ascii="Times New Roman" w:eastAsia="Times New Roman" w:hAnsi="Times New Roman" w:cs="Times New Roman"/>
+                <w:color w:val="000000"/>
+                <w:sz w:val="24"/>
+                <w:szCs w:val="24"/>
+                <w:lang w:eastAsia="ru-RU"/>
+              </w:rPr>
+              <w:t>микросомального</w:t>
+            </w:r>
+            <w:proofErr w:type="spellEnd"/>
+            <w:r>
+              <w:rPr>
+                <w:rFonts w:ascii="Times New Roman" w:eastAsia="Times New Roman" w:hAnsi="Times New Roman" w:cs="Times New Roman"/>
+                <w:color w:val="000000"/>
+                <w:sz w:val="24"/>
+                <w:szCs w:val="24"/>
+                <w:lang w:eastAsia="ru-RU"/>
+              </w:rPr>
+              <w:t xml:space="preserve"> окисления.</w:t>
+            </w:r>
+          </w:p>
+        </w:tc>
+      </w:tr>
+      <w:tr>
+        <w:trPr>
+          <w:trHeight w:val="936"/>
+        </w:trPr>
+        <w:tc>
+          <w:tcPr>
+            <w:tcW w:w="3823" w:type="dxa"/>
+            <w:tcBorders>
+              <w:top w:val="nil"/>
+              <w:left w:val="single" w:sz="4" w:space="0" w:color="auto"/>
+              <w:bottom w:val="single" w:sz="4" w:space="0" w:color="auto"/>
+              <w:right w:val="single" w:sz="4" w:space="0" w:color="auto"/>
+            </w:tcBorders>
+            <w:shd w:val="clear" w:color="000000" w:fill="FFFFFF"/>
+            <w:vAlign w:val="center"/>
+            <w:hideMark/>
+          </w:tcPr>
+          <w:p>
+            <w:pPr>
+              <w:spacing w:after="0" w:line="240" w:lineRule="auto"/>
+              <w:rPr>
+                <w:rFonts w:ascii="Times New Roman" w:eastAsia="Times New Roman" w:hAnsi="Times New Roman" w:cs="Times New Roman"/>
+                <w:color w:val="000000"/>
+                <w:sz w:val="24"/>
+                <w:szCs w:val="24"/>
+                <w:lang w:eastAsia="ru-RU"/>
+              </w:rPr>
+            </w:pPr>
+            <w:r>
+              <w:rPr>
+                <w:rFonts w:ascii="Times New Roman" w:eastAsia="Times New Roman" w:hAnsi="Times New Roman" w:cs="Times New Roman"/>
+                <w:color w:val="000000"/>
+                <w:sz w:val="24"/>
+                <w:szCs w:val="24"/>
+                <w:lang w:eastAsia="ru-RU"/>
+              </w:rPr>
+              <w:t>Ибупрофен оказывает негативное влияние на эффективность работы указанных средств.</w:t>
+            </w:r>
+          </w:p>
+        </w:tc>
+        <w:tc>
+          <w:tcPr>
+            <w:tcW w:w="4677" w:type="dxa"/>
+            <w:tcBorders>
+              <w:top w:val="nil"/>
+              <w:left w:val="nil"/>
+              <w:bottom w:val="single" w:sz="4" w:space="0" w:color="auto"/>
+              <w:right w:val="single" w:sz="4" w:space="0" w:color="auto"/>
+            </w:tcBorders>
+            <w:shd w:val="clear" w:color="000000" w:fill="FFFFFF"/>
+            <w:vAlign w:val="center"/>
+            <w:hideMark/>
+          </w:tcPr>
+          <w:p>
+            <w:pPr>
+              <w:spacing w:after="0" w:line="240" w:lineRule="auto"/>
+              <w:rPr>
+                <w:rFonts w:ascii="Times New Roman" w:eastAsia="Times New Roman" w:hAnsi="Times New Roman" w:cs="Times New Roman"/>
+                <w:color w:val="000000"/>
+                <w:sz w:val="24"/>
+                <w:szCs w:val="24"/>
+                <w:lang w:eastAsia="ru-RU"/>
+              </w:rPr>
+            </w:pPr>
+            <w:r>
+              <w:rPr>
+                <w:rFonts w:ascii="Times New Roman" w:eastAsia="Times New Roman" w:hAnsi="Times New Roman" w:cs="Times New Roman"/>
+                <w:color w:val="000000"/>
+                <w:sz w:val="24"/>
+                <w:szCs w:val="24"/>
+                <w:lang w:eastAsia="ru-RU"/>
+              </w:rPr>
+              <w:t xml:space="preserve">Вазодилататоры, фуросемид, </w:t>
+            </w:r>
+            <w:proofErr w:type="spellStart"/>
+            <w:r>
+              <w:rPr>
+                <w:rFonts w:ascii="Times New Roman" w:eastAsia="Times New Roman" w:hAnsi="Times New Roman" w:cs="Times New Roman"/>
+                <w:color w:val="000000"/>
+                <w:sz w:val="24"/>
+                <w:szCs w:val="24"/>
+                <w:lang w:eastAsia="ru-RU"/>
+              </w:rPr>
+              <w:t>гидрохлоротиазиды</w:t>
+            </w:r>
+            <w:proofErr w:type="spellEnd"/>
+            <w:r>
+              <w:rPr>
+                <w:rFonts w:ascii="Times New Roman" w:eastAsia="Times New Roman" w:hAnsi="Times New Roman" w:cs="Times New Roman"/>
+                <w:color w:val="000000"/>
+                <w:sz w:val="24"/>
+                <w:szCs w:val="24"/>
+                <w:lang w:eastAsia="ru-RU"/>
+              </w:rPr>
+              <w:t xml:space="preserve">, </w:t>
+            </w:r>
+            <w:proofErr w:type="spellStart"/>
+            <w:r>
+              <w:rPr>
+                <w:rFonts w:ascii="Times New Roman" w:eastAsia="Times New Roman" w:hAnsi="Times New Roman" w:cs="Times New Roman"/>
+                <w:color w:val="000000"/>
+                <w:sz w:val="24"/>
+                <w:szCs w:val="24"/>
+                <w:lang w:eastAsia="ru-RU"/>
+              </w:rPr>
+              <w:t>урикозурические</w:t>
+            </w:r>
+            <w:proofErr w:type="spellEnd"/>
+            <w:r>
+              <w:rPr>
+                <w:rFonts w:ascii="Times New Roman" w:eastAsia="Times New Roman" w:hAnsi="Times New Roman" w:cs="Times New Roman"/>
+                <w:color w:val="000000"/>
+                <w:sz w:val="24"/>
+                <w:szCs w:val="24"/>
+                <w:lang w:eastAsia="ru-RU"/>
+              </w:rPr>
+              <w:t xml:space="preserve"> препараты.</w:t>
             </w:r>
           </w:p>
         </w:tc>
@@ -2391,7 +2346,7 @@
                 <w:szCs w:val="24"/>
                 <w:lang w:eastAsia="ru-RU"/>
               </w:rPr>
-              <w:t>Повышение риска возникновения желудочно-кишечных кровотечений.</w:t>
+              <w:t>Повышение риска возникновения кровотечений.</w:t>
             </w:r>
           </w:p>
         </w:tc>
@@ -2419,6 +2374,16 @@
                 <w:lang w:eastAsia="ru-RU"/>
               </w:rPr>
             </w:pPr>
+            <w:r>
+              <w:rPr>
+                <w:rFonts w:ascii="Times New Roman" w:eastAsia="Times New Roman" w:hAnsi="Times New Roman" w:cs="Times New Roman"/>
+                <w:color w:val="000000"/>
+                <w:sz w:val="24"/>
+                <w:szCs w:val="24"/>
+                <w:lang w:eastAsia="ru-RU"/>
+              </w:rPr>
+              <w:t xml:space="preserve">Антикоагулянты, </w:t>
+            </w:r>
             <w:proofErr w:type="spellStart"/>
             <w:r>
               <w:rPr>
@@ -2428,7 +2393,7 @@
                 <w:szCs w:val="24"/>
                 <w:lang w:eastAsia="ru-RU"/>
               </w:rPr>
-              <w:t>Минералокортикостероиды</w:t>
+              <w:t>антиагреганты</w:t>
             </w:r>
             <w:proofErr w:type="spellEnd"/>
             <w:r>
@@ -2450,7 +2415,7 @@
                 <w:szCs w:val="24"/>
                 <w:lang w:eastAsia="ru-RU"/>
               </w:rPr>
-              <w:t>глюкокортикостероиды</w:t>
+              <w:t>фибринолитики</w:t>
             </w:r>
             <w:proofErr w:type="spellEnd"/>
             <w:r>
@@ -2461,7 +2426,84 @@
                 <w:szCs w:val="24"/>
                 <w:lang w:eastAsia="ru-RU"/>
               </w:rPr>
-              <w:t>, этанол.</w:t>
+              <w:t>.</w:t>
+            </w:r>
+          </w:p>
+        </w:tc>
+      </w:tr>
+      <w:tr>
+        <w:trPr>
+          <w:trHeight w:val="312"/>
+        </w:trPr>
+        <w:tc>
+          <w:tcPr>
+            <w:tcW w:w="3823" w:type="dxa"/>
+            <w:tcBorders>
+              <w:top w:val="nil"/>
+              <w:left w:val="single" w:sz="4" w:space="0" w:color="auto"/>
+              <w:bottom w:val="single" w:sz="4" w:space="0" w:color="auto"/>
+              <w:right w:val="single" w:sz="4" w:space="0" w:color="auto"/>
+            </w:tcBorders>
+            <w:shd w:val="clear" w:color="000000" w:fill="FFFFFF"/>
+            <w:vAlign w:val="center"/>
+            <w:hideMark/>
+          </w:tcPr>
+          <w:p>
+            <w:pPr>
+              <w:spacing w:after="0" w:line="240" w:lineRule="auto"/>
+              <w:rPr>
+                <w:rFonts w:ascii="Times New Roman" w:eastAsia="Times New Roman" w:hAnsi="Times New Roman" w:cs="Times New Roman"/>
+                <w:color w:val="000000"/>
+                <w:sz w:val="24"/>
+                <w:szCs w:val="24"/>
+                <w:lang w:eastAsia="ru-RU"/>
+              </w:rPr>
+            </w:pPr>
+            <w:r>
+              <w:rPr>
+                <w:rFonts w:ascii="Times New Roman" w:eastAsia="Times New Roman" w:hAnsi="Times New Roman" w:cs="Times New Roman"/>
+                <w:color w:val="000000"/>
+                <w:sz w:val="24"/>
+                <w:szCs w:val="24"/>
+                <w:lang w:eastAsia="ru-RU"/>
+              </w:rPr>
+              <w:t>Потеря эффективности Ибупрофена.</w:t>
+            </w:r>
+          </w:p>
+        </w:tc>
+        <w:tc>
+          <w:tcPr>
+            <w:tcW w:w="4677" w:type="dxa"/>
+            <w:tcBorders>
+              <w:top w:val="nil"/>
+              <w:left w:val="nil"/>
+              <w:bottom w:val="single" w:sz="4" w:space="0" w:color="auto"/>
+              <w:right w:val="single" w:sz="4" w:space="0" w:color="auto"/>
+            </w:tcBorders>
+            <w:shd w:val="clear" w:color="000000" w:fill="FFFFFF"/>
+            <w:vAlign w:val="center"/>
+            <w:hideMark/>
+          </w:tcPr>
+          <w:p>
+            <w:pPr>
+              <w:spacing w:after="0" w:line="240" w:lineRule="auto"/>
+              <w:rPr>
+                <w:rFonts w:ascii="Times New Roman" w:eastAsia="Times New Roman" w:hAnsi="Times New Roman" w:cs="Times New Roman"/>
+                <w:color w:val="000000"/>
+                <w:sz w:val="24"/>
+                <w:szCs w:val="24"/>
+                <w:lang w:eastAsia="ru-RU"/>
+              </w:rPr>
+            </w:pPr>
+            <w:r>
+              <w:rPr>
+                <w:rFonts w:ascii="Times New Roman" w:eastAsia="Times New Roman" w:hAnsi="Times New Roman" w:cs="Times New Roman"/>
+                <w:color w:val="000000"/>
+                <w:sz w:val="24"/>
+                <w:szCs w:val="24"/>
+                <w:lang w:eastAsia="ru-RU"/>
+              </w:rPr>
+              <w:t>Антациды.</w:t>
             </w:r>
           </w:p>
         </w:tc>
@@ -2502,7 +2544,7 @@
                 <w:szCs w:val="24"/>
                 <w:lang w:eastAsia="ru-RU"/>
               </w:rPr>
-              <w:t>Усиление гипогликемического эффекта.</w:t>
+              <w:t>Повышение риска возникновения желудочно-кишечных кровотечений.</w:t>
             </w:r>
           </w:p>
         </w:tc>
@@ -2530,16 +2572,6 @@
                 <w:lang w:eastAsia="ru-RU"/>
               </w:rPr>
             </w:pPr>
-            <w:r>
-              <w:rPr>
-                <w:rFonts w:ascii="Times New Roman" w:eastAsia="Times New Roman" w:hAnsi="Times New Roman" w:cs="Times New Roman"/>
-                <w:color w:val="000000"/>
-                <w:sz w:val="24"/>
-                <w:szCs w:val="24"/>
-                <w:lang w:eastAsia="ru-RU"/>
-              </w:rPr>
-              <w:t xml:space="preserve">Производные </w:t>
-            </w:r>
             <w:proofErr w:type="spellStart"/>
             <w:r>
               <w:rPr>
@@ -2549,7 +2581,7 @@
                 <w:szCs w:val="24"/>
                 <w:lang w:eastAsia="ru-RU"/>
               </w:rPr>
-              <w:t>сульфонилмочевины</w:t>
+              <w:t>Минералокортикостероиды</w:t>
             </w:r>
             <w:proofErr w:type="spellEnd"/>
             <w:r>
@@ -2560,7 +2592,29 @@
                 <w:szCs w:val="24"/>
                 <w:lang w:eastAsia="ru-RU"/>
               </w:rPr>
-              <w:t>.</w:t>
+              <w:t xml:space="preserve">, </w:t>
+            </w:r>
+            <w:proofErr w:type="spellStart"/>
+            <w:r>
+              <w:rPr>
+                <w:rFonts w:ascii="Times New Roman" w:eastAsia="Times New Roman" w:hAnsi="Times New Roman" w:cs="Times New Roman"/>
+                <w:color w:val="000000"/>
+                <w:sz w:val="24"/>
+                <w:szCs w:val="24"/>
+                <w:lang w:eastAsia="ru-RU"/>
+              </w:rPr>
+              <w:t>глюкокортикостероиды</w:t>
+            </w:r>
+            <w:proofErr w:type="spellEnd"/>
+            <w:r>
+              <w:rPr>
+                <w:rFonts w:ascii="Times New Roman" w:eastAsia="Times New Roman" w:hAnsi="Times New Roman" w:cs="Times New Roman"/>
+                <w:color w:val="000000"/>
+                <w:sz w:val="24"/>
+                <w:szCs w:val="24"/>
+                <w:lang w:eastAsia="ru-RU"/>
+              </w:rPr>
+              <w:t>, этанол.</w:t>
             </w:r>
           </w:p>
         </w:tc>
@@ -2601,8 +2655,7 @@
                 <w:szCs w:val="24"/>
                 <w:lang w:eastAsia="ru-RU"/>
               </w:rPr>
-              <w:lastRenderedPageBreak/>
-              <w:t>Риск возникновения и выраженность побочных эффектов.</w:t>
+              <w:t>Усиление гипогликемического эффекта.</w:t>
             </w:r>
           </w:p>
         </w:tc>
@@ -2638,7 +2691,29 @@
                 <w:szCs w:val="24"/>
                 <w:lang w:eastAsia="ru-RU"/>
               </w:rPr>
-              <w:t>Два и более НПВП.</w:t>
+              <w:t xml:space="preserve">Производные </w:t>
+            </w:r>
+            <w:proofErr w:type="spellStart"/>
+            <w:r>
+              <w:rPr>
+                <w:rFonts w:ascii="Times New Roman" w:eastAsia="Times New Roman" w:hAnsi="Times New Roman" w:cs="Times New Roman"/>
+                <w:color w:val="000000"/>
+                <w:sz w:val="24"/>
+                <w:szCs w:val="24"/>
+                <w:lang w:eastAsia="ru-RU"/>
+              </w:rPr>
+              <w:t>сульфонилмочевины</w:t>
+            </w:r>
+            <w:proofErr w:type="spellEnd"/>
+            <w:r>
+              <w:rPr>
+                <w:rFonts w:ascii="Times New Roman" w:eastAsia="Times New Roman" w:hAnsi="Times New Roman" w:cs="Times New Roman"/>
+                <w:color w:val="000000"/>
+                <w:sz w:val="24"/>
+                <w:szCs w:val="24"/>
+                <w:lang w:eastAsia="ru-RU"/>
+              </w:rPr>
+              <w:t>.</w:t>
             </w:r>
           </w:p>
         </w:tc>
@@ -2679,6 +2754,83 @@
                 <w:szCs w:val="24"/>
                 <w:lang w:eastAsia="ru-RU"/>
               </w:rPr>
+              <w:t>Риск возникновения и выраженность побочных эффектов.</w:t>
+            </w:r>
+          </w:p>
+        </w:tc>
+        <w:tc>
+          <w:tcPr>
+            <w:tcW w:w="4677" w:type="dxa"/>
+            <w:tcBorders>
+              <w:top w:val="nil"/>
+              <w:left w:val="nil"/>
+              <w:bottom w:val="single" w:sz="4" w:space="0" w:color="auto"/>
+              <w:right w:val="single" w:sz="4" w:space="0" w:color="auto"/>
+            </w:tcBorders>
+            <w:shd w:val="clear" w:color="000000" w:fill="FFFFFF"/>
+            <w:vAlign w:val="center"/>
+            <w:hideMark/>
+          </w:tcPr>
+          <w:p>
+            <w:pPr>
+              <w:spacing w:after="0" w:line="240" w:lineRule="auto"/>
+              <w:rPr>
+                <w:rFonts w:ascii="Times New Roman" w:eastAsia="Times New Roman" w:hAnsi="Times New Roman" w:cs="Times New Roman"/>
+                <w:color w:val="000000"/>
+                <w:sz w:val="24"/>
+                <w:szCs w:val="24"/>
+                <w:lang w:eastAsia="ru-RU"/>
+              </w:rPr>
+            </w:pPr>
+            <w:r>
+              <w:rPr>
+                <w:rFonts w:ascii="Times New Roman" w:eastAsia="Times New Roman" w:hAnsi="Times New Roman" w:cs="Times New Roman"/>
+                <w:color w:val="000000"/>
+                <w:sz w:val="24"/>
+                <w:szCs w:val="24"/>
+                <w:lang w:eastAsia="ru-RU"/>
+              </w:rPr>
+              <w:t>Два и более НПВП.</w:t>
+            </w:r>
+          </w:p>
+        </w:tc>
+      </w:tr>
+      <w:tr>
+        <w:trPr>
+          <w:trHeight w:val="624"/>
+        </w:trPr>
+        <w:tc>
+          <w:tcPr>
+            <w:tcW w:w="3823" w:type="dxa"/>
+            <w:tcBorders>
+              <w:top w:val="nil"/>
+              <w:left w:val="single" w:sz="4" w:space="0" w:color="auto"/>
+              <w:bottom w:val="single" w:sz="4" w:space="0" w:color="auto"/>
+              <w:right w:val="single" w:sz="4" w:space="0" w:color="auto"/>
+            </w:tcBorders>
+            <w:shd w:val="clear" w:color="000000" w:fill="FFFFFF"/>
+            <w:vAlign w:val="center"/>
+            <w:hideMark/>
+          </w:tcPr>
+          <w:p>
+            <w:pPr>
+              <w:spacing w:after="0" w:line="240" w:lineRule="auto"/>
+              <w:rPr>
+                <w:rFonts w:ascii="Times New Roman" w:eastAsia="Times New Roman" w:hAnsi="Times New Roman" w:cs="Times New Roman"/>
+                <w:color w:val="000000"/>
+                <w:sz w:val="24"/>
+                <w:szCs w:val="24"/>
+                <w:lang w:eastAsia="ru-RU"/>
+              </w:rPr>
+            </w:pPr>
+            <w:r>
+              <w:rPr>
+                <w:rFonts w:ascii="Times New Roman" w:eastAsia="Times New Roman" w:hAnsi="Times New Roman" w:cs="Times New Roman"/>
+                <w:color w:val="000000"/>
+                <w:sz w:val="24"/>
+                <w:szCs w:val="24"/>
+                <w:lang w:eastAsia="ru-RU"/>
+              </w:rPr>
               <w:t>Усиление обезболивающего действия.</w:t>
             </w:r>
           </w:p>
@@ -3275,13 +3427,696 @@
     <w:p>
       <w:pPr>
         <w:spacing w:before="100" w:beforeAutospacing="1" w:after="100" w:afterAutospacing="1" w:line="240" w:lineRule="auto"/>
-        <w:rPr>
-          <w:rFonts w:ascii="Times New Roman" w:eastAsia="Times New Roman" w:hAnsi="Times New Roman" w:cs="Times New Roman"/>
-          <w:sz w:val="24"/>
-          <w:szCs w:val="24"/>
-          <w:lang w:eastAsia="ru-RU"/>
-        </w:rPr>
-      </w:pPr>
+        <w:outlineLvl w:val="2"/>
+        <w:rPr>
+          <w:rFonts w:ascii="Times New Roman" w:eastAsia="Times New Roman" w:hAnsi="Times New Roman" w:cs="Times New Roman"/>
+          <w:b/>
+          <w:bCs/>
+          <w:sz w:val="27"/>
+          <w:szCs w:val="27"/>
+          <w:lang w:eastAsia="ru-RU"/>
+        </w:rPr>
+      </w:pPr>
+      <w:r>
+        <w:rPr>
+          <w:rFonts w:ascii="Times New Roman" w:eastAsia="Times New Roman" w:hAnsi="Times New Roman" w:cs="Times New Roman"/>
+          <w:b/>
+          <w:bCs/>
+          <w:sz w:val="27"/>
+          <w:szCs w:val="27"/>
+          <w:lang w:eastAsia="ru-RU"/>
+        </w:rPr>
+        <w:t xml:space="preserve">Аналоги </w:t>
+      </w:r>
+      <w:proofErr w:type="spellStart"/>
+      <w:r>
+        <w:rPr>
+          <w:rFonts w:ascii="Times New Roman" w:eastAsia="Times New Roman" w:hAnsi="Times New Roman" w:cs="Times New Roman"/>
+          <w:b/>
+          <w:bCs/>
+          <w:sz w:val="27"/>
+          <w:szCs w:val="27"/>
+          <w:lang w:eastAsia="ru-RU"/>
+        </w:rPr>
+        <w:t>Бифиформ</w:t>
+      </w:r>
+      <w:proofErr w:type="spellEnd"/>
+    </w:p>
+    <w:p>
+      <w:pPr>
+        <w:spacing w:before="100" w:beforeAutospacing="1" w:after="100" w:afterAutospacing="1" w:line="240" w:lineRule="auto"/>
+        <w:rPr>
+          <w:rFonts w:ascii="Times New Roman" w:eastAsia="Times New Roman" w:hAnsi="Times New Roman" w:cs="Times New Roman"/>
+          <w:sz w:val="24"/>
+          <w:szCs w:val="24"/>
+          <w:lang w:eastAsia="ru-RU"/>
+        </w:rPr>
+      </w:pPr>
+      <w:r>
+        <w:rPr>
+          <w:rFonts w:ascii="Times New Roman" w:eastAsia="Times New Roman" w:hAnsi="Times New Roman" w:cs="Times New Roman"/>
+          <w:sz w:val="24"/>
+          <w:szCs w:val="24"/>
+          <w:lang w:eastAsia="ru-RU"/>
+        </w:rPr>
+        <w:t xml:space="preserve">Структурных аналогов </w:t>
+      </w:r>
+      <w:proofErr w:type="spellStart"/>
+      <w:r>
+        <w:rPr>
+          <w:rFonts w:ascii="Times New Roman" w:eastAsia="Times New Roman" w:hAnsi="Times New Roman" w:cs="Times New Roman"/>
+          <w:bCs/>
+          <w:sz w:val="24"/>
+          <w:szCs w:val="24"/>
+          <w:lang w:eastAsia="ru-RU"/>
+        </w:rPr>
+        <w:t>Бифиформ</w:t>
+      </w:r>
+      <w:proofErr w:type="spellEnd"/>
+      <w:r>
+        <w:rPr>
+          <w:rFonts w:ascii="Times New Roman" w:eastAsia="Times New Roman" w:hAnsi="Times New Roman" w:cs="Times New Roman"/>
+          <w:sz w:val="24"/>
+          <w:szCs w:val="24"/>
+          <w:lang w:eastAsia="ru-RU"/>
+        </w:rPr>
+        <w:t xml:space="preserve"> с точно таким же МНН нет. Однако на рынке имеются </w:t>
+      </w:r>
+      <w:hyperlink r:id="rId5" w:history="1">
+        <w:r>
+          <w:rPr>
+            <w:rStyle w:val="a6"/>
+            <w:rFonts w:ascii="Times New Roman" w:eastAsia="Times New Roman" w:hAnsi="Times New Roman" w:cs="Times New Roman"/>
+            <w:sz w:val="24"/>
+            <w:szCs w:val="24"/>
+            <w:lang w:eastAsia="ru-RU"/>
+          </w:rPr>
+          <w:t>другие препараты</w:t>
+        </w:r>
+      </w:hyperlink>
+      <w:r>
+        <w:rPr>
+          <w:rFonts w:ascii="Times New Roman" w:eastAsia="Times New Roman" w:hAnsi="Times New Roman" w:cs="Times New Roman"/>
+          <w:sz w:val="24"/>
+          <w:szCs w:val="24"/>
+          <w:lang w:eastAsia="ru-RU"/>
+        </w:rPr>
+        <w:t xml:space="preserve"> с похожим действием, содержащие пробиотики и </w:t>
+      </w:r>
+      <w:proofErr w:type="spellStart"/>
+      <w:r>
+        <w:rPr>
+          <w:rFonts w:ascii="Times New Roman" w:eastAsia="Times New Roman" w:hAnsi="Times New Roman" w:cs="Times New Roman"/>
+          <w:sz w:val="24"/>
+          <w:szCs w:val="24"/>
+          <w:lang w:eastAsia="ru-RU"/>
+        </w:rPr>
+        <w:t>симбиотики</w:t>
+      </w:r>
+      <w:proofErr w:type="spellEnd"/>
+      <w:r>
+        <w:rPr>
+          <w:rFonts w:ascii="Times New Roman" w:eastAsia="Times New Roman" w:hAnsi="Times New Roman" w:cs="Times New Roman"/>
+          <w:sz w:val="24"/>
+          <w:szCs w:val="24"/>
+          <w:lang w:eastAsia="ru-RU"/>
+        </w:rPr>
+        <w:t xml:space="preserve">, </w:t>
+      </w:r>
+      <w:r>
+        <w:rPr>
+          <w:rFonts w:ascii="Times New Roman" w:eastAsia="Times New Roman" w:hAnsi="Times New Roman" w:cs="Times New Roman"/>
+          <w:sz w:val="24"/>
+          <w:szCs w:val="24"/>
+          <w:lang w:eastAsia="ru-RU"/>
+        </w:rPr>
+        <w:t>которые может назначить врач.</w:t>
+      </w:r>
+    </w:p>
+    <w:p>
+      <w:pPr>
+        <w:spacing w:before="100" w:beforeAutospacing="1" w:after="100" w:afterAutospacing="1" w:line="240" w:lineRule="auto"/>
+        <w:outlineLvl w:val="2"/>
+        <w:rPr>
+          <w:rFonts w:ascii="Times New Roman" w:eastAsia="Times New Roman" w:hAnsi="Times New Roman" w:cs="Times New Roman"/>
+          <w:b/>
+          <w:bCs/>
+          <w:sz w:val="27"/>
+          <w:szCs w:val="27"/>
+          <w:lang w:eastAsia="ru-RU"/>
+        </w:rPr>
+      </w:pPr>
+      <w:r>
+        <w:rPr>
+          <w:rFonts w:ascii="Times New Roman" w:eastAsia="Times New Roman" w:hAnsi="Times New Roman" w:cs="Times New Roman"/>
+          <w:b/>
+          <w:bCs/>
+          <w:sz w:val="27"/>
+          <w:szCs w:val="27"/>
+          <w:lang w:eastAsia="ru-RU"/>
+        </w:rPr>
+        <w:lastRenderedPageBreak/>
+        <w:t>Можно ли принимать детям</w:t>
+      </w:r>
+    </w:p>
+    <w:p>
+      <w:pPr>
+        <w:spacing w:before="100" w:beforeAutospacing="1" w:after="100" w:afterAutospacing="1" w:line="240" w:lineRule="auto"/>
+        <w:rPr>
+          <w:rFonts w:ascii="Times New Roman" w:eastAsia="Times New Roman" w:hAnsi="Times New Roman" w:cs="Times New Roman"/>
+          <w:sz w:val="24"/>
+          <w:szCs w:val="24"/>
+          <w:lang w:eastAsia="ru-RU"/>
+        </w:rPr>
+      </w:pPr>
+      <w:proofErr w:type="spellStart"/>
+      <w:r>
+        <w:rPr>
+          <w:rFonts w:ascii="Times New Roman" w:eastAsia="Times New Roman" w:hAnsi="Times New Roman" w:cs="Times New Roman"/>
+          <w:bCs/>
+          <w:sz w:val="24"/>
+          <w:szCs w:val="24"/>
+          <w:lang w:eastAsia="ru-RU"/>
+        </w:rPr>
+        <w:t>Бифиформ</w:t>
+      </w:r>
+      <w:proofErr w:type="spellEnd"/>
+      <w:r>
+        <w:rPr>
+          <w:rFonts w:ascii="Times New Roman" w:eastAsia="Times New Roman" w:hAnsi="Times New Roman" w:cs="Times New Roman"/>
+          <w:sz w:val="24"/>
+          <w:szCs w:val="24"/>
+          <w:lang w:eastAsia="ru-RU"/>
+        </w:rPr>
+        <w:t xml:space="preserve"> можно применять у детей с 2 лет. Детям младше 2 лет препарат не рекомендуется без консультации с врачом.</w:t>
+      </w:r>
+    </w:p>
+    <w:p>
+      <w:pPr>
+        <w:spacing w:before="100" w:beforeAutospacing="1" w:after="100" w:afterAutospacing="1" w:line="240" w:lineRule="auto"/>
+        <w:outlineLvl w:val="2"/>
+        <w:rPr>
+          <w:rFonts w:ascii="Times New Roman" w:eastAsia="Times New Roman" w:hAnsi="Times New Roman" w:cs="Times New Roman"/>
+          <w:b/>
+          <w:bCs/>
+          <w:sz w:val="27"/>
+          <w:szCs w:val="27"/>
+          <w:lang w:eastAsia="ru-RU"/>
+        </w:rPr>
+      </w:pPr>
+      <w:r>
+        <w:rPr>
+          <w:rFonts w:ascii="Times New Roman" w:eastAsia="Times New Roman" w:hAnsi="Times New Roman" w:cs="Times New Roman"/>
+          <w:b/>
+          <w:bCs/>
+          <w:sz w:val="27"/>
+          <w:szCs w:val="27"/>
+          <w:lang w:eastAsia="ru-RU"/>
+        </w:rPr>
+        <w:t xml:space="preserve">Можно ли принимать </w:t>
+      </w:r>
+      <w:proofErr w:type="spellStart"/>
+      <w:r>
+        <w:rPr>
+          <w:rFonts w:ascii="Times New Roman" w:eastAsia="Times New Roman" w:hAnsi="Times New Roman" w:cs="Times New Roman"/>
+          <w:b/>
+          <w:bCs/>
+          <w:sz w:val="27"/>
+          <w:szCs w:val="27"/>
+          <w:lang w:eastAsia="ru-RU"/>
+        </w:rPr>
+        <w:t>Бифиформ</w:t>
+      </w:r>
+      <w:proofErr w:type="spellEnd"/>
+      <w:r>
+        <w:rPr>
+          <w:rFonts w:ascii="Times New Roman" w:eastAsia="Times New Roman" w:hAnsi="Times New Roman" w:cs="Times New Roman"/>
+          <w:b/>
+          <w:bCs/>
+          <w:sz w:val="27"/>
+          <w:szCs w:val="27"/>
+          <w:lang w:eastAsia="ru-RU"/>
+        </w:rPr>
+        <w:t xml:space="preserve"> при беременности и кормлении грудью</w:t>
+      </w:r>
+    </w:p>
+    <w:p>
+      <w:pPr>
+        <w:spacing w:before="100" w:beforeAutospacing="1" w:after="100" w:afterAutospacing="1" w:line="240" w:lineRule="auto"/>
+        <w:rPr>
+          <w:rFonts w:ascii="Times New Roman" w:eastAsia="Times New Roman" w:hAnsi="Times New Roman" w:cs="Times New Roman"/>
+          <w:sz w:val="24"/>
+          <w:szCs w:val="24"/>
+          <w:lang w:eastAsia="ru-RU"/>
+        </w:rPr>
+      </w:pPr>
+      <w:r>
+        <w:rPr>
+          <w:rFonts w:ascii="Times New Roman" w:eastAsia="Times New Roman" w:hAnsi="Times New Roman" w:cs="Times New Roman"/>
+          <w:sz w:val="24"/>
+          <w:szCs w:val="24"/>
+          <w:lang w:eastAsia="ru-RU"/>
+        </w:rPr>
+        <w:t xml:space="preserve">Применение </w:t>
+      </w:r>
+      <w:proofErr w:type="spellStart"/>
+      <w:r>
+        <w:rPr>
+          <w:rFonts w:ascii="Times New Roman" w:eastAsia="Times New Roman" w:hAnsi="Times New Roman" w:cs="Times New Roman"/>
+          <w:bCs/>
+          <w:sz w:val="24"/>
+          <w:szCs w:val="24"/>
+          <w:lang w:eastAsia="ru-RU"/>
+        </w:rPr>
+        <w:t>Бифиформа</w:t>
+      </w:r>
+      <w:proofErr w:type="spellEnd"/>
+      <w:r>
+        <w:rPr>
+          <w:rFonts w:ascii="Times New Roman" w:eastAsia="Times New Roman" w:hAnsi="Times New Roman" w:cs="Times New Roman"/>
+          <w:sz w:val="24"/>
+          <w:szCs w:val="24"/>
+          <w:lang w:eastAsia="ru-RU"/>
+        </w:rPr>
+        <w:t xml:space="preserve"> при беременности и лактации безопасно, так как препарат не всасывается и не оказывает системного воздействия.</w:t>
+      </w:r>
+    </w:p>
+    <w:p>
+      <w:pPr>
+        <w:spacing w:before="100" w:beforeAutospacing="1" w:after="100" w:afterAutospacing="1" w:line="240" w:lineRule="auto"/>
+        <w:outlineLvl w:val="2"/>
+        <w:rPr>
+          <w:rFonts w:ascii="Times New Roman" w:eastAsia="Times New Roman" w:hAnsi="Times New Roman" w:cs="Times New Roman"/>
+          <w:b/>
+          <w:bCs/>
+          <w:sz w:val="27"/>
+          <w:szCs w:val="27"/>
+          <w:lang w:eastAsia="ru-RU"/>
+        </w:rPr>
+      </w:pPr>
+      <w:r>
+        <w:rPr>
+          <w:rFonts w:ascii="Times New Roman" w:eastAsia="Times New Roman" w:hAnsi="Times New Roman" w:cs="Times New Roman"/>
+          <w:b/>
+          <w:bCs/>
+          <w:sz w:val="27"/>
+          <w:szCs w:val="27"/>
+          <w:lang w:eastAsia="ru-RU"/>
+        </w:rPr>
+        <w:t xml:space="preserve">Совместим ли </w:t>
+      </w:r>
+      <w:proofErr w:type="spellStart"/>
+      <w:r>
+        <w:rPr>
+          <w:rFonts w:ascii="Times New Roman" w:eastAsia="Times New Roman" w:hAnsi="Times New Roman" w:cs="Times New Roman"/>
+          <w:b/>
+          <w:bCs/>
+          <w:sz w:val="27"/>
+          <w:szCs w:val="27"/>
+          <w:lang w:eastAsia="ru-RU"/>
+        </w:rPr>
+        <w:t>Бифиформ</w:t>
+      </w:r>
+      <w:proofErr w:type="spellEnd"/>
+      <w:r>
+        <w:rPr>
+          <w:rFonts w:ascii="Times New Roman" w:eastAsia="Times New Roman" w:hAnsi="Times New Roman" w:cs="Times New Roman"/>
+          <w:b/>
+          <w:bCs/>
+          <w:sz w:val="27"/>
+          <w:szCs w:val="27"/>
+          <w:lang w:eastAsia="ru-RU"/>
+        </w:rPr>
+        <w:t xml:space="preserve"> и алкоголь</w:t>
+      </w:r>
+    </w:p>
+    <w:p>
+      <w:pPr>
+        <w:spacing w:before="100" w:beforeAutospacing="1" w:after="100" w:afterAutospacing="1" w:line="240" w:lineRule="auto"/>
+        <w:rPr>
+          <w:rFonts w:ascii="Times New Roman" w:eastAsia="Times New Roman" w:hAnsi="Times New Roman" w:cs="Times New Roman"/>
+          <w:sz w:val="24"/>
+          <w:szCs w:val="24"/>
+          <w:lang w:eastAsia="ru-RU"/>
+        </w:rPr>
+      </w:pPr>
+      <w:r>
+        <w:rPr>
+          <w:rFonts w:ascii="Times New Roman" w:eastAsia="Times New Roman" w:hAnsi="Times New Roman" w:cs="Times New Roman"/>
+          <w:sz w:val="24"/>
+          <w:szCs w:val="24"/>
+          <w:lang w:eastAsia="ru-RU"/>
+        </w:rPr>
+        <w:t xml:space="preserve">Употребление алкоголя во время применения </w:t>
+      </w:r>
+      <w:proofErr w:type="spellStart"/>
+      <w:r>
+        <w:rPr>
+          <w:rFonts w:ascii="Times New Roman" w:eastAsia="Times New Roman" w:hAnsi="Times New Roman" w:cs="Times New Roman"/>
+          <w:bCs/>
+          <w:sz w:val="24"/>
+          <w:szCs w:val="24"/>
+          <w:lang w:eastAsia="ru-RU"/>
+        </w:rPr>
+        <w:t>Бифиорма</w:t>
+      </w:r>
+      <w:proofErr w:type="spellEnd"/>
+      <w:r>
+        <w:rPr>
+          <w:rFonts w:ascii="Times New Roman" w:eastAsia="Times New Roman" w:hAnsi="Times New Roman" w:cs="Times New Roman"/>
+          <w:sz w:val="24"/>
+          <w:szCs w:val="24"/>
+          <w:lang w:eastAsia="ru-RU"/>
+        </w:rPr>
+        <w:t xml:space="preserve"> не противопоказано, так как препарат не оказывает системного воздействия и не взаимодействует с алкоголем.</w:t>
+      </w:r>
+    </w:p>
+    <w:p>
+      <w:pPr>
+        <w:spacing w:before="100" w:beforeAutospacing="1" w:after="100" w:afterAutospacing="1" w:line="240" w:lineRule="auto"/>
+        <w:outlineLvl w:val="2"/>
+        <w:rPr>
+          <w:rFonts w:ascii="Times New Roman" w:eastAsia="Times New Roman" w:hAnsi="Times New Roman" w:cs="Times New Roman"/>
+          <w:b/>
+          <w:bCs/>
+          <w:sz w:val="27"/>
+          <w:szCs w:val="27"/>
+          <w:lang w:eastAsia="ru-RU"/>
+        </w:rPr>
+      </w:pPr>
+      <w:r>
+        <w:rPr>
+          <w:rFonts w:ascii="Times New Roman" w:eastAsia="Times New Roman" w:hAnsi="Times New Roman" w:cs="Times New Roman"/>
+          <w:b/>
+          <w:bCs/>
+          <w:sz w:val="27"/>
+          <w:szCs w:val="27"/>
+          <w:lang w:eastAsia="ru-RU"/>
+        </w:rPr>
+        <w:t>Отпускается по рецепту или нет</w:t>
+      </w:r>
+    </w:p>
+    <w:p>
+      <w:pPr>
+        <w:spacing w:before="100" w:beforeAutospacing="1" w:after="100" w:afterAutospacing="1" w:line="240" w:lineRule="auto"/>
+        <w:rPr>
+          <w:rFonts w:ascii="Times New Roman" w:eastAsia="Times New Roman" w:hAnsi="Times New Roman" w:cs="Times New Roman"/>
+          <w:sz w:val="24"/>
+          <w:szCs w:val="24"/>
+          <w:lang w:eastAsia="ru-RU"/>
+        </w:rPr>
+      </w:pPr>
+      <w:proofErr w:type="spellStart"/>
+      <w:r>
+        <w:rPr>
+          <w:rFonts w:ascii="Times New Roman" w:eastAsia="Times New Roman" w:hAnsi="Times New Roman" w:cs="Times New Roman"/>
+          <w:bCs/>
+          <w:sz w:val="24"/>
+          <w:szCs w:val="24"/>
+          <w:lang w:eastAsia="ru-RU"/>
+        </w:rPr>
+        <w:t>Бифиформ</w:t>
+      </w:r>
+      <w:proofErr w:type="spellEnd"/>
+      <w:r>
+        <w:rPr>
+          <w:rFonts w:ascii="Times New Roman" w:eastAsia="Times New Roman" w:hAnsi="Times New Roman" w:cs="Times New Roman"/>
+          <w:sz w:val="24"/>
+          <w:szCs w:val="24"/>
+          <w:lang w:eastAsia="ru-RU"/>
+        </w:rPr>
+        <w:t xml:space="preserve"> отпускается без рецепта.</w:t>
+      </w:r>
+    </w:p>
+    <w:p>
+      <w:pPr>
+        <w:spacing w:before="100" w:beforeAutospacing="1" w:after="100" w:afterAutospacing="1" w:line="240" w:lineRule="auto"/>
+        <w:outlineLvl w:val="2"/>
+        <w:rPr>
+          <w:rFonts w:ascii="Times New Roman" w:eastAsia="Times New Roman" w:hAnsi="Times New Roman" w:cs="Times New Roman"/>
+          <w:b/>
+          <w:bCs/>
+          <w:sz w:val="27"/>
+          <w:szCs w:val="27"/>
+          <w:lang w:eastAsia="ru-RU"/>
+        </w:rPr>
+      </w:pPr>
+      <w:r>
+        <w:rPr>
+          <w:rFonts w:ascii="Times New Roman" w:eastAsia="Times New Roman" w:hAnsi="Times New Roman" w:cs="Times New Roman"/>
+          <w:b/>
+          <w:bCs/>
+          <w:sz w:val="27"/>
+          <w:szCs w:val="27"/>
+          <w:lang w:eastAsia="ru-RU"/>
+        </w:rPr>
+        <w:t xml:space="preserve">Как хранить </w:t>
+      </w:r>
+      <w:proofErr w:type="spellStart"/>
+      <w:r>
+        <w:rPr>
+          <w:rFonts w:ascii="Times New Roman" w:eastAsia="Times New Roman" w:hAnsi="Times New Roman" w:cs="Times New Roman"/>
+          <w:b/>
+          <w:bCs/>
+          <w:sz w:val="27"/>
+          <w:szCs w:val="27"/>
+          <w:lang w:eastAsia="ru-RU"/>
+        </w:rPr>
+        <w:t>Бифиформ</w:t>
+      </w:r>
+      <w:proofErr w:type="spellEnd"/>
+    </w:p>
+    <w:p>
+      <w:pPr>
+        <w:spacing w:before="100" w:beforeAutospacing="1" w:after="100" w:afterAutospacing="1" w:line="240" w:lineRule="auto"/>
+        <w:rPr>
+          <w:rFonts w:ascii="Times New Roman" w:eastAsia="Times New Roman" w:hAnsi="Times New Roman" w:cs="Times New Roman"/>
+          <w:sz w:val="24"/>
+          <w:szCs w:val="24"/>
+          <w:lang w:eastAsia="ru-RU"/>
+        </w:rPr>
+      </w:pPr>
+      <w:r>
+        <w:rPr>
+          <w:rFonts w:ascii="Times New Roman" w:eastAsia="Times New Roman" w:hAnsi="Times New Roman" w:cs="Times New Roman"/>
+          <w:sz w:val="24"/>
+          <w:szCs w:val="24"/>
+          <w:lang w:eastAsia="ru-RU"/>
+        </w:rPr>
+        <w:t>Препарат следует хранить при температуре не выше 25°C в сухом месте, недоступном для детей.</w:t>
+      </w:r>
+    </w:p>
+    <w:p>
+      <w:pPr>
+        <w:spacing w:before="100" w:beforeAutospacing="1" w:after="100" w:afterAutospacing="1" w:line="240" w:lineRule="auto"/>
+        <w:outlineLvl w:val="2"/>
+        <w:rPr>
+          <w:rFonts w:ascii="Times New Roman" w:eastAsia="Times New Roman" w:hAnsi="Times New Roman" w:cs="Times New Roman"/>
+          <w:b/>
+          <w:bCs/>
+          <w:sz w:val="27"/>
+          <w:szCs w:val="27"/>
+          <w:lang w:eastAsia="ru-RU"/>
+        </w:rPr>
+      </w:pPr>
+      <w:r>
+        <w:rPr>
+          <w:rFonts w:ascii="Times New Roman" w:eastAsia="Times New Roman" w:hAnsi="Times New Roman" w:cs="Times New Roman"/>
+          <w:b/>
+          <w:bCs/>
+          <w:sz w:val="27"/>
+          <w:szCs w:val="27"/>
+          <w:lang w:eastAsia="ru-RU"/>
+        </w:rPr>
+        <w:t>Срок годности</w:t>
+      </w:r>
+    </w:p>
+    <w:p>
+      <w:pPr>
+        <w:spacing w:before="100" w:beforeAutospacing="1" w:after="100" w:afterAutospacing="1" w:line="240" w:lineRule="auto"/>
+        <w:rPr>
+          <w:rFonts w:ascii="Times New Roman" w:eastAsia="Times New Roman" w:hAnsi="Times New Roman" w:cs="Times New Roman"/>
+          <w:sz w:val="24"/>
+          <w:szCs w:val="24"/>
+          <w:lang w:eastAsia="ru-RU"/>
+        </w:rPr>
+      </w:pPr>
+      <w:r>
+        <w:rPr>
+          <w:rFonts w:ascii="Times New Roman" w:eastAsia="Times New Roman" w:hAnsi="Times New Roman" w:cs="Times New Roman"/>
+          <w:sz w:val="24"/>
+          <w:szCs w:val="24"/>
+          <w:lang w:eastAsia="ru-RU"/>
+        </w:rPr>
+        <w:t xml:space="preserve">Срок годности </w:t>
+      </w:r>
+      <w:proofErr w:type="spellStart"/>
+      <w:r>
+        <w:rPr>
+          <w:rFonts w:ascii="Times New Roman" w:eastAsia="Times New Roman" w:hAnsi="Times New Roman" w:cs="Times New Roman"/>
+          <w:bCs/>
+          <w:sz w:val="24"/>
+          <w:szCs w:val="24"/>
+          <w:lang w:eastAsia="ru-RU"/>
+        </w:rPr>
+        <w:t>Бифиформа</w:t>
+      </w:r>
+      <w:proofErr w:type="spellEnd"/>
+      <w:r>
+        <w:rPr>
+          <w:rFonts w:ascii="Times New Roman" w:eastAsia="Times New Roman" w:hAnsi="Times New Roman" w:cs="Times New Roman"/>
+          <w:sz w:val="24"/>
+          <w:szCs w:val="24"/>
+          <w:lang w:eastAsia="ru-RU"/>
+        </w:rPr>
+        <w:t xml:space="preserve"> </w:t>
+      </w:r>
+      <w:r>
+        <w:rPr>
+          <w:rFonts w:ascii="Times New Roman" w:eastAsia="Times New Roman" w:hAnsi="Times New Roman" w:cs="Times New Roman"/>
+          <w:sz w:val="24"/>
+          <w:szCs w:val="24"/>
+          <w:lang w:eastAsia="ru-RU"/>
+        </w:rPr>
+        <w:t xml:space="preserve">– </w:t>
+      </w:r>
+      <w:r>
+        <w:rPr>
+          <w:rFonts w:ascii="Times New Roman" w:eastAsia="Times New Roman" w:hAnsi="Times New Roman" w:cs="Times New Roman"/>
+          <w:sz w:val="24"/>
+          <w:szCs w:val="24"/>
+          <w:lang w:eastAsia="ru-RU"/>
+        </w:rPr>
+        <w:t>2 года. Не использовать после истечения срока годности.</w:t>
+      </w:r>
+    </w:p>
+    <w:p>
+      <w:pPr>
+        <w:spacing w:before="100" w:beforeAutospacing="1" w:after="100" w:afterAutospacing="1" w:line="240" w:lineRule="auto"/>
+        <w:outlineLvl w:val="2"/>
+        <w:rPr>
+          <w:rFonts w:ascii="Times New Roman" w:eastAsia="Times New Roman" w:hAnsi="Times New Roman" w:cs="Times New Roman"/>
+          <w:b/>
+          <w:bCs/>
+          <w:sz w:val="27"/>
+          <w:szCs w:val="27"/>
+          <w:lang w:eastAsia="ru-RU"/>
+        </w:rPr>
+      </w:pPr>
+      <w:r>
+        <w:rPr>
+          <w:rFonts w:ascii="Times New Roman" w:eastAsia="Times New Roman" w:hAnsi="Times New Roman" w:cs="Times New Roman"/>
+          <w:b/>
+          <w:bCs/>
+          <w:sz w:val="27"/>
+          <w:szCs w:val="27"/>
+          <w:lang w:eastAsia="ru-RU"/>
+        </w:rPr>
+        <w:t>Производитель</w:t>
+      </w:r>
+    </w:p>
+    <w:p>
+      <w:pPr>
+        <w:spacing w:before="100" w:beforeAutospacing="1" w:after="100" w:afterAutospacing="1" w:line="240" w:lineRule="auto"/>
+        <w:rPr>
+          <w:rFonts w:ascii="Times New Roman" w:eastAsia="Times New Roman" w:hAnsi="Times New Roman" w:cs="Times New Roman"/>
+          <w:sz w:val="24"/>
+          <w:szCs w:val="24"/>
+          <w:lang w:eastAsia="ru-RU"/>
+        </w:rPr>
+      </w:pPr>
+      <w:r>
+        <w:rPr>
+          <w:rFonts w:ascii="Times New Roman" w:eastAsia="Times New Roman" w:hAnsi="Times New Roman" w:cs="Times New Roman"/>
+          <w:sz w:val="24"/>
+          <w:szCs w:val="24"/>
+          <w:lang w:eastAsia="ru-RU"/>
+        </w:rPr>
+        <w:t xml:space="preserve">Производителем </w:t>
+      </w:r>
+      <w:proofErr w:type="spellStart"/>
+      <w:r>
+        <w:rPr>
+          <w:rFonts w:ascii="Times New Roman" w:eastAsia="Times New Roman" w:hAnsi="Times New Roman" w:cs="Times New Roman"/>
+          <w:bCs/>
+          <w:sz w:val="24"/>
+          <w:szCs w:val="24"/>
+          <w:lang w:eastAsia="ru-RU"/>
+        </w:rPr>
+        <w:t>Бифиформа</w:t>
+      </w:r>
+      <w:proofErr w:type="spellEnd"/>
+      <w:r>
+        <w:rPr>
+          <w:rFonts w:ascii="Times New Roman" w:eastAsia="Times New Roman" w:hAnsi="Times New Roman" w:cs="Times New Roman"/>
+          <w:sz w:val="24"/>
+          <w:szCs w:val="24"/>
+          <w:lang w:eastAsia="ru-RU"/>
+        </w:rPr>
+        <w:t xml:space="preserve"> является компания </w:t>
+      </w:r>
+      <w:r>
+        <w:rPr>
+          <w:rFonts w:ascii="Times New Roman" w:eastAsia="Times New Roman" w:hAnsi="Times New Roman" w:cs="Times New Roman"/>
+          <w:bCs/>
+          <w:sz w:val="24"/>
+          <w:szCs w:val="24"/>
+          <w:lang w:eastAsia="ru-RU"/>
+        </w:rPr>
+        <w:t xml:space="preserve">Pfizer Consumer Manufacturing </w:t>
+      </w:r>
+      <w:proofErr w:type="spellStart"/>
+      <w:r>
+        <w:rPr>
+          <w:rFonts w:ascii="Times New Roman" w:eastAsia="Times New Roman" w:hAnsi="Times New Roman" w:cs="Times New Roman"/>
+          <w:bCs/>
+          <w:sz w:val="24"/>
+          <w:szCs w:val="24"/>
+          <w:lang w:eastAsia="ru-RU"/>
+        </w:rPr>
+        <w:t>Italy</w:t>
+      </w:r>
+      <w:proofErr w:type="spellEnd"/>
+      <w:r>
+        <w:rPr>
+          <w:rFonts w:ascii="Times New Roman" w:eastAsia="Times New Roman" w:hAnsi="Times New Roman" w:cs="Times New Roman"/>
+          <w:bCs/>
+          <w:sz w:val="24"/>
+          <w:szCs w:val="24"/>
+          <w:lang w:eastAsia="ru-RU"/>
+        </w:rPr>
+        <w:t xml:space="preserve"> S R</w:t>
+      </w:r>
+      <w:r>
+        <w:rPr>
+          <w:rFonts w:ascii="Times New Roman" w:eastAsia="Times New Roman" w:hAnsi="Times New Roman" w:cs="Times New Roman"/>
+          <w:b/>
+          <w:bCs/>
+          <w:sz w:val="24"/>
+          <w:szCs w:val="24"/>
+          <w:lang w:eastAsia="ru-RU"/>
+        </w:rPr>
+        <w:t xml:space="preserve"> </w:t>
+      </w:r>
+      <w:r>
+        <w:rPr>
+          <w:rFonts w:ascii="Times New Roman" w:eastAsia="Times New Roman" w:hAnsi="Times New Roman" w:cs="Times New Roman"/>
+          <w:bCs/>
+          <w:sz w:val="24"/>
+          <w:szCs w:val="24"/>
+          <w:lang w:eastAsia="ru-RU"/>
+        </w:rPr>
+        <w:t>L</w:t>
+      </w:r>
+      <w:r>
+        <w:rPr>
+          <w:rFonts w:ascii="Times New Roman" w:eastAsia="Times New Roman" w:hAnsi="Times New Roman" w:cs="Times New Roman"/>
+          <w:sz w:val="24"/>
+          <w:szCs w:val="24"/>
+          <w:lang w:eastAsia="ru-RU"/>
+        </w:rPr>
+        <w:t>, Италия. Производственная площадка (завод-производитель) может быть изменена держателем регистрационного удостоверения.</w:t>
+      </w:r>
     </w:p>
     <w:sectPr>
       <w:pgSz w:w="11906" w:h="16838"/>
@@ -3296,9 +4131,9 @@
 <file path=word/numbering.xml><?xml version="1.0" encoding="utf-8"?>
 <w:numbering xmlns:wpc="http://schemas.microsoft.com/office/word/2010/wordprocessingCanvas" xmlns:cx="http://schemas.microsoft.com/office/drawing/2014/chartex" xmlns:cx1="http://schemas.microsoft.com/office/drawing/2015/9/8/chartex" xmlns:cx2="http://schemas.microsoft.com/office/drawing/2015/10/21/chartex" xmlns:cx3="http://schemas.microsoft.com/office/drawing/2016/5/9/chartex" xmlns:cx4="http://schemas.microsoft.com/office/drawing/2016/5/10/chartex" xmlns:cx5="http://schemas.microsoft.com/office/drawing/2016/5/11/chartex" xmlns:cx6="http://schemas.microsoft.com/office/drawing/2016/5/12/chartex" xmlns:cx7="http://schemas.microsoft.com/office/drawing/2016/5/13/chartex" xmlns:cx8="http://schemas.microsoft.com/office/drawing/2016/5/14/chartex" xmlns:mc="http://schemas.openxmlformats.org/markup-compatibility/2006" xmlns:aink="http://schemas.microsoft.com/office/drawing/2016/ink" xmlns:am3d="http://schemas.microsoft.com/office/drawing/2017/model3d" xmlns:o="urn:schemas-microsoft-com:office:office" xmlns:r="http://schemas.openxmlformats.org/officeDocument/2006/relationships" xmlns:m="http://schemas.openxmlformats.org/officeDocument/2006/math" xmlns:v="urn:schemas-microsoft-com:vml" xmlns:wp14="http://schemas.microsoft.com/office/word/2010/wordprocessingDrawing" xmlns:wp="http://schemas.openxmlformats.org/drawingml/2006/wordprocessingDrawing" xmlns:w10="urn:schemas-microsoft-com:office:word" xmlns:w="http://schemas.openxmlformats.org/wordprocessingml/2006/main" xmlns:w14="http://schemas.microsoft.com/office/word/2010/wordml" xmlns:w15="http://schemas.microsoft.com/office/word/2012/wordml" xmlns:w16cex="http://schemas.microsoft.com/office/word/2018/wordml/cex" xmlns:w16cid="http://schemas.microsoft.com/office/word/2016/wordml/cid" xmlns:w16="http://schemas.microsoft.com/office/word/2018/wordml" xmlns:w16sdtdh="http://schemas.microsoft.com/office/word/2020/wordml/sdtdatahash" xmlns:w16se="http://schemas.microsoft.com/office/word/2015/wordml/symex" xmlns:wpg="http://schemas.microsoft.com/office/word/2010/wordprocessingGroup" xmlns:wpi="http://schemas.microsoft.com/office/word/2010/wordprocessingInk" xmlns:wne="http://schemas.microsoft.com/office/word/2006/wordml" xmlns:wps="http://schemas.microsoft.com/office/word/2010/wordprocessingShape" mc:Ignorable="w14 w15 w16se w16cid w16 w16cex w16sdtdh wp14">
   <w:abstractNum w:abstractNumId="0" w15:restartNumberingAfterBreak="0">
-    <w:nsid w:val="129E78D1"/>
+    <w:nsid w:val="0851336A"/>
     <w:multiLevelType w:val="multilevel"/>
-    <w:tmpl w:val="676ABFC8"/>
+    <w:tmpl w:val="5420B9D0"/>
     <w:lvl w:ilvl="0">
       <w:start w:val="1"/>
       <w:numFmt w:val="bullet"/>
@@ -3445,9 +4280,9 @@
     </w:lvl>
   </w:abstractNum>
   <w:abstractNum w:abstractNumId="1" w15:restartNumberingAfterBreak="0">
-    <w:nsid w:val="43E9062D"/>
+    <w:nsid w:val="254F7666"/>
     <w:multiLevelType w:val="multilevel"/>
-    <w:tmpl w:val="4C3AA0D4"/>
+    <w:tmpl w:val="F2AA0316"/>
     <w:lvl w:ilvl="0">
       <w:start w:val="1"/>
       <w:numFmt w:val="bullet"/>
@@ -3594,9 +4429,9 @@
     </w:lvl>
   </w:abstractNum>
   <w:abstractNum w:abstractNumId="2" w15:restartNumberingAfterBreak="0">
-    <w:nsid w:val="49C13A74"/>
+    <w:nsid w:val="46712C1D"/>
     <w:multiLevelType w:val="multilevel"/>
-    <w:tmpl w:val="5FB293B8"/>
+    <w:tmpl w:val="3328F2EE"/>
     <w:lvl w:ilvl="0">
       <w:start w:val="1"/>
       <w:numFmt w:val="bullet"/>
@@ -3743,9 +4578,9 @@
     </w:lvl>
   </w:abstractNum>
   <w:abstractNum w:abstractNumId="3" w15:restartNumberingAfterBreak="0">
-    <w:nsid w:val="4D074D86"/>
+    <w:nsid w:val="59747722"/>
     <w:multiLevelType w:val="multilevel"/>
-    <w:tmpl w:val="9E04A80C"/>
+    <w:tmpl w:val="70BA02DC"/>
     <w:lvl w:ilvl="0">
       <w:start w:val="1"/>
       <w:numFmt w:val="bullet"/>
@@ -3892,9 +4727,9 @@
     </w:lvl>
   </w:abstractNum>
   <w:abstractNum w:abstractNumId="4" w15:restartNumberingAfterBreak="0">
-    <w:nsid w:val="67AC772A"/>
+    <w:nsid w:val="730852F0"/>
     <w:multiLevelType w:val="multilevel"/>
-    <w:tmpl w:val="CC9CFD50"/>
+    <w:tmpl w:val="1160125A"/>
     <w:lvl w:ilvl="0">
       <w:start w:val="1"/>
       <w:numFmt w:val="bullet"/>
@@ -4040,19 +4875,171 @@
       </w:rPr>
     </w:lvl>
   </w:abstractNum>
+  <w:abstractNum w:abstractNumId="5" w15:restartNumberingAfterBreak="0">
+    <w:nsid w:val="78761848"/>
+    <w:multiLevelType w:val="multilevel"/>
+    <w:tmpl w:val="7E2CF0B0"/>
+    <w:lvl w:ilvl="0">
+      <w:start w:val="1"/>
+      <w:numFmt w:val="bullet"/>
+      <w:lvlText w:val=""/>
+      <w:lvlJc w:val="left"/>
+      <w:pPr>
+        <w:tabs>
+          <w:tab w:val="num" w:pos="720"/>
+        </w:tabs>
+        <w:ind w:left="720" w:hanging="360"/>
+      </w:pPr>
+      <w:rPr>
+        <w:rFonts w:ascii="Symbol" w:hAnsi="Symbol" w:hint="default"/>
+        <w:sz w:val="20"/>
+      </w:rPr>
+    </w:lvl>
+    <w:lvl w:ilvl="1" w:tentative="1">
+      <w:start w:val="1"/>
+      <w:numFmt w:val="bullet"/>
+      <w:lvlText w:val="o"/>
+      <w:lvlJc w:val="left"/>
+      <w:pPr>
+        <w:tabs>
+          <w:tab w:val="num" w:pos="1440"/>
+        </w:tabs>
+        <w:ind w:left="1440" w:hanging="360"/>
+      </w:pPr>
+      <w:rPr>
+        <w:rFonts w:ascii="Courier New" w:hAnsi="Courier New" w:hint="default"/>
+        <w:sz w:val="20"/>
+      </w:rPr>
+    </w:lvl>
+    <w:lvl w:ilvl="2" w:tentative="1">
+      <w:start w:val="1"/>
+      <w:numFmt w:val="bullet"/>
+      <w:lvlText w:val=""/>
+      <w:lvlJc w:val="left"/>
+      <w:pPr>
+        <w:tabs>
+          <w:tab w:val="num" w:pos="2160"/>
+        </w:tabs>
+        <w:ind w:left="2160" w:hanging="360"/>
+      </w:pPr>
+      <w:rPr>
+        <w:rFonts w:ascii="Wingdings" w:hAnsi="Wingdings" w:hint="default"/>
+        <w:sz w:val="20"/>
+      </w:rPr>
+    </w:lvl>
+    <w:lvl w:ilvl="3" w:tentative="1">
+      <w:start w:val="1"/>
+      <w:numFmt w:val="bullet"/>
+      <w:lvlText w:val=""/>
+      <w:lvlJc w:val="left"/>
+      <w:pPr>
+        <w:tabs>
+          <w:tab w:val="num" w:pos="2880"/>
+        </w:tabs>
+        <w:ind w:left="2880" w:hanging="360"/>
+      </w:pPr>
+      <w:rPr>
+        <w:rFonts w:ascii="Wingdings" w:hAnsi="Wingdings" w:hint="default"/>
+        <w:sz w:val="20"/>
+      </w:rPr>
+    </w:lvl>
+    <w:lvl w:ilvl="4" w:tentative="1">
+      <w:start w:val="1"/>
+      <w:numFmt w:val="bullet"/>
+      <w:lvlText w:val=""/>
+      <w:lvlJc w:val="left"/>
+      <w:pPr>
+        <w:tabs>
+          <w:tab w:val="num" w:pos="3600"/>
+        </w:tabs>
+        <w:ind w:left="3600" w:hanging="360"/>
+      </w:pPr>
+      <w:rPr>
+        <w:rFonts w:ascii="Wingdings" w:hAnsi="Wingdings" w:hint="default"/>
+        <w:sz w:val="20"/>
+      </w:rPr>
+    </w:lvl>
+    <w:lvl w:ilvl="5" w:tentative="1">
+      <w:start w:val="1"/>
+      <w:numFmt w:val="bullet"/>
+      <w:lvlText w:val=""/>
+      <w:lvlJc w:val="left"/>
+      <w:pPr>
+        <w:tabs>
+          <w:tab w:val="num" w:pos="4320"/>
+        </w:tabs>
+        <w:ind w:left="4320" w:hanging="360"/>
+      </w:pPr>
+      <w:rPr>
+        <w:rFonts w:ascii="Wingdings" w:hAnsi="Wingdings" w:hint="default"/>
+        <w:sz w:val="20"/>
+      </w:rPr>
+    </w:lvl>
+    <w:lvl w:ilvl="6" w:tentative="1">
+      <w:start w:val="1"/>
+      <w:numFmt w:val="bullet"/>
+      <w:lvlText w:val=""/>
+      <w:lvlJc w:val="left"/>
+      <w:pPr>
+        <w:tabs>
+          <w:tab w:val="num" w:pos="5040"/>
+        </w:tabs>
+        <w:ind w:left="5040" w:hanging="360"/>
+      </w:pPr>
+      <w:rPr>
+        <w:rFonts w:ascii="Wingdings" w:hAnsi="Wingdings" w:hint="default"/>
+        <w:sz w:val="20"/>
+      </w:rPr>
+    </w:lvl>
+    <w:lvl w:ilvl="7" w:tentative="1">
+      <w:start w:val="1"/>
+      <w:numFmt w:val="bullet"/>
+      <w:lvlText w:val=""/>
+      <w:lvlJc w:val="left"/>
+      <w:pPr>
+        <w:tabs>
+          <w:tab w:val="num" w:pos="5760"/>
+        </w:tabs>
+        <w:ind w:left="5760" w:hanging="360"/>
+      </w:pPr>
+      <w:rPr>
+        <w:rFonts w:ascii="Wingdings" w:hAnsi="Wingdings" w:hint="default"/>
+        <w:sz w:val="20"/>
+      </w:rPr>
+    </w:lvl>
+    <w:lvl w:ilvl="8" w:tentative="1">
+      <w:start w:val="1"/>
+      <w:numFmt w:val="bullet"/>
+      <w:lvlText w:val=""/>
+      <w:lvlJc w:val="left"/>
+      <w:pPr>
+        <w:tabs>
+          <w:tab w:val="num" w:pos="6480"/>
+        </w:tabs>
+        <w:ind w:left="6480" w:hanging="360"/>
+      </w:pPr>
+      <w:rPr>
+        <w:rFonts w:ascii="Wingdings" w:hAnsi="Wingdings" w:hint="default"/>
+        <w:sz w:val="20"/>
+      </w:rPr>
+    </w:lvl>
+  </w:abstractNum>
   <w:num w:numId="1">
+    <w:abstractNumId w:val="3"/>
+  </w:num>
+  <w:num w:numId="2">
+    <w:abstractNumId w:val="5"/>
+  </w:num>
+  <w:num w:numId="3">
     <w:abstractNumId w:val="0"/>
   </w:num>
-  <w:num w:numId="2">
+  <w:num w:numId="4">
     <w:abstractNumId w:val="4"/>
   </w:num>
-  <w:num w:numId="3">
+  <w:num w:numId="5">
     <w:abstractNumId w:val="2"/>
   </w:num>
-  <w:num w:numId="4">
-    <w:abstractNumId w:val="3"/>
-  </w:num>
-  <w:num w:numId="5">
+  <w:num w:numId="6">
     <w:abstractNumId w:val="1"/>
   </w:num>
 </w:numbering>
@@ -4181,6 +5168,7 @@
     <w:lsdException w:name="HTML Sample" w:semiHidden="1" w:unhideWhenUsed="1"/>
     <w:lsdException w:name="HTML Typewriter" w:semiHidden="1" w:unhideWhenUsed="1"/>
     <w:lsdException w:name="HTML Variable" w:semiHidden="1" w:unhideWhenUsed="1"/>
+    <w:lsdException w:name="Normal Table" w:semiHidden="1" w:unhideWhenUsed="1"/>
     <w:lsdException w:name="annotation subject" w:semiHidden="1" w:unhideWhenUsed="1"/>
     <w:lsdException w:name="No List" w:semiHidden="1" w:unhideWhenUsed="1"/>
     <w:lsdException w:name="Outline List 1" w:semiHidden="1" w:unhideWhenUsed="1"/>
@@ -4223,8 +5211,11 @@
     <w:lsdException w:name="Table Contemporary" w:semiHidden="1" w:unhideWhenUsed="1"/>
     <w:lsdException w:name="Table Elegant" w:semiHidden="1" w:unhideWhenUsed="1"/>
     <w:lsdException w:name="Table Professional" w:semiHidden="1" w:unhideWhenUsed="1"/>
+    <w:lsdException w:name="Table Subtle 1" w:semiHidden="1" w:unhideWhenUsed="1"/>
     <w:lsdException w:name="Table Subtle 2" w:semiHidden="1" w:unhideWhenUsed="1"/>
     <w:lsdException w:name="Table Web 1" w:semiHidden="1" w:unhideWhenUsed="1"/>
+    <w:lsdException w:name="Table Web 2" w:semiHidden="1" w:unhideWhenUsed="1"/>
+    <w:lsdException w:name="Table Web 3" w:semiHidden="1" w:unhideWhenUsed="1"/>
     <w:lsdException w:name="Balloon Text" w:semiHidden="1" w:unhideWhenUsed="1"/>
     <w:lsdException w:name="Table Grid" w:uiPriority="39"/>
     <w:lsdException w:name="Table Theme" w:semiHidden="1" w:unhideWhenUsed="1"/>
@@ -4459,7 +5450,7 @@
     <w:link w:val="30"/>
     <w:uiPriority w:val="9"/>
     <w:qFormat/>
-    <w:rsid w:val="006E0428"/>
+    <w:rsid w:val="007A6F52"/>
     <w:pPr>
       <w:spacing w:before="100" w:beforeAutospacing="1" w:after="100" w:afterAutospacing="1" w:line="240" w:lineRule="auto"/>
       <w:outlineLvl w:val="2"/>
@@ -4505,7 +5496,7 @@
     <w:basedOn w:val="a0"/>
     <w:link w:val="3"/>
     <w:uiPriority w:val="9"/>
-    <w:rsid w:val="006E0428"/>
+    <w:rsid w:val="007A6F52"/>
     <w:rPr>
       <w:rFonts w:ascii="Times New Roman" w:eastAsia="Times New Roman" w:hAnsi="Times New Roman" w:cs="Times New Roman"/>
       <w:b/>
@@ -4521,7 +5512,7 @@
     <w:uiPriority w:val="99"/>
     <w:semiHidden/>
     <w:unhideWhenUsed/>
-    <w:rsid w:val="006E0428"/>
+    <w:rsid w:val="007A6F52"/>
     <w:pPr>
       <w:spacing w:before="100" w:beforeAutospacing="1" w:after="100" w:afterAutospacing="1" w:line="240" w:lineRule="auto"/>
     </w:pPr>
@@ -4537,7 +5528,7 @@
     <w:basedOn w:val="a0"/>
     <w:uiPriority w:val="22"/>
     <w:qFormat/>
-    <w:rsid w:val="006E0428"/>
+    <w:rsid w:val="007A6F52"/>
     <w:rPr>
       <w:b/>
       <w:bCs/>
@@ -4548,7 +5539,7 @@
     <w:basedOn w:val="a0"/>
     <w:uiPriority w:val="20"/>
     <w:qFormat/>
-    <w:rsid w:val="006E0428"/>
+    <w:rsid w:val="007A6F52"/>
     <w:rPr>
       <w:i/>
       <w:iCs/>
@@ -4559,10 +5550,22 @@
     <w:basedOn w:val="a0"/>
     <w:uiPriority w:val="99"/>
     <w:unhideWhenUsed/>
-    <w:rsid w:val="004530A1"/>
+    <w:rsid w:val="00B87963"/>
     <w:rPr>
       <w:color w:val="0563C1" w:themeColor="hyperlink"/>
       <w:u w:val="single"/>
+    </w:rPr>
+  </w:style>
+  <w:style w:type="character" w:styleId="a7">
+    <w:name w:val="Unresolved Mention"/>
+    <w:basedOn w:val="a0"/>
+    <w:uiPriority w:val="99"/>
+    <w:semiHidden/>
+    <w:unhideWhenUsed/>
+    <w:rsid w:val="00B87963"/>
+    <w:rPr>
+      <w:color w:val="605E5C"/>
+      <w:shd w:val="clear" w:color="auto" w:fill="E1DFDD"/>
     </w:rPr>
   </w:style>
 </w:styles>
